--- a/Deliverable.docx
+++ b/Deliverable.docx
@@ -117,7 +117,7 @@
           <w:szCs w:val="100"/>
           <w:lang w:val="en-US"/>
         </w:rPr>
-        <w:t>Project title</w:t>
+        <w:t>FixMyStreet</w:t>
       </w:r>
     </w:p>
     <w:p>
@@ -431,7 +431,15 @@
           <w:szCs w:val="40"/>
           <w:lang w:val="en-US"/>
         </w:rPr>
-        <w:t>Name:</w:t>
+        <w:t xml:space="preserve">Name: </w:t>
+      </w:r>
+      <w:r>
+        <w:rPr>
+          <w:sz w:val="40"/>
+          <w:szCs w:val="40"/>
+          <w:lang w:val="en-US"/>
+        </w:rPr>
+        <w:t>Pintea Filip Ioan</w:t>
       </w:r>
     </w:p>
     <w:p>
@@ -451,7 +459,15 @@
           <w:szCs w:val="40"/>
           <w:lang w:val="en-US"/>
         </w:rPr>
-        <w:t>Group:</w:t>
+        <w:t xml:space="preserve">Group: </w:t>
+      </w:r>
+      <w:r>
+        <w:rPr>
+          <w:sz w:val="40"/>
+          <w:szCs w:val="40"/>
+          <w:lang w:val="en-US"/>
+        </w:rPr>
+        <w:t>30435</w:t>
       </w:r>
     </w:p>
     <w:p>
@@ -553,6 +569,7 @@
           <w:r>
             <w:rPr>
               <w:rStyle w:val="IndexLink"/>
+              <w:vanish w:val="false"/>
               <w:webHidden/>
               <w:lang w:val="en-US"/>
             </w:rPr>
@@ -561,6 +578,7 @@
           <w:r>
             <w:rPr>
               <w:rStyle w:val="IndexLink"/>
+              <w:vanish w:val="false"/>
               <w:webHidden/>
               <w:lang w:val="en-US"/>
             </w:rPr>
@@ -570,6 +588,7 @@
             <w:r>
               <w:rPr>
                 <w:rStyle w:val="IndexLink"/>
+                <w:vanish w:val="false"/>
                 <w:webHidden/>
                 <w:lang w:val="en-US"/>
               </w:rPr>
@@ -631,6 +650,7 @@
             <w:r>
               <w:rPr>
                 <w:rStyle w:val="IndexLink"/>
+                <w:vanish w:val="false"/>
                 <w:webHidden/>
                 <w:lang w:val="en-US"/>
               </w:rPr>
@@ -692,6 +712,7 @@
             <w:r>
               <w:rPr>
                 <w:rStyle w:val="IndexLink"/>
+                <w:vanish w:val="false"/>
                 <w:webHidden/>
                 <w:lang w:val="en-US"/>
               </w:rPr>
@@ -753,6 +774,7 @@
             <w:r>
               <w:rPr>
                 <w:rStyle w:val="IndexLink"/>
+                <w:vanish w:val="false"/>
                 <w:webHidden/>
                 <w:lang w:val="en-US"/>
               </w:rPr>
@@ -812,6 +834,7 @@
             <w:r>
               <w:rPr>
                 <w:rStyle w:val="IndexLink"/>
+                <w:vanish w:val="false"/>
                 <w:webHidden/>
                 <w:lang w:val="en-US"/>
               </w:rPr>
@@ -871,6 +894,7 @@
             <w:r>
               <w:rPr>
                 <w:rStyle w:val="IndexLink"/>
+                <w:vanish w:val="false"/>
                 <w:webHidden/>
                 <w:lang w:val="en-US"/>
               </w:rPr>
@@ -932,6 +956,7 @@
             <w:r>
               <w:rPr>
                 <w:rStyle w:val="IndexLink"/>
+                <w:vanish w:val="false"/>
                 <w:webHidden/>
                 <w:lang w:val="en-US"/>
               </w:rPr>
@@ -991,6 +1016,7 @@
             <w:r>
               <w:rPr>
                 <w:rStyle w:val="IndexLink"/>
+                <w:vanish w:val="false"/>
                 <w:webHidden/>
                 <w:lang w:val="en-US"/>
               </w:rPr>
@@ -1050,6 +1076,7 @@
             <w:r>
               <w:rPr>
                 <w:rStyle w:val="IndexLink"/>
+                <w:vanish w:val="false"/>
                 <w:webHidden/>
                 <w:lang w:val="en-US"/>
               </w:rPr>
@@ -1111,6 +1138,7 @@
             <w:r>
               <w:rPr>
                 <w:rStyle w:val="IndexLink"/>
+                <w:vanish w:val="false"/>
                 <w:webHidden/>
                 <w:lang w:val="en-US"/>
               </w:rPr>
@@ -1172,6 +1200,7 @@
             <w:r>
               <w:rPr>
                 <w:rStyle w:val="IndexLink"/>
+                <w:vanish w:val="false"/>
                 <w:webHidden/>
                 <w:lang w:val="en-US"/>
               </w:rPr>
@@ -1233,6 +1262,7 @@
             <w:r>
               <w:rPr>
                 <w:rStyle w:val="IndexLink"/>
+                <w:vanish w:val="false"/>
                 <w:webHidden/>
                 <w:lang w:val="en-US"/>
               </w:rPr>
@@ -1294,6 +1324,7 @@
             <w:r>
               <w:rPr>
                 <w:rStyle w:val="IndexLink"/>
+                <w:vanish w:val="false"/>
                 <w:webHidden/>
                 <w:lang w:val="en-US"/>
               </w:rPr>
@@ -1353,6 +1384,7 @@
             <w:r>
               <w:rPr>
                 <w:rStyle w:val="IndexLink"/>
+                <w:vanish w:val="false"/>
                 <w:webHidden/>
                 <w:lang w:val="en-US"/>
               </w:rPr>
@@ -1412,6 +1444,7 @@
             <w:r>
               <w:rPr>
                 <w:rStyle w:val="IndexLink"/>
+                <w:vanish w:val="false"/>
                 <w:webHidden/>
                 <w:lang w:val="en-US"/>
               </w:rPr>
@@ -1471,6 +1504,7 @@
             <w:r>
               <w:rPr>
                 <w:rStyle w:val="IndexLink"/>
+                <w:vanish w:val="false"/>
                 <w:webHidden/>
                 <w:lang w:val="en-US"/>
               </w:rPr>
@@ -1532,6 +1566,7 @@
             <w:r>
               <w:rPr>
                 <w:rStyle w:val="IndexLink"/>
+                <w:vanish w:val="false"/>
                 <w:webHidden/>
                 <w:lang w:val="en-US"/>
               </w:rPr>
@@ -1593,6 +1628,7 @@
             <w:r>
               <w:rPr>
                 <w:rStyle w:val="IndexLink"/>
+                <w:vanish w:val="false"/>
                 <w:webHidden/>
                 <w:lang w:val="en-US"/>
               </w:rPr>
@@ -1652,6 +1688,7 @@
             <w:r>
               <w:rPr>
                 <w:rStyle w:val="IndexLink"/>
+                <w:vanish w:val="false"/>
                 <w:webHidden/>
                 <w:lang w:val="en-US"/>
               </w:rPr>
@@ -1711,6 +1748,7 @@
             <w:r>
               <w:rPr>
                 <w:rStyle w:val="IndexLink"/>
+                <w:vanish w:val="false"/>
                 <w:webHidden/>
                 <w:lang w:val="en-US"/>
               </w:rPr>
@@ -1772,6 +1810,7 @@
             <w:r>
               <w:rPr>
                 <w:rStyle w:val="IndexLink"/>
+                <w:vanish w:val="false"/>
                 <w:webHidden/>
                 <w:lang w:val="en-US"/>
               </w:rPr>
@@ -1833,6 +1872,7 @@
             <w:r>
               <w:rPr>
                 <w:rStyle w:val="IndexLink"/>
+                <w:vanish w:val="false"/>
                 <w:webHidden/>
                 <w:lang w:val="en-US"/>
               </w:rPr>
@@ -1894,6 +1934,7 @@
             <w:r>
               <w:rPr>
                 <w:rStyle w:val="IndexLink"/>
+                <w:vanish w:val="false"/>
                 <w:webHidden/>
                 <w:lang w:val="en-US"/>
               </w:rPr>
@@ -1955,6 +1996,7 @@
             <w:r>
               <w:rPr>
                 <w:rStyle w:val="IndexLink"/>
+                <w:vanish w:val="false"/>
                 <w:webHidden/>
                 <w:lang w:val="en-US"/>
               </w:rPr>
@@ -2016,6 +2058,7 @@
             <w:r>
               <w:rPr>
                 <w:rStyle w:val="IndexLink"/>
+                <w:vanish w:val="false"/>
                 <w:webHidden/>
                 <w:lang w:val="en-US"/>
               </w:rPr>
@@ -3015,12 +3058,10 @@
         </w:rPr>
       </w:pPr>
       <w:bookmarkStart w:id="30" w:name="_Toc193372757"/>
-      <w:r>
-        <w:rPr>
-          <w:lang w:val="en-US"/>
-        </w:rPr>
+      <w:bookmarkEnd w:id="30"/>
+      <w:r>
         <w:drawing>
-          <wp:anchor distT="0" distB="0" distL="0" distR="0" simplePos="0" relativeHeight="3" behindDoc="0" locked="0" layoutInCell="0" allowOverlap="1">
+          <wp:anchor distT="0" distB="0" distL="0" distR="0" simplePos="0" relativeHeight="4" behindDoc="0" locked="0" layoutInCell="0" allowOverlap="1">
             <wp:simplePos x="0" y="0"/>
             <wp:positionH relativeFrom="column">
               <wp:align>center</wp:align>
@@ -3066,7 +3107,6 @@
           </wp:anchor>
         </w:drawing>
       </w:r>
-      <w:bookmarkEnd w:id="30"/>
       <w:r>
         <w:rPr>
           <w:lang w:val="en-US"/>
@@ -4302,12 +4342,10 @@
     </w:pPr>
     <w:r>
       <w:rPr/>
-    </w:r>
-    <w:r>
       <mc:AlternateContent>
         <mc:Choice Requires="wps">
           <w:drawing>
-            <wp:anchor distT="0" distB="0" distL="0" distR="0" simplePos="0" relativeHeight="0" behindDoc="0" locked="0" layoutInCell="1" allowOverlap="1">
+            <wp:anchor distT="0" distB="0" distL="0" distR="0" simplePos="0" relativeHeight="3" behindDoc="1" locked="0" layoutInCell="0" allowOverlap="1">
               <wp:simplePos x="0" y="0"/>
               <wp:positionH relativeFrom="margin">
                 <wp:posOffset>0</wp:posOffset>
@@ -4322,19 +4360,26 @@
               <a:graphic xmlns:a="http://schemas.openxmlformats.org/drawingml/2006/main">
                 <a:graphicData uri="http://schemas.microsoft.com/office/word/2010/wordprocessingShape">
                   <wps:wsp>
-                    <wps:cNvSpPr txBox="1"/>
+                    <wps:cNvSpPr/>
                     <wps:spPr>
                       <a:xfrm>
                         <a:off x="0" y="0"/>
-                        <a:ext cx="14605" cy="14605"/>
+                        <a:ext cx="14760" cy="14760"/>
                       </a:xfrm>
-                      <a:prstGeom prst="rect"/>
-                      <a:solidFill>
-                        <a:srgbClr val="FFFFFF">
-                          <a:alpha val="0"/>
-                        </a:srgbClr>
-                      </a:solidFill>
+                      <a:prstGeom prst="rect">
+                        <a:avLst/>
+                      </a:prstGeom>
+                      <a:noFill/>
+                      <a:ln w="0">
+                        <a:noFill/>
+                      </a:ln>
                     </wps:spPr>
+                    <wps:style>
+                      <a:lnRef idx="0"/>
+                      <a:fillRef idx="0"/>
+                      <a:effectRef idx="0"/>
+                      <a:fontRef idx="minor"/>
+                    </wps:style>
                     <wps:txbx>
                       <w:txbxContent>
                         <w:sdt>
@@ -4349,7 +4394,6 @@
                             <w:p>
                               <w:pPr>
                                 <w:pStyle w:val="Footer"/>
-                                <w:pBdr/>
                                 <w:rPr>
                                   <w:rStyle w:val="PageNumber"/>
                                 </w:rPr>
@@ -4389,7 +4433,7 @@
                         </w:sdt>
                       </w:txbxContent>
                     </wps:txbx>
-                    <wps:bodyPr anchor="t" lIns="0" tIns="0" rIns="0" bIns="0">
+                    <wps:bodyPr lIns="0" rIns="0" tIns="0" bIns="0" anchor="t">
                       <a:spAutoFit/>
                     </wps:bodyPr>
                   </wps:wsp>
@@ -4400,9 +4444,10 @@
         </mc:Choice>
         <mc:Fallback>
           <w:pict>
-            <v:rect fillcolor="#FFFFFF" style="position:absolute;rotation:-0;width:1.15pt;height:1.15pt;mso-wrap-distance-left:0pt;mso-wrap-distance-right:0pt;mso-wrap-distance-top:0pt;mso-wrap-distance-bottom:0pt;margin-top:0.05pt;mso-position-vertical-relative:text;margin-left:0pt;mso-position-horizontal-relative:margin">
-              <v:fill opacity="0f"/>
-              <v:textbox inset="0in,0in,0in,0in">
+            <v:rect id="shape_0" fillcolor="white" stroked="f" o:allowincell="f" style="position:absolute;margin-left:0pt;margin-top:0.05pt;width:1.1pt;height:1.1pt;mso-wrap-style:square;v-text-anchor:top;mso-position-horizontal-relative:margin">
+              <v:fill o:detectmouseclick="t" type="solid" color2="black" opacity="0"/>
+              <v:stroke color="#3465a4" joinstyle="round" endcap="flat"/>
+              <v:textbox>
                 <w:txbxContent>
                   <w:sdt>
                     <w:sdtPr>
@@ -4416,7 +4461,6 @@
                       <w:p>
                         <w:pPr>
                           <w:pStyle w:val="Footer"/>
-                          <w:pBdr/>
                           <w:rPr>
                             <w:rStyle w:val="PageNumber"/>
                           </w:rPr>
@@ -4569,6 +4613,7 @@
         </w:tabs>
         <w:ind w:start="1080" w:hanging="360"/>
       </w:pPr>
+      <w:rPr/>
     </w:lvl>
     <w:lvl w:ilvl="2">
       <w:start w:val="1"/>
@@ -4581,6 +4626,7 @@
         </w:tabs>
         <w:ind w:start="1440" w:hanging="360"/>
       </w:pPr>
+      <w:rPr/>
     </w:lvl>
     <w:lvl w:ilvl="3">
       <w:start w:val="1"/>
@@ -4593,6 +4639,7 @@
         </w:tabs>
         <w:ind w:start="1800" w:hanging="360"/>
       </w:pPr>
+      <w:rPr/>
     </w:lvl>
     <w:lvl w:ilvl="4">
       <w:start w:val="1"/>
@@ -4605,6 +4652,7 @@
         </w:tabs>
         <w:ind w:start="2160" w:hanging="360"/>
       </w:pPr>
+      <w:rPr/>
     </w:lvl>
     <w:lvl w:ilvl="5">
       <w:start w:val="1"/>
@@ -4617,6 +4665,7 @@
         </w:tabs>
         <w:ind w:start="2520" w:hanging="360"/>
       </w:pPr>
+      <w:rPr/>
     </w:lvl>
     <w:lvl w:ilvl="6">
       <w:start w:val="1"/>
@@ -4629,6 +4678,7 @@
         </w:tabs>
         <w:ind w:start="2880" w:hanging="360"/>
       </w:pPr>
+      <w:rPr/>
     </w:lvl>
     <w:lvl w:ilvl="7">
       <w:start w:val="1"/>
@@ -4641,6 +4691,7 @@
         </w:tabs>
         <w:ind w:start="3240" w:hanging="360"/>
       </w:pPr>
+      <w:rPr/>
     </w:lvl>
     <w:lvl w:ilvl="8">
       <w:start w:val="1"/>
@@ -4653,6 +4704,7 @@
         </w:tabs>
         <w:ind w:start="3600" w:hanging="360"/>
       </w:pPr>
+      <w:rPr/>
     </w:lvl>
   </w:abstractNum>
   <w:abstractNum w:abstractNumId="2">
@@ -4682,6 +4734,7 @@
         </w:tabs>
         <w:ind w:start="1080" w:hanging="360"/>
       </w:pPr>
+      <w:rPr/>
     </w:lvl>
     <w:lvl w:ilvl="2">
       <w:start w:val="1"/>
@@ -4694,6 +4747,7 @@
         </w:tabs>
         <w:ind w:start="1440" w:hanging="360"/>
       </w:pPr>
+      <w:rPr/>
     </w:lvl>
     <w:lvl w:ilvl="3">
       <w:start w:val="1"/>
@@ -4706,6 +4760,7 @@
         </w:tabs>
         <w:ind w:start="1800" w:hanging="360"/>
       </w:pPr>
+      <w:rPr/>
     </w:lvl>
     <w:lvl w:ilvl="4">
       <w:start w:val="1"/>
@@ -4718,6 +4773,7 @@
         </w:tabs>
         <w:ind w:start="2160" w:hanging="360"/>
       </w:pPr>
+      <w:rPr/>
     </w:lvl>
     <w:lvl w:ilvl="5">
       <w:start w:val="1"/>
@@ -4730,6 +4786,7 @@
         </w:tabs>
         <w:ind w:start="2520" w:hanging="360"/>
       </w:pPr>
+      <w:rPr/>
     </w:lvl>
     <w:lvl w:ilvl="6">
       <w:start w:val="1"/>
@@ -4742,6 +4799,7 @@
         </w:tabs>
         <w:ind w:start="2880" w:hanging="360"/>
       </w:pPr>
+      <w:rPr/>
     </w:lvl>
     <w:lvl w:ilvl="7">
       <w:start w:val="1"/>
@@ -4754,6 +4812,7 @@
         </w:tabs>
         <w:ind w:start="3240" w:hanging="360"/>
       </w:pPr>
+      <w:rPr/>
     </w:lvl>
     <w:lvl w:ilvl="8">
       <w:start w:val="1"/>
@@ -4766,6 +4825,7 @@
         </w:tabs>
         <w:ind w:start="3600" w:hanging="360"/>
       </w:pPr>
+      <w:rPr/>
     </w:lvl>
   </w:abstractNum>
   <w:abstractNum w:abstractNumId="3">
@@ -4795,6 +4855,7 @@
         </w:tabs>
         <w:ind w:start="1080" w:hanging="360"/>
       </w:pPr>
+      <w:rPr/>
     </w:lvl>
     <w:lvl w:ilvl="2">
       <w:start w:val="1"/>
@@ -4807,6 +4868,7 @@
         </w:tabs>
         <w:ind w:start="1440" w:hanging="360"/>
       </w:pPr>
+      <w:rPr/>
     </w:lvl>
     <w:lvl w:ilvl="3">
       <w:start w:val="1"/>
@@ -4819,6 +4881,7 @@
         </w:tabs>
         <w:ind w:start="1800" w:hanging="360"/>
       </w:pPr>
+      <w:rPr/>
     </w:lvl>
     <w:lvl w:ilvl="4">
       <w:start w:val="1"/>
@@ -4831,6 +4894,7 @@
         </w:tabs>
         <w:ind w:start="2160" w:hanging="360"/>
       </w:pPr>
+      <w:rPr/>
     </w:lvl>
     <w:lvl w:ilvl="5">
       <w:start w:val="1"/>
@@ -4843,6 +4907,7 @@
         </w:tabs>
         <w:ind w:start="2520" w:hanging="360"/>
       </w:pPr>
+      <w:rPr/>
     </w:lvl>
     <w:lvl w:ilvl="6">
       <w:start w:val="1"/>
@@ -4855,6 +4920,7 @@
         </w:tabs>
         <w:ind w:start="2880" w:hanging="360"/>
       </w:pPr>
+      <w:rPr/>
     </w:lvl>
     <w:lvl w:ilvl="7">
       <w:start w:val="1"/>
@@ -4867,6 +4933,7 @@
         </w:tabs>
         <w:ind w:start="3240" w:hanging="360"/>
       </w:pPr>
+      <w:rPr/>
     </w:lvl>
     <w:lvl w:ilvl="8">
       <w:start w:val="1"/>
@@ -4879,6 +4946,7 @@
         </w:tabs>
         <w:ind w:start="3600" w:hanging="360"/>
       </w:pPr>
+      <w:rPr/>
     </w:lvl>
   </w:abstractNum>
   <w:abstractNum w:abstractNumId="4">
@@ -4908,6 +4976,7 @@
         </w:tabs>
         <w:ind w:start="1080" w:hanging="360"/>
       </w:pPr>
+      <w:rPr/>
     </w:lvl>
     <w:lvl w:ilvl="2">
       <w:start w:val="1"/>
@@ -4920,6 +4989,7 @@
         </w:tabs>
         <w:ind w:start="1440" w:hanging="360"/>
       </w:pPr>
+      <w:rPr/>
     </w:lvl>
     <w:lvl w:ilvl="3">
       <w:start w:val="1"/>
@@ -4932,6 +5002,7 @@
         </w:tabs>
         <w:ind w:start="1800" w:hanging="360"/>
       </w:pPr>
+      <w:rPr/>
     </w:lvl>
     <w:lvl w:ilvl="4">
       <w:start w:val="1"/>
@@ -4944,6 +5015,7 @@
         </w:tabs>
         <w:ind w:start="2160" w:hanging="360"/>
       </w:pPr>
+      <w:rPr/>
     </w:lvl>
     <w:lvl w:ilvl="5">
       <w:start w:val="1"/>
@@ -4956,6 +5028,7 @@
         </w:tabs>
         <w:ind w:start="2520" w:hanging="360"/>
       </w:pPr>
+      <w:rPr/>
     </w:lvl>
     <w:lvl w:ilvl="6">
       <w:start w:val="1"/>
@@ -4968,6 +5041,7 @@
         </w:tabs>
         <w:ind w:start="2880" w:hanging="360"/>
       </w:pPr>
+      <w:rPr/>
     </w:lvl>
     <w:lvl w:ilvl="7">
       <w:start w:val="1"/>
@@ -4980,6 +5054,7 @@
         </w:tabs>
         <w:ind w:start="3240" w:hanging="360"/>
       </w:pPr>
+      <w:rPr/>
     </w:lvl>
     <w:lvl w:ilvl="8">
       <w:start w:val="1"/>
@@ -4992,6 +5067,7 @@
         </w:tabs>
         <w:ind w:start="3600" w:hanging="360"/>
       </w:pPr>
+      <w:rPr/>
     </w:lvl>
   </w:abstractNum>
   <w:abstractNum w:abstractNumId="5">
@@ -5021,6 +5097,7 @@
         </w:tabs>
         <w:ind w:start="1080" w:hanging="360"/>
       </w:pPr>
+      <w:rPr/>
     </w:lvl>
     <w:lvl w:ilvl="2">
       <w:start w:val="1"/>
@@ -5033,6 +5110,7 @@
         </w:tabs>
         <w:ind w:start="1440" w:hanging="360"/>
       </w:pPr>
+      <w:rPr/>
     </w:lvl>
     <w:lvl w:ilvl="3">
       <w:start w:val="1"/>
@@ -5045,6 +5123,7 @@
         </w:tabs>
         <w:ind w:start="1800" w:hanging="360"/>
       </w:pPr>
+      <w:rPr/>
     </w:lvl>
     <w:lvl w:ilvl="4">
       <w:start w:val="1"/>
@@ -5057,6 +5136,7 @@
         </w:tabs>
         <w:ind w:start="2160" w:hanging="360"/>
       </w:pPr>
+      <w:rPr/>
     </w:lvl>
     <w:lvl w:ilvl="5">
       <w:start w:val="1"/>
@@ -5069,6 +5149,7 @@
         </w:tabs>
         <w:ind w:start="2520" w:hanging="360"/>
       </w:pPr>
+      <w:rPr/>
     </w:lvl>
     <w:lvl w:ilvl="6">
       <w:start w:val="1"/>
@@ -5081,6 +5162,7 @@
         </w:tabs>
         <w:ind w:start="2880" w:hanging="360"/>
       </w:pPr>
+      <w:rPr/>
     </w:lvl>
     <w:lvl w:ilvl="7">
       <w:start w:val="1"/>
@@ -5093,6 +5175,7 @@
         </w:tabs>
         <w:ind w:start="3240" w:hanging="360"/>
       </w:pPr>
+      <w:rPr/>
     </w:lvl>
     <w:lvl w:ilvl="8">
       <w:start w:val="1"/>
@@ -5105,6 +5188,7 @@
         </w:tabs>
         <w:ind w:start="3600" w:hanging="360"/>
       </w:pPr>
+      <w:rPr/>
     </w:lvl>
   </w:abstractNum>
   <w:abstractNum w:abstractNumId="6">
@@ -5682,6 +5766,7 @@
         </w:tabs>
         <w:ind w:start="1080" w:hanging="360"/>
       </w:pPr>
+      <w:rPr/>
     </w:lvl>
     <w:lvl w:ilvl="2">
       <w:start w:val="1"/>
@@ -5694,6 +5779,7 @@
         </w:tabs>
         <w:ind w:start="1440" w:hanging="360"/>
       </w:pPr>
+      <w:rPr/>
     </w:lvl>
     <w:lvl w:ilvl="3">
       <w:start w:val="1"/>
@@ -5706,6 +5792,7 @@
         </w:tabs>
         <w:ind w:start="1800" w:hanging="360"/>
       </w:pPr>
+      <w:rPr/>
     </w:lvl>
     <w:lvl w:ilvl="4">
       <w:start w:val="1"/>
@@ -5718,6 +5805,7 @@
         </w:tabs>
         <w:ind w:start="2160" w:hanging="360"/>
       </w:pPr>
+      <w:rPr/>
     </w:lvl>
     <w:lvl w:ilvl="5">
       <w:start w:val="1"/>
@@ -5730,6 +5818,7 @@
         </w:tabs>
         <w:ind w:start="2520" w:hanging="360"/>
       </w:pPr>
+      <w:rPr/>
     </w:lvl>
     <w:lvl w:ilvl="6">
       <w:start w:val="1"/>
@@ -5742,6 +5831,7 @@
         </w:tabs>
         <w:ind w:start="2880" w:hanging="360"/>
       </w:pPr>
+      <w:rPr/>
     </w:lvl>
     <w:lvl w:ilvl="7">
       <w:start w:val="1"/>
@@ -5754,6 +5844,7 @@
         </w:tabs>
         <w:ind w:start="3240" w:hanging="360"/>
       </w:pPr>
+      <w:rPr/>
     </w:lvl>
     <w:lvl w:ilvl="8">
       <w:start w:val="1"/>
@@ -5766,6 +5857,7 @@
         </w:tabs>
         <w:ind w:start="3600" w:hanging="360"/>
       </w:pPr>
+      <w:rPr/>
     </w:lvl>
   </w:abstractNum>
   <w:abstractNum w:abstractNumId="11">
@@ -5795,6 +5887,7 @@
         </w:tabs>
         <w:ind w:start="1080" w:hanging="360"/>
       </w:pPr>
+      <w:rPr/>
     </w:lvl>
     <w:lvl w:ilvl="2">
       <w:start w:val="1"/>
@@ -5807,6 +5900,7 @@
         </w:tabs>
         <w:ind w:start="1440" w:hanging="360"/>
       </w:pPr>
+      <w:rPr/>
     </w:lvl>
     <w:lvl w:ilvl="3">
       <w:start w:val="1"/>
@@ -5819,6 +5913,7 @@
         </w:tabs>
         <w:ind w:start="1800" w:hanging="360"/>
       </w:pPr>
+      <w:rPr/>
     </w:lvl>
     <w:lvl w:ilvl="4">
       <w:start w:val="1"/>
@@ -5831,6 +5926,7 @@
         </w:tabs>
         <w:ind w:start="2160" w:hanging="360"/>
       </w:pPr>
+      <w:rPr/>
     </w:lvl>
     <w:lvl w:ilvl="5">
       <w:start w:val="1"/>
@@ -5843,6 +5939,7 @@
         </w:tabs>
         <w:ind w:start="2520" w:hanging="360"/>
       </w:pPr>
+      <w:rPr/>
     </w:lvl>
     <w:lvl w:ilvl="6">
       <w:start w:val="1"/>
@@ -5855,6 +5952,7 @@
         </w:tabs>
         <w:ind w:start="2880" w:hanging="360"/>
       </w:pPr>
+      <w:rPr/>
     </w:lvl>
     <w:lvl w:ilvl="7">
       <w:start w:val="1"/>
@@ -5867,6 +5965,7 @@
         </w:tabs>
         <w:ind w:start="3240" w:hanging="360"/>
       </w:pPr>
+      <w:rPr/>
     </w:lvl>
     <w:lvl w:ilvl="8">
       <w:start w:val="1"/>
@@ -5879,6 +5978,7 @@
         </w:tabs>
         <w:ind w:start="3600" w:hanging="360"/>
       </w:pPr>
+      <w:rPr/>
     </w:lvl>
   </w:abstractNum>
   <w:abstractNum w:abstractNumId="12">
@@ -5908,6 +6008,7 @@
         </w:tabs>
         <w:ind w:start="1080" w:hanging="360"/>
       </w:pPr>
+      <w:rPr/>
     </w:lvl>
     <w:lvl w:ilvl="2">
       <w:start w:val="1"/>
@@ -5920,6 +6021,7 @@
         </w:tabs>
         <w:ind w:start="1440" w:hanging="360"/>
       </w:pPr>
+      <w:rPr/>
     </w:lvl>
     <w:lvl w:ilvl="3">
       <w:start w:val="1"/>
@@ -5932,6 +6034,7 @@
         </w:tabs>
         <w:ind w:start="1800" w:hanging="360"/>
       </w:pPr>
+      <w:rPr/>
     </w:lvl>
     <w:lvl w:ilvl="4">
       <w:start w:val="1"/>
@@ -5944,6 +6047,7 @@
         </w:tabs>
         <w:ind w:start="2160" w:hanging="360"/>
       </w:pPr>
+      <w:rPr/>
     </w:lvl>
     <w:lvl w:ilvl="5">
       <w:start w:val="1"/>
@@ -5956,6 +6060,7 @@
         </w:tabs>
         <w:ind w:start="2520" w:hanging="360"/>
       </w:pPr>
+      <w:rPr/>
     </w:lvl>
     <w:lvl w:ilvl="6">
       <w:start w:val="1"/>
@@ -5968,6 +6073,7 @@
         </w:tabs>
         <w:ind w:start="2880" w:hanging="360"/>
       </w:pPr>
+      <w:rPr/>
     </w:lvl>
     <w:lvl w:ilvl="7">
       <w:start w:val="1"/>
@@ -5980,6 +6086,7 @@
         </w:tabs>
         <w:ind w:start="3240" w:hanging="360"/>
       </w:pPr>
+      <w:rPr/>
     </w:lvl>
     <w:lvl w:ilvl="8">
       <w:start w:val="1"/>
@@ -5992,6 +6099,7 @@
         </w:tabs>
         <w:ind w:start="3600" w:hanging="360"/>
       </w:pPr>
+      <w:rPr/>
     </w:lvl>
   </w:abstractNum>
   <w:abstractNum w:abstractNumId="13">
@@ -6021,6 +6129,7 @@
         </w:tabs>
         <w:ind w:start="1080" w:hanging="360"/>
       </w:pPr>
+      <w:rPr/>
     </w:lvl>
     <w:lvl w:ilvl="2">
       <w:start w:val="1"/>
@@ -6033,6 +6142,7 @@
         </w:tabs>
         <w:ind w:start="1440" w:hanging="360"/>
       </w:pPr>
+      <w:rPr/>
     </w:lvl>
     <w:lvl w:ilvl="3">
       <w:start w:val="1"/>
@@ -6045,6 +6155,7 @@
         </w:tabs>
         <w:ind w:start="1800" w:hanging="360"/>
       </w:pPr>
+      <w:rPr/>
     </w:lvl>
     <w:lvl w:ilvl="4">
       <w:start w:val="1"/>
@@ -6057,6 +6168,7 @@
         </w:tabs>
         <w:ind w:start="2160" w:hanging="360"/>
       </w:pPr>
+      <w:rPr/>
     </w:lvl>
     <w:lvl w:ilvl="5">
       <w:start w:val="1"/>
@@ -6069,6 +6181,7 @@
         </w:tabs>
         <w:ind w:start="2520" w:hanging="360"/>
       </w:pPr>
+      <w:rPr/>
     </w:lvl>
     <w:lvl w:ilvl="6">
       <w:start w:val="1"/>
@@ -6081,6 +6194,7 @@
         </w:tabs>
         <w:ind w:start="2880" w:hanging="360"/>
       </w:pPr>
+      <w:rPr/>
     </w:lvl>
     <w:lvl w:ilvl="7">
       <w:start w:val="1"/>
@@ -6093,6 +6207,7 @@
         </w:tabs>
         <w:ind w:start="3240" w:hanging="360"/>
       </w:pPr>
+      <w:rPr/>
     </w:lvl>
     <w:lvl w:ilvl="8">
       <w:start w:val="1"/>
@@ -6105,6 +6220,7 @@
         </w:tabs>
         <w:ind w:start="3600" w:hanging="360"/>
       </w:pPr>
+      <w:rPr/>
     </w:lvl>
   </w:abstractNum>
   <w:abstractNum w:abstractNumId="14">
@@ -6134,6 +6250,7 @@
         </w:tabs>
         <w:ind w:start="1080" w:hanging="360"/>
       </w:pPr>
+      <w:rPr/>
     </w:lvl>
     <w:lvl w:ilvl="2">
       <w:start w:val="1"/>
@@ -6146,6 +6263,7 @@
         </w:tabs>
         <w:ind w:start="1440" w:hanging="360"/>
       </w:pPr>
+      <w:rPr/>
     </w:lvl>
     <w:lvl w:ilvl="3">
       <w:start w:val="1"/>
@@ -6158,6 +6276,7 @@
         </w:tabs>
         <w:ind w:start="1800" w:hanging="360"/>
       </w:pPr>
+      <w:rPr/>
     </w:lvl>
     <w:lvl w:ilvl="4">
       <w:start w:val="1"/>
@@ -6170,6 +6289,7 @@
         </w:tabs>
         <w:ind w:start="2160" w:hanging="360"/>
       </w:pPr>
+      <w:rPr/>
     </w:lvl>
     <w:lvl w:ilvl="5">
       <w:start w:val="1"/>
@@ -6182,6 +6302,7 @@
         </w:tabs>
         <w:ind w:start="2520" w:hanging="360"/>
       </w:pPr>
+      <w:rPr/>
     </w:lvl>
     <w:lvl w:ilvl="6">
       <w:start w:val="1"/>
@@ -6194,6 +6315,7 @@
         </w:tabs>
         <w:ind w:start="2880" w:hanging="360"/>
       </w:pPr>
+      <w:rPr/>
     </w:lvl>
     <w:lvl w:ilvl="7">
       <w:start w:val="1"/>
@@ -6206,6 +6328,7 @@
         </w:tabs>
         <w:ind w:start="3240" w:hanging="360"/>
       </w:pPr>
+      <w:rPr/>
     </w:lvl>
     <w:lvl w:ilvl="8">
       <w:start w:val="1"/>
@@ -6218,6 +6341,7 @@
         </w:tabs>
         <w:ind w:start="3600" w:hanging="360"/>
       </w:pPr>
+      <w:rPr/>
     </w:lvl>
   </w:abstractNum>
   <w:abstractNum w:abstractNumId="15">
@@ -6247,6 +6371,7 @@
         </w:tabs>
         <w:ind w:start="1080" w:hanging="360"/>
       </w:pPr>
+      <w:rPr/>
     </w:lvl>
     <w:lvl w:ilvl="2">
       <w:start w:val="1"/>
@@ -6259,6 +6384,7 @@
         </w:tabs>
         <w:ind w:start="1440" w:hanging="360"/>
       </w:pPr>
+      <w:rPr/>
     </w:lvl>
     <w:lvl w:ilvl="3">
       <w:start w:val="1"/>
@@ -6271,6 +6397,7 @@
         </w:tabs>
         <w:ind w:start="1800" w:hanging="360"/>
       </w:pPr>
+      <w:rPr/>
     </w:lvl>
     <w:lvl w:ilvl="4">
       <w:start w:val="1"/>
@@ -6283,6 +6410,7 @@
         </w:tabs>
         <w:ind w:start="2160" w:hanging="360"/>
       </w:pPr>
+      <w:rPr/>
     </w:lvl>
     <w:lvl w:ilvl="5">
       <w:start w:val="1"/>
@@ -6295,6 +6423,7 @@
         </w:tabs>
         <w:ind w:start="2520" w:hanging="360"/>
       </w:pPr>
+      <w:rPr/>
     </w:lvl>
     <w:lvl w:ilvl="6">
       <w:start w:val="1"/>
@@ -6307,6 +6436,7 @@
         </w:tabs>
         <w:ind w:start="2880" w:hanging="360"/>
       </w:pPr>
+      <w:rPr/>
     </w:lvl>
     <w:lvl w:ilvl="7">
       <w:start w:val="1"/>
@@ -6319,6 +6449,7 @@
         </w:tabs>
         <w:ind w:start="3240" w:hanging="360"/>
       </w:pPr>
+      <w:rPr/>
     </w:lvl>
     <w:lvl w:ilvl="8">
       <w:start w:val="1"/>
@@ -6331,6 +6462,7 @@
         </w:tabs>
         <w:ind w:start="3600" w:hanging="360"/>
       </w:pPr>
+      <w:rPr/>
     </w:lvl>
   </w:abstractNum>
   <w:abstractNum w:abstractNumId="16">
@@ -6360,6 +6492,7 @@
         </w:tabs>
         <w:ind w:start="1080" w:hanging="360"/>
       </w:pPr>
+      <w:rPr/>
     </w:lvl>
     <w:lvl w:ilvl="2">
       <w:start w:val="1"/>
@@ -6372,6 +6505,7 @@
         </w:tabs>
         <w:ind w:start="1440" w:hanging="360"/>
       </w:pPr>
+      <w:rPr/>
     </w:lvl>
     <w:lvl w:ilvl="3">
       <w:start w:val="1"/>
@@ -6384,6 +6518,7 @@
         </w:tabs>
         <w:ind w:start="1800" w:hanging="360"/>
       </w:pPr>
+      <w:rPr/>
     </w:lvl>
     <w:lvl w:ilvl="4">
       <w:start w:val="1"/>
@@ -6396,6 +6531,7 @@
         </w:tabs>
         <w:ind w:start="2160" w:hanging="360"/>
       </w:pPr>
+      <w:rPr/>
     </w:lvl>
     <w:lvl w:ilvl="5">
       <w:start w:val="1"/>
@@ -6408,6 +6544,7 @@
         </w:tabs>
         <w:ind w:start="2520" w:hanging="360"/>
       </w:pPr>
+      <w:rPr/>
     </w:lvl>
     <w:lvl w:ilvl="6">
       <w:start w:val="1"/>
@@ -6420,6 +6557,7 @@
         </w:tabs>
         <w:ind w:start="2880" w:hanging="360"/>
       </w:pPr>
+      <w:rPr/>
     </w:lvl>
     <w:lvl w:ilvl="7">
       <w:start w:val="1"/>
@@ -6432,6 +6570,7 @@
         </w:tabs>
         <w:ind w:start="3240" w:hanging="360"/>
       </w:pPr>
+      <w:rPr/>
     </w:lvl>
     <w:lvl w:ilvl="8">
       <w:start w:val="1"/>
@@ -6444,6 +6583,7 @@
         </w:tabs>
         <w:ind w:start="3600" w:hanging="360"/>
       </w:pPr>
+      <w:rPr/>
     </w:lvl>
   </w:abstractNum>
   <w:abstractNum w:abstractNumId="17">
@@ -6473,6 +6613,7 @@
         </w:tabs>
         <w:ind w:start="1080" w:hanging="360"/>
       </w:pPr>
+      <w:rPr/>
     </w:lvl>
     <w:lvl w:ilvl="2">
       <w:start w:val="1"/>
@@ -6485,6 +6626,7 @@
         </w:tabs>
         <w:ind w:start="1440" w:hanging="360"/>
       </w:pPr>
+      <w:rPr/>
     </w:lvl>
     <w:lvl w:ilvl="3">
       <w:start w:val="1"/>
@@ -6497,6 +6639,7 @@
         </w:tabs>
         <w:ind w:start="1800" w:hanging="360"/>
       </w:pPr>
+      <w:rPr/>
     </w:lvl>
     <w:lvl w:ilvl="4">
       <w:start w:val="1"/>
@@ -6509,6 +6652,7 @@
         </w:tabs>
         <w:ind w:start="2160" w:hanging="360"/>
       </w:pPr>
+      <w:rPr/>
     </w:lvl>
     <w:lvl w:ilvl="5">
       <w:start w:val="1"/>
@@ -6521,6 +6665,7 @@
         </w:tabs>
         <w:ind w:start="2520" w:hanging="360"/>
       </w:pPr>
+      <w:rPr/>
     </w:lvl>
     <w:lvl w:ilvl="6">
       <w:start w:val="1"/>
@@ -6533,6 +6678,7 @@
         </w:tabs>
         <w:ind w:start="2880" w:hanging="360"/>
       </w:pPr>
+      <w:rPr/>
     </w:lvl>
     <w:lvl w:ilvl="7">
       <w:start w:val="1"/>
@@ -6545,6 +6691,7 @@
         </w:tabs>
         <w:ind w:start="3240" w:hanging="360"/>
       </w:pPr>
+      <w:rPr/>
     </w:lvl>
     <w:lvl w:ilvl="8">
       <w:start w:val="1"/>
@@ -6557,6 +6704,7 @@
         </w:tabs>
         <w:ind w:start="3600" w:hanging="360"/>
       </w:pPr>
+      <w:rPr/>
     </w:lvl>
   </w:abstractNum>
   <w:abstractNum w:abstractNumId="18">
@@ -6586,6 +6734,7 @@
         </w:tabs>
         <w:ind w:start="1080" w:hanging="360"/>
       </w:pPr>
+      <w:rPr/>
     </w:lvl>
     <w:lvl w:ilvl="2">
       <w:start w:val="1"/>
@@ -6598,6 +6747,7 @@
         </w:tabs>
         <w:ind w:start="1440" w:hanging="360"/>
       </w:pPr>
+      <w:rPr/>
     </w:lvl>
     <w:lvl w:ilvl="3">
       <w:start w:val="1"/>
@@ -6610,6 +6760,7 @@
         </w:tabs>
         <w:ind w:start="1800" w:hanging="360"/>
       </w:pPr>
+      <w:rPr/>
     </w:lvl>
     <w:lvl w:ilvl="4">
       <w:start w:val="1"/>
@@ -6622,6 +6773,7 @@
         </w:tabs>
         <w:ind w:start="2160" w:hanging="360"/>
       </w:pPr>
+      <w:rPr/>
     </w:lvl>
     <w:lvl w:ilvl="5">
       <w:start w:val="1"/>
@@ -6634,6 +6786,7 @@
         </w:tabs>
         <w:ind w:start="2520" w:hanging="360"/>
       </w:pPr>
+      <w:rPr/>
     </w:lvl>
     <w:lvl w:ilvl="6">
       <w:start w:val="1"/>
@@ -6646,6 +6799,7 @@
         </w:tabs>
         <w:ind w:start="2880" w:hanging="360"/>
       </w:pPr>
+      <w:rPr/>
     </w:lvl>
     <w:lvl w:ilvl="7">
       <w:start w:val="1"/>
@@ -6658,6 +6812,7 @@
         </w:tabs>
         <w:ind w:start="3240" w:hanging="360"/>
       </w:pPr>
+      <w:rPr/>
     </w:lvl>
     <w:lvl w:ilvl="8">
       <w:start w:val="1"/>
@@ -6670,6 +6825,7 @@
         </w:tabs>
         <w:ind w:start="3600" w:hanging="360"/>
       </w:pPr>
+      <w:rPr/>
     </w:lvl>
   </w:abstractNum>
   <w:abstractNum w:abstractNumId="19">
@@ -6699,6 +6855,7 @@
         </w:tabs>
         <w:ind w:start="1080" w:hanging="360"/>
       </w:pPr>
+      <w:rPr/>
     </w:lvl>
     <w:lvl w:ilvl="2">
       <w:start w:val="1"/>
@@ -6711,6 +6868,7 @@
         </w:tabs>
         <w:ind w:start="1440" w:hanging="360"/>
       </w:pPr>
+      <w:rPr/>
     </w:lvl>
     <w:lvl w:ilvl="3">
       <w:start w:val="1"/>
@@ -6723,6 +6881,7 @@
         </w:tabs>
         <w:ind w:start="1800" w:hanging="360"/>
       </w:pPr>
+      <w:rPr/>
     </w:lvl>
     <w:lvl w:ilvl="4">
       <w:start w:val="1"/>
@@ -6735,6 +6894,7 @@
         </w:tabs>
         <w:ind w:start="2160" w:hanging="360"/>
       </w:pPr>
+      <w:rPr/>
     </w:lvl>
     <w:lvl w:ilvl="5">
       <w:start w:val="1"/>
@@ -6747,6 +6907,7 @@
         </w:tabs>
         <w:ind w:start="2520" w:hanging="360"/>
       </w:pPr>
+      <w:rPr/>
     </w:lvl>
     <w:lvl w:ilvl="6">
       <w:start w:val="1"/>
@@ -6759,6 +6920,7 @@
         </w:tabs>
         <w:ind w:start="2880" w:hanging="360"/>
       </w:pPr>
+      <w:rPr/>
     </w:lvl>
     <w:lvl w:ilvl="7">
       <w:start w:val="1"/>
@@ -6771,6 +6933,7 @@
         </w:tabs>
         <w:ind w:start="3240" w:hanging="360"/>
       </w:pPr>
+      <w:rPr/>
     </w:lvl>
     <w:lvl w:ilvl="8">
       <w:start w:val="1"/>
@@ -6783,6 +6946,7 @@
         </w:tabs>
         <w:ind w:start="3600" w:hanging="360"/>
       </w:pPr>
+      <w:rPr/>
     </w:lvl>
   </w:abstractNum>
   <w:abstractNum w:abstractNumId="20">
@@ -6812,6 +6976,7 @@
         </w:tabs>
         <w:ind w:start="1080" w:hanging="360"/>
       </w:pPr>
+      <w:rPr/>
     </w:lvl>
     <w:lvl w:ilvl="2">
       <w:start w:val="1"/>
@@ -6824,6 +6989,7 @@
         </w:tabs>
         <w:ind w:start="1440" w:hanging="360"/>
       </w:pPr>
+      <w:rPr/>
     </w:lvl>
     <w:lvl w:ilvl="3">
       <w:start w:val="1"/>
@@ -6836,6 +7002,7 @@
         </w:tabs>
         <w:ind w:start="1800" w:hanging="360"/>
       </w:pPr>
+      <w:rPr/>
     </w:lvl>
     <w:lvl w:ilvl="4">
       <w:start w:val="1"/>
@@ -6848,6 +7015,7 @@
         </w:tabs>
         <w:ind w:start="2160" w:hanging="360"/>
       </w:pPr>
+      <w:rPr/>
     </w:lvl>
     <w:lvl w:ilvl="5">
       <w:start w:val="1"/>
@@ -6860,6 +7028,7 @@
         </w:tabs>
         <w:ind w:start="2520" w:hanging="360"/>
       </w:pPr>
+      <w:rPr/>
     </w:lvl>
     <w:lvl w:ilvl="6">
       <w:start w:val="1"/>
@@ -6872,6 +7041,7 @@
         </w:tabs>
         <w:ind w:start="2880" w:hanging="360"/>
       </w:pPr>
+      <w:rPr/>
     </w:lvl>
     <w:lvl w:ilvl="7">
       <w:start w:val="1"/>
@@ -6884,6 +7054,7 @@
         </w:tabs>
         <w:ind w:start="3240" w:hanging="360"/>
       </w:pPr>
+      <w:rPr/>
     </w:lvl>
     <w:lvl w:ilvl="8">
       <w:start w:val="1"/>
@@ -6896,6 +7067,7 @@
         </w:tabs>
         <w:ind w:start="3600" w:hanging="360"/>
       </w:pPr>
+      <w:rPr/>
     </w:lvl>
   </w:abstractNum>
   <w:abstractNum w:abstractNumId="21">
@@ -7483,6 +7655,7 @@
     <w:qFormat/>
     <w:pPr>
       <w:widowControl/>
+      <w:suppressAutoHyphens w:val="true"/>
       <w:bidi w:val="0"/>
       <w:spacing w:before="0" w:after="0"/>
       <w:jc w:val="start"/>
@@ -7659,8 +7832,8 @@
     <w:qFormat/>
     <w:rPr/>
   </w:style>
-  <w:style w:type="character" w:styleId="Bullets">
-    <w:name w:val="Bullets"/>
+  <w:style w:type="character" w:styleId="Bulletsuser">
+    <w:name w:val="Bullets (user)"/>
     <w:qFormat/>
     <w:rPr>
       <w:rFonts w:ascii="OpenSymbol" w:hAnsi="OpenSymbol" w:eastAsia="OpenSymbol" w:cs="OpenSymbol"/>
@@ -7978,6 +8151,13 @@
       <w:szCs w:val="20"/>
       <w:lang w:val="en-US"/>
     </w:rPr>
+  </w:style>
+  <w:style w:type="paragraph" w:styleId="FrameContentsuser">
+    <w:name w:val="Frame Contents (user)"/>
+    <w:basedOn w:val="Normal"/>
+    <w:qFormat/>
+    <w:pPr/>
+    <w:rPr/>
   </w:style>
   <w:style w:type="paragraph" w:styleId="FrameContents">
     <w:name w:val="Frame Contents"/>

--- a/Deliverable.docx
+++ b/Deliverable.docx
@@ -431,15 +431,7 @@
           <w:szCs w:val="40"/>
           <w:lang w:val="en-US"/>
         </w:rPr>
-        <w:t xml:space="preserve">Name: </w:t>
-      </w:r>
-      <w:r>
-        <w:rPr>
-          <w:sz w:val="40"/>
-          <w:szCs w:val="40"/>
-          <w:lang w:val="en-US"/>
-        </w:rPr>
-        <w:t>Pintea Filip Ioan</w:t>
+        <w:t>Name: Pintea Filip Ioan</w:t>
       </w:r>
     </w:p>
     <w:p>
@@ -459,15 +451,7 @@
           <w:szCs w:val="40"/>
           <w:lang w:val="en-US"/>
         </w:rPr>
-        <w:t xml:space="preserve">Group: </w:t>
-      </w:r>
-      <w:r>
-        <w:rPr>
-          <w:sz w:val="40"/>
-          <w:szCs w:val="40"/>
-          <w:lang w:val="en-US"/>
-        </w:rPr>
-        <w:t>30435</w:t>
+        <w:t>Group: 30435</w:t>
       </w:r>
     </w:p>
     <w:p>
@@ -3060,6 +3044,12 @@
       <w:bookmarkStart w:id="30" w:name="_Toc193372757"/>
       <w:bookmarkEnd w:id="30"/>
       <w:r>
+        <w:rPr>
+          <w:lang w:val="en-US"/>
+        </w:rPr>
+        <w:t>UML Use C</w:t>
+      </w:r>
+      <w:r>
         <w:drawing>
           <wp:anchor distT="0" distB="0" distL="0" distR="0" simplePos="0" relativeHeight="4" behindDoc="0" locked="0" layoutInCell="0" allowOverlap="1">
             <wp:simplePos x="0" y="0"/>
@@ -3069,7 +3059,7 @@
             <wp:positionV relativeFrom="paragraph">
               <wp:posOffset>635</wp:posOffset>
             </wp:positionV>
-            <wp:extent cx="4331970" cy="4018280"/>
+            <wp:extent cx="4735195" cy="4728845"/>
             <wp:effectExtent l="0" t="0" r="0" b="0"/>
             <wp:wrapSquare wrapText="largest"/>
             <wp:docPr id="2" name="Image1"/>
@@ -3094,7 +3084,7 @@
                   <pic:spPr bwMode="auto">
                     <a:xfrm>
                       <a:off x="0" y="0"/>
-                      <a:ext cx="4331970" cy="4018280"/>
+                      <a:ext cx="4735195" cy="4728845"/>
                     </a:xfrm>
                     <a:prstGeom prst="rect">
                       <a:avLst/>
@@ -3111,7 +3101,7 @@
         <w:rPr>
           <w:lang w:val="en-US"/>
         </w:rPr>
-        <w:t>UML Use Case Diagrams</w:t>
+        <w:t xml:space="preserve">ase </w:t>
       </w:r>
     </w:p>
     <w:p>
@@ -3548,79 +3538,48 @@
         <w:jc w:val="start"/>
         <w:rPr/>
       </w:pPr>
-      <w:bookmarkStart w:id="39" w:name="p-rc_2efaeed1f8bbf29a-227"/>
+      <w:bookmarkStart w:id="39" w:name="p-rc_2efaeed1f8bbf29a-228"/>
       <w:bookmarkEnd w:id="39"/>
       <w:r>
         <w:rPr>
           <w:b/>
           <w:bCs/>
         </w:rPr>
-        <w:t>Data Persistence</w:t>
-      </w:r>
-      <w:r>
-        <w:rPr/>
-        <w:t>: The application is constrained to use the H2 in-memory SQL database for local development and testing, interfaced via Spring Data JPA and Hibernate for Object-Relational Mapping (ORM).</w:t>
-      </w:r>
-    </w:p>
-    <w:p>
-      <w:pPr>
-        <w:pStyle w:val="BodyText"/>
-        <w:widowControl/>
-        <w:numPr>
-          <w:ilvl w:val="0"/>
-          <w:numId w:val="13"/>
-        </w:numPr>
-        <w:tabs>
-          <w:tab w:val="clear" w:pos="720"/>
-          <w:tab w:val="left" w:pos="0" w:leader="none"/>
-        </w:tabs>
-        <w:bidi w:val="0"/>
-        <w:ind w:hanging="283" w:start="720" w:end="0"/>
-        <w:jc w:val="start"/>
-        <w:rPr/>
-      </w:pPr>
-      <w:bookmarkStart w:id="40" w:name="p-rc_2efaeed1f8bbf29a-228"/>
+        <w:t>Communication Protocol</w:t>
+      </w:r>
+      <w:r>
+        <w:rPr/>
+        <w:t>: The frontend and backend must communicate strictly via HTTP requests sending and receiving JSON payloads, implemented via the Axios library.</w:t>
+      </w:r>
+    </w:p>
+    <w:p>
+      <w:pPr>
+        <w:pStyle w:val="Normal"/>
+        <w:rPr>
+          <w:lang w:val="en-US"/>
+        </w:rPr>
+      </w:pPr>
+      <w:r>
+        <w:rPr>
+          <w:lang w:val="en-US"/>
+        </w:rPr>
+      </w:r>
+    </w:p>
+    <w:p>
+      <w:pPr>
+        <w:pStyle w:val="Heading2"/>
+        <w:rPr>
+          <w:lang w:val="en-US"/>
+        </w:rPr>
+      </w:pPr>
+      <w:bookmarkStart w:id="40" w:name="_Toc193372761"/>
+      <w:r>
+        <w:rPr>
+          <w:lang w:val="en-US"/>
+        </w:rPr>
+        <w:t>Glossary</w:t>
+      </w:r>
       <w:bookmarkEnd w:id="40"/>
-      <w:r>
-        <w:rPr>
-          <w:b/>
-          <w:bCs/>
-        </w:rPr>
-        <w:t>Communication Protocol</w:t>
-      </w:r>
-      <w:r>
-        <w:rPr/>
-        <w:t>: The frontend and backend must communicate strictly via HTTP requests sending and receiving JSON payloads, implemented via the Axios library.</w:t>
-      </w:r>
-    </w:p>
-    <w:p>
-      <w:pPr>
-        <w:pStyle w:val="Normal"/>
-        <w:rPr>
-          <w:lang w:val="en-US"/>
-        </w:rPr>
-      </w:pPr>
-      <w:r>
-        <w:rPr>
-          <w:lang w:val="en-US"/>
-        </w:rPr>
-      </w:r>
-    </w:p>
-    <w:p>
-      <w:pPr>
-        <w:pStyle w:val="Heading2"/>
-        <w:rPr>
-          <w:lang w:val="en-US"/>
-        </w:rPr>
-      </w:pPr>
-      <w:bookmarkStart w:id="41" w:name="_Toc193372761"/>
-      <w:r>
-        <w:rPr>
-          <w:lang w:val="en-US"/>
-        </w:rPr>
-        <w:t>Glossary</w:t>
-      </w:r>
-      <w:bookmarkEnd w:id="41"/>
     </w:p>
     <w:p>
       <w:pPr>
@@ -3636,8 +3595,8 @@
         <w:ind w:hanging="283" w:start="720" w:end="0"/>
         <w:rPr/>
       </w:pPr>
-      <w:bookmarkStart w:id="42" w:name="p-rc_2efaeed1f8bbf29a-230"/>
-      <w:bookmarkEnd w:id="42"/>
+      <w:bookmarkStart w:id="41" w:name="p-rc_2efaeed1f8bbf29a-230"/>
+      <w:bookmarkEnd w:id="41"/>
       <w:r>
         <w:rPr>
           <w:b/>
@@ -3663,8 +3622,8 @@
         <w:ind w:hanging="283" w:start="720" w:end="0"/>
         <w:rPr/>
       </w:pPr>
-      <w:bookmarkStart w:id="43" w:name="p-rc_2efaeed1f8bbf29a-231"/>
-      <w:bookmarkEnd w:id="43"/>
+      <w:bookmarkStart w:id="42" w:name="p-rc_2efaeed1f8bbf29a-231"/>
+      <w:bookmarkEnd w:id="42"/>
       <w:r>
         <w:rPr>
           <w:b/>
@@ -3690,8 +3649,8 @@
         <w:ind w:hanging="283" w:start="720" w:end="0"/>
         <w:rPr/>
       </w:pPr>
-      <w:bookmarkStart w:id="44" w:name="p-rc_2efaeed1f8bbf29a-232"/>
-      <w:bookmarkEnd w:id="44"/>
+      <w:bookmarkStart w:id="43" w:name="p-rc_2efaeed1f8bbf29a-232"/>
+      <w:bookmarkEnd w:id="43"/>
       <w:r>
         <w:rPr>
           <w:b/>
@@ -3717,8 +3676,8 @@
         <w:ind w:hanging="283" w:start="720" w:end="0"/>
         <w:rPr/>
       </w:pPr>
-      <w:bookmarkStart w:id="45" w:name="p-rc_2efaeed1f8bbf29a-233"/>
-      <w:bookmarkEnd w:id="45"/>
+      <w:bookmarkStart w:id="44" w:name="p-rc_2efaeed1f8bbf29a-233"/>
+      <w:bookmarkEnd w:id="44"/>
       <w:r>
         <w:rPr>
           <w:b/>
@@ -3744,8 +3703,8 @@
         <w:ind w:hanging="283" w:start="720" w:end="0"/>
         <w:rPr/>
       </w:pPr>
-      <w:bookmarkStart w:id="46" w:name="p-rc_2efaeed1f8bbf29a-234"/>
-      <w:bookmarkEnd w:id="46"/>
+      <w:bookmarkStart w:id="45" w:name="p-rc_2efaeed1f8bbf29a-234"/>
+      <w:bookmarkEnd w:id="45"/>
       <w:r>
         <w:rPr>
           <w:b/>
@@ -3771,8 +3730,8 @@
         <w:ind w:hanging="283" w:start="720" w:end="0"/>
         <w:rPr/>
       </w:pPr>
-      <w:bookmarkStart w:id="47" w:name="p-rc_2efaeed1f8bbf29a-235"/>
-      <w:bookmarkEnd w:id="47"/>
+      <w:bookmarkStart w:id="46" w:name="p-rc_2efaeed1f8bbf29a-235"/>
+      <w:bookmarkEnd w:id="46"/>
       <w:r>
         <w:rPr>
           <w:b/>
@@ -3798,36 +3757,230 @@
         <w:ind w:hanging="283" w:start="720" w:end="0"/>
         <w:rPr/>
       </w:pPr>
-      <w:bookmarkStart w:id="48" w:name="p-rc_2efaeed1f8bbf29a-236"/>
+      <w:bookmarkStart w:id="47" w:name="p-rc_2efaeed1f8bbf29a-236"/>
+      <w:bookmarkEnd w:id="47"/>
+      <w:r>
+        <w:rPr>
+          <w:b/>
+        </w:rPr>
+        <w:t>Composite Assignment Strategy:</w:t>
+      </w:r>
+      <w:r>
+        <w:rPr/>
+        <w:t xml:space="preserve"> A design approach where multiple rules (e.g., shortest distance </w:t>
+      </w:r>
+      <w:r>
+        <w:rPr>
+          <w:i/>
+        </w:rPr>
+        <w:t>plus</w:t>
+      </w:r>
+      <w:r>
+        <w:rPr/>
+        <w:t xml:space="preserve"> lowest workload) are combined to determine the final task assignment.</w:t>
+      </w:r>
+    </w:p>
+    <w:p>
+      <w:pPr>
+        <w:pStyle w:val="BodyText"/>
+        <w:rPr/>
+      </w:pPr>
+      <w:r>
+        <w:rPr/>
+      </w:r>
+    </w:p>
+    <w:p>
+      <w:pPr>
+        <w:pStyle w:val="Heading1"/>
+        <w:rPr>
+          <w:lang w:val="en-US"/>
+        </w:rPr>
+      </w:pPr>
+      <w:bookmarkStart w:id="48" w:name="_Toc193372762"/>
+      <w:r>
+        <w:rPr>
+          <w:lang w:val="en-US"/>
+        </w:rPr>
+        <w:t>Deliverable 2</w:t>
+      </w:r>
       <w:bookmarkEnd w:id="48"/>
-      <w:r>
-        <w:rPr>
-          <w:b/>
-        </w:rPr>
-        <w:t>Composite Assignment Strategy:</w:t>
-      </w:r>
-      <w:r>
-        <w:rPr/>
-        <w:t xml:space="preserve"> A design approach where multiple rules (e.g., shortest distance </w:t>
-      </w:r>
-      <w:r>
-        <w:rPr>
-          <w:i/>
-        </w:rPr>
-        <w:t>plus</w:t>
-      </w:r>
-      <w:r>
-        <w:rPr/>
-        <w:t xml:space="preserve"> lowest workload) are combined to determine the final task assignment.</w:t>
+    </w:p>
+    <w:p>
+      <w:pPr>
+        <w:pStyle w:val="Heading2"/>
+        <w:rPr>
+          <w:lang w:val="en-US"/>
+        </w:rPr>
+      </w:pPr>
+      <w:bookmarkStart w:id="49" w:name="_Toc193372763"/>
+      <w:r>
+        <w:rPr>
+          <w:lang w:val="en-US"/>
+        </w:rPr>
+        <w:t>Domain Model</w:t>
+      </w:r>
+      <w:bookmarkEnd w:id="49"/>
+    </w:p>
+    <w:p>
+      <w:pPr>
+        <w:pStyle w:val="InfoBlue"/>
+        <w:rPr/>
+      </w:pPr>
+      <w:r>
+        <w:rPr/>
+        <w:t>[Define the domain model and create the conceptual class diagrams]</w:t>
+      </w:r>
+    </w:p>
+    <w:p>
+      <w:pPr>
+        <w:pStyle w:val="Normal"/>
+        <w:rPr>
+          <w:lang w:val="en-US"/>
+        </w:rPr>
+      </w:pPr>
+      <w:r>
+        <w:rPr>
+          <w:lang w:val="en-US"/>
+        </w:rPr>
+      </w:r>
+    </w:p>
+    <w:p>
+      <w:pPr>
+        <w:pStyle w:val="Heading2"/>
+        <w:rPr>
+          <w:lang w:val="en-US"/>
+        </w:rPr>
+      </w:pPr>
+      <w:bookmarkStart w:id="50" w:name="_Toc193372764"/>
+      <w:r>
+        <w:rPr>
+          <w:lang w:val="en-US"/>
+        </w:rPr>
+        <w:t>Architectural Design</w:t>
+      </w:r>
+      <w:bookmarkEnd w:id="50"/>
+    </w:p>
+    <w:p>
+      <w:pPr>
+        <w:pStyle w:val="Heading3"/>
+        <w:rPr>
+          <w:lang w:val="en-US"/>
+        </w:rPr>
+      </w:pPr>
+      <w:bookmarkStart w:id="51" w:name="_Toc193372765"/>
+      <w:r>
+        <w:rPr>
+          <w:lang w:val="en-US"/>
+        </w:rPr>
+        <w:t>Conceptual Architecture</w:t>
+      </w:r>
+      <w:bookmarkEnd w:id="51"/>
+    </w:p>
+    <w:p>
+      <w:pPr>
+        <w:pStyle w:val="InfoBlue"/>
+        <w:rPr/>
+      </w:pPr>
+      <w:r>
+        <w:rPr/>
+        <w:t>[Define the system’s conceptual architecture; use an architectural style and pattern - highlight its use and motivate your choice.]</w:t>
       </w:r>
     </w:p>
     <w:p>
       <w:pPr>
         <w:pStyle w:val="BodyText"/>
-        <w:rPr/>
-      </w:pPr>
-      <w:r>
-        <w:rPr/>
+        <w:rPr>
+          <w:lang w:val="en-US"/>
+        </w:rPr>
+      </w:pPr>
+      <w:r>
+        <w:rPr>
+          <w:lang w:val="en-US"/>
+        </w:rPr>
+      </w:r>
+    </w:p>
+    <w:p>
+      <w:pPr>
+        <w:pStyle w:val="Heading3"/>
+        <w:rPr>
+          <w:lang w:val="en-US"/>
+        </w:rPr>
+      </w:pPr>
+      <w:bookmarkStart w:id="52" w:name="_Toc193372766"/>
+      <w:r>
+        <w:rPr>
+          <w:lang w:val="en-US"/>
+        </w:rPr>
+        <w:t>Package Design</w:t>
+      </w:r>
+      <w:bookmarkEnd w:id="52"/>
+      <w:r>
+        <w:rPr>
+          <w:lang w:val="en-US"/>
+        </w:rPr>
+        <w:t xml:space="preserve"> </w:t>
+      </w:r>
+    </w:p>
+    <w:p>
+      <w:pPr>
+        <w:pStyle w:val="InfoBlue"/>
+        <w:rPr/>
+      </w:pPr>
+      <w:r>
+        <w:rPr/>
+        <w:t>[Create a package diagram]</w:t>
+      </w:r>
+    </w:p>
+    <w:p>
+      <w:pPr>
+        <w:pStyle w:val="BodyText"/>
+        <w:rPr>
+          <w:lang w:val="en-US"/>
+        </w:rPr>
+      </w:pPr>
+      <w:r>
+        <w:rPr>
+          <w:lang w:val="en-US"/>
+        </w:rPr>
+      </w:r>
+    </w:p>
+    <w:p>
+      <w:pPr>
+        <w:pStyle w:val="Heading3"/>
+        <w:rPr>
+          <w:lang w:val="en-US"/>
+        </w:rPr>
+      </w:pPr>
+      <w:bookmarkStart w:id="53" w:name="_Toc193372767"/>
+      <w:r>
+        <w:rPr>
+          <w:lang w:val="en-US"/>
+        </w:rPr>
+        <w:t>Component and Deployment Diagram</w:t>
+      </w:r>
+      <w:bookmarkEnd w:id="53"/>
+    </w:p>
+    <w:p>
+      <w:pPr>
+        <w:pStyle w:val="InfoBlue"/>
+        <w:rPr/>
+      </w:pPr>
+      <w:r>
+        <w:rPr/>
+        <w:t>[Create the component and deployment diagrams.]</w:t>
+      </w:r>
+    </w:p>
+    <w:p>
+      <w:pPr>
+        <w:pStyle w:val="Normal"/>
+        <w:rPr>
+          <w:lang w:val="en-US"/>
+        </w:rPr>
+      </w:pPr>
+      <w:r>
+        <w:rPr>
+          <w:lang w:val="en-US"/>
+        </w:rPr>
       </w:r>
     </w:p>
     <w:p>
@@ -3837,14 +3990,14 @@
           <w:lang w:val="en-US"/>
         </w:rPr>
       </w:pPr>
-      <w:bookmarkStart w:id="49" w:name="_Toc193372762"/>
-      <w:r>
-        <w:rPr>
-          <w:lang w:val="en-US"/>
-        </w:rPr>
-        <w:t>Deliverable 2</w:t>
-      </w:r>
-      <w:bookmarkEnd w:id="49"/>
+      <w:bookmarkStart w:id="54" w:name="_Toc193372768"/>
+      <w:r>
+        <w:rPr>
+          <w:lang w:val="en-US"/>
+        </w:rPr>
+        <w:t>Deliverable 3</w:t>
+      </w:r>
+      <w:bookmarkEnd w:id="54"/>
     </w:p>
     <w:p>
       <w:pPr>
@@ -3853,23 +4006,41 @@
           <w:lang w:val="en-US"/>
         </w:rPr>
       </w:pPr>
-      <w:bookmarkStart w:id="50" w:name="_Toc193372763"/>
-      <w:r>
-        <w:rPr>
-          <w:lang w:val="en-US"/>
-        </w:rPr>
-        <w:t>Domain Model</w:t>
-      </w:r>
-      <w:bookmarkEnd w:id="50"/>
+      <w:bookmarkStart w:id="55" w:name="_Toc193372769"/>
+      <w:r>
+        <w:rPr>
+          <w:lang w:val="en-US"/>
+        </w:rPr>
+        <w:t>Design Model</w:t>
+      </w:r>
+      <w:bookmarkEnd w:id="55"/>
+    </w:p>
+    <w:p>
+      <w:pPr>
+        <w:pStyle w:val="Heading3"/>
+        <w:rPr>
+          <w:lang w:val="en-US"/>
+        </w:rPr>
+      </w:pPr>
+      <w:bookmarkStart w:id="56" w:name="_Toc193372770"/>
+      <w:r>
+        <w:rPr>
+          <w:lang w:val="en-US"/>
+        </w:rPr>
+        <w:t>Dynamic Behavior</w:t>
+      </w:r>
+      <w:bookmarkEnd w:id="56"/>
     </w:p>
     <w:p>
       <w:pPr>
         <w:pStyle w:val="InfoBlue"/>
-        <w:rPr/>
-      </w:pPr>
-      <w:r>
-        <w:rPr/>
-        <w:t>[Define the domain model and create the conceptual class diagrams]</w:t>
+        <w:rPr>
+          <w:i w:val="false"/>
+        </w:rPr>
+      </w:pPr>
+      <w:r>
+        <w:rPr/>
+        <w:t>[Create the interaction diagrams (2 sequence) for 2 relevant scenarios]</w:t>
       </w:r>
     </w:p>
     <w:p>
@@ -3887,35 +4058,60 @@
     </w:p>
     <w:p>
       <w:pPr>
+        <w:pStyle w:val="Heading3"/>
+        <w:rPr>
+          <w:lang w:val="en-US"/>
+        </w:rPr>
+      </w:pPr>
+      <w:bookmarkStart w:id="57" w:name="_Toc193372771"/>
+      <w:r>
+        <w:rPr>
+          <w:lang w:val="en-US"/>
+        </w:rPr>
+        <w:t>Class Diagram</w:t>
+      </w:r>
+      <w:bookmarkEnd w:id="57"/>
+    </w:p>
+    <w:p>
+      <w:pPr>
+        <w:pStyle w:val="InfoBlue"/>
+        <w:rPr>
+          <w:i w:val="false"/>
+        </w:rPr>
+      </w:pPr>
+      <w:r>
+        <w:rPr/>
+        <w:t>[Create the UML class diagram; apply GoF patterns and motivate your choice]</w:t>
+      </w:r>
+    </w:p>
+    <w:p>
+      <w:pPr>
+        <w:pStyle w:val="Normal"/>
+        <w:rPr>
+          <w:lang w:val="en-US"/>
+        </w:rPr>
+      </w:pPr>
+      <w:r>
+        <w:rPr>
+          <w:lang w:val="en-US"/>
+        </w:rPr>
+      </w:r>
+    </w:p>
+    <w:p>
+      <w:pPr>
         <w:pStyle w:val="Heading2"/>
         <w:rPr>
           <w:lang w:val="en-US"/>
         </w:rPr>
       </w:pPr>
-      <w:bookmarkStart w:id="51" w:name="_Toc193372764"/>
-      <w:r>
-        <w:rPr>
-          <w:lang w:val="en-US"/>
-        </w:rPr>
-        <w:t>Architectural Design</w:t>
-      </w:r>
-      <w:bookmarkEnd w:id="51"/>
-    </w:p>
-    <w:p>
-      <w:pPr>
-        <w:pStyle w:val="Heading3"/>
-        <w:rPr>
-          <w:lang w:val="en-US"/>
-        </w:rPr>
-      </w:pPr>
-      <w:bookmarkStart w:id="52" w:name="_Toc193372765"/>
-      <w:r>
-        <w:rPr>
-          <w:lang w:val="en-US"/>
-        </w:rPr>
-        <w:t>Conceptual Architecture</w:t>
-      </w:r>
-      <w:bookmarkEnd w:id="52"/>
+      <w:bookmarkStart w:id="58" w:name="_Toc193372772"/>
+      <w:r>
+        <w:rPr>
+          <w:lang w:val="en-US"/>
+        </w:rPr>
+        <w:t>Data Model</w:t>
+      </w:r>
+      <w:bookmarkEnd w:id="58"/>
     </w:p>
     <w:p>
       <w:pPr>
@@ -3924,7 +4120,7 @@
       </w:pPr>
       <w:r>
         <w:rPr/>
-        <w:t>[Define the system’s conceptual architecture; use an architectural style and pattern - highlight its use and motivate your choice.]</w:t>
+        <w:t>[Create the data model for the system.]</w:t>
       </w:r>
     </w:p>
     <w:p>
@@ -3942,25 +4138,19 @@
     </w:p>
     <w:p>
       <w:pPr>
-        <w:pStyle w:val="Heading3"/>
-        <w:rPr>
-          <w:lang w:val="en-US"/>
-        </w:rPr>
-      </w:pPr>
-      <w:bookmarkStart w:id="53" w:name="_Toc193372766"/>
-      <w:r>
-        <w:rPr>
-          <w:lang w:val="en-US"/>
-        </w:rPr>
-        <w:t>Package Design</w:t>
-      </w:r>
-      <w:bookmarkEnd w:id="53"/>
-      <w:r>
-        <w:rPr>
-          <w:lang w:val="en-US"/>
-        </w:rPr>
-        <w:t xml:space="preserve"> </w:t>
-      </w:r>
+        <w:pStyle w:val="Heading1"/>
+        <w:rPr>
+          <w:lang w:val="en-US"/>
+        </w:rPr>
+      </w:pPr>
+      <w:bookmarkStart w:id="59" w:name="_Toc193372773"/>
+      <w:r>
+        <w:rPr>
+          <w:lang w:val="en-US"/>
+        </w:rPr>
+        <w:t>System Testing</w:t>
+      </w:r>
+      <w:bookmarkEnd w:id="59"/>
     </w:p>
     <w:p>
       <w:pPr>
@@ -3969,37 +4159,37 @@
       </w:pPr>
       <w:r>
         <w:rPr/>
-        <w:t>[Create a package diagram]</w:t>
-      </w:r>
-    </w:p>
-    <w:p>
-      <w:pPr>
-        <w:pStyle w:val="BodyText"/>
-        <w:rPr>
-          <w:lang w:val="en-US"/>
-        </w:rPr>
-      </w:pPr>
-      <w:r>
-        <w:rPr>
-          <w:lang w:val="en-US"/>
-        </w:rPr>
-      </w:r>
-    </w:p>
-    <w:p>
-      <w:pPr>
-        <w:pStyle w:val="Heading3"/>
-        <w:rPr>
-          <w:lang w:val="en-US"/>
-        </w:rPr>
-      </w:pPr>
-      <w:bookmarkStart w:id="54" w:name="_Toc193372767"/>
-      <w:r>
-        <w:rPr>
-          <w:lang w:val="en-US"/>
-        </w:rPr>
-        <w:t>Component and Deployment Diagram</w:t>
-      </w:r>
-      <w:bookmarkEnd w:id="54"/>
+        <w:t>[Describe the testing methides and some test cases.]</w:t>
+      </w:r>
+    </w:p>
+    <w:p>
+      <w:pPr>
+        <w:pStyle w:val="Normal"/>
+        <w:rPr>
+          <w:lang w:val="en-US"/>
+        </w:rPr>
+      </w:pPr>
+      <w:r>
+        <w:rPr>
+          <w:lang w:val="en-US"/>
+        </w:rPr>
+      </w:r>
+    </w:p>
+    <w:p>
+      <w:pPr>
+        <w:pStyle w:val="Heading1"/>
+        <w:rPr>
+          <w:lang w:val="en-US"/>
+        </w:rPr>
+      </w:pPr>
+      <w:bookmarkStart w:id="60" w:name="_Toc193372774"/>
+      <w:r>
+        <w:rPr>
+          <w:lang w:val="en-US"/>
+        </w:rPr>
+        <w:t>Future Improvements</w:t>
+      </w:r>
+      <w:bookmarkEnd w:id="60"/>
     </w:p>
     <w:p>
       <w:pPr>
@@ -4008,7 +4198,7 @@
       </w:pPr>
       <w:r>
         <w:rPr/>
-        <w:t>[Create the component and deployment diagrams.]</w:t>
+        <w:t>[Present some features that apply to the application scope.]</w:t>
       </w:r>
     </w:p>
     <w:p>
@@ -4031,58 +4221,14 @@
           <w:lang w:val="en-US"/>
         </w:rPr>
       </w:pPr>
-      <w:bookmarkStart w:id="55" w:name="_Toc193372768"/>
-      <w:r>
-        <w:rPr>
-          <w:lang w:val="en-US"/>
-        </w:rPr>
-        <w:t>Deliverable 3</w:t>
-      </w:r>
-      <w:bookmarkEnd w:id="55"/>
-    </w:p>
-    <w:p>
-      <w:pPr>
-        <w:pStyle w:val="Heading2"/>
-        <w:rPr>
-          <w:lang w:val="en-US"/>
-        </w:rPr>
-      </w:pPr>
-      <w:bookmarkStart w:id="56" w:name="_Toc193372769"/>
-      <w:r>
-        <w:rPr>
-          <w:lang w:val="en-US"/>
-        </w:rPr>
-        <w:t>Design Model</w:t>
-      </w:r>
-      <w:bookmarkEnd w:id="56"/>
-    </w:p>
-    <w:p>
-      <w:pPr>
-        <w:pStyle w:val="Heading3"/>
-        <w:rPr>
-          <w:lang w:val="en-US"/>
-        </w:rPr>
-      </w:pPr>
-      <w:bookmarkStart w:id="57" w:name="_Toc193372770"/>
-      <w:r>
-        <w:rPr>
-          <w:lang w:val="en-US"/>
-        </w:rPr>
-        <w:t>Dynamic Behavior</w:t>
-      </w:r>
-      <w:bookmarkEnd w:id="57"/>
-    </w:p>
-    <w:p>
-      <w:pPr>
-        <w:pStyle w:val="InfoBlue"/>
-        <w:rPr>
-          <w:i w:val="false"/>
-        </w:rPr>
-      </w:pPr>
-      <w:r>
-        <w:rPr/>
-        <w:t>[Create the interaction diagrams (2 sequence) for 2 relevant scenarios]</w:t>
-      </w:r>
+      <w:bookmarkStart w:id="61" w:name="_Toc193372775"/>
+      <w:r>
+        <w:rPr>
+          <w:lang w:val="en-US"/>
+        </w:rPr>
+        <w:t>Conclusion</w:t>
+      </w:r>
+      <w:bookmarkEnd w:id="61"/>
     </w:p>
     <w:p>
       <w:pPr>
@@ -4099,206 +4245,19 @@
     </w:p>
     <w:p>
       <w:pPr>
-        <w:pStyle w:val="Heading3"/>
-        <w:rPr>
-          <w:lang w:val="en-US"/>
-        </w:rPr>
-      </w:pPr>
-      <w:bookmarkStart w:id="58" w:name="_Toc193372771"/>
-      <w:r>
-        <w:rPr>
-          <w:lang w:val="en-US"/>
-        </w:rPr>
-        <w:t>Class Diagram</w:t>
-      </w:r>
-      <w:bookmarkEnd w:id="58"/>
-    </w:p>
-    <w:p>
-      <w:pPr>
-        <w:pStyle w:val="InfoBlue"/>
-        <w:rPr>
-          <w:i w:val="false"/>
-        </w:rPr>
-      </w:pPr>
-      <w:r>
-        <w:rPr/>
-        <w:t>[Create the UML class diagram; apply GoF patterns and motivate your choice]</w:t>
-      </w:r>
-    </w:p>
-    <w:p>
-      <w:pPr>
-        <w:pStyle w:val="Normal"/>
-        <w:rPr>
-          <w:lang w:val="en-US"/>
-        </w:rPr>
-      </w:pPr>
-      <w:r>
-        <w:rPr>
-          <w:lang w:val="en-US"/>
-        </w:rPr>
-      </w:r>
-    </w:p>
-    <w:p>
-      <w:pPr>
-        <w:pStyle w:val="Heading2"/>
-        <w:rPr>
-          <w:lang w:val="en-US"/>
-        </w:rPr>
-      </w:pPr>
-      <w:bookmarkStart w:id="59" w:name="_Toc193372772"/>
-      <w:r>
-        <w:rPr>
-          <w:lang w:val="en-US"/>
-        </w:rPr>
-        <w:t>Data Model</w:t>
-      </w:r>
-      <w:bookmarkEnd w:id="59"/>
-    </w:p>
-    <w:p>
-      <w:pPr>
-        <w:pStyle w:val="InfoBlue"/>
-        <w:rPr/>
-      </w:pPr>
-      <w:r>
-        <w:rPr/>
-        <w:t>[Create the data model for the system.]</w:t>
-      </w:r>
-    </w:p>
-    <w:p>
-      <w:pPr>
-        <w:pStyle w:val="BodyText"/>
-        <w:rPr>
-          <w:lang w:val="en-US"/>
-        </w:rPr>
-      </w:pPr>
-      <w:r>
-        <w:rPr>
-          <w:lang w:val="en-US"/>
-        </w:rPr>
-      </w:r>
-    </w:p>
-    <w:p>
-      <w:pPr>
         <w:pStyle w:val="Heading1"/>
         <w:rPr>
           <w:lang w:val="en-US"/>
         </w:rPr>
       </w:pPr>
-      <w:bookmarkStart w:id="60" w:name="_Toc193372773"/>
-      <w:r>
-        <w:rPr>
-          <w:lang w:val="en-US"/>
-        </w:rPr>
-        <w:t>System Testing</w:t>
-      </w:r>
-      <w:bookmarkEnd w:id="60"/>
-    </w:p>
-    <w:p>
-      <w:pPr>
-        <w:pStyle w:val="InfoBlue"/>
-        <w:rPr/>
-      </w:pPr>
-      <w:r>
-        <w:rPr/>
-        <w:t>[Describe the testing methides and some test cases.]</w:t>
-      </w:r>
-    </w:p>
-    <w:p>
-      <w:pPr>
-        <w:pStyle w:val="Normal"/>
-        <w:rPr>
-          <w:lang w:val="en-US"/>
-        </w:rPr>
-      </w:pPr>
-      <w:r>
-        <w:rPr>
-          <w:lang w:val="en-US"/>
-        </w:rPr>
-      </w:r>
-    </w:p>
-    <w:p>
-      <w:pPr>
-        <w:pStyle w:val="Heading1"/>
-        <w:rPr>
-          <w:lang w:val="en-US"/>
-        </w:rPr>
-      </w:pPr>
-      <w:bookmarkStart w:id="61" w:name="_Toc193372774"/>
-      <w:r>
-        <w:rPr>
-          <w:lang w:val="en-US"/>
-        </w:rPr>
-        <w:t>Future Improvements</w:t>
-      </w:r>
-      <w:bookmarkEnd w:id="61"/>
-    </w:p>
-    <w:p>
-      <w:pPr>
-        <w:pStyle w:val="InfoBlue"/>
-        <w:rPr/>
-      </w:pPr>
-      <w:r>
-        <w:rPr/>
-        <w:t>[Present some features that apply to the application scope.]</w:t>
-      </w:r>
-    </w:p>
-    <w:p>
-      <w:pPr>
-        <w:pStyle w:val="Normal"/>
-        <w:rPr>
-          <w:lang w:val="en-US"/>
-        </w:rPr>
-      </w:pPr>
-      <w:r>
-        <w:rPr>
-          <w:lang w:val="en-US"/>
-        </w:rPr>
-      </w:r>
-    </w:p>
-    <w:p>
-      <w:pPr>
-        <w:pStyle w:val="Heading1"/>
-        <w:rPr>
-          <w:lang w:val="en-US"/>
-        </w:rPr>
-      </w:pPr>
-      <w:bookmarkStart w:id="62" w:name="_Toc193372775"/>
-      <w:r>
-        <w:rPr>
-          <w:lang w:val="en-US"/>
-        </w:rPr>
-        <w:t>Conclusion</w:t>
+      <w:bookmarkStart w:id="62" w:name="_Toc193372776"/>
+      <w:r>
+        <w:rPr>
+          <w:lang w:val="en-US"/>
+        </w:rPr>
+        <w:t>Bibliography</w:t>
       </w:r>
       <w:bookmarkEnd w:id="62"/>
-    </w:p>
-    <w:p>
-      <w:pPr>
-        <w:pStyle w:val="Normal"/>
-        <w:rPr>
-          <w:lang w:val="en-US"/>
-        </w:rPr>
-      </w:pPr>
-      <w:r>
-        <w:rPr>
-          <w:lang w:val="en-US"/>
-        </w:rPr>
-      </w:r>
-    </w:p>
-    <w:p>
-      <w:pPr>
-        <w:pStyle w:val="Heading1"/>
-        <w:rPr>
-          <w:lang w:val="en-US"/>
-        </w:rPr>
-      </w:pPr>
-      <w:bookmarkStart w:id="63" w:name="_Toc193372776"/>
-      <w:r>
-        <w:rPr>
-          <w:lang w:val="en-US"/>
-        </w:rPr>
-        <w:t>Bibliography</w:t>
-      </w:r>
-      <w:bookmarkEnd w:id="63"/>
     </w:p>
     <w:p>
       <w:pPr>
@@ -4401,30 +4360,35 @@
                               <w:r>
                                 <w:rPr>
                                   <w:rStyle w:val="PageNumber"/>
+                                  <w:color w:val="000000"/>
                                 </w:rPr>
                                 <w:fldChar w:fldCharType="begin"/>
                               </w:r>
                               <w:r>
                                 <w:rPr>
                                   <w:rStyle w:val="PageNumber"/>
+                                  <w:color w:val="000000"/>
                                 </w:rPr>
                                 <w:instrText xml:space="preserve"> PAGE </w:instrText>
                               </w:r>
                               <w:r>
                                 <w:rPr>
                                   <w:rStyle w:val="PageNumber"/>
+                                  <w:color w:val="000000"/>
                                 </w:rPr>
                                 <w:fldChar w:fldCharType="separate"/>
                               </w:r>
                               <w:r>
                                 <w:rPr>
                                   <w:rStyle w:val="PageNumber"/>
+                                  <w:color w:val="000000"/>
                                 </w:rPr>
                                 <w:t>0</w:t>
                               </w:r>
                               <w:r>
                                 <w:rPr>
                                   <w:rStyle w:val="PageNumber"/>
+                                  <w:color w:val="000000"/>
                                 </w:rPr>
                                 <w:fldChar w:fldCharType="end"/>
                               </w:r>
@@ -4444,8 +4408,8 @@
         </mc:Choice>
         <mc:Fallback>
           <w:pict>
-            <v:rect id="shape_0" fillcolor="white" stroked="f" o:allowincell="f" style="position:absolute;margin-left:0pt;margin-top:0.05pt;width:1.1pt;height:1.1pt;mso-wrap-style:square;v-text-anchor:top;mso-position-horizontal-relative:margin">
-              <v:fill o:detectmouseclick="t" type="solid" color2="black" opacity="0"/>
+            <v:rect id="shape_0" stroked="f" o:allowincell="f" style="position:absolute;margin-left:0pt;margin-top:0.05pt;width:1.1pt;height:1.1pt;mso-wrap-style:square;v-text-anchor:top;mso-position-horizontal-relative:margin">
+              <v:fill o:detectmouseclick="t" on="false"/>
               <v:stroke color="#3465a4" joinstyle="round" endcap="flat"/>
               <v:textbox>
                 <w:txbxContent>
@@ -4468,30 +4432,35 @@
                         <w:r>
                           <w:rPr>
                             <w:rStyle w:val="PageNumber"/>
+                            <w:color w:val="000000"/>
                           </w:rPr>
                           <w:fldChar w:fldCharType="begin"/>
                         </w:r>
                         <w:r>
                           <w:rPr>
                             <w:rStyle w:val="PageNumber"/>
+                            <w:color w:val="000000"/>
                           </w:rPr>
                           <w:instrText xml:space="preserve"> PAGE </w:instrText>
                         </w:r>
                         <w:r>
                           <w:rPr>
                             <w:rStyle w:val="PageNumber"/>
+                            <w:color w:val="000000"/>
                           </w:rPr>
                           <w:fldChar w:fldCharType="separate"/>
                         </w:r>
                         <w:r>
                           <w:rPr>
                             <w:rStyle w:val="PageNumber"/>
+                            <w:color w:val="000000"/>
                           </w:rPr>
                           <w:t>0</w:t>
                         </w:r>
                         <w:r>
                           <w:rPr>
                             <w:rStyle w:val="PageNumber"/>
+                            <w:color w:val="000000"/>
                           </w:rPr>
                           <w:fldChar w:fldCharType="end"/>
                         </w:r>

--- a/Deliverable.docx
+++ b/Deliverable.docx
@@ -2389,17 +2389,42 @@
         <w:ind w:hanging="283" w:start="720" w:end="0"/>
         <w:rPr/>
       </w:pPr>
-      <w:bookmarkStart w:id="5" w:name="p-rc_2efaeed1f8bbf29a-135"/>
-      <w:bookmarkEnd w:id="5"/>
       <w:r>
         <w:rPr>
           <w:b/>
-        </w:rPr>
-        <w:t>Smart Geospatial Auto-Assignment:</w:t>
-      </w:r>
-      <w:r>
-        <w:rPr/>
-        <w:t xml:space="preserve"> The system shall automatically evaluate both the active workload and the geographical zone of all on-duty City Workers, assigning newly reported issues to the optimal candidate to minimize worker overload and travel time.</w:t>
+          <w:bCs/>
+        </w:rPr>
+        <w:t xml:space="preserve">Geospatial &amp; Categorical Filtering: </w:t>
+      </w:r>
+      <w:r>
+        <w:rPr/>
+        <w:t xml:space="preserve">The system shall provide a global backlog of unassigned issues, allowing City Workers to filter tasks based on geographical proximity to their current location and specific issue types. </w:t>
+      </w:r>
+    </w:p>
+    <w:p>
+      <w:pPr>
+        <w:pStyle w:val="BodyText"/>
+        <w:numPr>
+          <w:ilvl w:val="0"/>
+          <w:numId w:val="3"/>
+        </w:numPr>
+        <w:tabs>
+          <w:tab w:val="clear" w:pos="720"/>
+          <w:tab w:val="left" w:pos="0" w:leader="none"/>
+        </w:tabs>
+        <w:ind w:hanging="283" w:start="720" w:end="0"/>
+        <w:rPr/>
+      </w:pPr>
+      <w:r>
+        <w:rPr>
+          <w:b/>
+          <w:bCs/>
+        </w:rPr>
+        <w:t xml:space="preserve">Manual Task Claiming &amp; Estimation: </w:t>
+      </w:r>
+      <w:r>
+        <w:rPr/>
+        <w:t xml:space="preserve">The system shall allow City Workers to manually claim an issue from the backlog, assign it to themselves ("Ready for Work"), and input an estimated time for completion. </w:t>
       </w:r>
     </w:p>
     <w:p>
@@ -2416,17 +2441,16 @@
         <w:ind w:hanging="283" w:start="720" w:end="0"/>
         <w:rPr/>
       </w:pPr>
-      <w:bookmarkStart w:id="6" w:name="p-rc_2efaeed1f8bbf29a-136"/>
-      <w:bookmarkEnd w:id="6"/>
       <w:r>
         <w:rPr>
           <w:b/>
-        </w:rPr>
-        <w:t>State Lifecycle Management:</w:t>
-      </w:r>
-      <w:r>
-        <w:rPr/>
-        <w:t xml:space="preserve"> The system shall enforce a strict lifecycle for reported issues (e.g., PENDING → IN_PROGRESS → RESOLVED), allowing assigned workers to transition the state of an issue only in a logically sequential order.</w:t>
+          <w:bCs/>
+        </w:rPr>
+        <w:t xml:space="preserve">Advanced State Lifecycle Management: </w:t>
+      </w:r>
+      <w:r>
+        <w:rPr/>
+        <w:t xml:space="preserve">The system shall enforce a strict state machine for issue tracking, transitioning through the following statuses: BACKLOG → ASSIGNED → IN_PROGRESS → ON_HOLD → FINISHED. </w:t>
       </w:r>
     </w:p>
     <w:p>
@@ -2443,22 +2467,123 @@
         <w:ind w:hanging="283" w:start="720" w:end="0"/>
         <w:rPr/>
       </w:pPr>
-      <w:bookmarkStart w:id="7" w:name="p-rc_2efaeed1f8bbf29a-137"/>
-      <w:bookmarkEnd w:id="7"/>
       <w:r>
         <w:rPr>
           <w:b/>
-        </w:rPr>
-        <w:t>Worker Dashboard:</w:t>
-      </w:r>
-      <w:r>
-        <w:rPr/>
-        <w:t xml:space="preserve"> The system shall provide a dedicated view for City Workers to retrieve, view, and manage their assigned tasks.</w:t>
+          <w:bCs/>
+        </w:rPr>
+        <w:t xml:space="preserve">Resolution Analytics (SLA Tracking): </w:t>
+      </w:r>
+      <w:r>
+        <w:rPr/>
+        <w:t xml:space="preserve">The system shall track the timestamps of status changes to calculate the actual completion time versus the worker's estimated time, </w:t>
+      </w:r>
+      <w:r>
+        <w:rPr/>
+        <w:t>p</w:t>
+      </w:r>
+      <w:r>
+        <w:rPr/>
+        <w:t xml:space="preserve">roviding internal efficiency metrics. </w:t>
       </w:r>
     </w:p>
     <w:p>
       <w:pPr>
         <w:pStyle w:val="BodyText"/>
+        <w:numPr>
+          <w:ilvl w:val="0"/>
+          <w:numId w:val="5"/>
+        </w:numPr>
+        <w:tabs>
+          <w:tab w:val="clear" w:pos="720"/>
+          <w:tab w:val="left" w:pos="0" w:leader="none"/>
+        </w:tabs>
+        <w:ind w:hanging="283" w:start="720" w:end="0"/>
+        <w:rPr/>
+      </w:pPr>
+      <w:r>
+        <w:rPr>
+          <w:b/>
+          <w:bCs/>
+        </w:rPr>
+        <w:t>Citizen Satisfaction Rating:</w:t>
+      </w:r>
+      <w:r>
+        <w:rPr/>
+        <w:t xml:space="preserve"> Upon an issue reaching the FINISHED state, the system shall allow the reporting Citizen to submit a 1-to-5 star rating based on their satisfaction with the physical resolution of the problem. </w:t>
+      </w:r>
+    </w:p>
+    <w:p>
+      <w:pPr>
+        <w:pStyle w:val="BodyText"/>
+        <w:numPr>
+          <w:ilvl w:val="0"/>
+          <w:numId w:val="5"/>
+        </w:numPr>
+        <w:tabs>
+          <w:tab w:val="clear" w:pos="720"/>
+          <w:tab w:val="left" w:pos="0" w:leader="none"/>
+        </w:tabs>
+        <w:ind w:hanging="283" w:start="720" w:end="0"/>
+        <w:rPr/>
+      </w:pPr>
+      <w:r>
+        <w:rPr>
+          <w:b/>
+          <w:bCs/>
+        </w:rPr>
+        <w:t xml:space="preserve">Worker </w:t>
+      </w:r>
+      <w:r>
+        <w:rPr>
+          <w:b/>
+          <w:bCs/>
+        </w:rPr>
+        <w:t>Dashboard:</w:t>
+      </w:r>
+      <w:r>
+        <w:rPr/>
+        <w:t xml:space="preserve"> The system shall provide a dedicated view for City Workers to retrieve, view, and manage their assigned tasks. </w:t>
+      </w:r>
+    </w:p>
+    <w:p>
+      <w:pPr>
+        <w:pStyle w:val="BodyText"/>
+        <w:numPr>
+          <w:ilvl w:val="0"/>
+          <w:numId w:val="5"/>
+        </w:numPr>
+        <w:tabs>
+          <w:tab w:val="clear" w:pos="720"/>
+          <w:tab w:val="left" w:pos="0" w:leader="none"/>
+        </w:tabs>
+        <w:ind w:hanging="283" w:start="720" w:end="0"/>
+        <w:rPr/>
+      </w:pPr>
+      <w:r>
+        <w:rPr>
+          <w:b/>
+          <w:bCs/>
+        </w:rPr>
+        <w:t>Citizen Impact Analytics</w:t>
+      </w:r>
+      <w:r>
+        <w:rPr/>
+        <w:t xml:space="preserve">: The system shall provide a personalized dashboard for Citizens that dynamically calculates and displays aggregated statistics regarding their historical reports. This includes the total number of issues reported, the percentage of issues successfully resolved (Resolution Rate), and the average time taken by the city to resolve their specific issues. </w:t>
+      </w:r>
+    </w:p>
+    <w:p>
+      <w:pPr>
+        <w:pStyle w:val="BodyText"/>
+        <w:numPr>
+          <w:ilvl w:val="0"/>
+          <w:numId w:val="0"/>
+        </w:numPr>
+        <w:tabs>
+          <w:tab w:val="clear" w:pos="720"/>
+          <w:tab w:val="left" w:pos="0" w:leader="none"/>
+        </w:tabs>
+        <w:ind w:hanging="0" w:start="720" w:end="0"/>
         <w:rPr/>
       </w:pPr>
       <w:r>
@@ -2485,14 +2610,14 @@
           <w:lang w:val="en-US"/>
         </w:rPr>
       </w:pPr>
-      <w:bookmarkStart w:id="8" w:name="_Toc193372755"/>
+      <w:bookmarkStart w:id="5" w:name="_Toc193372755"/>
       <w:r>
         <w:rPr>
           <w:lang w:val="en-US"/>
         </w:rPr>
         <w:t>Use Case Model</w:t>
       </w:r>
-      <w:bookmarkEnd w:id="8"/>
+      <w:bookmarkEnd w:id="5"/>
     </w:p>
     <w:p>
       <w:pPr>
@@ -2501,14 +2626,14 @@
           <w:lang w:val="en-US"/>
         </w:rPr>
       </w:pPr>
-      <w:bookmarkStart w:id="9" w:name="_Toc193372756"/>
+      <w:bookmarkStart w:id="6" w:name="_Toc193372756"/>
       <w:r>
         <w:rPr>
           <w:lang w:val="en-US"/>
         </w:rPr>
         <w:t>Use Cases Identification:</w:t>
       </w:r>
-      <w:bookmarkEnd w:id="9"/>
+      <w:bookmarkEnd w:id="6"/>
       <w:r>
         <w:rPr>
           <w:lang w:val="en-US"/>
@@ -2522,8 +2647,8 @@
         <w:ind w:hanging="0" w:start="0" w:end="0"/>
         <w:rPr/>
       </w:pPr>
-      <w:bookmarkStart w:id="10" w:name="p-rc_2efaeed1f8bbf29a-141"/>
-      <w:bookmarkEnd w:id="10"/>
+      <w:bookmarkStart w:id="7" w:name="p-rc_2efaeed1f8bbf29a-141"/>
+      <w:bookmarkEnd w:id="7"/>
       <w:r>
         <w:rPr>
           <w:b/>
@@ -2549,8 +2674,8 @@
         <w:ind w:hanging="283" w:start="709" w:end="0"/>
         <w:rPr/>
       </w:pPr>
-      <w:bookmarkStart w:id="11" w:name="p-rc_2efaeed1f8bbf29a-142"/>
-      <w:bookmarkEnd w:id="11"/>
+      <w:bookmarkStart w:id="8" w:name="p-rc_2efaeed1f8bbf29a-142"/>
+      <w:bookmarkEnd w:id="8"/>
       <w:r>
         <w:rPr>
           <w:b/>
@@ -2576,8 +2701,8 @@
         <w:ind w:hanging="283" w:start="709" w:end="0"/>
         <w:rPr/>
       </w:pPr>
-      <w:bookmarkStart w:id="12" w:name="p-rc_2efaeed1f8bbf29a-143"/>
-      <w:bookmarkEnd w:id="12"/>
+      <w:bookmarkStart w:id="9" w:name="p-rc_2efaeed1f8bbf29a-143"/>
+      <w:bookmarkEnd w:id="9"/>
       <w:r>
         <w:rPr>
           <w:b/>
@@ -2603,8 +2728,8 @@
         <w:ind w:hanging="283" w:start="709" w:end="0"/>
         <w:rPr/>
       </w:pPr>
-      <w:bookmarkStart w:id="13" w:name="p-rc_2efaeed1f8bbf29a-144"/>
-      <w:bookmarkEnd w:id="13"/>
+      <w:bookmarkStart w:id="10" w:name="p-rc_2efaeed1f8bbf29a-144"/>
+      <w:bookmarkEnd w:id="10"/>
       <w:r>
         <w:rPr>
           <w:b/>
@@ -2630,8 +2755,8 @@
         <w:ind w:hanging="283" w:start="709" w:end="0"/>
         <w:rPr/>
       </w:pPr>
-      <w:bookmarkStart w:id="14" w:name="p-rc_2efaeed1f8bbf29a-145"/>
-      <w:bookmarkEnd w:id="14"/>
+      <w:bookmarkStart w:id="11" w:name="p-rc_2efaeed1f8bbf29a-145"/>
+      <w:bookmarkEnd w:id="11"/>
       <w:r>
         <w:rPr>
           <w:b/>
@@ -2649,8 +2774,8 @@
         <w:ind w:hanging="0" w:start="0" w:end="0"/>
         <w:rPr/>
       </w:pPr>
-      <w:bookmarkStart w:id="15" w:name="p-rc_2efaeed1f8bbf29a-146"/>
-      <w:bookmarkEnd w:id="15"/>
+      <w:bookmarkStart w:id="12" w:name="p-rc_2efaeed1f8bbf29a-146"/>
+      <w:bookmarkEnd w:id="12"/>
       <w:r>
         <w:rPr>
           <w:b/>
@@ -2676,8 +2801,8 @@
         <w:ind w:hanging="283" w:start="709" w:end="0"/>
         <w:rPr/>
       </w:pPr>
-      <w:bookmarkStart w:id="16" w:name="p-rc_2efaeed1f8bbf29a-147"/>
-      <w:bookmarkEnd w:id="16"/>
+      <w:bookmarkStart w:id="13" w:name="p-rc_2efaeed1f8bbf29a-147"/>
+      <w:bookmarkEnd w:id="13"/>
       <w:r>
         <w:rPr>
           <w:b/>
@@ -2703,8 +2828,8 @@
         <w:ind w:hanging="283" w:start="709" w:end="0"/>
         <w:rPr/>
       </w:pPr>
-      <w:bookmarkStart w:id="17" w:name="p-rc_2efaeed1f8bbf29a-148"/>
-      <w:bookmarkEnd w:id="17"/>
+      <w:bookmarkStart w:id="14" w:name="p-rc_2efaeed1f8bbf29a-148"/>
+      <w:bookmarkEnd w:id="14"/>
       <w:r>
         <w:rPr>
           <w:b/>
@@ -2730,8 +2855,8 @@
         <w:ind w:hanging="283" w:start="709" w:end="0"/>
         <w:rPr/>
       </w:pPr>
-      <w:bookmarkStart w:id="18" w:name="p-rc_2efaeed1f8bbf29a-149"/>
-      <w:bookmarkEnd w:id="18"/>
+      <w:bookmarkStart w:id="15" w:name="p-rc_2efaeed1f8bbf29a-149"/>
+      <w:bookmarkEnd w:id="15"/>
       <w:r>
         <w:rPr>
           <w:b/>
@@ -2757,8 +2882,8 @@
         <w:ind w:hanging="283" w:start="709" w:end="0"/>
         <w:rPr/>
       </w:pPr>
-      <w:bookmarkStart w:id="19" w:name="p-rc_2efaeed1f8bbf29a-150"/>
-      <w:bookmarkEnd w:id="19"/>
+      <w:bookmarkStart w:id="16" w:name="p-rc_2efaeed1f8bbf29a-150"/>
+      <w:bookmarkEnd w:id="16"/>
       <w:r>
         <w:rPr>
           <w:b/>
@@ -2774,19 +2899,15 @@
       <w:pPr>
         <w:pStyle w:val="BodyText"/>
         <w:ind w:hanging="0" w:start="0" w:end="0"/>
-        <w:rPr/>
-      </w:pPr>
-      <w:bookmarkStart w:id="20" w:name="p-rc_2efaeed1f8bbf29a-151"/>
-      <w:bookmarkEnd w:id="20"/>
-      <w:r>
         <w:rPr>
           <w:b/>
         </w:rPr>
-        <w:t>Use-Case 3: Geospatial Auto-Assign Issue</w:t>
-      </w:r>
-      <w:r>
-        <w:rPr/>
-        <w:t xml:space="preserve"> </w:t>
+      </w:pPr>
+      <w:r>
+        <w:rPr>
+          <w:b/>
+        </w:rPr>
+        <w:t>Use-Case 3: Filter and Claim Task</w:t>
       </w:r>
     </w:p>
     <w:p>
@@ -2794,17 +2915,15 @@
         <w:pStyle w:val="BodyText"/>
         <w:numPr>
           <w:ilvl w:val="0"/>
-          <w:numId w:val="8"/>
+          <w:numId w:val="21"/>
         </w:numPr>
         <w:tabs>
           <w:tab w:val="clear" w:pos="720"/>
           <w:tab w:val="left" w:pos="0" w:leader="none"/>
         </w:tabs>
-        <w:ind w:hanging="283" w:start="709" w:end="0"/>
-        <w:rPr/>
-      </w:pPr>
-      <w:bookmarkStart w:id="21" w:name="p-rc_2efaeed1f8bbf29a-152"/>
-      <w:bookmarkEnd w:id="21"/>
+        <w:ind w:hanging="283" w:start="709"/>
+        <w:rPr/>
+      </w:pPr>
       <w:r>
         <w:rPr>
           <w:b/>
@@ -2813,7 +2932,7 @@
       </w:r>
       <w:r>
         <w:rPr/>
-        <w:t xml:space="preserve"> Sub-function </w:t>
+        <w:t xml:space="preserve"> User Goal</w:t>
       </w:r>
     </w:p>
     <w:p>
@@ -2821,17 +2940,15 @@
         <w:pStyle w:val="BodyText"/>
         <w:numPr>
           <w:ilvl w:val="0"/>
-          <w:numId w:val="8"/>
+          <w:numId w:val="21"/>
         </w:numPr>
         <w:tabs>
           <w:tab w:val="clear" w:pos="720"/>
           <w:tab w:val="left" w:pos="0" w:leader="none"/>
         </w:tabs>
-        <w:ind w:hanging="283" w:start="709" w:end="0"/>
-        <w:rPr/>
-      </w:pPr>
-      <w:bookmarkStart w:id="22" w:name="p-rc_2efaeed1f8bbf29a-153"/>
-      <w:bookmarkEnd w:id="22"/>
+        <w:ind w:hanging="283" w:start="709"/>
+        <w:rPr/>
+      </w:pPr>
       <w:r>
         <w:rPr>
           <w:b/>
@@ -2840,7 +2957,7 @@
       </w:r>
       <w:r>
         <w:rPr/>
-        <w:t xml:space="preserve"> System </w:t>
+        <w:t xml:space="preserve"> City Worker</w:t>
       </w:r>
     </w:p>
     <w:p>
@@ -2848,17 +2965,15 @@
         <w:pStyle w:val="BodyText"/>
         <w:numPr>
           <w:ilvl w:val="0"/>
-          <w:numId w:val="8"/>
+          <w:numId w:val="21"/>
         </w:numPr>
         <w:tabs>
           <w:tab w:val="clear" w:pos="720"/>
           <w:tab w:val="left" w:pos="0" w:leader="none"/>
         </w:tabs>
-        <w:ind w:hanging="283" w:start="709" w:end="0"/>
-        <w:rPr/>
-      </w:pPr>
-      <w:bookmarkStart w:id="23" w:name="p-rc_2efaeed1f8bbf29a-154"/>
-      <w:bookmarkEnd w:id="23"/>
+        <w:ind w:hanging="283" w:start="709"/>
+        <w:rPr/>
+      </w:pPr>
       <w:r>
         <w:rPr>
           <w:b/>
@@ -2867,7 +2982,27 @@
       </w:r>
       <w:r>
         <w:rPr/>
-        <w:t xml:space="preserve"> Upon a Citizen submitting a new issue, the backend system queries the database for active City Workers. It filters workers based on their assigned city zone (e.g., Mărăști, Zorilor) and calculates their active task count. The system assigns the issue to the worker in the matching zone with the lowest workload.</w:t>
+        <w:t xml:space="preserve"> The City Worker opens the global task backlog and applies a filter to show only "Potholes" within a 5km radius. The system queries the database and updates the map/list. The worker selects a specific issue, clicks "Claim Task", and inputs an estimated completion time of "2 hours." The system assigns the worker to the issue and updates its state from </w:t>
+      </w:r>
+      <w:r>
+        <w:rPr>
+          <w:rStyle w:val="SourceText"/>
+        </w:rPr>
+        <w:t>BACKLOG</w:t>
+      </w:r>
+      <w:r>
+        <w:rPr/>
+        <w:t xml:space="preserve"> to </w:t>
+      </w:r>
+      <w:r>
+        <w:rPr>
+          <w:rStyle w:val="SourceText"/>
+        </w:rPr>
+        <w:t>ASSIGNED</w:t>
+      </w:r>
+      <w:r>
+        <w:rPr/>
+        <w:t>.</w:t>
       </w:r>
     </w:p>
     <w:p>
@@ -2875,17 +3010,15 @@
         <w:pStyle w:val="BodyText"/>
         <w:numPr>
           <w:ilvl w:val="0"/>
-          <w:numId w:val="8"/>
+          <w:numId w:val="21"/>
         </w:numPr>
         <w:tabs>
           <w:tab w:val="clear" w:pos="720"/>
           <w:tab w:val="left" w:pos="0" w:leader="none"/>
         </w:tabs>
-        <w:ind w:hanging="283" w:start="709" w:end="0"/>
-        <w:rPr/>
-      </w:pPr>
-      <w:bookmarkStart w:id="24" w:name="p-rc_2efaeed1f8bbf29a-155"/>
-      <w:bookmarkEnd w:id="24"/>
+        <w:ind w:hanging="283" w:start="709"/>
+        <w:rPr/>
+      </w:pPr>
       <w:r>
         <w:rPr>
           <w:b/>
@@ -2894,26 +3027,22 @@
       </w:r>
       <w:r>
         <w:rPr/>
-        <w:t xml:space="preserve"> If no workers are available in that specific geographical zone, the system expands the search to neighboring zones or falls back to a global "UNASSIGNED" queue.</w:t>
+        <w:t xml:space="preserve"> If the issue was simultaneously claimed by another worker a second prior, the system prevents the action and displays an "Issue already claimed" error (handling database concurrency).</w:t>
       </w:r>
     </w:p>
     <w:p>
       <w:pPr>
         <w:pStyle w:val="BodyText"/>
         <w:ind w:hanging="0" w:start="0" w:end="0"/>
-        <w:rPr/>
-      </w:pPr>
-      <w:bookmarkStart w:id="25" w:name="p-rc_2efaeed1f8bbf29a-156"/>
-      <w:bookmarkEnd w:id="25"/>
-      <w:r>
         <w:rPr>
           <w:b/>
         </w:rPr>
-        <w:t>Use-Case 4: Update Issue Status (Lifecycle)</w:t>
-      </w:r>
-      <w:r>
-        <w:rPr/>
-        <w:t xml:space="preserve"> </w:t>
+      </w:pPr>
+      <w:r>
+        <w:rPr>
+          <w:b/>
+        </w:rPr>
+        <w:t>Use-Case 4: Update Lifecycle and Track Efficiency</w:t>
       </w:r>
     </w:p>
     <w:p>
@@ -2921,17 +3050,15 @@
         <w:pStyle w:val="BodyText"/>
         <w:numPr>
           <w:ilvl w:val="0"/>
-          <w:numId w:val="9"/>
+          <w:numId w:val="22"/>
         </w:numPr>
         <w:tabs>
           <w:tab w:val="clear" w:pos="720"/>
           <w:tab w:val="left" w:pos="0" w:leader="none"/>
         </w:tabs>
-        <w:ind w:hanging="283" w:start="709" w:end="0"/>
-        <w:rPr/>
-      </w:pPr>
-      <w:bookmarkStart w:id="26" w:name="p-rc_2efaeed1f8bbf29a-157"/>
-      <w:bookmarkEnd w:id="26"/>
+        <w:ind w:hanging="283" w:start="709"/>
+        <w:rPr/>
+      </w:pPr>
       <w:r>
         <w:rPr>
           <w:b/>
@@ -2940,7 +3067,7 @@
       </w:r>
       <w:r>
         <w:rPr/>
-        <w:t xml:space="preserve"> User Goal </w:t>
+        <w:t xml:space="preserve"> User Goal</w:t>
       </w:r>
     </w:p>
     <w:p>
@@ -2948,17 +3075,15 @@
         <w:pStyle w:val="BodyText"/>
         <w:numPr>
           <w:ilvl w:val="0"/>
-          <w:numId w:val="9"/>
+          <w:numId w:val="22"/>
         </w:numPr>
         <w:tabs>
           <w:tab w:val="clear" w:pos="720"/>
           <w:tab w:val="left" w:pos="0" w:leader="none"/>
         </w:tabs>
-        <w:ind w:hanging="283" w:start="709" w:end="0"/>
-        <w:rPr/>
-      </w:pPr>
-      <w:bookmarkStart w:id="27" w:name="p-rc_2efaeed1f8bbf29a-158"/>
-      <w:bookmarkEnd w:id="27"/>
+        <w:ind w:hanging="283" w:start="709"/>
+        <w:rPr/>
+      </w:pPr>
       <w:r>
         <w:rPr>
           <w:b/>
@@ -2967,7 +3092,7 @@
       </w:r>
       <w:r>
         <w:rPr/>
-        <w:t xml:space="preserve"> City Worker </w:t>
+        <w:t xml:space="preserve"> City Worker, System</w:t>
       </w:r>
     </w:p>
     <w:p>
@@ -2975,17 +3100,15 @@
         <w:pStyle w:val="BodyText"/>
         <w:numPr>
           <w:ilvl w:val="0"/>
-          <w:numId w:val="9"/>
+          <w:numId w:val="22"/>
         </w:numPr>
         <w:tabs>
           <w:tab w:val="clear" w:pos="720"/>
           <w:tab w:val="left" w:pos="0" w:leader="none"/>
         </w:tabs>
-        <w:ind w:hanging="283" w:start="709" w:end="0"/>
-        <w:rPr/>
-      </w:pPr>
-      <w:bookmarkStart w:id="28" w:name="p-rc_2efaeed1f8bbf29a-159"/>
-      <w:bookmarkEnd w:id="28"/>
+        <w:ind w:hanging="283" w:start="709"/>
+        <w:rPr/>
+      </w:pPr>
       <w:r>
         <w:rPr>
           <w:b/>
@@ -2994,7 +3117,37 @@
       </w:r>
       <w:r>
         <w:rPr/>
-        <w:t xml:space="preserve"> The City Worker opens their dashboard and selects a "PENDING" issue. They click "Start Work," prompting the system to update the state to "IN_PROGRESS". Upon completion, the worker clicks "Resolve," moving the state to "RESOLVED" and closing the ticket.</w:t>
+        <w:t xml:space="preserve"> The worker arrives at the site and changes the issue state to </w:t>
+      </w:r>
+      <w:r>
+        <w:rPr>
+          <w:rStyle w:val="SourceText"/>
+        </w:rPr>
+        <w:t>IN_PROGRESS</w:t>
+      </w:r>
+      <w:r>
+        <w:rPr/>
+        <w:t xml:space="preserve">. If they lack materials, they transition it to </w:t>
+      </w:r>
+      <w:r>
+        <w:rPr>
+          <w:rStyle w:val="SourceText"/>
+        </w:rPr>
+        <w:t>ON_HOLD</w:t>
+      </w:r>
+      <w:r>
+        <w:rPr/>
+        <w:t xml:space="preserve">. Once resolved, they transition it to </w:t>
+      </w:r>
+      <w:r>
+        <w:rPr>
+          <w:rStyle w:val="SourceText"/>
+        </w:rPr>
+        <w:t>FINISHED</w:t>
+      </w:r>
+      <w:r>
+        <w:rPr/>
+        <w:t>. The System automatically calculates the delta between the "Assigned" timestamp and "Finished" timestamp, comparing it to the worker's initial time estimate, and logs the efficiency metric in the database.</w:t>
       </w:r>
     </w:p>
     <w:p>
@@ -3002,26 +3155,217 @@
         <w:pStyle w:val="BodyText"/>
         <w:numPr>
           <w:ilvl w:val="0"/>
-          <w:numId w:val="9"/>
+          <w:numId w:val="22"/>
         </w:numPr>
         <w:tabs>
           <w:tab w:val="clear" w:pos="720"/>
           <w:tab w:val="left" w:pos="0" w:leader="none"/>
         </w:tabs>
+        <w:ind w:hanging="283" w:start="709"/>
+        <w:rPr/>
+      </w:pPr>
+      <w:r>
+        <w:rPr>
+          <w:b/>
+        </w:rPr>
+        <w:t>Extensions:</w:t>
+      </w:r>
+      <w:r>
+        <w:rPr/>
+        <w:t xml:space="preserve"> If the worker attempts to move a task from </w:t>
+      </w:r>
+      <w:r>
+        <w:rPr>
+          <w:rStyle w:val="SourceText"/>
+        </w:rPr>
+        <w:t>BACKLOG</w:t>
+      </w:r>
+      <w:r>
+        <w:rPr/>
+        <w:t xml:space="preserve"> directly to </w:t>
+      </w:r>
+      <w:r>
+        <w:rPr>
+          <w:rStyle w:val="SourceText"/>
+        </w:rPr>
+        <w:t>FINISHED</w:t>
+      </w:r>
+      <w:r>
+        <w:rPr/>
+        <w:t xml:space="preserve"> without passing through </w:t>
+      </w:r>
+      <w:r>
+        <w:rPr>
+          <w:rStyle w:val="SourceText"/>
+        </w:rPr>
+        <w:t>IN_PROGRESS</w:t>
+      </w:r>
+      <w:r>
+        <w:rPr/>
+        <w:t>, the state machine blocks the transaction.</w:t>
+      </w:r>
+    </w:p>
+    <w:p>
+      <w:pPr>
+        <w:pStyle w:val="BodyText"/>
+        <w:numPr>
+          <w:ilvl w:val="0"/>
+          <w:numId w:val="0"/>
+        </w:numPr>
+        <w:tabs>
+          <w:tab w:val="clear" w:pos="720"/>
+          <w:tab w:val="left" w:pos="0" w:leader="none"/>
+        </w:tabs>
+        <w:ind w:hanging="0" w:start="0" w:end="0"/>
+        <w:rPr/>
+      </w:pPr>
+      <w:bookmarkStart w:id="17" w:name="p-rc_a5517eaf6decd1a8-50"/>
+      <w:bookmarkEnd w:id="17"/>
+      <w:r>
+        <w:rPr>
+          <w:b/>
+        </w:rPr>
+        <w:t>Use-Case 5: View Citizen Impact Analytics</w:t>
+      </w:r>
+      <w:r>
+        <w:rPr/>
+        <w:t xml:space="preserve"> </w:t>
+      </w:r>
+    </w:p>
+    <w:p>
+      <w:pPr>
+        <w:pStyle w:val="BodyText"/>
+        <w:numPr>
+          <w:ilvl w:val="0"/>
+          <w:numId w:val="20"/>
+        </w:numPr>
+        <w:tabs>
+          <w:tab w:val="clear" w:pos="720"/>
+          <w:tab w:val="left" w:pos="0" w:leader="none"/>
+        </w:tabs>
         <w:ind w:hanging="283" w:start="709" w:end="0"/>
         <w:rPr/>
       </w:pPr>
-      <w:bookmarkStart w:id="29" w:name="p-rc_2efaeed1f8bbf29a-160"/>
-      <w:bookmarkEnd w:id="29"/>
+      <w:bookmarkStart w:id="18" w:name="p-rc_a5517eaf6decd1a8-51"/>
+      <w:bookmarkEnd w:id="18"/>
       <w:r>
         <w:rPr>
           <w:b/>
         </w:rPr>
+        <w:t>Level:</w:t>
+      </w:r>
+      <w:r>
+        <w:rPr/>
+        <w:t xml:space="preserve"> User Goal </w:t>
+      </w:r>
+    </w:p>
+    <w:p>
+      <w:pPr>
+        <w:pStyle w:val="BodyText"/>
+        <w:numPr>
+          <w:ilvl w:val="0"/>
+          <w:numId w:val="20"/>
+        </w:numPr>
+        <w:tabs>
+          <w:tab w:val="clear" w:pos="720"/>
+          <w:tab w:val="left" w:pos="0" w:leader="none"/>
+        </w:tabs>
+        <w:ind w:hanging="283" w:start="709" w:end="0"/>
+        <w:rPr/>
+      </w:pPr>
+      <w:bookmarkStart w:id="19" w:name="p-rc_a5517eaf6decd1a8-52"/>
+      <w:bookmarkEnd w:id="19"/>
+      <w:r>
+        <w:rPr>
+          <w:b/>
+        </w:rPr>
+        <w:t>Primary Actor:</w:t>
+      </w:r>
+      <w:r>
+        <w:rPr/>
+        <w:t xml:space="preserve"> Citizen </w:t>
+      </w:r>
+    </w:p>
+    <w:p>
+      <w:pPr>
+        <w:pStyle w:val="BodyText"/>
+        <w:numPr>
+          <w:ilvl w:val="0"/>
+          <w:numId w:val="20"/>
+        </w:numPr>
+        <w:tabs>
+          <w:tab w:val="clear" w:pos="720"/>
+          <w:tab w:val="left" w:pos="0" w:leader="none"/>
+        </w:tabs>
+        <w:ind w:hanging="283" w:start="709" w:end="0"/>
+        <w:rPr/>
+      </w:pPr>
+      <w:bookmarkStart w:id="20" w:name="p-rc_a5517eaf6decd1a8-53"/>
+      <w:bookmarkEnd w:id="20"/>
+      <w:r>
+        <w:rPr>
+          <w:b/>
+        </w:rPr>
+        <w:t>Main success scenario:</w:t>
+      </w:r>
+      <w:r>
+        <w:rPr/>
+        <w:t xml:space="preserve"> The Citizen logs in and navigates to the "My Impact" profile page. The system queries the database to aggregate their historical data, calculating the total count of submitted reports, filtering for those in the </w:t>
+      </w:r>
+      <w:r>
+        <w:rPr>
+          <w:rStyle w:val="SourceText"/>
+        </w:rPr>
+        <w:t>FINISHED</w:t>
+      </w:r>
+      <w:r>
+        <w:rPr/>
+        <w:t xml:space="preserve"> state, and mathematically averaging the time deltas between creation and resolution. The system returns these metrics and displays them via visual charts and KPI cards. </w:t>
+      </w:r>
+    </w:p>
+    <w:p>
+      <w:pPr>
+        <w:pStyle w:val="BodyText"/>
+        <w:numPr>
+          <w:ilvl w:val="0"/>
+          <w:numId w:val="20"/>
+        </w:numPr>
+        <w:tabs>
+          <w:tab w:val="clear" w:pos="720"/>
+          <w:tab w:val="left" w:pos="0" w:leader="none"/>
+        </w:tabs>
+        <w:ind w:hanging="283" w:start="709" w:end="0"/>
+        <w:rPr/>
+      </w:pPr>
+      <w:bookmarkStart w:id="21" w:name="p-rc_a5517eaf6decd1a8-54"/>
+      <w:bookmarkEnd w:id="21"/>
+      <w:r>
+        <w:rPr>
+          <w:b/>
+        </w:rPr>
         <w:t>Extensions:</w:t>
       </w:r>
       <w:r>
         <w:rPr/>
-        <w:t xml:space="preserve"> If the worker attempts to bypass a state (e.g., clicking "Resolve" on a pending issue), the system prevents the database update and displays a workflow error.</w:t>
+        <w:t xml:space="preserve"> If the citizen has newly registered and has never reported an issue, the system bypasses the calculations and displays an empty state with a call-to-action button prompting them to "Report Your First Issue</w:t>
+      </w:r>
+    </w:p>
+    <w:p>
+      <w:pPr>
+        <w:pStyle w:val="BodyText"/>
+        <w:numPr>
+          <w:ilvl w:val="0"/>
+          <w:numId w:val="0"/>
+        </w:numPr>
+        <w:tabs>
+          <w:tab w:val="clear" w:pos="720"/>
+          <w:tab w:val="left" w:pos="0" w:leader="none"/>
+        </w:tabs>
+        <w:ind w:hanging="0" w:start="709" w:end="0"/>
+        <w:rPr/>
+      </w:pPr>
+      <w:r>
+        <w:rPr/>
       </w:r>
     </w:p>
     <w:p>
@@ -3041,8 +3385,8 @@
           <w:lang w:val="en-US"/>
         </w:rPr>
       </w:pPr>
-      <w:bookmarkStart w:id="30" w:name="_Toc193372757"/>
-      <w:bookmarkEnd w:id="30"/>
+      <w:bookmarkStart w:id="22" w:name="_Toc193372757"/>
+      <w:bookmarkEnd w:id="22"/>
       <w:r>
         <w:rPr>
           <w:lang w:val="en-US"/>
@@ -3259,14 +3603,14 @@
           <w:lang w:val="en-US"/>
         </w:rPr>
       </w:pPr>
-      <w:bookmarkStart w:id="31" w:name="_Toc193372758"/>
+      <w:bookmarkStart w:id="23" w:name="_Toc193372758"/>
       <w:r>
         <w:rPr>
           <w:lang w:val="en-US"/>
         </w:rPr>
         <w:t>Supplementary Specification</w:t>
       </w:r>
-      <w:bookmarkEnd w:id="31"/>
+      <w:bookmarkEnd w:id="23"/>
     </w:p>
     <w:p>
       <w:pPr>
@@ -3275,18 +3619,53 @@
           <w:lang w:val="en-US"/>
         </w:rPr>
       </w:pPr>
-      <w:bookmarkStart w:id="32" w:name="_Toc193372759"/>
+      <w:bookmarkStart w:id="24" w:name="_Toc193372759"/>
       <w:r>
         <w:rPr>
           <w:lang w:val="en-US"/>
         </w:rPr>
         <w:t>Non-functional Requirements</w:t>
       </w:r>
-      <w:bookmarkEnd w:id="32"/>
+      <w:bookmarkEnd w:id="24"/>
     </w:p>
     <w:p>
       <w:pPr>
         <w:pStyle w:val="Normal"/>
+        <w:numPr>
+          <w:ilvl w:val="0"/>
+          <w:numId w:val="9"/>
+        </w:numPr>
+        <w:tabs>
+          <w:tab w:val="clear" w:pos="720"/>
+          <w:tab w:val="left" w:pos="0" w:leader="none"/>
+        </w:tabs>
+        <w:ind w:hanging="283" w:start="720" w:end="0"/>
+        <w:rPr/>
+      </w:pPr>
+      <w:r>
+        <w:rPr>
+          <w:b/>
+        </w:rPr>
+        <w:t>Usability &amp; Aesthetics:</w:t>
+      </w:r>
+      <w:r>
+        <w:rPr/>
+        <w:t xml:space="preserve"> The user interface must provide a modern, visually appealing experience and incorporate an interactive map component, while remaining fully responsive across mobile and desktop devices. </w:t>
+      </w:r>
+      <w:r>
+        <w:rPr>
+          <w:i/>
+        </w:rPr>
+        <w:t>Motivation:</w:t>
+      </w:r>
+      <w:r>
+        <w:rPr/>
+        <w:t xml:space="preserve"> Citizens need an intuitive, map-driven interface to accurately pinpoint the geographical location of an issue. Furthermore, a visual map is essential for City Workers to easily identify issue clusters and plan efficient dispatch routes.</w:t>
+      </w:r>
+    </w:p>
+    <w:p>
+      <w:pPr>
+        <w:pStyle w:val="BodyText"/>
         <w:numPr>
           <w:ilvl w:val="0"/>
           <w:numId w:val="10"/>
@@ -3298,15 +3677,17 @@
         <w:ind w:hanging="283" w:start="720" w:end="0"/>
         <w:rPr/>
       </w:pPr>
+      <w:bookmarkStart w:id="25" w:name="p-rc_2efaeed1f8bbf29a-166"/>
+      <w:bookmarkEnd w:id="25"/>
       <w:r>
         <w:rPr>
           <w:b/>
         </w:rPr>
-        <w:t>Usability &amp; Aesthetics:</w:t>
-      </w:r>
-      <w:r>
-        <w:rPr/>
-        <w:t xml:space="preserve"> The user interface must provide a modern, visually appealing experience and incorporate an interactive map component, while remaining fully responsive across mobile and desktop devices. </w:t>
+        <w:t>Security:</w:t>
+      </w:r>
+      <w:r>
+        <w:rPr/>
+        <w:t xml:space="preserve"> The system must restrict administrative dashboard access and task modification strictly to authenticated City Workers. </w:t>
       </w:r>
       <w:r>
         <w:rPr>
@@ -3316,7 +3697,7 @@
       </w:r>
       <w:r>
         <w:rPr/>
-        <w:t xml:space="preserve"> Citizens need an intuitive, map-driven interface to accurately pinpoint the geographical location of an issue. Furthermore, a visual map is essential for City Workers to easily identify issue clusters and plan efficient dispatch routes.</w:t>
+        <w:t xml:space="preserve"> To prevent malicious actors from altering the status of municipal tasks or viewing internal city operations, RBAC is mandatory.</w:t>
       </w:r>
     </w:p>
     <w:p>
@@ -3333,17 +3714,17 @@
         <w:ind w:hanging="283" w:start="720" w:end="0"/>
         <w:rPr/>
       </w:pPr>
-      <w:bookmarkStart w:id="33" w:name="p-rc_2efaeed1f8bbf29a-166"/>
-      <w:bookmarkEnd w:id="33"/>
+      <w:bookmarkStart w:id="26" w:name="p-rc_2efaeed1f8bbf29a-167"/>
+      <w:bookmarkEnd w:id="26"/>
       <w:r>
         <w:rPr>
           <w:b/>
         </w:rPr>
-        <w:t>Security:</w:t>
-      </w:r>
-      <w:r>
-        <w:rPr/>
-        <w:t xml:space="preserve"> The system must restrict administrative dashboard access and task modification strictly to authenticated City Workers. </w:t>
+        <w:t>Performance:</w:t>
+      </w:r>
+      <w:r>
+        <w:rPr/>
+        <w:t xml:space="preserve"> The backend REST API must process form submissions and return an HTTP response in under 2 seconds. </w:t>
       </w:r>
       <w:r>
         <w:rPr>
@@ -3353,7 +3734,7 @@
       </w:r>
       <w:r>
         <w:rPr/>
-        <w:t xml:space="preserve"> To prevent malicious actors from altering the status of municipal tasks or viewing internal city operations, RBAC is mandatory.</w:t>
+        <w:t xml:space="preserve"> Fast response times are critical to prevent users from clicking "Submit" multiple times, which would create duplicate database entries and skew municipal data.</w:t>
       </w:r>
     </w:p>
     <w:p>
@@ -3370,17 +3751,17 @@
         <w:ind w:hanging="283" w:start="720" w:end="0"/>
         <w:rPr/>
       </w:pPr>
-      <w:bookmarkStart w:id="34" w:name="p-rc_2efaeed1f8bbf29a-167"/>
-      <w:bookmarkEnd w:id="34"/>
+      <w:bookmarkStart w:id="27" w:name="p-rc_2efaeed1f8bbf29a-168"/>
+      <w:bookmarkEnd w:id="27"/>
       <w:r>
         <w:rPr>
           <w:b/>
         </w:rPr>
-        <w:t>Performance:</w:t>
-      </w:r>
-      <w:r>
-        <w:rPr/>
-        <w:t xml:space="preserve"> The backend REST API must process form submissions and return an HTTP response in under 2 seconds. </w:t>
+        <w:t>Reliability:</w:t>
+      </w:r>
+      <w:r>
+        <w:rPr/>
+        <w:t xml:space="preserve"> The backend must safely handle concurrent database transactions. </w:t>
       </w:r>
       <w:r>
         <w:rPr>
@@ -3390,8 +3771,159 @@
       </w:r>
       <w:r>
         <w:rPr/>
-        <w:t xml:space="preserve"> Fast response times are critical to prevent users from clicking "Submit" multiple times, which would create duplicate database entries and skew municipal data.</w:t>
-      </w:r>
+        <w:t xml:space="preserve"> During a severe weather event, multiple citizens might attempt to report the same fallen tree simultaneously; the system must not crash under a sudden spike in traffic.</w:t>
+      </w:r>
+    </w:p>
+    <w:p>
+      <w:pPr>
+        <w:pStyle w:val="Normal"/>
+        <w:rPr>
+          <w:lang w:val="en-US"/>
+        </w:rPr>
+      </w:pPr>
+      <w:r>
+        <w:rPr>
+          <w:lang w:val="en-US"/>
+        </w:rPr>
+      </w:r>
+    </w:p>
+    <w:p>
+      <w:pPr>
+        <w:pStyle w:val="Heading3"/>
+        <w:rPr>
+          <w:lang w:val="en-US"/>
+        </w:rPr>
+      </w:pPr>
+      <w:bookmarkStart w:id="28" w:name="_Toc193372760"/>
+      <w:r>
+        <w:rPr>
+          <w:lang w:val="en-US"/>
+        </w:rPr>
+        <w:t>Design Constraints</w:t>
+      </w:r>
+      <w:bookmarkEnd w:id="28"/>
+    </w:p>
+    <w:p>
+      <w:pPr>
+        <w:pStyle w:val="BodyText"/>
+        <w:widowControl/>
+        <w:numPr>
+          <w:ilvl w:val="0"/>
+          <w:numId w:val="12"/>
+        </w:numPr>
+        <w:tabs>
+          <w:tab w:val="clear" w:pos="720"/>
+          <w:tab w:val="left" w:pos="0" w:leader="none"/>
+        </w:tabs>
+        <w:bidi w:val="0"/>
+        <w:ind w:hanging="283" w:start="720" w:end="0"/>
+        <w:jc w:val="start"/>
+        <w:rPr/>
+      </w:pPr>
+      <w:bookmarkStart w:id="29" w:name="p-rc_2efaeed1f8bbf29a-225"/>
+      <w:bookmarkEnd w:id="29"/>
+      <w:r>
+        <w:rPr>
+          <w:b/>
+          <w:bCs/>
+        </w:rPr>
+        <w:t>Frontend Architecture</w:t>
+      </w:r>
+      <w:r>
+        <w:rPr/>
+        <w:t>: The user interface must be developed using React.js scaffolded with Vite, utilizing Bootstrap for CSS styling and responsive layout.</w:t>
+      </w:r>
+    </w:p>
+    <w:p>
+      <w:pPr>
+        <w:pStyle w:val="BodyText"/>
+        <w:widowControl/>
+        <w:numPr>
+          <w:ilvl w:val="0"/>
+          <w:numId w:val="12"/>
+        </w:numPr>
+        <w:tabs>
+          <w:tab w:val="clear" w:pos="720"/>
+          <w:tab w:val="left" w:pos="0" w:leader="none"/>
+        </w:tabs>
+        <w:bidi w:val="0"/>
+        <w:ind w:hanging="283" w:start="720" w:end="0"/>
+        <w:jc w:val="start"/>
+        <w:rPr/>
+      </w:pPr>
+      <w:bookmarkStart w:id="30" w:name="p-rc_2efaeed1f8bbf29a-226"/>
+      <w:bookmarkEnd w:id="30"/>
+      <w:r>
+        <w:rPr>
+          <w:b/>
+          <w:bCs/>
+        </w:rPr>
+        <w:t>Backend Architecture</w:t>
+      </w:r>
+      <w:r>
+        <w:rPr/>
+        <w:t>: The server must be implemented as a RESTful API using Java and the Spring Boot framework.</w:t>
+      </w:r>
+    </w:p>
+    <w:p>
+      <w:pPr>
+        <w:pStyle w:val="BodyText"/>
+        <w:widowControl/>
+        <w:numPr>
+          <w:ilvl w:val="0"/>
+          <w:numId w:val="12"/>
+        </w:numPr>
+        <w:tabs>
+          <w:tab w:val="clear" w:pos="720"/>
+          <w:tab w:val="left" w:pos="0" w:leader="none"/>
+        </w:tabs>
+        <w:bidi w:val="0"/>
+        <w:ind w:hanging="283" w:start="720" w:end="0"/>
+        <w:jc w:val="start"/>
+        <w:rPr/>
+      </w:pPr>
+      <w:bookmarkStart w:id="31" w:name="p-rc_2efaeed1f8bbf29a-228"/>
+      <w:bookmarkEnd w:id="31"/>
+      <w:r>
+        <w:rPr>
+          <w:b/>
+          <w:bCs/>
+        </w:rPr>
+        <w:t>Communication Protocol</w:t>
+      </w:r>
+      <w:r>
+        <w:rPr/>
+        <w:t>: The frontend and backend must communicate strictly via HTTP requests sending and receiving JSON payloads, implemented via the Axios library.</w:t>
+      </w:r>
+    </w:p>
+    <w:p>
+      <w:pPr>
+        <w:pStyle w:val="Normal"/>
+        <w:rPr>
+          <w:lang w:val="en-US"/>
+        </w:rPr>
+      </w:pPr>
+      <w:r>
+        <w:rPr>
+          <w:lang w:val="en-US"/>
+        </w:rPr>
+      </w:r>
+    </w:p>
+    <w:p>
+      <w:pPr>
+        <w:pStyle w:val="Heading2"/>
+        <w:rPr>
+          <w:lang w:val="en-US"/>
+        </w:rPr>
+      </w:pPr>
+      <w:bookmarkStart w:id="32" w:name="_Toc193372761"/>
+      <w:r>
+        <w:rPr>
+          <w:lang w:val="en-US"/>
+        </w:rPr>
+        <w:t>Glossary</w:t>
+      </w:r>
+      <w:bookmarkEnd w:id="32"/>
     </w:p>
     <w:p>
       <w:pPr>
@@ -3407,179 +3939,18 @@
         <w:ind w:hanging="283" w:start="720" w:end="0"/>
         <w:rPr/>
       </w:pPr>
-      <w:bookmarkStart w:id="35" w:name="p-rc_2efaeed1f8bbf29a-168"/>
-      <w:bookmarkEnd w:id="35"/>
+      <w:bookmarkStart w:id="33" w:name="p-rc_2efaeed1f8bbf29a-230"/>
+      <w:bookmarkEnd w:id="33"/>
       <w:r>
         <w:rPr>
           <w:b/>
         </w:rPr>
-        <w:t>Reliability:</w:t>
-      </w:r>
-      <w:r>
-        <w:rPr/>
-        <w:t xml:space="preserve"> The backend must safely handle concurrent database transactions. </w:t>
-      </w:r>
-      <w:r>
-        <w:rPr>
-          <w:i/>
-        </w:rPr>
-        <w:t>Motivation:</w:t>
-      </w:r>
-      <w:r>
-        <w:rPr/>
-        <w:t xml:space="preserve"> During a severe weather event, multiple citizens might attempt to report the same fallen tree simultaneously; the system must not crash under a sudden spike in traffic.</w:t>
-      </w:r>
-    </w:p>
-    <w:p>
-      <w:pPr>
-        <w:pStyle w:val="Normal"/>
-        <w:rPr>
-          <w:lang w:val="en-US"/>
-        </w:rPr>
-      </w:pPr>
-      <w:r>
-        <w:rPr>
-          <w:lang w:val="en-US"/>
-        </w:rPr>
-      </w:r>
-    </w:p>
-    <w:p>
-      <w:pPr>
-        <w:pStyle w:val="Heading3"/>
-        <w:rPr>
-          <w:lang w:val="en-US"/>
-        </w:rPr>
-      </w:pPr>
-      <w:bookmarkStart w:id="36" w:name="_Toc193372760"/>
-      <w:r>
-        <w:rPr>
-          <w:lang w:val="en-US"/>
-        </w:rPr>
-        <w:t>Design Constraints</w:t>
-      </w:r>
-      <w:bookmarkEnd w:id="36"/>
-    </w:p>
-    <w:p>
-      <w:pPr>
-        <w:pStyle w:val="BodyText"/>
-        <w:widowControl/>
-        <w:numPr>
-          <w:ilvl w:val="0"/>
-          <w:numId w:val="13"/>
-        </w:numPr>
-        <w:tabs>
-          <w:tab w:val="clear" w:pos="720"/>
-          <w:tab w:val="left" w:pos="0" w:leader="none"/>
-        </w:tabs>
-        <w:bidi w:val="0"/>
-        <w:ind w:hanging="283" w:start="720" w:end="0"/>
-        <w:jc w:val="start"/>
-        <w:rPr/>
-      </w:pPr>
-      <w:bookmarkStart w:id="37" w:name="p-rc_2efaeed1f8bbf29a-225"/>
-      <w:bookmarkEnd w:id="37"/>
-      <w:r>
-        <w:rPr>
-          <w:b/>
-          <w:bCs/>
-        </w:rPr>
-        <w:t>Frontend Architecture</w:t>
-      </w:r>
-      <w:r>
-        <w:rPr/>
-        <w:t>: The user interface must be developed using React.js scaffolded with Vite, utilizing Bootstrap for CSS styling and responsive layout.</w:t>
-      </w:r>
-    </w:p>
-    <w:p>
-      <w:pPr>
-        <w:pStyle w:val="BodyText"/>
-        <w:widowControl/>
-        <w:numPr>
-          <w:ilvl w:val="0"/>
-          <w:numId w:val="13"/>
-        </w:numPr>
-        <w:tabs>
-          <w:tab w:val="clear" w:pos="720"/>
-          <w:tab w:val="left" w:pos="0" w:leader="none"/>
-        </w:tabs>
-        <w:bidi w:val="0"/>
-        <w:ind w:hanging="283" w:start="720" w:end="0"/>
-        <w:jc w:val="start"/>
-        <w:rPr/>
-      </w:pPr>
-      <w:bookmarkStart w:id="38" w:name="p-rc_2efaeed1f8bbf29a-226"/>
-      <w:bookmarkEnd w:id="38"/>
-      <w:r>
-        <w:rPr>
-          <w:b/>
-          <w:bCs/>
-        </w:rPr>
-        <w:t>Backend Architecture</w:t>
-      </w:r>
-      <w:r>
-        <w:rPr/>
-        <w:t>: The server must be implemented as a RESTful API using Java and the Spring Boot framework.</w:t>
-      </w:r>
-    </w:p>
-    <w:p>
-      <w:pPr>
-        <w:pStyle w:val="BodyText"/>
-        <w:widowControl/>
-        <w:numPr>
-          <w:ilvl w:val="0"/>
-          <w:numId w:val="13"/>
-        </w:numPr>
-        <w:tabs>
-          <w:tab w:val="clear" w:pos="720"/>
-          <w:tab w:val="left" w:pos="0" w:leader="none"/>
-        </w:tabs>
-        <w:bidi w:val="0"/>
-        <w:ind w:hanging="283" w:start="720" w:end="0"/>
-        <w:jc w:val="start"/>
-        <w:rPr/>
-      </w:pPr>
-      <w:bookmarkStart w:id="39" w:name="p-rc_2efaeed1f8bbf29a-228"/>
-      <w:bookmarkEnd w:id="39"/>
-      <w:r>
-        <w:rPr>
-          <w:b/>
-          <w:bCs/>
-        </w:rPr>
-        <w:t>Communication Protocol</w:t>
-      </w:r>
-      <w:r>
-        <w:rPr/>
-        <w:t>: The frontend and backend must communicate strictly via HTTP requests sending and receiving JSON payloads, implemented via the Axios library.</w:t>
-      </w:r>
-    </w:p>
-    <w:p>
-      <w:pPr>
-        <w:pStyle w:val="Normal"/>
-        <w:rPr>
-          <w:lang w:val="en-US"/>
-        </w:rPr>
-      </w:pPr>
-      <w:r>
-        <w:rPr>
-          <w:lang w:val="en-US"/>
-        </w:rPr>
-      </w:r>
-    </w:p>
-    <w:p>
-      <w:pPr>
-        <w:pStyle w:val="Heading2"/>
-        <w:rPr>
-          <w:lang w:val="en-US"/>
-        </w:rPr>
-      </w:pPr>
-      <w:bookmarkStart w:id="40" w:name="_Toc193372761"/>
-      <w:r>
-        <w:rPr>
-          <w:lang w:val="en-US"/>
-        </w:rPr>
-        <w:t>Glossary</w:t>
-      </w:r>
-      <w:bookmarkEnd w:id="40"/>
+        <w:t>Citizen:</w:t>
+      </w:r>
+      <w:r>
+        <w:rPr/>
+        <w:t xml:space="preserve"> A standard user of the application who interacts with the system to report civic issues.</w:t>
+      </w:r>
     </w:p>
     <w:p>
       <w:pPr>
@@ -3595,17 +3966,17 @@
         <w:ind w:hanging="283" w:start="720" w:end="0"/>
         <w:rPr/>
       </w:pPr>
-      <w:bookmarkStart w:id="41" w:name="p-rc_2efaeed1f8bbf29a-230"/>
-      <w:bookmarkEnd w:id="41"/>
+      <w:bookmarkStart w:id="34" w:name="p-rc_2efaeed1f8bbf29a-231"/>
+      <w:bookmarkEnd w:id="34"/>
       <w:r>
         <w:rPr>
           <w:b/>
         </w:rPr>
-        <w:t>Citizen:</w:t>
-      </w:r>
-      <w:r>
-        <w:rPr/>
-        <w:t xml:space="preserve"> A standard user of the application who interacts with the system to report civic issues.</w:t>
+        <w:t>City Worker:</w:t>
+      </w:r>
+      <w:r>
+        <w:rPr/>
+        <w:t xml:space="preserve"> An administrative user responsible for monitoring, reviewing, and physically resolving the reported issues assigned to their dashboard.</w:t>
       </w:r>
     </w:p>
     <w:p>
@@ -3622,17 +3993,17 @@
         <w:ind w:hanging="283" w:start="720" w:end="0"/>
         <w:rPr/>
       </w:pPr>
-      <w:bookmarkStart w:id="42" w:name="p-rc_2efaeed1f8bbf29a-231"/>
-      <w:bookmarkEnd w:id="42"/>
+      <w:bookmarkStart w:id="35" w:name="p-rc_2efaeed1f8bbf29a-232"/>
+      <w:bookmarkEnd w:id="35"/>
       <w:r>
         <w:rPr>
           <w:b/>
         </w:rPr>
-        <w:t>City Worker:</w:t>
-      </w:r>
-      <w:r>
-        <w:rPr/>
-        <w:t xml:space="preserve"> An administrative user responsible for monitoring, reviewing, and physically resolving the reported issues assigned to their dashboard.</w:t>
+        <w:t>RBAC (Role-Based Access Control):</w:t>
+      </w:r>
+      <w:r>
+        <w:rPr/>
+        <w:t xml:space="preserve"> A security mechanism that restricts system access and functionality to authorized users based on their assigned role.</w:t>
       </w:r>
     </w:p>
     <w:p>
@@ -3649,17 +4020,17 @@
         <w:ind w:hanging="283" w:start="720" w:end="0"/>
         <w:rPr/>
       </w:pPr>
-      <w:bookmarkStart w:id="43" w:name="p-rc_2efaeed1f8bbf29a-232"/>
-      <w:bookmarkEnd w:id="43"/>
+      <w:bookmarkStart w:id="36" w:name="p-rc_2efaeed1f8bbf29a-233"/>
+      <w:bookmarkEnd w:id="36"/>
       <w:r>
         <w:rPr>
           <w:b/>
         </w:rPr>
-        <w:t>RBAC (Role-Based Access Control):</w:t>
-      </w:r>
-      <w:r>
-        <w:rPr/>
-        <w:t xml:space="preserve"> A security mechanism that restricts system access and functionality to authorized users based on their assigned role.</w:t>
+        <w:t>REST API:</w:t>
+      </w:r>
+      <w:r>
+        <w:rPr/>
+        <w:t xml:space="preserve"> Representational State Transfer Application Programming Interface; the standard architecture by which the frontend and backend communicate via HTTP requests.</w:t>
       </w:r>
     </w:p>
     <w:p>
@@ -3676,17 +4047,17 @@
         <w:ind w:hanging="283" w:start="720" w:end="0"/>
         <w:rPr/>
       </w:pPr>
-      <w:bookmarkStart w:id="44" w:name="p-rc_2efaeed1f8bbf29a-233"/>
-      <w:bookmarkEnd w:id="44"/>
+      <w:bookmarkStart w:id="37" w:name="p-rc_2efaeed1f8bbf29a-234"/>
+      <w:bookmarkEnd w:id="37"/>
       <w:r>
         <w:rPr>
           <w:b/>
         </w:rPr>
-        <w:t>REST API:</w:t>
-      </w:r>
-      <w:r>
-        <w:rPr/>
-        <w:t xml:space="preserve"> Representational State Transfer Application Programming Interface; the standard architecture by which the frontend and backend communicate via HTTP requests.</w:t>
+        <w:t>State Machine:</w:t>
+      </w:r>
+      <w:r>
+        <w:rPr/>
+        <w:t xml:space="preserve"> A behavioral model implemented in the backend to govern the allowed lifecycle stages of a reported issue, preventing invalid workflow transitions.</w:t>
       </w:r>
     </w:p>
     <w:p>
@@ -3703,17 +4074,17 @@
         <w:ind w:hanging="283" w:start="720" w:end="0"/>
         <w:rPr/>
       </w:pPr>
-      <w:bookmarkStart w:id="45" w:name="p-rc_2efaeed1f8bbf29a-234"/>
-      <w:bookmarkEnd w:id="45"/>
+      <w:bookmarkStart w:id="38" w:name="p-rc_2efaeed1f8bbf29a-235"/>
+      <w:bookmarkEnd w:id="38"/>
       <w:r>
         <w:rPr>
           <w:b/>
         </w:rPr>
-        <w:t>State Machine:</w:t>
-      </w:r>
-      <w:r>
-        <w:rPr/>
-        <w:t xml:space="preserve"> A behavioral model implemented in the backend to govern the allowed lifecycle stages of a reported issue, preventing invalid workflow transitions.</w:t>
+        <w:t>Geospatial Routing:</w:t>
+      </w:r>
+      <w:r>
+        <w:rPr/>
+        <w:t xml:space="preserve"> The algorithmic process of assigning tasks based on the physical distance or zonal location between the reported issue and the city worker.</w:t>
       </w:r>
     </w:p>
     <w:p>
@@ -3730,63 +4101,383 @@
         <w:ind w:hanging="283" w:start="720" w:end="0"/>
         <w:rPr/>
       </w:pPr>
-      <w:bookmarkStart w:id="46" w:name="p-rc_2efaeed1f8bbf29a-235"/>
+      <w:bookmarkStart w:id="39" w:name="p-rc_2efaeed1f8bbf29a-236"/>
+      <w:bookmarkEnd w:id="39"/>
+      <w:r>
+        <w:rPr>
+          <w:b/>
+        </w:rPr>
+        <w:t>Composite Assignment Strategy:</w:t>
+      </w:r>
+      <w:r>
+        <w:rPr/>
+        <w:t xml:space="preserve"> A design approach where multiple rules (e.g., shortest distance </w:t>
+      </w:r>
+      <w:r>
+        <w:rPr>
+          <w:i/>
+        </w:rPr>
+        <w:t>plus</w:t>
+      </w:r>
+      <w:r>
+        <w:rPr/>
+        <w:t xml:space="preserve"> lowest workload) are combined to determine the final task assignment.</w:t>
+      </w:r>
+    </w:p>
+    <w:p>
+      <w:pPr>
+        <w:pStyle w:val="BodyText"/>
+        <w:rPr/>
+      </w:pPr>
+      <w:r>
+        <w:rPr/>
+      </w:r>
+    </w:p>
+    <w:p>
+      <w:pPr>
+        <w:pStyle w:val="Heading1"/>
+        <w:rPr>
+          <w:lang w:val="en-US"/>
+        </w:rPr>
+      </w:pPr>
+      <w:bookmarkStart w:id="40" w:name="_Toc193372762"/>
+      <w:r>
+        <w:rPr>
+          <w:lang w:val="en-US"/>
+        </w:rPr>
+        <w:t>Deliverable 2</w:t>
+      </w:r>
+      <w:bookmarkEnd w:id="40"/>
+    </w:p>
+    <w:p>
+      <w:pPr>
+        <w:pStyle w:val="Heading2"/>
+        <w:rPr>
+          <w:lang w:val="en-US"/>
+        </w:rPr>
+      </w:pPr>
+      <w:bookmarkStart w:id="41" w:name="_Toc193372763"/>
+      <w:r>
+        <w:rPr>
+          <w:lang w:val="en-US"/>
+        </w:rPr>
+        <w:t>Domain Model</w:t>
+      </w:r>
+      <w:bookmarkEnd w:id="41"/>
+    </w:p>
+    <w:p>
+      <w:pPr>
+        <w:pStyle w:val="InfoBlue"/>
+        <w:rPr/>
+      </w:pPr>
+      <w:r>
+        <w:rPr/>
+        <w:t>[Define the domain model and create the conceptual class diagrams]</w:t>
+      </w:r>
+    </w:p>
+    <w:p>
+      <w:pPr>
+        <w:pStyle w:val="Normal"/>
+        <w:rPr>
+          <w:lang w:val="en-US"/>
+        </w:rPr>
+      </w:pPr>
+      <w:r>
+        <w:rPr>
+          <w:lang w:val="en-US"/>
+        </w:rPr>
+      </w:r>
+    </w:p>
+    <w:p>
+      <w:pPr>
+        <w:pStyle w:val="Heading2"/>
+        <w:rPr>
+          <w:lang w:val="en-US"/>
+        </w:rPr>
+      </w:pPr>
+      <w:bookmarkStart w:id="42" w:name="_Toc193372764"/>
+      <w:r>
+        <w:rPr>
+          <w:lang w:val="en-US"/>
+        </w:rPr>
+        <w:t>Architectural Design</w:t>
+      </w:r>
+      <w:bookmarkEnd w:id="42"/>
+    </w:p>
+    <w:p>
+      <w:pPr>
+        <w:pStyle w:val="Heading3"/>
+        <w:rPr>
+          <w:lang w:val="en-US"/>
+        </w:rPr>
+      </w:pPr>
+      <w:bookmarkStart w:id="43" w:name="_Toc193372765"/>
+      <w:r>
+        <w:rPr>
+          <w:lang w:val="en-US"/>
+        </w:rPr>
+        <w:t>Conceptual Architecture</w:t>
+      </w:r>
+      <w:bookmarkEnd w:id="43"/>
+    </w:p>
+    <w:p>
+      <w:pPr>
+        <w:pStyle w:val="InfoBlue"/>
+        <w:rPr/>
+      </w:pPr>
+      <w:r>
+        <w:rPr/>
+        <w:t>[Define the system’s conceptual architecture; use an architectural style and pattern - highlight its use and motivate your choice.]</w:t>
+      </w:r>
+    </w:p>
+    <w:p>
+      <w:pPr>
+        <w:pStyle w:val="BodyText"/>
+        <w:rPr>
+          <w:lang w:val="en-US"/>
+        </w:rPr>
+      </w:pPr>
+      <w:r>
+        <w:rPr>
+          <w:lang w:val="en-US"/>
+        </w:rPr>
+      </w:r>
+    </w:p>
+    <w:p>
+      <w:pPr>
+        <w:pStyle w:val="Heading3"/>
+        <w:rPr>
+          <w:lang w:val="en-US"/>
+        </w:rPr>
+      </w:pPr>
+      <w:bookmarkStart w:id="44" w:name="_Toc193372766"/>
+      <w:r>
+        <w:rPr>
+          <w:lang w:val="en-US"/>
+        </w:rPr>
+        <w:t>Package Design</w:t>
+      </w:r>
+      <w:bookmarkEnd w:id="44"/>
+      <w:r>
+        <w:rPr>
+          <w:lang w:val="en-US"/>
+        </w:rPr>
+        <w:t xml:space="preserve"> </w:t>
+      </w:r>
+    </w:p>
+    <w:p>
+      <w:pPr>
+        <w:pStyle w:val="InfoBlue"/>
+        <w:rPr/>
+      </w:pPr>
+      <w:r>
+        <w:rPr/>
+        <w:t>[Create a package diagram]</w:t>
+      </w:r>
+    </w:p>
+    <w:p>
+      <w:pPr>
+        <w:pStyle w:val="BodyText"/>
+        <w:rPr>
+          <w:lang w:val="en-US"/>
+        </w:rPr>
+      </w:pPr>
+      <w:r>
+        <w:rPr>
+          <w:lang w:val="en-US"/>
+        </w:rPr>
+      </w:r>
+    </w:p>
+    <w:p>
+      <w:pPr>
+        <w:pStyle w:val="Heading3"/>
+        <w:rPr>
+          <w:lang w:val="en-US"/>
+        </w:rPr>
+      </w:pPr>
+      <w:bookmarkStart w:id="45" w:name="_Toc193372767"/>
+      <w:r>
+        <w:rPr>
+          <w:lang w:val="en-US"/>
+        </w:rPr>
+        <w:t>Component and Deployment Diagram</w:t>
+      </w:r>
+      <w:bookmarkEnd w:id="45"/>
+    </w:p>
+    <w:p>
+      <w:pPr>
+        <w:pStyle w:val="InfoBlue"/>
+        <w:rPr/>
+      </w:pPr>
+      <w:r>
+        <w:rPr/>
+        <w:t>[Create the component and deployment diagrams.]</w:t>
+      </w:r>
+    </w:p>
+    <w:p>
+      <w:pPr>
+        <w:pStyle w:val="Normal"/>
+        <w:rPr>
+          <w:lang w:val="en-US"/>
+        </w:rPr>
+      </w:pPr>
+      <w:r>
+        <w:rPr>
+          <w:lang w:val="en-US"/>
+        </w:rPr>
+      </w:r>
+    </w:p>
+    <w:p>
+      <w:pPr>
+        <w:pStyle w:val="Heading1"/>
+        <w:rPr>
+          <w:lang w:val="en-US"/>
+        </w:rPr>
+      </w:pPr>
+      <w:bookmarkStart w:id="46" w:name="_Toc193372768"/>
+      <w:r>
+        <w:rPr>
+          <w:lang w:val="en-US"/>
+        </w:rPr>
+        <w:t>Deliverable 3</w:t>
+      </w:r>
       <w:bookmarkEnd w:id="46"/>
-      <w:r>
-        <w:rPr>
-          <w:b/>
-        </w:rPr>
-        <w:t>Geospatial Routing:</w:t>
-      </w:r>
-      <w:r>
-        <w:rPr/>
-        <w:t xml:space="preserve"> The algorithmic process of assigning tasks based on the physical distance or zonal location between the reported issue and the city worker.</w:t>
+    </w:p>
+    <w:p>
+      <w:pPr>
+        <w:pStyle w:val="Heading2"/>
+        <w:rPr>
+          <w:lang w:val="en-US"/>
+        </w:rPr>
+      </w:pPr>
+      <w:bookmarkStart w:id="47" w:name="_Toc193372769"/>
+      <w:r>
+        <w:rPr>
+          <w:lang w:val="en-US"/>
+        </w:rPr>
+        <w:t>Design Model</w:t>
+      </w:r>
+      <w:bookmarkEnd w:id="47"/>
+    </w:p>
+    <w:p>
+      <w:pPr>
+        <w:pStyle w:val="Heading3"/>
+        <w:rPr>
+          <w:lang w:val="en-US"/>
+        </w:rPr>
+      </w:pPr>
+      <w:bookmarkStart w:id="48" w:name="_Toc193372770"/>
+      <w:r>
+        <w:rPr>
+          <w:lang w:val="en-US"/>
+        </w:rPr>
+        <w:t>Dynamic Behavior</w:t>
+      </w:r>
+      <w:bookmarkEnd w:id="48"/>
+    </w:p>
+    <w:p>
+      <w:pPr>
+        <w:pStyle w:val="InfoBlue"/>
+        <w:rPr>
+          <w:i w:val="false"/>
+        </w:rPr>
+      </w:pPr>
+      <w:r>
+        <w:rPr/>
+        <w:t>[Create the interaction diagrams (2 sequence) for 2 relevant scenarios]</w:t>
+      </w:r>
+    </w:p>
+    <w:p>
+      <w:pPr>
+        <w:pStyle w:val="Normal"/>
+        <w:rPr>
+          <w:lang w:val="en-US"/>
+        </w:rPr>
+      </w:pPr>
+      <w:r>
+        <w:rPr>
+          <w:lang w:val="en-US"/>
+        </w:rPr>
+      </w:r>
+    </w:p>
+    <w:p>
+      <w:pPr>
+        <w:pStyle w:val="Heading3"/>
+        <w:rPr>
+          <w:lang w:val="en-US"/>
+        </w:rPr>
+      </w:pPr>
+      <w:bookmarkStart w:id="49" w:name="_Toc193372771"/>
+      <w:r>
+        <w:rPr>
+          <w:lang w:val="en-US"/>
+        </w:rPr>
+        <w:t>Class Diagram</w:t>
+      </w:r>
+      <w:bookmarkEnd w:id="49"/>
+    </w:p>
+    <w:p>
+      <w:pPr>
+        <w:pStyle w:val="InfoBlue"/>
+        <w:rPr>
+          <w:i w:val="false"/>
+        </w:rPr>
+      </w:pPr>
+      <w:r>
+        <w:rPr/>
+        <w:t>[Create the UML class diagram; apply GoF patterns and motivate your choice]</w:t>
+      </w:r>
+    </w:p>
+    <w:p>
+      <w:pPr>
+        <w:pStyle w:val="Normal"/>
+        <w:rPr>
+          <w:lang w:val="en-US"/>
+        </w:rPr>
+      </w:pPr>
+      <w:r>
+        <w:rPr>
+          <w:lang w:val="en-US"/>
+        </w:rPr>
+      </w:r>
+    </w:p>
+    <w:p>
+      <w:pPr>
+        <w:pStyle w:val="Heading2"/>
+        <w:rPr>
+          <w:lang w:val="en-US"/>
+        </w:rPr>
+      </w:pPr>
+      <w:bookmarkStart w:id="50" w:name="_Toc193372772"/>
+      <w:r>
+        <w:rPr>
+          <w:lang w:val="en-US"/>
+        </w:rPr>
+        <w:t>Data Model</w:t>
+      </w:r>
+      <w:bookmarkEnd w:id="50"/>
+    </w:p>
+    <w:p>
+      <w:pPr>
+        <w:pStyle w:val="InfoBlue"/>
+        <w:rPr/>
+      </w:pPr>
+      <w:r>
+        <w:rPr/>
+        <w:t>[Create the data model for the system.]</w:t>
       </w:r>
     </w:p>
     <w:p>
       <w:pPr>
         <w:pStyle w:val="BodyText"/>
-        <w:numPr>
-          <w:ilvl w:val="0"/>
-          <w:numId w:val="20"/>
-        </w:numPr>
-        <w:tabs>
-          <w:tab w:val="clear" w:pos="720"/>
-          <w:tab w:val="left" w:pos="0" w:leader="none"/>
-        </w:tabs>
-        <w:ind w:hanging="283" w:start="720" w:end="0"/>
-        <w:rPr/>
-      </w:pPr>
-      <w:bookmarkStart w:id="47" w:name="p-rc_2efaeed1f8bbf29a-236"/>
-      <w:bookmarkEnd w:id="47"/>
-      <w:r>
-        <w:rPr>
-          <w:b/>
-        </w:rPr>
-        <w:t>Composite Assignment Strategy:</w:t>
-      </w:r>
-      <w:r>
-        <w:rPr/>
-        <w:t xml:space="preserve"> A design approach where multiple rules (e.g., shortest distance </w:t>
-      </w:r>
-      <w:r>
-        <w:rPr>
-          <w:i/>
-        </w:rPr>
-        <w:t>plus</w:t>
-      </w:r>
-      <w:r>
-        <w:rPr/>
-        <w:t xml:space="preserve"> lowest workload) are combined to determine the final task assignment.</w:t>
-      </w:r>
-    </w:p>
-    <w:p>
-      <w:pPr>
-        <w:pStyle w:val="BodyText"/>
-        <w:rPr/>
-      </w:pPr>
-      <w:r>
-        <w:rPr/>
+        <w:rPr>
+          <w:lang w:val="en-US"/>
+        </w:rPr>
+      </w:pPr>
+      <w:r>
+        <w:rPr>
+          <w:lang w:val="en-US"/>
+        </w:rPr>
       </w:r>
     </w:p>
     <w:p>
@@ -3796,30 +4487,14 @@
           <w:lang w:val="en-US"/>
         </w:rPr>
       </w:pPr>
-      <w:bookmarkStart w:id="48" w:name="_Toc193372762"/>
-      <w:r>
-        <w:rPr>
-          <w:lang w:val="en-US"/>
-        </w:rPr>
-        <w:t>Deliverable 2</w:t>
-      </w:r>
-      <w:bookmarkEnd w:id="48"/>
-    </w:p>
-    <w:p>
-      <w:pPr>
-        <w:pStyle w:val="Heading2"/>
-        <w:rPr>
-          <w:lang w:val="en-US"/>
-        </w:rPr>
-      </w:pPr>
-      <w:bookmarkStart w:id="49" w:name="_Toc193372763"/>
-      <w:r>
-        <w:rPr>
-          <w:lang w:val="en-US"/>
-        </w:rPr>
-        <w:t>Domain Model</w:t>
-      </w:r>
-      <w:bookmarkEnd w:id="49"/>
+      <w:bookmarkStart w:id="51" w:name="_Toc193372773"/>
+      <w:r>
+        <w:rPr>
+          <w:lang w:val="en-US"/>
+        </w:rPr>
+        <w:t>System Testing</w:t>
+      </w:r>
+      <w:bookmarkEnd w:id="51"/>
     </w:p>
     <w:p>
       <w:pPr>
@@ -3828,7 +4503,7 @@
       </w:pPr>
       <w:r>
         <w:rPr/>
-        <w:t>[Define the domain model and create the conceptual class diagrams]</w:t>
+        <w:t>[Describe the testing methides and some test cases.]</w:t>
       </w:r>
     </w:p>
     <w:p>
@@ -3846,35 +4521,19 @@
     </w:p>
     <w:p>
       <w:pPr>
-        <w:pStyle w:val="Heading2"/>
-        <w:rPr>
-          <w:lang w:val="en-US"/>
-        </w:rPr>
-      </w:pPr>
-      <w:bookmarkStart w:id="50" w:name="_Toc193372764"/>
-      <w:r>
-        <w:rPr>
-          <w:lang w:val="en-US"/>
-        </w:rPr>
-        <w:t>Architectural Design</w:t>
-      </w:r>
-      <w:bookmarkEnd w:id="50"/>
-    </w:p>
-    <w:p>
-      <w:pPr>
-        <w:pStyle w:val="Heading3"/>
-        <w:rPr>
-          <w:lang w:val="en-US"/>
-        </w:rPr>
-      </w:pPr>
-      <w:bookmarkStart w:id="51" w:name="_Toc193372765"/>
-      <w:r>
-        <w:rPr>
-          <w:lang w:val="en-US"/>
-        </w:rPr>
-        <w:t>Conceptual Architecture</w:t>
-      </w:r>
-      <w:bookmarkEnd w:id="51"/>
+        <w:pStyle w:val="Heading1"/>
+        <w:rPr>
+          <w:lang w:val="en-US"/>
+        </w:rPr>
+      </w:pPr>
+      <w:bookmarkStart w:id="52" w:name="_Toc193372774"/>
+      <w:r>
+        <w:rPr>
+          <w:lang w:val="en-US"/>
+        </w:rPr>
+        <w:t>Future Improvements</w:t>
+      </w:r>
+      <w:bookmarkEnd w:id="52"/>
     </w:p>
     <w:p>
       <w:pPr>
@@ -3883,95 +4542,40 @@
       </w:pPr>
       <w:r>
         <w:rPr/>
-        <w:t>[Define the system’s conceptual architecture; use an architectural style and pattern - highlight its use and motivate your choice.]</w:t>
-      </w:r>
-    </w:p>
-    <w:p>
-      <w:pPr>
-        <w:pStyle w:val="BodyText"/>
-        <w:rPr>
-          <w:lang w:val="en-US"/>
-        </w:rPr>
-      </w:pPr>
-      <w:r>
-        <w:rPr>
-          <w:lang w:val="en-US"/>
-        </w:rPr>
-      </w:r>
-    </w:p>
-    <w:p>
-      <w:pPr>
-        <w:pStyle w:val="Heading3"/>
-        <w:rPr>
-          <w:lang w:val="en-US"/>
-        </w:rPr>
-      </w:pPr>
-      <w:bookmarkStart w:id="52" w:name="_Toc193372766"/>
-      <w:r>
-        <w:rPr>
-          <w:lang w:val="en-US"/>
-        </w:rPr>
-        <w:t>Package Design</w:t>
-      </w:r>
-      <w:bookmarkEnd w:id="52"/>
-      <w:r>
-        <w:rPr>
-          <w:lang w:val="en-US"/>
-        </w:rPr>
-        <w:t xml:space="preserve"> </w:t>
-      </w:r>
-    </w:p>
-    <w:p>
-      <w:pPr>
-        <w:pStyle w:val="InfoBlue"/>
-        <w:rPr/>
-      </w:pPr>
-      <w:r>
-        <w:rPr/>
-        <w:t>[Create a package diagram]</w:t>
-      </w:r>
-    </w:p>
-    <w:p>
-      <w:pPr>
-        <w:pStyle w:val="BodyText"/>
-        <w:rPr>
-          <w:lang w:val="en-US"/>
-        </w:rPr>
-      </w:pPr>
-      <w:r>
-        <w:rPr>
-          <w:lang w:val="en-US"/>
-        </w:rPr>
-      </w:r>
-    </w:p>
-    <w:p>
-      <w:pPr>
-        <w:pStyle w:val="Heading3"/>
-        <w:rPr>
-          <w:lang w:val="en-US"/>
-        </w:rPr>
-      </w:pPr>
-      <w:bookmarkStart w:id="53" w:name="_Toc193372767"/>
-      <w:r>
-        <w:rPr>
-          <w:lang w:val="en-US"/>
-        </w:rPr>
-        <w:t>Component and Deployment Diagram</w:t>
+        <w:t>[Present some features that apply to the application scope.]</w:t>
+      </w:r>
+    </w:p>
+    <w:p>
+      <w:pPr>
+        <w:pStyle w:val="Normal"/>
+        <w:rPr>
+          <w:lang w:val="en-US"/>
+        </w:rPr>
+      </w:pPr>
+      <w:r>
+        <w:rPr>
+          <w:lang w:val="en-US"/>
+        </w:rPr>
+      </w:r>
+    </w:p>
+    <w:p>
+      <w:pPr>
+        <w:pStyle w:val="Heading1"/>
+        <w:rPr>
+          <w:lang w:val="en-US"/>
+        </w:rPr>
+      </w:pPr>
+      <w:bookmarkStart w:id="53" w:name="_Toc193372775"/>
+      <w:r>
+        <w:rPr>
+          <w:lang w:val="en-US"/>
+        </w:rPr>
+        <w:t>Conclusion</w:t>
       </w:r>
       <w:bookmarkEnd w:id="53"/>
     </w:p>
     <w:p>
       <w:pPr>
-        <w:pStyle w:val="InfoBlue"/>
-        <w:rPr/>
-      </w:pPr>
-      <w:r>
-        <w:rPr/>
-        <w:t>[Create the component and deployment diagrams.]</w:t>
-      </w:r>
-    </w:p>
-    <w:p>
-      <w:pPr>
         <w:pStyle w:val="Normal"/>
         <w:rPr>
           <w:lang w:val="en-US"/>
@@ -3990,274 +4594,14 @@
           <w:lang w:val="en-US"/>
         </w:rPr>
       </w:pPr>
-      <w:bookmarkStart w:id="54" w:name="_Toc193372768"/>
-      <w:r>
-        <w:rPr>
-          <w:lang w:val="en-US"/>
-        </w:rPr>
-        <w:t>Deliverable 3</w:t>
+      <w:bookmarkStart w:id="54" w:name="_Toc193372776"/>
+      <w:r>
+        <w:rPr>
+          <w:lang w:val="en-US"/>
+        </w:rPr>
+        <w:t>Bibliography</w:t>
       </w:r>
       <w:bookmarkEnd w:id="54"/>
-    </w:p>
-    <w:p>
-      <w:pPr>
-        <w:pStyle w:val="Heading2"/>
-        <w:rPr>
-          <w:lang w:val="en-US"/>
-        </w:rPr>
-      </w:pPr>
-      <w:bookmarkStart w:id="55" w:name="_Toc193372769"/>
-      <w:r>
-        <w:rPr>
-          <w:lang w:val="en-US"/>
-        </w:rPr>
-        <w:t>Design Model</w:t>
-      </w:r>
-      <w:bookmarkEnd w:id="55"/>
-    </w:p>
-    <w:p>
-      <w:pPr>
-        <w:pStyle w:val="Heading3"/>
-        <w:rPr>
-          <w:lang w:val="en-US"/>
-        </w:rPr>
-      </w:pPr>
-      <w:bookmarkStart w:id="56" w:name="_Toc193372770"/>
-      <w:r>
-        <w:rPr>
-          <w:lang w:val="en-US"/>
-        </w:rPr>
-        <w:t>Dynamic Behavior</w:t>
-      </w:r>
-      <w:bookmarkEnd w:id="56"/>
-    </w:p>
-    <w:p>
-      <w:pPr>
-        <w:pStyle w:val="InfoBlue"/>
-        <w:rPr>
-          <w:i w:val="false"/>
-        </w:rPr>
-      </w:pPr>
-      <w:r>
-        <w:rPr/>
-        <w:t>[Create the interaction diagrams (2 sequence) for 2 relevant scenarios]</w:t>
-      </w:r>
-    </w:p>
-    <w:p>
-      <w:pPr>
-        <w:pStyle w:val="Normal"/>
-        <w:rPr>
-          <w:lang w:val="en-US"/>
-        </w:rPr>
-      </w:pPr>
-      <w:r>
-        <w:rPr>
-          <w:lang w:val="en-US"/>
-        </w:rPr>
-      </w:r>
-    </w:p>
-    <w:p>
-      <w:pPr>
-        <w:pStyle w:val="Heading3"/>
-        <w:rPr>
-          <w:lang w:val="en-US"/>
-        </w:rPr>
-      </w:pPr>
-      <w:bookmarkStart w:id="57" w:name="_Toc193372771"/>
-      <w:r>
-        <w:rPr>
-          <w:lang w:val="en-US"/>
-        </w:rPr>
-        <w:t>Class Diagram</w:t>
-      </w:r>
-      <w:bookmarkEnd w:id="57"/>
-    </w:p>
-    <w:p>
-      <w:pPr>
-        <w:pStyle w:val="InfoBlue"/>
-        <w:rPr>
-          <w:i w:val="false"/>
-        </w:rPr>
-      </w:pPr>
-      <w:r>
-        <w:rPr/>
-        <w:t>[Create the UML class diagram; apply GoF patterns and motivate your choice]</w:t>
-      </w:r>
-    </w:p>
-    <w:p>
-      <w:pPr>
-        <w:pStyle w:val="Normal"/>
-        <w:rPr>
-          <w:lang w:val="en-US"/>
-        </w:rPr>
-      </w:pPr>
-      <w:r>
-        <w:rPr>
-          <w:lang w:val="en-US"/>
-        </w:rPr>
-      </w:r>
-    </w:p>
-    <w:p>
-      <w:pPr>
-        <w:pStyle w:val="Heading2"/>
-        <w:rPr>
-          <w:lang w:val="en-US"/>
-        </w:rPr>
-      </w:pPr>
-      <w:bookmarkStart w:id="58" w:name="_Toc193372772"/>
-      <w:r>
-        <w:rPr>
-          <w:lang w:val="en-US"/>
-        </w:rPr>
-        <w:t>Data Model</w:t>
-      </w:r>
-      <w:bookmarkEnd w:id="58"/>
-    </w:p>
-    <w:p>
-      <w:pPr>
-        <w:pStyle w:val="InfoBlue"/>
-        <w:rPr/>
-      </w:pPr>
-      <w:r>
-        <w:rPr/>
-        <w:t>[Create the data model for the system.]</w:t>
-      </w:r>
-    </w:p>
-    <w:p>
-      <w:pPr>
-        <w:pStyle w:val="BodyText"/>
-        <w:rPr>
-          <w:lang w:val="en-US"/>
-        </w:rPr>
-      </w:pPr>
-      <w:r>
-        <w:rPr>
-          <w:lang w:val="en-US"/>
-        </w:rPr>
-      </w:r>
-    </w:p>
-    <w:p>
-      <w:pPr>
-        <w:pStyle w:val="Heading1"/>
-        <w:rPr>
-          <w:lang w:val="en-US"/>
-        </w:rPr>
-      </w:pPr>
-      <w:bookmarkStart w:id="59" w:name="_Toc193372773"/>
-      <w:r>
-        <w:rPr>
-          <w:lang w:val="en-US"/>
-        </w:rPr>
-        <w:t>System Testing</w:t>
-      </w:r>
-      <w:bookmarkEnd w:id="59"/>
-    </w:p>
-    <w:p>
-      <w:pPr>
-        <w:pStyle w:val="InfoBlue"/>
-        <w:rPr/>
-      </w:pPr>
-      <w:r>
-        <w:rPr/>
-        <w:t>[Describe the testing methides and some test cases.]</w:t>
-      </w:r>
-    </w:p>
-    <w:p>
-      <w:pPr>
-        <w:pStyle w:val="Normal"/>
-        <w:rPr>
-          <w:lang w:val="en-US"/>
-        </w:rPr>
-      </w:pPr>
-      <w:r>
-        <w:rPr>
-          <w:lang w:val="en-US"/>
-        </w:rPr>
-      </w:r>
-    </w:p>
-    <w:p>
-      <w:pPr>
-        <w:pStyle w:val="Heading1"/>
-        <w:rPr>
-          <w:lang w:val="en-US"/>
-        </w:rPr>
-      </w:pPr>
-      <w:bookmarkStart w:id="60" w:name="_Toc193372774"/>
-      <w:r>
-        <w:rPr>
-          <w:lang w:val="en-US"/>
-        </w:rPr>
-        <w:t>Future Improvements</w:t>
-      </w:r>
-      <w:bookmarkEnd w:id="60"/>
-    </w:p>
-    <w:p>
-      <w:pPr>
-        <w:pStyle w:val="InfoBlue"/>
-        <w:rPr/>
-      </w:pPr>
-      <w:r>
-        <w:rPr/>
-        <w:t>[Present some features that apply to the application scope.]</w:t>
-      </w:r>
-    </w:p>
-    <w:p>
-      <w:pPr>
-        <w:pStyle w:val="Normal"/>
-        <w:rPr>
-          <w:lang w:val="en-US"/>
-        </w:rPr>
-      </w:pPr>
-      <w:r>
-        <w:rPr>
-          <w:lang w:val="en-US"/>
-        </w:rPr>
-      </w:r>
-    </w:p>
-    <w:p>
-      <w:pPr>
-        <w:pStyle w:val="Heading1"/>
-        <w:rPr>
-          <w:lang w:val="en-US"/>
-        </w:rPr>
-      </w:pPr>
-      <w:bookmarkStart w:id="61" w:name="_Toc193372775"/>
-      <w:r>
-        <w:rPr>
-          <w:lang w:val="en-US"/>
-        </w:rPr>
-        <w:t>Conclusion</w:t>
-      </w:r>
-      <w:bookmarkEnd w:id="61"/>
-    </w:p>
-    <w:p>
-      <w:pPr>
-        <w:pStyle w:val="Normal"/>
-        <w:rPr>
-          <w:lang w:val="en-US"/>
-        </w:rPr>
-      </w:pPr>
-      <w:r>
-        <w:rPr>
-          <w:lang w:val="en-US"/>
-        </w:rPr>
-      </w:r>
-    </w:p>
-    <w:p>
-      <w:pPr>
-        <w:pStyle w:val="Heading1"/>
-        <w:rPr>
-          <w:lang w:val="en-US"/>
-        </w:rPr>
-      </w:pPr>
-      <w:bookmarkStart w:id="62" w:name="_Toc193372776"/>
-      <w:r>
-        <w:rPr>
-          <w:lang w:val="en-US"/>
-        </w:rPr>
-        <w:t>Bibliography</w:t>
-      </w:r>
-      <w:bookmarkEnd w:id="62"/>
     </w:p>
     <w:p>
       <w:pPr>
@@ -4805,9 +5149,9 @@
       <w:lvlJc w:val="start"/>
       <w:pPr>
         <w:tabs>
-          <w:tab w:val="num" w:pos="720"/>
-        </w:tabs>
-        <w:ind w:start="720" w:hanging="283"/>
+          <w:tab w:val="num" w:pos="1080"/>
+        </w:tabs>
+        <w:ind w:start="1080" w:hanging="283"/>
       </w:pPr>
       <w:rPr>
         <w:rFonts w:ascii="Symbol" w:hAnsi="Symbol" w:cs="Symbol" w:hint="default"/>
@@ -4820,9 +5164,9 @@
       <w:lvlJc w:val="start"/>
       <w:pPr>
         <w:tabs>
-          <w:tab w:val="num" w:pos="1080"/>
-        </w:tabs>
-        <w:ind w:start="1080" w:hanging="360"/>
+          <w:tab w:val="num" w:pos="1440"/>
+        </w:tabs>
+        <w:ind w:start="1440" w:hanging="360"/>
       </w:pPr>
       <w:rPr/>
     </w:lvl>
@@ -4833,9 +5177,9 @@
       <w:lvlJc w:val="start"/>
       <w:pPr>
         <w:tabs>
-          <w:tab w:val="num" w:pos="1440"/>
-        </w:tabs>
-        <w:ind w:start="1440" w:hanging="360"/>
+          <w:tab w:val="num" w:pos="1800"/>
+        </w:tabs>
+        <w:ind w:start="1800" w:hanging="360"/>
       </w:pPr>
       <w:rPr/>
     </w:lvl>
@@ -4846,9 +5190,9 @@
       <w:lvlJc w:val="start"/>
       <w:pPr>
         <w:tabs>
-          <w:tab w:val="num" w:pos="1800"/>
-        </w:tabs>
-        <w:ind w:start="1800" w:hanging="360"/>
+          <w:tab w:val="num" w:pos="2160"/>
+        </w:tabs>
+        <w:ind w:start="2160" w:hanging="360"/>
       </w:pPr>
       <w:rPr/>
     </w:lvl>
@@ -4859,9 +5203,9 @@
       <w:lvlJc w:val="start"/>
       <w:pPr>
         <w:tabs>
-          <w:tab w:val="num" w:pos="2160"/>
-        </w:tabs>
-        <w:ind w:start="2160" w:hanging="360"/>
+          <w:tab w:val="num" w:pos="2520"/>
+        </w:tabs>
+        <w:ind w:start="2520" w:hanging="360"/>
       </w:pPr>
       <w:rPr/>
     </w:lvl>
@@ -4872,9 +5216,9 @@
       <w:lvlJc w:val="start"/>
       <w:pPr>
         <w:tabs>
-          <w:tab w:val="num" w:pos="2520"/>
-        </w:tabs>
-        <w:ind w:start="2520" w:hanging="360"/>
+          <w:tab w:val="num" w:pos="2880"/>
+        </w:tabs>
+        <w:ind w:start="2880" w:hanging="360"/>
       </w:pPr>
       <w:rPr/>
     </w:lvl>
@@ -4885,9 +5229,9 @@
       <w:lvlJc w:val="start"/>
       <w:pPr>
         <w:tabs>
-          <w:tab w:val="num" w:pos="2880"/>
-        </w:tabs>
-        <w:ind w:start="2880" w:hanging="360"/>
+          <w:tab w:val="num" w:pos="3240"/>
+        </w:tabs>
+        <w:ind w:start="3240" w:hanging="360"/>
       </w:pPr>
       <w:rPr/>
     </w:lvl>
@@ -4898,9 +5242,9 @@
       <w:lvlJc w:val="start"/>
       <w:pPr>
         <w:tabs>
-          <w:tab w:val="num" w:pos="3240"/>
-        </w:tabs>
-        <w:ind w:start="3240" w:hanging="360"/>
+          <w:tab w:val="num" w:pos="3600"/>
+        </w:tabs>
+        <w:ind w:start="3600" w:hanging="360"/>
       </w:pPr>
       <w:rPr/>
     </w:lvl>
@@ -4911,9 +5255,9 @@
       <w:lvlJc w:val="start"/>
       <w:pPr>
         <w:tabs>
-          <w:tab w:val="num" w:pos="3600"/>
-        </w:tabs>
-        <w:ind w:start="3600" w:hanging="360"/>
+          <w:tab w:val="num" w:pos="3960"/>
+        </w:tabs>
+        <w:ind w:start="3960" w:hanging="360"/>
       </w:pPr>
       <w:rPr/>
     </w:lvl>
@@ -5579,9 +5923,9 @@
       <w:lvlJc w:val="start"/>
       <w:pPr>
         <w:tabs>
-          <w:tab w:val="num" w:pos="709"/>
-        </w:tabs>
-        <w:ind w:start="709" w:hanging="283"/>
+          <w:tab w:val="num" w:pos="720"/>
+        </w:tabs>
+        <w:ind w:start="720" w:hanging="283"/>
       </w:pPr>
       <w:rPr>
         <w:rFonts w:ascii="Symbol" w:hAnsi="Symbol" w:cs="Symbol" w:hint="default"/>
@@ -5589,126 +5933,1078 @@
     </w:lvl>
     <w:lvl w:ilvl="1">
       <w:start w:val="1"/>
+      <w:numFmt w:val="decimal"/>
+      <w:lvlText w:val="%2."/>
+      <w:lvlJc w:val="start"/>
+      <w:pPr>
+        <w:tabs>
+          <w:tab w:val="num" w:pos="1080"/>
+        </w:tabs>
+        <w:ind w:start="1080" w:hanging="360"/>
+      </w:pPr>
+      <w:rPr/>
+    </w:lvl>
+    <w:lvl w:ilvl="2">
+      <w:start w:val="1"/>
+      <w:numFmt w:val="decimal"/>
+      <w:lvlText w:val="%3."/>
+      <w:lvlJc w:val="start"/>
+      <w:pPr>
+        <w:tabs>
+          <w:tab w:val="num" w:pos="1440"/>
+        </w:tabs>
+        <w:ind w:start="1440" w:hanging="360"/>
+      </w:pPr>
+      <w:rPr/>
+    </w:lvl>
+    <w:lvl w:ilvl="3">
+      <w:start w:val="1"/>
+      <w:numFmt w:val="decimal"/>
+      <w:lvlText w:val="%4."/>
+      <w:lvlJc w:val="start"/>
+      <w:pPr>
+        <w:tabs>
+          <w:tab w:val="num" w:pos="1800"/>
+        </w:tabs>
+        <w:ind w:start="1800" w:hanging="360"/>
+      </w:pPr>
+      <w:rPr/>
+    </w:lvl>
+    <w:lvl w:ilvl="4">
+      <w:start w:val="1"/>
+      <w:numFmt w:val="decimal"/>
+      <w:lvlText w:val="%5."/>
+      <w:lvlJc w:val="start"/>
+      <w:pPr>
+        <w:tabs>
+          <w:tab w:val="num" w:pos="2160"/>
+        </w:tabs>
+        <w:ind w:start="2160" w:hanging="360"/>
+      </w:pPr>
+      <w:rPr/>
+    </w:lvl>
+    <w:lvl w:ilvl="5">
+      <w:start w:val="1"/>
+      <w:numFmt w:val="decimal"/>
+      <w:lvlText w:val="%6."/>
+      <w:lvlJc w:val="start"/>
+      <w:pPr>
+        <w:tabs>
+          <w:tab w:val="num" w:pos="2520"/>
+        </w:tabs>
+        <w:ind w:start="2520" w:hanging="360"/>
+      </w:pPr>
+      <w:rPr/>
+    </w:lvl>
+    <w:lvl w:ilvl="6">
+      <w:start w:val="1"/>
+      <w:numFmt w:val="decimal"/>
+      <w:lvlText w:val="%7."/>
+      <w:lvlJc w:val="start"/>
+      <w:pPr>
+        <w:tabs>
+          <w:tab w:val="num" w:pos="2880"/>
+        </w:tabs>
+        <w:ind w:start="2880" w:hanging="360"/>
+      </w:pPr>
+      <w:rPr/>
+    </w:lvl>
+    <w:lvl w:ilvl="7">
+      <w:start w:val="1"/>
+      <w:numFmt w:val="decimal"/>
+      <w:lvlText w:val="%8."/>
+      <w:lvlJc w:val="start"/>
+      <w:pPr>
+        <w:tabs>
+          <w:tab w:val="num" w:pos="3240"/>
+        </w:tabs>
+        <w:ind w:start="3240" w:hanging="360"/>
+      </w:pPr>
+      <w:rPr/>
+    </w:lvl>
+    <w:lvl w:ilvl="8">
+      <w:start w:val="1"/>
+      <w:numFmt w:val="decimal"/>
+      <w:lvlText w:val="%9."/>
+      <w:lvlJc w:val="start"/>
+      <w:pPr>
+        <w:tabs>
+          <w:tab w:val="num" w:pos="3600"/>
+        </w:tabs>
+        <w:ind w:start="3600" w:hanging="360"/>
+      </w:pPr>
+      <w:rPr/>
+    </w:lvl>
+  </w:abstractNum>
+  <w:abstractNum w:abstractNumId="10">
+    <w:lvl w:ilvl="0">
+      <w:start w:val="1"/>
       <w:numFmt w:val="bullet"/>
       <w:lvlText w:val=""/>
       <w:lvlJc w:val="start"/>
       <w:pPr>
         <w:tabs>
-          <w:tab w:val="num" w:pos="1418"/>
-        </w:tabs>
-        <w:ind w:start="1418" w:hanging="283"/>
+          <w:tab w:val="num" w:pos="720"/>
+        </w:tabs>
+        <w:ind w:start="720" w:hanging="283"/>
       </w:pPr>
       <w:rPr>
         <w:rFonts w:ascii="Symbol" w:hAnsi="Symbol" w:cs="Symbol" w:hint="default"/>
       </w:rPr>
     </w:lvl>
+    <w:lvl w:ilvl="1">
+      <w:start w:val="1"/>
+      <w:numFmt w:val="decimal"/>
+      <w:lvlText w:val="%2."/>
+      <w:lvlJc w:val="start"/>
+      <w:pPr>
+        <w:tabs>
+          <w:tab w:val="num" w:pos="1080"/>
+        </w:tabs>
+        <w:ind w:start="1080" w:hanging="360"/>
+      </w:pPr>
+      <w:rPr/>
+    </w:lvl>
     <w:lvl w:ilvl="2">
+      <w:start w:val="1"/>
+      <w:numFmt w:val="decimal"/>
+      <w:lvlText w:val="%3."/>
+      <w:lvlJc w:val="start"/>
+      <w:pPr>
+        <w:tabs>
+          <w:tab w:val="num" w:pos="1440"/>
+        </w:tabs>
+        <w:ind w:start="1440" w:hanging="360"/>
+      </w:pPr>
+      <w:rPr/>
+    </w:lvl>
+    <w:lvl w:ilvl="3">
+      <w:start w:val="1"/>
+      <w:numFmt w:val="decimal"/>
+      <w:lvlText w:val="%4."/>
+      <w:lvlJc w:val="start"/>
+      <w:pPr>
+        <w:tabs>
+          <w:tab w:val="num" w:pos="1800"/>
+        </w:tabs>
+        <w:ind w:start="1800" w:hanging="360"/>
+      </w:pPr>
+      <w:rPr/>
+    </w:lvl>
+    <w:lvl w:ilvl="4">
+      <w:start w:val="1"/>
+      <w:numFmt w:val="decimal"/>
+      <w:lvlText w:val="%5."/>
+      <w:lvlJc w:val="start"/>
+      <w:pPr>
+        <w:tabs>
+          <w:tab w:val="num" w:pos="2160"/>
+        </w:tabs>
+        <w:ind w:start="2160" w:hanging="360"/>
+      </w:pPr>
+      <w:rPr/>
+    </w:lvl>
+    <w:lvl w:ilvl="5">
+      <w:start w:val="1"/>
+      <w:numFmt w:val="decimal"/>
+      <w:lvlText w:val="%6."/>
+      <w:lvlJc w:val="start"/>
+      <w:pPr>
+        <w:tabs>
+          <w:tab w:val="num" w:pos="2520"/>
+        </w:tabs>
+        <w:ind w:start="2520" w:hanging="360"/>
+      </w:pPr>
+      <w:rPr/>
+    </w:lvl>
+    <w:lvl w:ilvl="6">
+      <w:start w:val="1"/>
+      <w:numFmt w:val="decimal"/>
+      <w:lvlText w:val="%7."/>
+      <w:lvlJc w:val="start"/>
+      <w:pPr>
+        <w:tabs>
+          <w:tab w:val="num" w:pos="2880"/>
+        </w:tabs>
+        <w:ind w:start="2880" w:hanging="360"/>
+      </w:pPr>
+      <w:rPr/>
+    </w:lvl>
+    <w:lvl w:ilvl="7">
+      <w:start w:val="1"/>
+      <w:numFmt w:val="decimal"/>
+      <w:lvlText w:val="%8."/>
+      <w:lvlJc w:val="start"/>
+      <w:pPr>
+        <w:tabs>
+          <w:tab w:val="num" w:pos="3240"/>
+        </w:tabs>
+        <w:ind w:start="3240" w:hanging="360"/>
+      </w:pPr>
+      <w:rPr/>
+    </w:lvl>
+    <w:lvl w:ilvl="8">
+      <w:start w:val="1"/>
+      <w:numFmt w:val="decimal"/>
+      <w:lvlText w:val="%9."/>
+      <w:lvlJc w:val="start"/>
+      <w:pPr>
+        <w:tabs>
+          <w:tab w:val="num" w:pos="3600"/>
+        </w:tabs>
+        <w:ind w:start="3600" w:hanging="360"/>
+      </w:pPr>
+      <w:rPr/>
+    </w:lvl>
+  </w:abstractNum>
+  <w:abstractNum w:abstractNumId="11">
+    <w:lvl w:ilvl="0">
       <w:start w:val="1"/>
       <w:numFmt w:val="bullet"/>
       <w:lvlText w:val=""/>
       <w:lvlJc w:val="start"/>
       <w:pPr>
         <w:tabs>
-          <w:tab w:val="num" w:pos="2127"/>
-        </w:tabs>
-        <w:ind w:start="2127" w:hanging="283"/>
+          <w:tab w:val="num" w:pos="720"/>
+        </w:tabs>
+        <w:ind w:start="720" w:hanging="283"/>
       </w:pPr>
       <w:rPr>
         <w:rFonts w:ascii="Symbol" w:hAnsi="Symbol" w:cs="Symbol" w:hint="default"/>
       </w:rPr>
     </w:lvl>
+    <w:lvl w:ilvl="1">
+      <w:start w:val="1"/>
+      <w:numFmt w:val="decimal"/>
+      <w:lvlText w:val="%2."/>
+      <w:lvlJc w:val="start"/>
+      <w:pPr>
+        <w:tabs>
+          <w:tab w:val="num" w:pos="1080"/>
+        </w:tabs>
+        <w:ind w:start="1080" w:hanging="360"/>
+      </w:pPr>
+      <w:rPr/>
+    </w:lvl>
+    <w:lvl w:ilvl="2">
+      <w:start w:val="1"/>
+      <w:numFmt w:val="decimal"/>
+      <w:lvlText w:val="%3."/>
+      <w:lvlJc w:val="start"/>
+      <w:pPr>
+        <w:tabs>
+          <w:tab w:val="num" w:pos="1440"/>
+        </w:tabs>
+        <w:ind w:start="1440" w:hanging="360"/>
+      </w:pPr>
+      <w:rPr/>
+    </w:lvl>
     <w:lvl w:ilvl="3">
+      <w:start w:val="1"/>
+      <w:numFmt w:val="decimal"/>
+      <w:lvlText w:val="%4."/>
+      <w:lvlJc w:val="start"/>
+      <w:pPr>
+        <w:tabs>
+          <w:tab w:val="num" w:pos="1800"/>
+        </w:tabs>
+        <w:ind w:start="1800" w:hanging="360"/>
+      </w:pPr>
+      <w:rPr/>
+    </w:lvl>
+    <w:lvl w:ilvl="4">
+      <w:start w:val="1"/>
+      <w:numFmt w:val="decimal"/>
+      <w:lvlText w:val="%5."/>
+      <w:lvlJc w:val="start"/>
+      <w:pPr>
+        <w:tabs>
+          <w:tab w:val="num" w:pos="2160"/>
+        </w:tabs>
+        <w:ind w:start="2160" w:hanging="360"/>
+      </w:pPr>
+      <w:rPr/>
+    </w:lvl>
+    <w:lvl w:ilvl="5">
+      <w:start w:val="1"/>
+      <w:numFmt w:val="decimal"/>
+      <w:lvlText w:val="%6."/>
+      <w:lvlJc w:val="start"/>
+      <w:pPr>
+        <w:tabs>
+          <w:tab w:val="num" w:pos="2520"/>
+        </w:tabs>
+        <w:ind w:start="2520" w:hanging="360"/>
+      </w:pPr>
+      <w:rPr/>
+    </w:lvl>
+    <w:lvl w:ilvl="6">
+      <w:start w:val="1"/>
+      <w:numFmt w:val="decimal"/>
+      <w:lvlText w:val="%7."/>
+      <w:lvlJc w:val="start"/>
+      <w:pPr>
+        <w:tabs>
+          <w:tab w:val="num" w:pos="2880"/>
+        </w:tabs>
+        <w:ind w:start="2880" w:hanging="360"/>
+      </w:pPr>
+      <w:rPr/>
+    </w:lvl>
+    <w:lvl w:ilvl="7">
+      <w:start w:val="1"/>
+      <w:numFmt w:val="decimal"/>
+      <w:lvlText w:val="%8."/>
+      <w:lvlJc w:val="start"/>
+      <w:pPr>
+        <w:tabs>
+          <w:tab w:val="num" w:pos="3240"/>
+        </w:tabs>
+        <w:ind w:start="3240" w:hanging="360"/>
+      </w:pPr>
+      <w:rPr/>
+    </w:lvl>
+    <w:lvl w:ilvl="8">
+      <w:start w:val="1"/>
+      <w:numFmt w:val="decimal"/>
+      <w:lvlText w:val="%9."/>
+      <w:lvlJc w:val="start"/>
+      <w:pPr>
+        <w:tabs>
+          <w:tab w:val="num" w:pos="3600"/>
+        </w:tabs>
+        <w:ind w:start="3600" w:hanging="360"/>
+      </w:pPr>
+      <w:rPr/>
+    </w:lvl>
+  </w:abstractNum>
+  <w:abstractNum w:abstractNumId="12">
+    <w:lvl w:ilvl="0">
       <w:start w:val="1"/>
       <w:numFmt w:val="bullet"/>
       <w:lvlText w:val=""/>
       <w:lvlJc w:val="start"/>
       <w:pPr>
         <w:tabs>
-          <w:tab w:val="num" w:pos="2836"/>
-        </w:tabs>
-        <w:ind w:start="2836" w:hanging="283"/>
+          <w:tab w:val="num" w:pos="720"/>
+        </w:tabs>
+        <w:ind w:start="720" w:hanging="283"/>
       </w:pPr>
       <w:rPr>
         <w:rFonts w:ascii="Symbol" w:hAnsi="Symbol" w:cs="Symbol" w:hint="default"/>
       </w:rPr>
     </w:lvl>
+    <w:lvl w:ilvl="1">
+      <w:start w:val="1"/>
+      <w:numFmt w:val="decimal"/>
+      <w:lvlText w:val="%2."/>
+      <w:lvlJc w:val="start"/>
+      <w:pPr>
+        <w:tabs>
+          <w:tab w:val="num" w:pos="1080"/>
+        </w:tabs>
+        <w:ind w:start="1080" w:hanging="360"/>
+      </w:pPr>
+      <w:rPr/>
+    </w:lvl>
+    <w:lvl w:ilvl="2">
+      <w:start w:val="1"/>
+      <w:numFmt w:val="decimal"/>
+      <w:lvlText w:val="%3."/>
+      <w:lvlJc w:val="start"/>
+      <w:pPr>
+        <w:tabs>
+          <w:tab w:val="num" w:pos="1440"/>
+        </w:tabs>
+        <w:ind w:start="1440" w:hanging="360"/>
+      </w:pPr>
+      <w:rPr/>
+    </w:lvl>
+    <w:lvl w:ilvl="3">
+      <w:start w:val="1"/>
+      <w:numFmt w:val="decimal"/>
+      <w:lvlText w:val="%4."/>
+      <w:lvlJc w:val="start"/>
+      <w:pPr>
+        <w:tabs>
+          <w:tab w:val="num" w:pos="1800"/>
+        </w:tabs>
+        <w:ind w:start="1800" w:hanging="360"/>
+      </w:pPr>
+      <w:rPr/>
+    </w:lvl>
     <w:lvl w:ilvl="4">
+      <w:start w:val="1"/>
+      <w:numFmt w:val="decimal"/>
+      <w:lvlText w:val="%5."/>
+      <w:lvlJc w:val="start"/>
+      <w:pPr>
+        <w:tabs>
+          <w:tab w:val="num" w:pos="2160"/>
+        </w:tabs>
+        <w:ind w:start="2160" w:hanging="360"/>
+      </w:pPr>
+      <w:rPr/>
+    </w:lvl>
+    <w:lvl w:ilvl="5">
+      <w:start w:val="1"/>
+      <w:numFmt w:val="decimal"/>
+      <w:lvlText w:val="%6."/>
+      <w:lvlJc w:val="start"/>
+      <w:pPr>
+        <w:tabs>
+          <w:tab w:val="num" w:pos="2520"/>
+        </w:tabs>
+        <w:ind w:start="2520" w:hanging="360"/>
+      </w:pPr>
+      <w:rPr/>
+    </w:lvl>
+    <w:lvl w:ilvl="6">
+      <w:start w:val="1"/>
+      <w:numFmt w:val="decimal"/>
+      <w:lvlText w:val="%7."/>
+      <w:lvlJc w:val="start"/>
+      <w:pPr>
+        <w:tabs>
+          <w:tab w:val="num" w:pos="2880"/>
+        </w:tabs>
+        <w:ind w:start="2880" w:hanging="360"/>
+      </w:pPr>
+      <w:rPr/>
+    </w:lvl>
+    <w:lvl w:ilvl="7">
+      <w:start w:val="1"/>
+      <w:numFmt w:val="decimal"/>
+      <w:lvlText w:val="%8."/>
+      <w:lvlJc w:val="start"/>
+      <w:pPr>
+        <w:tabs>
+          <w:tab w:val="num" w:pos="3240"/>
+        </w:tabs>
+        <w:ind w:start="3240" w:hanging="360"/>
+      </w:pPr>
+      <w:rPr/>
+    </w:lvl>
+    <w:lvl w:ilvl="8">
+      <w:start w:val="1"/>
+      <w:numFmt w:val="decimal"/>
+      <w:lvlText w:val="%9."/>
+      <w:lvlJc w:val="start"/>
+      <w:pPr>
+        <w:tabs>
+          <w:tab w:val="num" w:pos="3600"/>
+        </w:tabs>
+        <w:ind w:start="3600" w:hanging="360"/>
+      </w:pPr>
+      <w:rPr/>
+    </w:lvl>
+  </w:abstractNum>
+  <w:abstractNum w:abstractNumId="13">
+    <w:lvl w:ilvl="0">
       <w:start w:val="1"/>
       <w:numFmt w:val="bullet"/>
       <w:lvlText w:val=""/>
       <w:lvlJc w:val="start"/>
       <w:pPr>
         <w:tabs>
-          <w:tab w:val="num" w:pos="3545"/>
-        </w:tabs>
-        <w:ind w:start="3545" w:hanging="283"/>
+          <w:tab w:val="num" w:pos="720"/>
+        </w:tabs>
+        <w:ind w:start="720" w:hanging="283"/>
       </w:pPr>
       <w:rPr>
         <w:rFonts w:ascii="Symbol" w:hAnsi="Symbol" w:cs="Symbol" w:hint="default"/>
       </w:rPr>
     </w:lvl>
+    <w:lvl w:ilvl="1">
+      <w:start w:val="1"/>
+      <w:numFmt w:val="decimal"/>
+      <w:lvlText w:val="%2."/>
+      <w:lvlJc w:val="start"/>
+      <w:pPr>
+        <w:tabs>
+          <w:tab w:val="num" w:pos="1080"/>
+        </w:tabs>
+        <w:ind w:start="1080" w:hanging="360"/>
+      </w:pPr>
+      <w:rPr/>
+    </w:lvl>
+    <w:lvl w:ilvl="2">
+      <w:start w:val="1"/>
+      <w:numFmt w:val="decimal"/>
+      <w:lvlText w:val="%3."/>
+      <w:lvlJc w:val="start"/>
+      <w:pPr>
+        <w:tabs>
+          <w:tab w:val="num" w:pos="1440"/>
+        </w:tabs>
+        <w:ind w:start="1440" w:hanging="360"/>
+      </w:pPr>
+      <w:rPr/>
+    </w:lvl>
+    <w:lvl w:ilvl="3">
+      <w:start w:val="1"/>
+      <w:numFmt w:val="decimal"/>
+      <w:lvlText w:val="%4."/>
+      <w:lvlJc w:val="start"/>
+      <w:pPr>
+        <w:tabs>
+          <w:tab w:val="num" w:pos="1800"/>
+        </w:tabs>
+        <w:ind w:start="1800" w:hanging="360"/>
+      </w:pPr>
+      <w:rPr/>
+    </w:lvl>
+    <w:lvl w:ilvl="4">
+      <w:start w:val="1"/>
+      <w:numFmt w:val="decimal"/>
+      <w:lvlText w:val="%5."/>
+      <w:lvlJc w:val="start"/>
+      <w:pPr>
+        <w:tabs>
+          <w:tab w:val="num" w:pos="2160"/>
+        </w:tabs>
+        <w:ind w:start="2160" w:hanging="360"/>
+      </w:pPr>
+      <w:rPr/>
+    </w:lvl>
     <w:lvl w:ilvl="5">
+      <w:start w:val="1"/>
+      <w:numFmt w:val="decimal"/>
+      <w:lvlText w:val="%6."/>
+      <w:lvlJc w:val="start"/>
+      <w:pPr>
+        <w:tabs>
+          <w:tab w:val="num" w:pos="2520"/>
+        </w:tabs>
+        <w:ind w:start="2520" w:hanging="360"/>
+      </w:pPr>
+      <w:rPr/>
+    </w:lvl>
+    <w:lvl w:ilvl="6">
+      <w:start w:val="1"/>
+      <w:numFmt w:val="decimal"/>
+      <w:lvlText w:val="%7."/>
+      <w:lvlJc w:val="start"/>
+      <w:pPr>
+        <w:tabs>
+          <w:tab w:val="num" w:pos="2880"/>
+        </w:tabs>
+        <w:ind w:start="2880" w:hanging="360"/>
+      </w:pPr>
+      <w:rPr/>
+    </w:lvl>
+    <w:lvl w:ilvl="7">
+      <w:start w:val="1"/>
+      <w:numFmt w:val="decimal"/>
+      <w:lvlText w:val="%8."/>
+      <w:lvlJc w:val="start"/>
+      <w:pPr>
+        <w:tabs>
+          <w:tab w:val="num" w:pos="3240"/>
+        </w:tabs>
+        <w:ind w:start="3240" w:hanging="360"/>
+      </w:pPr>
+      <w:rPr/>
+    </w:lvl>
+    <w:lvl w:ilvl="8">
+      <w:start w:val="1"/>
+      <w:numFmt w:val="decimal"/>
+      <w:lvlText w:val="%9."/>
+      <w:lvlJc w:val="start"/>
+      <w:pPr>
+        <w:tabs>
+          <w:tab w:val="num" w:pos="3600"/>
+        </w:tabs>
+        <w:ind w:start="3600" w:hanging="360"/>
+      </w:pPr>
+      <w:rPr/>
+    </w:lvl>
+  </w:abstractNum>
+  <w:abstractNum w:abstractNumId="14">
+    <w:lvl w:ilvl="0">
       <w:start w:val="1"/>
       <w:numFmt w:val="bullet"/>
       <w:lvlText w:val=""/>
       <w:lvlJc w:val="start"/>
       <w:pPr>
         <w:tabs>
-          <w:tab w:val="num" w:pos="4254"/>
-        </w:tabs>
-        <w:ind w:start="4254" w:hanging="283"/>
+          <w:tab w:val="num" w:pos="720"/>
+        </w:tabs>
+        <w:ind w:start="720" w:hanging="283"/>
       </w:pPr>
       <w:rPr>
         <w:rFonts w:ascii="Symbol" w:hAnsi="Symbol" w:cs="Symbol" w:hint="default"/>
       </w:rPr>
     </w:lvl>
+    <w:lvl w:ilvl="1">
+      <w:start w:val="1"/>
+      <w:numFmt w:val="decimal"/>
+      <w:lvlText w:val="%2."/>
+      <w:lvlJc w:val="start"/>
+      <w:pPr>
+        <w:tabs>
+          <w:tab w:val="num" w:pos="1080"/>
+        </w:tabs>
+        <w:ind w:start="1080" w:hanging="360"/>
+      </w:pPr>
+      <w:rPr/>
+    </w:lvl>
+    <w:lvl w:ilvl="2">
+      <w:start w:val="1"/>
+      <w:numFmt w:val="decimal"/>
+      <w:lvlText w:val="%3."/>
+      <w:lvlJc w:val="start"/>
+      <w:pPr>
+        <w:tabs>
+          <w:tab w:val="num" w:pos="1440"/>
+        </w:tabs>
+        <w:ind w:start="1440" w:hanging="360"/>
+      </w:pPr>
+      <w:rPr/>
+    </w:lvl>
+    <w:lvl w:ilvl="3">
+      <w:start w:val="1"/>
+      <w:numFmt w:val="decimal"/>
+      <w:lvlText w:val="%4."/>
+      <w:lvlJc w:val="start"/>
+      <w:pPr>
+        <w:tabs>
+          <w:tab w:val="num" w:pos="1800"/>
+        </w:tabs>
+        <w:ind w:start="1800" w:hanging="360"/>
+      </w:pPr>
+      <w:rPr/>
+    </w:lvl>
+    <w:lvl w:ilvl="4">
+      <w:start w:val="1"/>
+      <w:numFmt w:val="decimal"/>
+      <w:lvlText w:val="%5."/>
+      <w:lvlJc w:val="start"/>
+      <w:pPr>
+        <w:tabs>
+          <w:tab w:val="num" w:pos="2160"/>
+        </w:tabs>
+        <w:ind w:start="2160" w:hanging="360"/>
+      </w:pPr>
+      <w:rPr/>
+    </w:lvl>
+    <w:lvl w:ilvl="5">
+      <w:start w:val="1"/>
+      <w:numFmt w:val="decimal"/>
+      <w:lvlText w:val="%6."/>
+      <w:lvlJc w:val="start"/>
+      <w:pPr>
+        <w:tabs>
+          <w:tab w:val="num" w:pos="2520"/>
+        </w:tabs>
+        <w:ind w:start="2520" w:hanging="360"/>
+      </w:pPr>
+      <w:rPr/>
+    </w:lvl>
     <w:lvl w:ilvl="6">
+      <w:start w:val="1"/>
+      <w:numFmt w:val="decimal"/>
+      <w:lvlText w:val="%7."/>
+      <w:lvlJc w:val="start"/>
+      <w:pPr>
+        <w:tabs>
+          <w:tab w:val="num" w:pos="2880"/>
+        </w:tabs>
+        <w:ind w:start="2880" w:hanging="360"/>
+      </w:pPr>
+      <w:rPr/>
+    </w:lvl>
+    <w:lvl w:ilvl="7">
+      <w:start w:val="1"/>
+      <w:numFmt w:val="decimal"/>
+      <w:lvlText w:val="%8."/>
+      <w:lvlJc w:val="start"/>
+      <w:pPr>
+        <w:tabs>
+          <w:tab w:val="num" w:pos="3240"/>
+        </w:tabs>
+        <w:ind w:start="3240" w:hanging="360"/>
+      </w:pPr>
+      <w:rPr/>
+    </w:lvl>
+    <w:lvl w:ilvl="8">
+      <w:start w:val="1"/>
+      <w:numFmt w:val="decimal"/>
+      <w:lvlText w:val="%9."/>
+      <w:lvlJc w:val="start"/>
+      <w:pPr>
+        <w:tabs>
+          <w:tab w:val="num" w:pos="3600"/>
+        </w:tabs>
+        <w:ind w:start="3600" w:hanging="360"/>
+      </w:pPr>
+      <w:rPr/>
+    </w:lvl>
+  </w:abstractNum>
+  <w:abstractNum w:abstractNumId="15">
+    <w:lvl w:ilvl="0">
       <w:start w:val="1"/>
       <w:numFmt w:val="bullet"/>
       <w:lvlText w:val=""/>
       <w:lvlJc w:val="start"/>
       <w:pPr>
         <w:tabs>
-          <w:tab w:val="num" w:pos="4963"/>
-        </w:tabs>
-        <w:ind w:start="4963" w:hanging="283"/>
+          <w:tab w:val="num" w:pos="720"/>
+        </w:tabs>
+        <w:ind w:start="720" w:hanging="283"/>
       </w:pPr>
       <w:rPr>
         <w:rFonts w:ascii="Symbol" w:hAnsi="Symbol" w:cs="Symbol" w:hint="default"/>
       </w:rPr>
     </w:lvl>
+    <w:lvl w:ilvl="1">
+      <w:start w:val="1"/>
+      <w:numFmt w:val="decimal"/>
+      <w:lvlText w:val="%2."/>
+      <w:lvlJc w:val="start"/>
+      <w:pPr>
+        <w:tabs>
+          <w:tab w:val="num" w:pos="1080"/>
+        </w:tabs>
+        <w:ind w:start="1080" w:hanging="360"/>
+      </w:pPr>
+      <w:rPr/>
+    </w:lvl>
+    <w:lvl w:ilvl="2">
+      <w:start w:val="1"/>
+      <w:numFmt w:val="decimal"/>
+      <w:lvlText w:val="%3."/>
+      <w:lvlJc w:val="start"/>
+      <w:pPr>
+        <w:tabs>
+          <w:tab w:val="num" w:pos="1440"/>
+        </w:tabs>
+        <w:ind w:start="1440" w:hanging="360"/>
+      </w:pPr>
+      <w:rPr/>
+    </w:lvl>
+    <w:lvl w:ilvl="3">
+      <w:start w:val="1"/>
+      <w:numFmt w:val="decimal"/>
+      <w:lvlText w:val="%4."/>
+      <w:lvlJc w:val="start"/>
+      <w:pPr>
+        <w:tabs>
+          <w:tab w:val="num" w:pos="1800"/>
+        </w:tabs>
+        <w:ind w:start="1800" w:hanging="360"/>
+      </w:pPr>
+      <w:rPr/>
+    </w:lvl>
+    <w:lvl w:ilvl="4">
+      <w:start w:val="1"/>
+      <w:numFmt w:val="decimal"/>
+      <w:lvlText w:val="%5."/>
+      <w:lvlJc w:val="start"/>
+      <w:pPr>
+        <w:tabs>
+          <w:tab w:val="num" w:pos="2160"/>
+        </w:tabs>
+        <w:ind w:start="2160" w:hanging="360"/>
+      </w:pPr>
+      <w:rPr/>
+    </w:lvl>
+    <w:lvl w:ilvl="5">
+      <w:start w:val="1"/>
+      <w:numFmt w:val="decimal"/>
+      <w:lvlText w:val="%6."/>
+      <w:lvlJc w:val="start"/>
+      <w:pPr>
+        <w:tabs>
+          <w:tab w:val="num" w:pos="2520"/>
+        </w:tabs>
+        <w:ind w:start="2520" w:hanging="360"/>
+      </w:pPr>
+      <w:rPr/>
+    </w:lvl>
+    <w:lvl w:ilvl="6">
+      <w:start w:val="1"/>
+      <w:numFmt w:val="decimal"/>
+      <w:lvlText w:val="%7."/>
+      <w:lvlJc w:val="start"/>
+      <w:pPr>
+        <w:tabs>
+          <w:tab w:val="num" w:pos="2880"/>
+        </w:tabs>
+        <w:ind w:start="2880" w:hanging="360"/>
+      </w:pPr>
+      <w:rPr/>
+    </w:lvl>
     <w:lvl w:ilvl="7">
+      <w:start w:val="1"/>
+      <w:numFmt w:val="decimal"/>
+      <w:lvlText w:val="%8."/>
+      <w:lvlJc w:val="start"/>
+      <w:pPr>
+        <w:tabs>
+          <w:tab w:val="num" w:pos="3240"/>
+        </w:tabs>
+        <w:ind w:start="3240" w:hanging="360"/>
+      </w:pPr>
+      <w:rPr/>
+    </w:lvl>
+    <w:lvl w:ilvl="8">
+      <w:start w:val="1"/>
+      <w:numFmt w:val="decimal"/>
+      <w:lvlText w:val="%9."/>
+      <w:lvlJc w:val="start"/>
+      <w:pPr>
+        <w:tabs>
+          <w:tab w:val="num" w:pos="3600"/>
+        </w:tabs>
+        <w:ind w:start="3600" w:hanging="360"/>
+      </w:pPr>
+      <w:rPr/>
+    </w:lvl>
+  </w:abstractNum>
+  <w:abstractNum w:abstractNumId="16">
+    <w:lvl w:ilvl="0">
       <w:start w:val="1"/>
       <w:numFmt w:val="bullet"/>
       <w:lvlText w:val=""/>
       <w:lvlJc w:val="start"/>
       <w:pPr>
         <w:tabs>
-          <w:tab w:val="num" w:pos="5672"/>
-        </w:tabs>
-        <w:ind w:start="5672" w:hanging="283"/>
+          <w:tab w:val="num" w:pos="720"/>
+        </w:tabs>
+        <w:ind w:start="720" w:hanging="283"/>
       </w:pPr>
       <w:rPr>
         <w:rFonts w:ascii="Symbol" w:hAnsi="Symbol" w:cs="Symbol" w:hint="default"/>
       </w:rPr>
     </w:lvl>
+    <w:lvl w:ilvl="1">
+      <w:start w:val="1"/>
+      <w:numFmt w:val="decimal"/>
+      <w:lvlText w:val="%2."/>
+      <w:lvlJc w:val="start"/>
+      <w:pPr>
+        <w:tabs>
+          <w:tab w:val="num" w:pos="1080"/>
+        </w:tabs>
+        <w:ind w:start="1080" w:hanging="360"/>
+      </w:pPr>
+      <w:rPr/>
+    </w:lvl>
+    <w:lvl w:ilvl="2">
+      <w:start w:val="1"/>
+      <w:numFmt w:val="decimal"/>
+      <w:lvlText w:val="%3."/>
+      <w:lvlJc w:val="start"/>
+      <w:pPr>
+        <w:tabs>
+          <w:tab w:val="num" w:pos="1440"/>
+        </w:tabs>
+        <w:ind w:start="1440" w:hanging="360"/>
+      </w:pPr>
+      <w:rPr/>
+    </w:lvl>
+    <w:lvl w:ilvl="3">
+      <w:start w:val="1"/>
+      <w:numFmt w:val="decimal"/>
+      <w:lvlText w:val="%4."/>
+      <w:lvlJc w:val="start"/>
+      <w:pPr>
+        <w:tabs>
+          <w:tab w:val="num" w:pos="1800"/>
+        </w:tabs>
+        <w:ind w:start="1800" w:hanging="360"/>
+      </w:pPr>
+      <w:rPr/>
+    </w:lvl>
+    <w:lvl w:ilvl="4">
+      <w:start w:val="1"/>
+      <w:numFmt w:val="decimal"/>
+      <w:lvlText w:val="%5."/>
+      <w:lvlJc w:val="start"/>
+      <w:pPr>
+        <w:tabs>
+          <w:tab w:val="num" w:pos="2160"/>
+        </w:tabs>
+        <w:ind w:start="2160" w:hanging="360"/>
+      </w:pPr>
+      <w:rPr/>
+    </w:lvl>
+    <w:lvl w:ilvl="5">
+      <w:start w:val="1"/>
+      <w:numFmt w:val="decimal"/>
+      <w:lvlText w:val="%6."/>
+      <w:lvlJc w:val="start"/>
+      <w:pPr>
+        <w:tabs>
+          <w:tab w:val="num" w:pos="2520"/>
+        </w:tabs>
+        <w:ind w:start="2520" w:hanging="360"/>
+      </w:pPr>
+      <w:rPr/>
+    </w:lvl>
+    <w:lvl w:ilvl="6">
+      <w:start w:val="1"/>
+      <w:numFmt w:val="decimal"/>
+      <w:lvlText w:val="%7."/>
+      <w:lvlJc w:val="start"/>
+      <w:pPr>
+        <w:tabs>
+          <w:tab w:val="num" w:pos="2880"/>
+        </w:tabs>
+        <w:ind w:start="2880" w:hanging="360"/>
+      </w:pPr>
+      <w:rPr/>
+    </w:lvl>
+    <w:lvl w:ilvl="7">
+      <w:start w:val="1"/>
+      <w:numFmt w:val="decimal"/>
+      <w:lvlText w:val="%8."/>
+      <w:lvlJc w:val="start"/>
+      <w:pPr>
+        <w:tabs>
+          <w:tab w:val="num" w:pos="3240"/>
+        </w:tabs>
+        <w:ind w:start="3240" w:hanging="360"/>
+      </w:pPr>
+      <w:rPr/>
+    </w:lvl>
     <w:lvl w:ilvl="8">
+      <w:start w:val="1"/>
+      <w:numFmt w:val="decimal"/>
+      <w:lvlText w:val="%9."/>
+      <w:lvlJc w:val="start"/>
+      <w:pPr>
+        <w:tabs>
+          <w:tab w:val="num" w:pos="3600"/>
+        </w:tabs>
+        <w:ind w:start="3600" w:hanging="360"/>
+      </w:pPr>
+      <w:rPr/>
+    </w:lvl>
+  </w:abstractNum>
+  <w:abstractNum w:abstractNumId="17">
+    <w:lvl w:ilvl="0">
       <w:start w:val="1"/>
       <w:numFmt w:val="bullet"/>
       <w:lvlText w:val=""/>
       <w:lvlJc w:val="start"/>
       <w:pPr>
         <w:tabs>
-          <w:tab w:val="num" w:pos="6381"/>
-        </w:tabs>
-        <w:ind w:start="6381" w:hanging="283"/>
+          <w:tab w:val="num" w:pos="720"/>
+        </w:tabs>
+        <w:ind w:start="720" w:hanging="283"/>
       </w:pPr>
       <w:rPr>
         <w:rFonts w:ascii="Symbol" w:hAnsi="Symbol" w:cs="Symbol" w:hint="default"/>
       </w:rPr>
     </w:lvl>
+    <w:lvl w:ilvl="1">
+      <w:start w:val="1"/>
+      <w:numFmt w:val="decimal"/>
+      <w:lvlText w:val="%2."/>
+      <w:lvlJc w:val="start"/>
+      <w:pPr>
+        <w:tabs>
+          <w:tab w:val="num" w:pos="1080"/>
+        </w:tabs>
+        <w:ind w:start="1080" w:hanging="360"/>
+      </w:pPr>
+      <w:rPr/>
+    </w:lvl>
+    <w:lvl w:ilvl="2">
+      <w:start w:val="1"/>
+      <w:numFmt w:val="decimal"/>
+      <w:lvlText w:val="%3."/>
+      <w:lvlJc w:val="start"/>
+      <w:pPr>
+        <w:tabs>
+          <w:tab w:val="num" w:pos="1440"/>
+        </w:tabs>
+        <w:ind w:start="1440" w:hanging="360"/>
+      </w:pPr>
+      <w:rPr/>
+    </w:lvl>
+    <w:lvl w:ilvl="3">
+      <w:start w:val="1"/>
+      <w:numFmt w:val="decimal"/>
+      <w:lvlText w:val="%4."/>
+      <w:lvlJc w:val="start"/>
+      <w:pPr>
+        <w:tabs>
+          <w:tab w:val="num" w:pos="1800"/>
+        </w:tabs>
+        <w:ind w:start="1800" w:hanging="360"/>
+      </w:pPr>
+      <w:rPr/>
+    </w:lvl>
+    <w:lvl w:ilvl="4">
+      <w:start w:val="1"/>
+      <w:numFmt w:val="decimal"/>
+      <w:lvlText w:val="%5."/>
+      <w:lvlJc w:val="start"/>
+      <w:pPr>
+        <w:tabs>
+          <w:tab w:val="num" w:pos="2160"/>
+        </w:tabs>
+        <w:ind w:start="2160" w:hanging="360"/>
+      </w:pPr>
+      <w:rPr/>
+    </w:lvl>
+    <w:lvl w:ilvl="5">
+      <w:start w:val="1"/>
+      <w:numFmt w:val="decimal"/>
+      <w:lvlText w:val="%6."/>
+      <w:lvlJc w:val="start"/>
+      <w:pPr>
+        <w:tabs>
+          <w:tab w:val="num" w:pos="2520"/>
+        </w:tabs>
+        <w:ind w:start="2520" w:hanging="360"/>
+      </w:pPr>
+      <w:rPr/>
+    </w:lvl>
+    <w:lvl w:ilvl="6">
+      <w:start w:val="1"/>
+      <w:numFmt w:val="decimal"/>
+      <w:lvlText w:val="%7."/>
+      <w:lvlJc w:val="start"/>
+      <w:pPr>
+        <w:tabs>
+          <w:tab w:val="num" w:pos="2880"/>
+        </w:tabs>
+        <w:ind w:start="2880" w:hanging="360"/>
+      </w:pPr>
+      <w:rPr/>
+    </w:lvl>
+    <w:lvl w:ilvl="7">
+      <w:start w:val="1"/>
+      <w:numFmt w:val="decimal"/>
+      <w:lvlText w:val="%8."/>
+      <w:lvlJc w:val="start"/>
+      <w:pPr>
+        <w:tabs>
+          <w:tab w:val="num" w:pos="3240"/>
+        </w:tabs>
+        <w:ind w:start="3240" w:hanging="360"/>
+      </w:pPr>
+      <w:rPr/>
+    </w:lvl>
+    <w:lvl w:ilvl="8">
+      <w:start w:val="1"/>
+      <w:numFmt w:val="decimal"/>
+      <w:lvlText w:val="%9."/>
+      <w:lvlJc w:val="start"/>
+      <w:pPr>
+        <w:tabs>
+          <w:tab w:val="num" w:pos="3600"/>
+        </w:tabs>
+        <w:ind w:start="3600" w:hanging="360"/>
+      </w:pPr>
+      <w:rPr/>
+    </w:lvl>
   </w:abstractNum>
-  <w:abstractNum w:abstractNumId="10">
+  <w:abstractNum w:abstractNumId="18">
     <w:lvl w:ilvl="0">
       <w:start w:val="1"/>
       <w:numFmt w:val="bullet"/>
@@ -5829,7 +7125,7 @@
       <w:rPr/>
     </w:lvl>
   </w:abstractNum>
-  <w:abstractNum w:abstractNumId="11">
+  <w:abstractNum w:abstractNumId="19">
     <w:lvl w:ilvl="0">
       <w:start w:val="1"/>
       <w:numFmt w:val="bullet"/>
@@ -5950,7 +7246,7 @@
       <w:rPr/>
     </w:lvl>
   </w:abstractNum>
-  <w:abstractNum w:abstractNumId="12">
+  <w:abstractNum w:abstractNumId="20">
     <w:lvl w:ilvl="0">
       <w:start w:val="1"/>
       <w:numFmt w:val="bullet"/>
@@ -5958,9 +7254,9 @@
       <w:lvlJc w:val="start"/>
       <w:pPr>
         <w:tabs>
-          <w:tab w:val="num" w:pos="720"/>
-        </w:tabs>
-        <w:ind w:start="720" w:hanging="283"/>
+          <w:tab w:val="num" w:pos="709"/>
+        </w:tabs>
+        <w:ind w:start="709" w:hanging="283"/>
       </w:pPr>
       <w:rPr>
         <w:rFonts w:ascii="Symbol" w:hAnsi="Symbol" w:cs="Symbol" w:hint="default"/>
@@ -5968,1078 +7264,400 @@
     </w:lvl>
     <w:lvl w:ilvl="1">
       <w:start w:val="1"/>
-      <w:numFmt w:val="decimal"/>
-      <w:lvlText w:val="%2."/>
-      <w:lvlJc w:val="start"/>
-      <w:pPr>
-        <w:tabs>
-          <w:tab w:val="num" w:pos="1080"/>
-        </w:tabs>
-        <w:ind w:start="1080" w:hanging="360"/>
-      </w:pPr>
-      <w:rPr/>
-    </w:lvl>
-    <w:lvl w:ilvl="2">
-      <w:start w:val="1"/>
-      <w:numFmt w:val="decimal"/>
-      <w:lvlText w:val="%3."/>
-      <w:lvlJc w:val="start"/>
-      <w:pPr>
-        <w:tabs>
-          <w:tab w:val="num" w:pos="1440"/>
-        </w:tabs>
-        <w:ind w:start="1440" w:hanging="360"/>
-      </w:pPr>
-      <w:rPr/>
-    </w:lvl>
-    <w:lvl w:ilvl="3">
-      <w:start w:val="1"/>
-      <w:numFmt w:val="decimal"/>
-      <w:lvlText w:val="%4."/>
-      <w:lvlJc w:val="start"/>
-      <w:pPr>
-        <w:tabs>
-          <w:tab w:val="num" w:pos="1800"/>
-        </w:tabs>
-        <w:ind w:start="1800" w:hanging="360"/>
-      </w:pPr>
-      <w:rPr/>
-    </w:lvl>
-    <w:lvl w:ilvl="4">
-      <w:start w:val="1"/>
-      <w:numFmt w:val="decimal"/>
-      <w:lvlText w:val="%5."/>
-      <w:lvlJc w:val="start"/>
-      <w:pPr>
-        <w:tabs>
-          <w:tab w:val="num" w:pos="2160"/>
-        </w:tabs>
-        <w:ind w:start="2160" w:hanging="360"/>
-      </w:pPr>
-      <w:rPr/>
-    </w:lvl>
-    <w:lvl w:ilvl="5">
-      <w:start w:val="1"/>
-      <w:numFmt w:val="decimal"/>
-      <w:lvlText w:val="%6."/>
-      <w:lvlJc w:val="start"/>
-      <w:pPr>
-        <w:tabs>
-          <w:tab w:val="num" w:pos="2520"/>
-        </w:tabs>
-        <w:ind w:start="2520" w:hanging="360"/>
-      </w:pPr>
-      <w:rPr/>
-    </w:lvl>
-    <w:lvl w:ilvl="6">
-      <w:start w:val="1"/>
-      <w:numFmt w:val="decimal"/>
-      <w:lvlText w:val="%7."/>
-      <w:lvlJc w:val="start"/>
-      <w:pPr>
-        <w:tabs>
-          <w:tab w:val="num" w:pos="2880"/>
-        </w:tabs>
-        <w:ind w:start="2880" w:hanging="360"/>
-      </w:pPr>
-      <w:rPr/>
-    </w:lvl>
-    <w:lvl w:ilvl="7">
-      <w:start w:val="1"/>
-      <w:numFmt w:val="decimal"/>
-      <w:lvlText w:val="%8."/>
-      <w:lvlJc w:val="start"/>
-      <w:pPr>
-        <w:tabs>
-          <w:tab w:val="num" w:pos="3240"/>
-        </w:tabs>
-        <w:ind w:start="3240" w:hanging="360"/>
-      </w:pPr>
-      <w:rPr/>
-    </w:lvl>
-    <w:lvl w:ilvl="8">
-      <w:start w:val="1"/>
-      <w:numFmt w:val="decimal"/>
-      <w:lvlText w:val="%9."/>
-      <w:lvlJc w:val="start"/>
-      <w:pPr>
-        <w:tabs>
-          <w:tab w:val="num" w:pos="3600"/>
-        </w:tabs>
-        <w:ind w:start="3600" w:hanging="360"/>
-      </w:pPr>
-      <w:rPr/>
-    </w:lvl>
-  </w:abstractNum>
-  <w:abstractNum w:abstractNumId="13">
-    <w:lvl w:ilvl="0">
-      <w:start w:val="1"/>
       <w:numFmt w:val="bullet"/>
       <w:lvlText w:val=""/>
       <w:lvlJc w:val="start"/>
       <w:pPr>
         <w:tabs>
-          <w:tab w:val="num" w:pos="720"/>
-        </w:tabs>
-        <w:ind w:start="720" w:hanging="283"/>
+          <w:tab w:val="num" w:pos="1418"/>
+        </w:tabs>
+        <w:ind w:start="1418" w:hanging="283"/>
       </w:pPr>
       <w:rPr>
         <w:rFonts w:ascii="Symbol" w:hAnsi="Symbol" w:cs="Symbol" w:hint="default"/>
       </w:rPr>
     </w:lvl>
-    <w:lvl w:ilvl="1">
-      <w:start w:val="1"/>
-      <w:numFmt w:val="decimal"/>
-      <w:lvlText w:val="%2."/>
-      <w:lvlJc w:val="start"/>
-      <w:pPr>
-        <w:tabs>
-          <w:tab w:val="num" w:pos="1080"/>
-        </w:tabs>
-        <w:ind w:start="1080" w:hanging="360"/>
-      </w:pPr>
-      <w:rPr/>
-    </w:lvl>
     <w:lvl w:ilvl="2">
-      <w:start w:val="1"/>
-      <w:numFmt w:val="decimal"/>
-      <w:lvlText w:val="%3."/>
-      <w:lvlJc w:val="start"/>
-      <w:pPr>
-        <w:tabs>
-          <w:tab w:val="num" w:pos="1440"/>
-        </w:tabs>
-        <w:ind w:start="1440" w:hanging="360"/>
-      </w:pPr>
-      <w:rPr/>
-    </w:lvl>
-    <w:lvl w:ilvl="3">
-      <w:start w:val="1"/>
-      <w:numFmt w:val="decimal"/>
-      <w:lvlText w:val="%4."/>
-      <w:lvlJc w:val="start"/>
-      <w:pPr>
-        <w:tabs>
-          <w:tab w:val="num" w:pos="1800"/>
-        </w:tabs>
-        <w:ind w:start="1800" w:hanging="360"/>
-      </w:pPr>
-      <w:rPr/>
-    </w:lvl>
-    <w:lvl w:ilvl="4">
-      <w:start w:val="1"/>
-      <w:numFmt w:val="decimal"/>
-      <w:lvlText w:val="%5."/>
-      <w:lvlJc w:val="start"/>
-      <w:pPr>
-        <w:tabs>
-          <w:tab w:val="num" w:pos="2160"/>
-        </w:tabs>
-        <w:ind w:start="2160" w:hanging="360"/>
-      </w:pPr>
-      <w:rPr/>
-    </w:lvl>
-    <w:lvl w:ilvl="5">
-      <w:start w:val="1"/>
-      <w:numFmt w:val="decimal"/>
-      <w:lvlText w:val="%6."/>
-      <w:lvlJc w:val="start"/>
-      <w:pPr>
-        <w:tabs>
-          <w:tab w:val="num" w:pos="2520"/>
-        </w:tabs>
-        <w:ind w:start="2520" w:hanging="360"/>
-      </w:pPr>
-      <w:rPr/>
-    </w:lvl>
-    <w:lvl w:ilvl="6">
-      <w:start w:val="1"/>
-      <w:numFmt w:val="decimal"/>
-      <w:lvlText w:val="%7."/>
-      <w:lvlJc w:val="start"/>
-      <w:pPr>
-        <w:tabs>
-          <w:tab w:val="num" w:pos="2880"/>
-        </w:tabs>
-        <w:ind w:start="2880" w:hanging="360"/>
-      </w:pPr>
-      <w:rPr/>
-    </w:lvl>
-    <w:lvl w:ilvl="7">
-      <w:start w:val="1"/>
-      <w:numFmt w:val="decimal"/>
-      <w:lvlText w:val="%8."/>
-      <w:lvlJc w:val="start"/>
-      <w:pPr>
-        <w:tabs>
-          <w:tab w:val="num" w:pos="3240"/>
-        </w:tabs>
-        <w:ind w:start="3240" w:hanging="360"/>
-      </w:pPr>
-      <w:rPr/>
-    </w:lvl>
-    <w:lvl w:ilvl="8">
-      <w:start w:val="1"/>
-      <w:numFmt w:val="decimal"/>
-      <w:lvlText w:val="%9."/>
-      <w:lvlJc w:val="start"/>
-      <w:pPr>
-        <w:tabs>
-          <w:tab w:val="num" w:pos="3600"/>
-        </w:tabs>
-        <w:ind w:start="3600" w:hanging="360"/>
-      </w:pPr>
-      <w:rPr/>
-    </w:lvl>
-  </w:abstractNum>
-  <w:abstractNum w:abstractNumId="14">
-    <w:lvl w:ilvl="0">
       <w:start w:val="1"/>
       <w:numFmt w:val="bullet"/>
       <w:lvlText w:val=""/>
       <w:lvlJc w:val="start"/>
       <w:pPr>
         <w:tabs>
-          <w:tab w:val="num" w:pos="720"/>
-        </w:tabs>
-        <w:ind w:start="720" w:hanging="283"/>
+          <w:tab w:val="num" w:pos="2127"/>
+        </w:tabs>
+        <w:ind w:start="2127" w:hanging="283"/>
       </w:pPr>
       <w:rPr>
         <w:rFonts w:ascii="Symbol" w:hAnsi="Symbol" w:cs="Symbol" w:hint="default"/>
       </w:rPr>
     </w:lvl>
-    <w:lvl w:ilvl="1">
-      <w:start w:val="1"/>
-      <w:numFmt w:val="decimal"/>
-      <w:lvlText w:val="%2."/>
-      <w:lvlJc w:val="start"/>
-      <w:pPr>
-        <w:tabs>
-          <w:tab w:val="num" w:pos="1080"/>
-        </w:tabs>
-        <w:ind w:start="1080" w:hanging="360"/>
-      </w:pPr>
-      <w:rPr/>
-    </w:lvl>
-    <w:lvl w:ilvl="2">
-      <w:start w:val="1"/>
-      <w:numFmt w:val="decimal"/>
-      <w:lvlText w:val="%3."/>
-      <w:lvlJc w:val="start"/>
-      <w:pPr>
-        <w:tabs>
-          <w:tab w:val="num" w:pos="1440"/>
-        </w:tabs>
-        <w:ind w:start="1440" w:hanging="360"/>
-      </w:pPr>
-      <w:rPr/>
-    </w:lvl>
     <w:lvl w:ilvl="3">
-      <w:start w:val="1"/>
-      <w:numFmt w:val="decimal"/>
-      <w:lvlText w:val="%4."/>
-      <w:lvlJc w:val="start"/>
-      <w:pPr>
-        <w:tabs>
-          <w:tab w:val="num" w:pos="1800"/>
-        </w:tabs>
-        <w:ind w:start="1800" w:hanging="360"/>
-      </w:pPr>
-      <w:rPr/>
-    </w:lvl>
-    <w:lvl w:ilvl="4">
-      <w:start w:val="1"/>
-      <w:numFmt w:val="decimal"/>
-      <w:lvlText w:val="%5."/>
-      <w:lvlJc w:val="start"/>
-      <w:pPr>
-        <w:tabs>
-          <w:tab w:val="num" w:pos="2160"/>
-        </w:tabs>
-        <w:ind w:start="2160" w:hanging="360"/>
-      </w:pPr>
-      <w:rPr/>
-    </w:lvl>
-    <w:lvl w:ilvl="5">
-      <w:start w:val="1"/>
-      <w:numFmt w:val="decimal"/>
-      <w:lvlText w:val="%6."/>
-      <w:lvlJc w:val="start"/>
-      <w:pPr>
-        <w:tabs>
-          <w:tab w:val="num" w:pos="2520"/>
-        </w:tabs>
-        <w:ind w:start="2520" w:hanging="360"/>
-      </w:pPr>
-      <w:rPr/>
-    </w:lvl>
-    <w:lvl w:ilvl="6">
-      <w:start w:val="1"/>
-      <w:numFmt w:val="decimal"/>
-      <w:lvlText w:val="%7."/>
-      <w:lvlJc w:val="start"/>
-      <w:pPr>
-        <w:tabs>
-          <w:tab w:val="num" w:pos="2880"/>
-        </w:tabs>
-        <w:ind w:start="2880" w:hanging="360"/>
-      </w:pPr>
-      <w:rPr/>
-    </w:lvl>
-    <w:lvl w:ilvl="7">
-      <w:start w:val="1"/>
-      <w:numFmt w:val="decimal"/>
-      <w:lvlText w:val="%8."/>
-      <w:lvlJc w:val="start"/>
-      <w:pPr>
-        <w:tabs>
-          <w:tab w:val="num" w:pos="3240"/>
-        </w:tabs>
-        <w:ind w:start="3240" w:hanging="360"/>
-      </w:pPr>
-      <w:rPr/>
-    </w:lvl>
-    <w:lvl w:ilvl="8">
-      <w:start w:val="1"/>
-      <w:numFmt w:val="decimal"/>
-      <w:lvlText w:val="%9."/>
-      <w:lvlJc w:val="start"/>
-      <w:pPr>
-        <w:tabs>
-          <w:tab w:val="num" w:pos="3600"/>
-        </w:tabs>
-        <w:ind w:start="3600" w:hanging="360"/>
-      </w:pPr>
-      <w:rPr/>
-    </w:lvl>
-  </w:abstractNum>
-  <w:abstractNum w:abstractNumId="15">
-    <w:lvl w:ilvl="0">
       <w:start w:val="1"/>
       <w:numFmt w:val="bullet"/>
       <w:lvlText w:val=""/>
       <w:lvlJc w:val="start"/>
       <w:pPr>
         <w:tabs>
-          <w:tab w:val="num" w:pos="720"/>
-        </w:tabs>
-        <w:ind w:start="720" w:hanging="283"/>
+          <w:tab w:val="num" w:pos="2836"/>
+        </w:tabs>
+        <w:ind w:start="2836" w:hanging="283"/>
       </w:pPr>
       <w:rPr>
         <w:rFonts w:ascii="Symbol" w:hAnsi="Symbol" w:cs="Symbol" w:hint="default"/>
       </w:rPr>
     </w:lvl>
-    <w:lvl w:ilvl="1">
-      <w:start w:val="1"/>
-      <w:numFmt w:val="decimal"/>
-      <w:lvlText w:val="%2."/>
-      <w:lvlJc w:val="start"/>
-      <w:pPr>
-        <w:tabs>
-          <w:tab w:val="num" w:pos="1080"/>
-        </w:tabs>
-        <w:ind w:start="1080" w:hanging="360"/>
-      </w:pPr>
-      <w:rPr/>
-    </w:lvl>
-    <w:lvl w:ilvl="2">
-      <w:start w:val="1"/>
-      <w:numFmt w:val="decimal"/>
-      <w:lvlText w:val="%3."/>
-      <w:lvlJc w:val="start"/>
-      <w:pPr>
-        <w:tabs>
-          <w:tab w:val="num" w:pos="1440"/>
-        </w:tabs>
-        <w:ind w:start="1440" w:hanging="360"/>
-      </w:pPr>
-      <w:rPr/>
-    </w:lvl>
-    <w:lvl w:ilvl="3">
-      <w:start w:val="1"/>
-      <w:numFmt w:val="decimal"/>
-      <w:lvlText w:val="%4."/>
-      <w:lvlJc w:val="start"/>
-      <w:pPr>
-        <w:tabs>
-          <w:tab w:val="num" w:pos="1800"/>
-        </w:tabs>
-        <w:ind w:start="1800" w:hanging="360"/>
-      </w:pPr>
-      <w:rPr/>
-    </w:lvl>
     <w:lvl w:ilvl="4">
-      <w:start w:val="1"/>
-      <w:numFmt w:val="decimal"/>
-      <w:lvlText w:val="%5."/>
-      <w:lvlJc w:val="start"/>
-      <w:pPr>
-        <w:tabs>
-          <w:tab w:val="num" w:pos="2160"/>
-        </w:tabs>
-        <w:ind w:start="2160" w:hanging="360"/>
-      </w:pPr>
-      <w:rPr/>
-    </w:lvl>
-    <w:lvl w:ilvl="5">
-      <w:start w:val="1"/>
-      <w:numFmt w:val="decimal"/>
-      <w:lvlText w:val="%6."/>
-      <w:lvlJc w:val="start"/>
-      <w:pPr>
-        <w:tabs>
-          <w:tab w:val="num" w:pos="2520"/>
-        </w:tabs>
-        <w:ind w:start="2520" w:hanging="360"/>
-      </w:pPr>
-      <w:rPr/>
-    </w:lvl>
-    <w:lvl w:ilvl="6">
-      <w:start w:val="1"/>
-      <w:numFmt w:val="decimal"/>
-      <w:lvlText w:val="%7."/>
-      <w:lvlJc w:val="start"/>
-      <w:pPr>
-        <w:tabs>
-          <w:tab w:val="num" w:pos="2880"/>
-        </w:tabs>
-        <w:ind w:start="2880" w:hanging="360"/>
-      </w:pPr>
-      <w:rPr/>
-    </w:lvl>
-    <w:lvl w:ilvl="7">
-      <w:start w:val="1"/>
-      <w:numFmt w:val="decimal"/>
-      <w:lvlText w:val="%8."/>
-      <w:lvlJc w:val="start"/>
-      <w:pPr>
-        <w:tabs>
-          <w:tab w:val="num" w:pos="3240"/>
-        </w:tabs>
-        <w:ind w:start="3240" w:hanging="360"/>
-      </w:pPr>
-      <w:rPr/>
-    </w:lvl>
-    <w:lvl w:ilvl="8">
-      <w:start w:val="1"/>
-      <w:numFmt w:val="decimal"/>
-      <w:lvlText w:val="%9."/>
-      <w:lvlJc w:val="start"/>
-      <w:pPr>
-        <w:tabs>
-          <w:tab w:val="num" w:pos="3600"/>
-        </w:tabs>
-        <w:ind w:start="3600" w:hanging="360"/>
-      </w:pPr>
-      <w:rPr/>
-    </w:lvl>
-  </w:abstractNum>
-  <w:abstractNum w:abstractNumId="16">
-    <w:lvl w:ilvl="0">
       <w:start w:val="1"/>
       <w:numFmt w:val="bullet"/>
       <w:lvlText w:val=""/>
       <w:lvlJc w:val="start"/>
       <w:pPr>
         <w:tabs>
-          <w:tab w:val="num" w:pos="720"/>
-        </w:tabs>
-        <w:ind w:start="720" w:hanging="283"/>
+          <w:tab w:val="num" w:pos="3545"/>
+        </w:tabs>
+        <w:ind w:start="3545" w:hanging="283"/>
       </w:pPr>
       <w:rPr>
         <w:rFonts w:ascii="Symbol" w:hAnsi="Symbol" w:cs="Symbol" w:hint="default"/>
       </w:rPr>
     </w:lvl>
-    <w:lvl w:ilvl="1">
-      <w:start w:val="1"/>
-      <w:numFmt w:val="decimal"/>
-      <w:lvlText w:val="%2."/>
-      <w:lvlJc w:val="start"/>
-      <w:pPr>
-        <w:tabs>
-          <w:tab w:val="num" w:pos="1080"/>
-        </w:tabs>
-        <w:ind w:start="1080" w:hanging="360"/>
-      </w:pPr>
-      <w:rPr/>
-    </w:lvl>
-    <w:lvl w:ilvl="2">
-      <w:start w:val="1"/>
-      <w:numFmt w:val="decimal"/>
-      <w:lvlText w:val="%3."/>
-      <w:lvlJc w:val="start"/>
-      <w:pPr>
-        <w:tabs>
-          <w:tab w:val="num" w:pos="1440"/>
-        </w:tabs>
-        <w:ind w:start="1440" w:hanging="360"/>
-      </w:pPr>
-      <w:rPr/>
-    </w:lvl>
-    <w:lvl w:ilvl="3">
-      <w:start w:val="1"/>
-      <w:numFmt w:val="decimal"/>
-      <w:lvlText w:val="%4."/>
-      <w:lvlJc w:val="start"/>
-      <w:pPr>
-        <w:tabs>
-          <w:tab w:val="num" w:pos="1800"/>
-        </w:tabs>
-        <w:ind w:start="1800" w:hanging="360"/>
-      </w:pPr>
-      <w:rPr/>
-    </w:lvl>
-    <w:lvl w:ilvl="4">
-      <w:start w:val="1"/>
-      <w:numFmt w:val="decimal"/>
-      <w:lvlText w:val="%5."/>
-      <w:lvlJc w:val="start"/>
-      <w:pPr>
-        <w:tabs>
-          <w:tab w:val="num" w:pos="2160"/>
-        </w:tabs>
-        <w:ind w:start="2160" w:hanging="360"/>
-      </w:pPr>
-      <w:rPr/>
-    </w:lvl>
     <w:lvl w:ilvl="5">
-      <w:start w:val="1"/>
-      <w:numFmt w:val="decimal"/>
-      <w:lvlText w:val="%6."/>
-      <w:lvlJc w:val="start"/>
-      <w:pPr>
-        <w:tabs>
-          <w:tab w:val="num" w:pos="2520"/>
-        </w:tabs>
-        <w:ind w:start="2520" w:hanging="360"/>
-      </w:pPr>
-      <w:rPr/>
-    </w:lvl>
-    <w:lvl w:ilvl="6">
-      <w:start w:val="1"/>
-      <w:numFmt w:val="decimal"/>
-      <w:lvlText w:val="%7."/>
-      <w:lvlJc w:val="start"/>
-      <w:pPr>
-        <w:tabs>
-          <w:tab w:val="num" w:pos="2880"/>
-        </w:tabs>
-        <w:ind w:start="2880" w:hanging="360"/>
-      </w:pPr>
-      <w:rPr/>
-    </w:lvl>
-    <w:lvl w:ilvl="7">
-      <w:start w:val="1"/>
-      <w:numFmt w:val="decimal"/>
-      <w:lvlText w:val="%8."/>
-      <w:lvlJc w:val="start"/>
-      <w:pPr>
-        <w:tabs>
-          <w:tab w:val="num" w:pos="3240"/>
-        </w:tabs>
-        <w:ind w:start="3240" w:hanging="360"/>
-      </w:pPr>
-      <w:rPr/>
-    </w:lvl>
-    <w:lvl w:ilvl="8">
-      <w:start w:val="1"/>
-      <w:numFmt w:val="decimal"/>
-      <w:lvlText w:val="%9."/>
-      <w:lvlJc w:val="start"/>
-      <w:pPr>
-        <w:tabs>
-          <w:tab w:val="num" w:pos="3600"/>
-        </w:tabs>
-        <w:ind w:start="3600" w:hanging="360"/>
-      </w:pPr>
-      <w:rPr/>
-    </w:lvl>
-  </w:abstractNum>
-  <w:abstractNum w:abstractNumId="17">
-    <w:lvl w:ilvl="0">
       <w:start w:val="1"/>
       <w:numFmt w:val="bullet"/>
       <w:lvlText w:val=""/>
       <w:lvlJc w:val="start"/>
       <w:pPr>
         <w:tabs>
-          <w:tab w:val="num" w:pos="720"/>
-        </w:tabs>
-        <w:ind w:start="720" w:hanging="283"/>
+          <w:tab w:val="num" w:pos="4254"/>
+        </w:tabs>
+        <w:ind w:start="4254" w:hanging="283"/>
       </w:pPr>
       <w:rPr>
         <w:rFonts w:ascii="Symbol" w:hAnsi="Symbol" w:cs="Symbol" w:hint="default"/>
       </w:rPr>
     </w:lvl>
-    <w:lvl w:ilvl="1">
-      <w:start w:val="1"/>
-      <w:numFmt w:val="decimal"/>
-      <w:lvlText w:val="%2."/>
-      <w:lvlJc w:val="start"/>
-      <w:pPr>
-        <w:tabs>
-          <w:tab w:val="num" w:pos="1080"/>
-        </w:tabs>
-        <w:ind w:start="1080" w:hanging="360"/>
-      </w:pPr>
-      <w:rPr/>
-    </w:lvl>
-    <w:lvl w:ilvl="2">
-      <w:start w:val="1"/>
-      <w:numFmt w:val="decimal"/>
-      <w:lvlText w:val="%3."/>
-      <w:lvlJc w:val="start"/>
-      <w:pPr>
-        <w:tabs>
-          <w:tab w:val="num" w:pos="1440"/>
-        </w:tabs>
-        <w:ind w:start="1440" w:hanging="360"/>
-      </w:pPr>
-      <w:rPr/>
-    </w:lvl>
-    <w:lvl w:ilvl="3">
-      <w:start w:val="1"/>
-      <w:numFmt w:val="decimal"/>
-      <w:lvlText w:val="%4."/>
-      <w:lvlJc w:val="start"/>
-      <w:pPr>
-        <w:tabs>
-          <w:tab w:val="num" w:pos="1800"/>
-        </w:tabs>
-        <w:ind w:start="1800" w:hanging="360"/>
-      </w:pPr>
-      <w:rPr/>
-    </w:lvl>
-    <w:lvl w:ilvl="4">
-      <w:start w:val="1"/>
-      <w:numFmt w:val="decimal"/>
-      <w:lvlText w:val="%5."/>
-      <w:lvlJc w:val="start"/>
-      <w:pPr>
-        <w:tabs>
-          <w:tab w:val="num" w:pos="2160"/>
-        </w:tabs>
-        <w:ind w:start="2160" w:hanging="360"/>
-      </w:pPr>
-      <w:rPr/>
-    </w:lvl>
-    <w:lvl w:ilvl="5">
-      <w:start w:val="1"/>
-      <w:numFmt w:val="decimal"/>
-      <w:lvlText w:val="%6."/>
-      <w:lvlJc w:val="start"/>
-      <w:pPr>
-        <w:tabs>
-          <w:tab w:val="num" w:pos="2520"/>
-        </w:tabs>
-        <w:ind w:start="2520" w:hanging="360"/>
-      </w:pPr>
-      <w:rPr/>
-    </w:lvl>
     <w:lvl w:ilvl="6">
-      <w:start w:val="1"/>
-      <w:numFmt w:val="decimal"/>
-      <w:lvlText w:val="%7."/>
-      <w:lvlJc w:val="start"/>
-      <w:pPr>
-        <w:tabs>
-          <w:tab w:val="num" w:pos="2880"/>
-        </w:tabs>
-        <w:ind w:start="2880" w:hanging="360"/>
-      </w:pPr>
-      <w:rPr/>
-    </w:lvl>
-    <w:lvl w:ilvl="7">
-      <w:start w:val="1"/>
-      <w:numFmt w:val="decimal"/>
-      <w:lvlText w:val="%8."/>
-      <w:lvlJc w:val="start"/>
-      <w:pPr>
-        <w:tabs>
-          <w:tab w:val="num" w:pos="3240"/>
-        </w:tabs>
-        <w:ind w:start="3240" w:hanging="360"/>
-      </w:pPr>
-      <w:rPr/>
-    </w:lvl>
-    <w:lvl w:ilvl="8">
-      <w:start w:val="1"/>
-      <w:numFmt w:val="decimal"/>
-      <w:lvlText w:val="%9."/>
-      <w:lvlJc w:val="start"/>
-      <w:pPr>
-        <w:tabs>
-          <w:tab w:val="num" w:pos="3600"/>
-        </w:tabs>
-        <w:ind w:start="3600" w:hanging="360"/>
-      </w:pPr>
-      <w:rPr/>
-    </w:lvl>
-  </w:abstractNum>
-  <w:abstractNum w:abstractNumId="18">
-    <w:lvl w:ilvl="0">
       <w:start w:val="1"/>
       <w:numFmt w:val="bullet"/>
       <w:lvlText w:val=""/>
       <w:lvlJc w:val="start"/>
       <w:pPr>
         <w:tabs>
-          <w:tab w:val="num" w:pos="720"/>
-        </w:tabs>
-        <w:ind w:start="720" w:hanging="283"/>
+          <w:tab w:val="num" w:pos="4963"/>
+        </w:tabs>
+        <w:ind w:start="4963" w:hanging="283"/>
       </w:pPr>
       <w:rPr>
         <w:rFonts w:ascii="Symbol" w:hAnsi="Symbol" w:cs="Symbol" w:hint="default"/>
       </w:rPr>
     </w:lvl>
-    <w:lvl w:ilvl="1">
-      <w:start w:val="1"/>
-      <w:numFmt w:val="decimal"/>
-      <w:lvlText w:val="%2."/>
-      <w:lvlJc w:val="start"/>
-      <w:pPr>
-        <w:tabs>
-          <w:tab w:val="num" w:pos="1080"/>
-        </w:tabs>
-        <w:ind w:start="1080" w:hanging="360"/>
-      </w:pPr>
-      <w:rPr/>
-    </w:lvl>
-    <w:lvl w:ilvl="2">
-      <w:start w:val="1"/>
-      <w:numFmt w:val="decimal"/>
-      <w:lvlText w:val="%3."/>
-      <w:lvlJc w:val="start"/>
-      <w:pPr>
-        <w:tabs>
-          <w:tab w:val="num" w:pos="1440"/>
-        </w:tabs>
-        <w:ind w:start="1440" w:hanging="360"/>
-      </w:pPr>
-      <w:rPr/>
-    </w:lvl>
-    <w:lvl w:ilvl="3">
-      <w:start w:val="1"/>
-      <w:numFmt w:val="decimal"/>
-      <w:lvlText w:val="%4."/>
-      <w:lvlJc w:val="start"/>
-      <w:pPr>
-        <w:tabs>
-          <w:tab w:val="num" w:pos="1800"/>
-        </w:tabs>
-        <w:ind w:start="1800" w:hanging="360"/>
-      </w:pPr>
-      <w:rPr/>
-    </w:lvl>
-    <w:lvl w:ilvl="4">
-      <w:start w:val="1"/>
-      <w:numFmt w:val="decimal"/>
-      <w:lvlText w:val="%5."/>
-      <w:lvlJc w:val="start"/>
-      <w:pPr>
-        <w:tabs>
-          <w:tab w:val="num" w:pos="2160"/>
-        </w:tabs>
-        <w:ind w:start="2160" w:hanging="360"/>
-      </w:pPr>
-      <w:rPr/>
-    </w:lvl>
-    <w:lvl w:ilvl="5">
-      <w:start w:val="1"/>
-      <w:numFmt w:val="decimal"/>
-      <w:lvlText w:val="%6."/>
-      <w:lvlJc w:val="start"/>
-      <w:pPr>
-        <w:tabs>
-          <w:tab w:val="num" w:pos="2520"/>
-        </w:tabs>
-        <w:ind w:start="2520" w:hanging="360"/>
-      </w:pPr>
-      <w:rPr/>
-    </w:lvl>
-    <w:lvl w:ilvl="6">
-      <w:start w:val="1"/>
-      <w:numFmt w:val="decimal"/>
-      <w:lvlText w:val="%7."/>
-      <w:lvlJc w:val="start"/>
-      <w:pPr>
-        <w:tabs>
-          <w:tab w:val="num" w:pos="2880"/>
-        </w:tabs>
-        <w:ind w:start="2880" w:hanging="360"/>
-      </w:pPr>
-      <w:rPr/>
-    </w:lvl>
     <w:lvl w:ilvl="7">
-      <w:start w:val="1"/>
-      <w:numFmt w:val="decimal"/>
-      <w:lvlText w:val="%8."/>
-      <w:lvlJc w:val="start"/>
-      <w:pPr>
-        <w:tabs>
-          <w:tab w:val="num" w:pos="3240"/>
-        </w:tabs>
-        <w:ind w:start="3240" w:hanging="360"/>
-      </w:pPr>
-      <w:rPr/>
-    </w:lvl>
-    <w:lvl w:ilvl="8">
-      <w:start w:val="1"/>
-      <w:numFmt w:val="decimal"/>
-      <w:lvlText w:val="%9."/>
-      <w:lvlJc w:val="start"/>
-      <w:pPr>
-        <w:tabs>
-          <w:tab w:val="num" w:pos="3600"/>
-        </w:tabs>
-        <w:ind w:start="3600" w:hanging="360"/>
-      </w:pPr>
-      <w:rPr/>
-    </w:lvl>
-  </w:abstractNum>
-  <w:abstractNum w:abstractNumId="19">
-    <w:lvl w:ilvl="0">
       <w:start w:val="1"/>
       <w:numFmt w:val="bullet"/>
       <w:lvlText w:val=""/>
       <w:lvlJc w:val="start"/>
       <w:pPr>
         <w:tabs>
-          <w:tab w:val="num" w:pos="720"/>
-        </w:tabs>
-        <w:ind w:start="720" w:hanging="283"/>
+          <w:tab w:val="num" w:pos="5672"/>
+        </w:tabs>
+        <w:ind w:start="5672" w:hanging="283"/>
       </w:pPr>
       <w:rPr>
         <w:rFonts w:ascii="Symbol" w:hAnsi="Symbol" w:cs="Symbol" w:hint="default"/>
       </w:rPr>
     </w:lvl>
-    <w:lvl w:ilvl="1">
-      <w:start w:val="1"/>
-      <w:numFmt w:val="decimal"/>
-      <w:lvlText w:val="%2."/>
-      <w:lvlJc w:val="start"/>
-      <w:pPr>
-        <w:tabs>
-          <w:tab w:val="num" w:pos="1080"/>
-        </w:tabs>
-        <w:ind w:start="1080" w:hanging="360"/>
-      </w:pPr>
-      <w:rPr/>
-    </w:lvl>
-    <w:lvl w:ilvl="2">
-      <w:start w:val="1"/>
-      <w:numFmt w:val="decimal"/>
-      <w:lvlText w:val="%3."/>
-      <w:lvlJc w:val="start"/>
-      <w:pPr>
-        <w:tabs>
-          <w:tab w:val="num" w:pos="1440"/>
-        </w:tabs>
-        <w:ind w:start="1440" w:hanging="360"/>
-      </w:pPr>
-      <w:rPr/>
-    </w:lvl>
-    <w:lvl w:ilvl="3">
-      <w:start w:val="1"/>
-      <w:numFmt w:val="decimal"/>
-      <w:lvlText w:val="%4."/>
-      <w:lvlJc w:val="start"/>
-      <w:pPr>
-        <w:tabs>
-          <w:tab w:val="num" w:pos="1800"/>
-        </w:tabs>
-        <w:ind w:start="1800" w:hanging="360"/>
-      </w:pPr>
-      <w:rPr/>
-    </w:lvl>
-    <w:lvl w:ilvl="4">
-      <w:start w:val="1"/>
-      <w:numFmt w:val="decimal"/>
-      <w:lvlText w:val="%5."/>
-      <w:lvlJc w:val="start"/>
-      <w:pPr>
-        <w:tabs>
-          <w:tab w:val="num" w:pos="2160"/>
-        </w:tabs>
-        <w:ind w:start="2160" w:hanging="360"/>
-      </w:pPr>
-      <w:rPr/>
-    </w:lvl>
-    <w:lvl w:ilvl="5">
-      <w:start w:val="1"/>
-      <w:numFmt w:val="decimal"/>
-      <w:lvlText w:val="%6."/>
-      <w:lvlJc w:val="start"/>
-      <w:pPr>
-        <w:tabs>
-          <w:tab w:val="num" w:pos="2520"/>
-        </w:tabs>
-        <w:ind w:start="2520" w:hanging="360"/>
-      </w:pPr>
-      <w:rPr/>
-    </w:lvl>
-    <w:lvl w:ilvl="6">
-      <w:start w:val="1"/>
-      <w:numFmt w:val="decimal"/>
-      <w:lvlText w:val="%7."/>
-      <w:lvlJc w:val="start"/>
-      <w:pPr>
-        <w:tabs>
-          <w:tab w:val="num" w:pos="2880"/>
-        </w:tabs>
-        <w:ind w:start="2880" w:hanging="360"/>
-      </w:pPr>
-      <w:rPr/>
-    </w:lvl>
-    <w:lvl w:ilvl="7">
-      <w:start w:val="1"/>
-      <w:numFmt w:val="decimal"/>
-      <w:lvlText w:val="%8."/>
-      <w:lvlJc w:val="start"/>
-      <w:pPr>
-        <w:tabs>
-          <w:tab w:val="num" w:pos="3240"/>
-        </w:tabs>
-        <w:ind w:start="3240" w:hanging="360"/>
-      </w:pPr>
-      <w:rPr/>
-    </w:lvl>
     <w:lvl w:ilvl="8">
-      <w:start w:val="1"/>
-      <w:numFmt w:val="decimal"/>
-      <w:lvlText w:val="%9."/>
-      <w:lvlJc w:val="start"/>
-      <w:pPr>
-        <w:tabs>
-          <w:tab w:val="num" w:pos="3600"/>
-        </w:tabs>
-        <w:ind w:start="3600" w:hanging="360"/>
-      </w:pPr>
-      <w:rPr/>
-    </w:lvl>
-  </w:abstractNum>
-  <w:abstractNum w:abstractNumId="20">
-    <w:lvl w:ilvl="0">
       <w:start w:val="1"/>
       <w:numFmt w:val="bullet"/>
       <w:lvlText w:val=""/>
       <w:lvlJc w:val="start"/>
       <w:pPr>
         <w:tabs>
-          <w:tab w:val="num" w:pos="720"/>
-        </w:tabs>
-        <w:ind w:start="720" w:hanging="283"/>
+          <w:tab w:val="num" w:pos="6381"/>
+        </w:tabs>
+        <w:ind w:start="6381" w:hanging="283"/>
       </w:pPr>
       <w:rPr>
         <w:rFonts w:ascii="Symbol" w:hAnsi="Symbol" w:cs="Symbol" w:hint="default"/>
       </w:rPr>
     </w:lvl>
-    <w:lvl w:ilvl="1">
-      <w:start w:val="1"/>
-      <w:numFmt w:val="decimal"/>
-      <w:lvlText w:val="%2."/>
-      <w:lvlJc w:val="start"/>
-      <w:pPr>
-        <w:tabs>
-          <w:tab w:val="num" w:pos="1080"/>
-        </w:tabs>
-        <w:ind w:start="1080" w:hanging="360"/>
-      </w:pPr>
-      <w:rPr/>
-    </w:lvl>
-    <w:lvl w:ilvl="2">
-      <w:start w:val="1"/>
-      <w:numFmt w:val="decimal"/>
-      <w:lvlText w:val="%3."/>
-      <w:lvlJc w:val="start"/>
-      <w:pPr>
-        <w:tabs>
-          <w:tab w:val="num" w:pos="1440"/>
-        </w:tabs>
-        <w:ind w:start="1440" w:hanging="360"/>
-      </w:pPr>
-      <w:rPr/>
-    </w:lvl>
-    <w:lvl w:ilvl="3">
-      <w:start w:val="1"/>
-      <w:numFmt w:val="decimal"/>
-      <w:lvlText w:val="%4."/>
-      <w:lvlJc w:val="start"/>
-      <w:pPr>
-        <w:tabs>
-          <w:tab w:val="num" w:pos="1800"/>
-        </w:tabs>
-        <w:ind w:start="1800" w:hanging="360"/>
-      </w:pPr>
-      <w:rPr/>
-    </w:lvl>
-    <w:lvl w:ilvl="4">
-      <w:start w:val="1"/>
-      <w:numFmt w:val="decimal"/>
-      <w:lvlText w:val="%5."/>
-      <w:lvlJc w:val="start"/>
-      <w:pPr>
-        <w:tabs>
-          <w:tab w:val="num" w:pos="2160"/>
-        </w:tabs>
-        <w:ind w:start="2160" w:hanging="360"/>
-      </w:pPr>
-      <w:rPr/>
-    </w:lvl>
-    <w:lvl w:ilvl="5">
-      <w:start w:val="1"/>
-      <w:numFmt w:val="decimal"/>
-      <w:lvlText w:val="%6."/>
-      <w:lvlJc w:val="start"/>
-      <w:pPr>
-        <w:tabs>
-          <w:tab w:val="num" w:pos="2520"/>
-        </w:tabs>
-        <w:ind w:start="2520" w:hanging="360"/>
-      </w:pPr>
-      <w:rPr/>
-    </w:lvl>
-    <w:lvl w:ilvl="6">
-      <w:start w:val="1"/>
-      <w:numFmt w:val="decimal"/>
-      <w:lvlText w:val="%7."/>
-      <w:lvlJc w:val="start"/>
-      <w:pPr>
-        <w:tabs>
-          <w:tab w:val="num" w:pos="2880"/>
-        </w:tabs>
-        <w:ind w:start="2880" w:hanging="360"/>
-      </w:pPr>
-      <w:rPr/>
-    </w:lvl>
-    <w:lvl w:ilvl="7">
-      <w:start w:val="1"/>
-      <w:numFmt w:val="decimal"/>
-      <w:lvlText w:val="%8."/>
-      <w:lvlJc w:val="start"/>
-      <w:pPr>
-        <w:tabs>
-          <w:tab w:val="num" w:pos="3240"/>
-        </w:tabs>
-        <w:ind w:start="3240" w:hanging="360"/>
-      </w:pPr>
-      <w:rPr/>
-    </w:lvl>
-    <w:lvl w:ilvl="8">
-      <w:start w:val="1"/>
-      <w:numFmt w:val="decimal"/>
-      <w:lvlText w:val="%9."/>
-      <w:lvlJc w:val="start"/>
-      <w:pPr>
-        <w:tabs>
-          <w:tab w:val="num" w:pos="3600"/>
-        </w:tabs>
-        <w:ind w:start="3600" w:hanging="360"/>
-      </w:pPr>
-      <w:rPr/>
-    </w:lvl>
   </w:abstractNum>
   <w:abstractNum w:abstractNumId="21">
+    <w:lvl w:ilvl="0">
+      <w:start w:val="1"/>
+      <w:numFmt w:val="bullet"/>
+      <w:lvlText w:val=""/>
+      <w:lvlJc w:val="start"/>
+      <w:pPr>
+        <w:tabs>
+          <w:tab w:val="num" w:pos="709"/>
+        </w:tabs>
+        <w:ind w:start="709" w:hanging="283"/>
+      </w:pPr>
+      <w:rPr>
+        <w:rFonts w:ascii="Symbol" w:hAnsi="Symbol" w:cs="Symbol" w:hint="default"/>
+      </w:rPr>
+    </w:lvl>
+    <w:lvl w:ilvl="1">
+      <w:start w:val="1"/>
+      <w:numFmt w:val="bullet"/>
+      <w:lvlText w:val=""/>
+      <w:lvlJc w:val="start"/>
+      <w:pPr>
+        <w:tabs>
+          <w:tab w:val="num" w:pos="1418"/>
+        </w:tabs>
+        <w:ind w:start="1418" w:hanging="283"/>
+      </w:pPr>
+      <w:rPr>
+        <w:rFonts w:ascii="Symbol" w:hAnsi="Symbol" w:cs="Symbol" w:hint="default"/>
+      </w:rPr>
+    </w:lvl>
+    <w:lvl w:ilvl="2">
+      <w:start w:val="1"/>
+      <w:numFmt w:val="bullet"/>
+      <w:lvlText w:val=""/>
+      <w:lvlJc w:val="start"/>
+      <w:pPr>
+        <w:tabs>
+          <w:tab w:val="num" w:pos="2127"/>
+        </w:tabs>
+        <w:ind w:start="2127" w:hanging="283"/>
+      </w:pPr>
+      <w:rPr>
+        <w:rFonts w:ascii="Symbol" w:hAnsi="Symbol" w:cs="Symbol" w:hint="default"/>
+      </w:rPr>
+    </w:lvl>
+    <w:lvl w:ilvl="3">
+      <w:start w:val="1"/>
+      <w:numFmt w:val="bullet"/>
+      <w:lvlText w:val=""/>
+      <w:lvlJc w:val="start"/>
+      <w:pPr>
+        <w:tabs>
+          <w:tab w:val="num" w:pos="2836"/>
+        </w:tabs>
+        <w:ind w:start="2836" w:hanging="283"/>
+      </w:pPr>
+      <w:rPr>
+        <w:rFonts w:ascii="Symbol" w:hAnsi="Symbol" w:cs="Symbol" w:hint="default"/>
+      </w:rPr>
+    </w:lvl>
+    <w:lvl w:ilvl="4">
+      <w:start w:val="1"/>
+      <w:numFmt w:val="bullet"/>
+      <w:lvlText w:val=""/>
+      <w:lvlJc w:val="start"/>
+      <w:pPr>
+        <w:tabs>
+          <w:tab w:val="num" w:pos="3545"/>
+        </w:tabs>
+        <w:ind w:start="3545" w:hanging="283"/>
+      </w:pPr>
+      <w:rPr>
+        <w:rFonts w:ascii="Symbol" w:hAnsi="Symbol" w:cs="Symbol" w:hint="default"/>
+      </w:rPr>
+    </w:lvl>
+    <w:lvl w:ilvl="5">
+      <w:start w:val="1"/>
+      <w:numFmt w:val="bullet"/>
+      <w:lvlText w:val=""/>
+      <w:lvlJc w:val="start"/>
+      <w:pPr>
+        <w:tabs>
+          <w:tab w:val="num" w:pos="4254"/>
+        </w:tabs>
+        <w:ind w:start="4254" w:hanging="283"/>
+      </w:pPr>
+      <w:rPr>
+        <w:rFonts w:ascii="Symbol" w:hAnsi="Symbol" w:cs="Symbol" w:hint="default"/>
+      </w:rPr>
+    </w:lvl>
+    <w:lvl w:ilvl="6">
+      <w:start w:val="1"/>
+      <w:numFmt w:val="bullet"/>
+      <w:lvlText w:val=""/>
+      <w:lvlJc w:val="start"/>
+      <w:pPr>
+        <w:tabs>
+          <w:tab w:val="num" w:pos="4963"/>
+        </w:tabs>
+        <w:ind w:start="4963" w:hanging="283"/>
+      </w:pPr>
+      <w:rPr>
+        <w:rFonts w:ascii="Symbol" w:hAnsi="Symbol" w:cs="Symbol" w:hint="default"/>
+      </w:rPr>
+    </w:lvl>
+    <w:lvl w:ilvl="7">
+      <w:start w:val="1"/>
+      <w:numFmt w:val="bullet"/>
+      <w:lvlText w:val=""/>
+      <w:lvlJc w:val="start"/>
+      <w:pPr>
+        <w:tabs>
+          <w:tab w:val="num" w:pos="5672"/>
+        </w:tabs>
+        <w:ind w:start="5672" w:hanging="283"/>
+      </w:pPr>
+      <w:rPr>
+        <w:rFonts w:ascii="Symbol" w:hAnsi="Symbol" w:cs="Symbol" w:hint="default"/>
+      </w:rPr>
+    </w:lvl>
+    <w:lvl w:ilvl="8">
+      <w:start w:val="1"/>
+      <w:numFmt w:val="bullet"/>
+      <w:lvlText w:val=""/>
+      <w:lvlJc w:val="start"/>
+      <w:pPr>
+        <w:tabs>
+          <w:tab w:val="num" w:pos="6381"/>
+        </w:tabs>
+        <w:ind w:start="6381" w:hanging="283"/>
+      </w:pPr>
+      <w:rPr>
+        <w:rFonts w:ascii="Symbol" w:hAnsi="Symbol" w:cs="Symbol" w:hint="default"/>
+      </w:rPr>
+    </w:lvl>
+  </w:abstractNum>
+  <w:abstractNum w:abstractNumId="22">
+    <w:lvl w:ilvl="0">
+      <w:start w:val="1"/>
+      <w:numFmt w:val="bullet"/>
+      <w:lvlText w:val=""/>
+      <w:lvlJc w:val="start"/>
+      <w:pPr>
+        <w:tabs>
+          <w:tab w:val="num" w:pos="709"/>
+        </w:tabs>
+        <w:ind w:start="709" w:hanging="283"/>
+      </w:pPr>
+      <w:rPr>
+        <w:rFonts w:ascii="Symbol" w:hAnsi="Symbol" w:cs="Symbol" w:hint="default"/>
+      </w:rPr>
+    </w:lvl>
+    <w:lvl w:ilvl="1">
+      <w:start w:val="1"/>
+      <w:numFmt w:val="bullet"/>
+      <w:lvlText w:val=""/>
+      <w:lvlJc w:val="start"/>
+      <w:pPr>
+        <w:tabs>
+          <w:tab w:val="num" w:pos="1418"/>
+        </w:tabs>
+        <w:ind w:start="1418" w:hanging="283"/>
+      </w:pPr>
+      <w:rPr>
+        <w:rFonts w:ascii="Symbol" w:hAnsi="Symbol" w:cs="Symbol" w:hint="default"/>
+      </w:rPr>
+    </w:lvl>
+    <w:lvl w:ilvl="2">
+      <w:start w:val="1"/>
+      <w:numFmt w:val="bullet"/>
+      <w:lvlText w:val=""/>
+      <w:lvlJc w:val="start"/>
+      <w:pPr>
+        <w:tabs>
+          <w:tab w:val="num" w:pos="2127"/>
+        </w:tabs>
+        <w:ind w:start="2127" w:hanging="283"/>
+      </w:pPr>
+      <w:rPr>
+        <w:rFonts w:ascii="Symbol" w:hAnsi="Symbol" w:cs="Symbol" w:hint="default"/>
+      </w:rPr>
+    </w:lvl>
+    <w:lvl w:ilvl="3">
+      <w:start w:val="1"/>
+      <w:numFmt w:val="bullet"/>
+      <w:lvlText w:val=""/>
+      <w:lvlJc w:val="start"/>
+      <w:pPr>
+        <w:tabs>
+          <w:tab w:val="num" w:pos="2836"/>
+        </w:tabs>
+        <w:ind w:start="2836" w:hanging="283"/>
+      </w:pPr>
+      <w:rPr>
+        <w:rFonts w:ascii="Symbol" w:hAnsi="Symbol" w:cs="Symbol" w:hint="default"/>
+      </w:rPr>
+    </w:lvl>
+    <w:lvl w:ilvl="4">
+      <w:start w:val="1"/>
+      <w:numFmt w:val="bullet"/>
+      <w:lvlText w:val=""/>
+      <w:lvlJc w:val="start"/>
+      <w:pPr>
+        <w:tabs>
+          <w:tab w:val="num" w:pos="3545"/>
+        </w:tabs>
+        <w:ind w:start="3545" w:hanging="283"/>
+      </w:pPr>
+      <w:rPr>
+        <w:rFonts w:ascii="Symbol" w:hAnsi="Symbol" w:cs="Symbol" w:hint="default"/>
+      </w:rPr>
+    </w:lvl>
+    <w:lvl w:ilvl="5">
+      <w:start w:val="1"/>
+      <w:numFmt w:val="bullet"/>
+      <w:lvlText w:val=""/>
+      <w:lvlJc w:val="start"/>
+      <w:pPr>
+        <w:tabs>
+          <w:tab w:val="num" w:pos="4254"/>
+        </w:tabs>
+        <w:ind w:start="4254" w:hanging="283"/>
+      </w:pPr>
+      <w:rPr>
+        <w:rFonts w:ascii="Symbol" w:hAnsi="Symbol" w:cs="Symbol" w:hint="default"/>
+      </w:rPr>
+    </w:lvl>
+    <w:lvl w:ilvl="6">
+      <w:start w:val="1"/>
+      <w:numFmt w:val="bullet"/>
+      <w:lvlText w:val=""/>
+      <w:lvlJc w:val="start"/>
+      <w:pPr>
+        <w:tabs>
+          <w:tab w:val="num" w:pos="4963"/>
+        </w:tabs>
+        <w:ind w:start="4963" w:hanging="283"/>
+      </w:pPr>
+      <w:rPr>
+        <w:rFonts w:ascii="Symbol" w:hAnsi="Symbol" w:cs="Symbol" w:hint="default"/>
+      </w:rPr>
+    </w:lvl>
+    <w:lvl w:ilvl="7">
+      <w:start w:val="1"/>
+      <w:numFmt w:val="bullet"/>
+      <w:lvlText w:val=""/>
+      <w:lvlJc w:val="start"/>
+      <w:pPr>
+        <w:tabs>
+          <w:tab w:val="num" w:pos="5672"/>
+        </w:tabs>
+        <w:ind w:start="5672" w:hanging="283"/>
+      </w:pPr>
+      <w:rPr>
+        <w:rFonts w:ascii="Symbol" w:hAnsi="Symbol" w:cs="Symbol" w:hint="default"/>
+      </w:rPr>
+    </w:lvl>
+    <w:lvl w:ilvl="8">
+      <w:start w:val="1"/>
+      <w:numFmt w:val="bullet"/>
+      <w:lvlText w:val=""/>
+      <w:lvlJc w:val="start"/>
+      <w:pPr>
+        <w:tabs>
+          <w:tab w:val="num" w:pos="6381"/>
+        </w:tabs>
+        <w:ind w:start="6381" w:hanging="283"/>
+      </w:pPr>
+      <w:rPr>
+        <w:rFonts w:ascii="Symbol" w:hAnsi="Symbol" w:cs="Symbol" w:hint="default"/>
+      </w:rPr>
+    </w:lvl>
+  </w:abstractNum>
+  <w:abstractNum w:abstractNumId="23">
     <w:lvl w:ilvl="0">
       <w:start w:val="1"/>
       <w:numFmt w:val="none"/>
@@ -7220,6 +7838,12 @@
   </w:num>
   <w:num w:numId="21">
     <w:abstractNumId w:val="21"/>
+  </w:num>
+  <w:num w:numId="22">
+    <w:abstractNumId w:val="22"/>
+  </w:num>
+  <w:num w:numId="23">
+    <w:abstractNumId w:val="23"/>
   </w:num>
 </w:numbering>
 </file>
@@ -7801,11 +8425,18 @@
     <w:qFormat/>
     <w:rPr/>
   </w:style>
-  <w:style w:type="character" w:styleId="Bulletsuser">
-    <w:name w:val="Bullets (user)"/>
+  <w:style w:type="character" w:styleId="Bullets">
+    <w:name w:val="Bullets"/>
     <w:qFormat/>
     <w:rPr>
       <w:rFonts w:ascii="OpenSymbol" w:hAnsi="OpenSymbol" w:eastAsia="OpenSymbol" w:cs="OpenSymbol"/>
+    </w:rPr>
+  </w:style>
+  <w:style w:type="character" w:styleId="SourceText">
+    <w:name w:val="Source Text"/>
+    <w:qFormat/>
+    <w:rPr>
+      <w:rFonts w:ascii="DejaVu Sans Mono" w:hAnsi="DejaVu Sans Mono" w:eastAsia="DejaVu Sans Mono" w:cs="DejaVu Sans Mono"/>
     </w:rPr>
   </w:style>
   <w:style w:type="paragraph" w:styleId="Heading">
@@ -8121,15 +8752,15 @@
       <w:lang w:val="en-US"/>
     </w:rPr>
   </w:style>
-  <w:style w:type="paragraph" w:styleId="FrameContentsuser">
-    <w:name w:val="Frame Contents (user)"/>
+  <w:style w:type="paragraph" w:styleId="FrameContents">
+    <w:name w:val="Frame Contents"/>
     <w:basedOn w:val="Normal"/>
     <w:qFormat/>
     <w:pPr/>
     <w:rPr/>
   </w:style>
-  <w:style w:type="paragraph" w:styleId="FrameContents">
-    <w:name w:val="Frame Contents"/>
+  <w:style w:type="paragraph" w:styleId="FrameContentsuser">
+    <w:name w:val="Frame Contents (user)"/>
     <w:basedOn w:val="Normal"/>
     <w:qFormat/>
     <w:pPr/>

--- a/Deliverable.docx
+++ b/Deliverable.docx
@@ -2476,15 +2476,7 @@
       </w:r>
       <w:r>
         <w:rPr/>
-        <w:t xml:space="preserve">The system shall track the timestamps of status changes to calculate the actual completion time versus the worker's estimated time, </w:t>
-      </w:r>
-      <w:r>
-        <w:rPr/>
-        <w:t>p</w:t>
-      </w:r>
-      <w:r>
-        <w:rPr/>
-        <w:t xml:space="preserve">roviding internal efficiency metrics. </w:t>
+        <w:t xml:space="preserve">The system shall track the timestamps of status changes to calculate the actual completion time versus the worker's estimated time, providing internal efficiency metrics. </w:t>
       </w:r>
     </w:p>
     <w:p>
@@ -2532,14 +2524,7 @@
           <w:b/>
           <w:bCs/>
         </w:rPr>
-        <w:t xml:space="preserve">Worker </w:t>
-      </w:r>
-      <w:r>
-        <w:rPr>
-          <w:b/>
-          <w:bCs/>
-        </w:rPr>
-        <w:t>Dashboard:</w:t>
+        <w:t>Worker Dashboard:</w:t>
       </w:r>
       <w:r>
         <w:rPr/>
@@ -2577,6 +2562,31 @@
         <w:pStyle w:val="BodyText"/>
         <w:numPr>
           <w:ilvl w:val="0"/>
+          <w:numId w:val="5"/>
+        </w:numPr>
+        <w:tabs>
+          <w:tab w:val="clear" w:pos="720"/>
+          <w:tab w:val="left" w:pos="0" w:leader="none"/>
+        </w:tabs>
+        <w:ind w:hanging="283" w:start="720" w:end="0"/>
+        <w:rPr/>
+      </w:pPr>
+      <w:r>
+        <w:rPr>
+          <w:b/>
+        </w:rPr>
+        <w:t>Bi-directional Communication:</w:t>
+      </w:r>
+      <w:r>
+        <w:rPr/>
+        <w:t xml:space="preserve"> The system shall allow both Citizens and City Workers to leave timestamped comments on a specific reported issue to provide status updates, request additional information, or clarify the resolution process.</w:t>
+      </w:r>
+    </w:p>
+    <w:p>
+      <w:pPr>
+        <w:pStyle w:val="BodyText"/>
+        <w:numPr>
+          <w:ilvl w:val="0"/>
           <w:numId w:val="0"/>
         </w:numPr>
         <w:tabs>
@@ -2915,7 +2925,7 @@
         <w:pStyle w:val="BodyText"/>
         <w:numPr>
           <w:ilvl w:val="0"/>
-          <w:numId w:val="21"/>
+          <w:numId w:val="20"/>
         </w:numPr>
         <w:tabs>
           <w:tab w:val="clear" w:pos="720"/>
@@ -2933,6 +2943,116 @@
       <w:r>
         <w:rPr/>
         <w:t xml:space="preserve"> User Goal</w:t>
+      </w:r>
+    </w:p>
+    <w:p>
+      <w:pPr>
+        <w:pStyle w:val="BodyText"/>
+        <w:numPr>
+          <w:ilvl w:val="0"/>
+          <w:numId w:val="20"/>
+        </w:numPr>
+        <w:tabs>
+          <w:tab w:val="clear" w:pos="720"/>
+          <w:tab w:val="left" w:pos="0" w:leader="none"/>
+        </w:tabs>
+        <w:ind w:hanging="283" w:start="709"/>
+        <w:rPr/>
+      </w:pPr>
+      <w:r>
+        <w:rPr>
+          <w:b/>
+        </w:rPr>
+        <w:t>Primary Actor:</w:t>
+      </w:r>
+      <w:r>
+        <w:rPr/>
+        <w:t xml:space="preserve"> City Worker</w:t>
+      </w:r>
+    </w:p>
+    <w:p>
+      <w:pPr>
+        <w:pStyle w:val="BodyText"/>
+        <w:numPr>
+          <w:ilvl w:val="0"/>
+          <w:numId w:val="20"/>
+        </w:numPr>
+        <w:tabs>
+          <w:tab w:val="clear" w:pos="720"/>
+          <w:tab w:val="left" w:pos="0" w:leader="none"/>
+        </w:tabs>
+        <w:ind w:hanging="283" w:start="709"/>
+        <w:rPr/>
+      </w:pPr>
+      <w:r>
+        <w:rPr>
+          <w:b/>
+        </w:rPr>
+        <w:t>Main success scenario:</w:t>
+      </w:r>
+      <w:r>
+        <w:rPr/>
+        <w:t xml:space="preserve"> The City Worker opens the global task backlog and applies a filter to show only "Potholes" within a 5km radius. The system queries the database and updates the map/list. The worker selects a specific issue, clicks "Claim Task", and inputs an estimated completion time of "2 hours." The system assigns the worker to the issue and updates its state from </w:t>
+      </w:r>
+      <w:r>
+        <w:rPr>
+          <w:rStyle w:val="SourceText"/>
+        </w:rPr>
+        <w:t>BACKLOG</w:t>
+      </w:r>
+      <w:r>
+        <w:rPr/>
+        <w:t xml:space="preserve"> to </w:t>
+      </w:r>
+      <w:r>
+        <w:rPr>
+          <w:rStyle w:val="SourceText"/>
+        </w:rPr>
+        <w:t>ASSIGNED</w:t>
+      </w:r>
+      <w:r>
+        <w:rPr/>
+        <w:t>.</w:t>
+      </w:r>
+    </w:p>
+    <w:p>
+      <w:pPr>
+        <w:pStyle w:val="BodyText"/>
+        <w:numPr>
+          <w:ilvl w:val="0"/>
+          <w:numId w:val="20"/>
+        </w:numPr>
+        <w:tabs>
+          <w:tab w:val="clear" w:pos="720"/>
+          <w:tab w:val="left" w:pos="0" w:leader="none"/>
+        </w:tabs>
+        <w:ind w:hanging="283" w:start="709"/>
+        <w:rPr/>
+      </w:pPr>
+      <w:r>
+        <w:rPr>
+          <w:b/>
+        </w:rPr>
+        <w:t>Extensions:</w:t>
+      </w:r>
+      <w:r>
+        <w:rPr/>
+        <w:t xml:space="preserve"> If the issue was simultaneously claimed by another worker a second prior, the system prevents the action and displays an "Issue already claimed" error (handling database concurrency).</w:t>
+      </w:r>
+    </w:p>
+    <w:p>
+      <w:pPr>
+        <w:pStyle w:val="BodyText"/>
+        <w:ind w:hanging="0" w:start="0" w:end="0"/>
+        <w:rPr>
+          <w:b/>
+        </w:rPr>
+      </w:pPr>
+      <w:r>
+        <w:rPr>
+          <w:b/>
+        </w:rPr>
+        <w:t>Use-Case 4: Update Lifecycle and Track Efficiency</w:t>
       </w:r>
     </w:p>
     <w:p>
@@ -2953,11 +3073,11 @@
         <w:rPr>
           <w:b/>
         </w:rPr>
-        <w:t>Primary Actor:</w:t>
-      </w:r>
-      <w:r>
-        <w:rPr/>
-        <w:t xml:space="preserve"> City Worker</w:t>
+        <w:t>Level:</w:t>
+      </w:r>
+      <w:r>
+        <w:rPr/>
+        <w:t xml:space="preserve"> User Goal</w:t>
       </w:r>
     </w:p>
     <w:p>
@@ -2978,31 +3098,11 @@
         <w:rPr>
           <w:b/>
         </w:rPr>
-        <w:t>Main success scenario:</w:t>
-      </w:r>
-      <w:r>
-        <w:rPr/>
-        <w:t xml:space="preserve"> The City Worker opens the global task backlog and applies a filter to show only "Potholes" within a 5km radius. The system queries the database and updates the map/list. The worker selects a specific issue, clicks "Claim Task", and inputs an estimated completion time of "2 hours." The system assigns the worker to the issue and updates its state from </w:t>
-      </w:r>
-      <w:r>
-        <w:rPr>
-          <w:rStyle w:val="SourceText"/>
-        </w:rPr>
-        <w:t>BACKLOG</w:t>
-      </w:r>
-      <w:r>
-        <w:rPr/>
-        <w:t xml:space="preserve"> to </w:t>
-      </w:r>
-      <w:r>
-        <w:rPr>
-          <w:rStyle w:val="SourceText"/>
-        </w:rPr>
-        <w:t>ASSIGNED</w:t>
-      </w:r>
-      <w:r>
-        <w:rPr/>
-        <w:t>.</w:t>
+        <w:t>Primary Actor:</w:t>
+      </w:r>
+      <w:r>
+        <w:rPr/>
+        <w:t xml:space="preserve"> City Worker, System</w:t>
       </w:r>
     </w:p>
     <w:p>
@@ -3023,26 +3123,41 @@
         <w:rPr>
           <w:b/>
         </w:rPr>
-        <w:t>Extensions:</w:t>
-      </w:r>
-      <w:r>
-        <w:rPr/>
-        <w:t xml:space="preserve"> If the issue was simultaneously claimed by another worker a second prior, the system prevents the action and displays an "Issue already claimed" error (handling database concurrency).</w:t>
-      </w:r>
-    </w:p>
-    <w:p>
-      <w:pPr>
-        <w:pStyle w:val="BodyText"/>
-        <w:ind w:hanging="0" w:start="0" w:end="0"/>
-        <w:rPr>
-          <w:b/>
-        </w:rPr>
-      </w:pPr>
-      <w:r>
-        <w:rPr>
-          <w:b/>
-        </w:rPr>
-        <w:t>Use-Case 4: Update Lifecycle and Track Efficiency</w:t>
+        <w:t>Main success scenario:</w:t>
+      </w:r>
+      <w:r>
+        <w:rPr/>
+        <w:t xml:space="preserve"> The worker arrives at the site and changes the issue state to </w:t>
+      </w:r>
+      <w:r>
+        <w:rPr>
+          <w:rStyle w:val="SourceText"/>
+        </w:rPr>
+        <w:t>IN_PROGRESS</w:t>
+      </w:r>
+      <w:r>
+        <w:rPr/>
+        <w:t xml:space="preserve">. If they lack materials, they transition it to </w:t>
+      </w:r>
+      <w:r>
+        <w:rPr>
+          <w:rStyle w:val="SourceText"/>
+        </w:rPr>
+        <w:t>ON_HOLD</w:t>
+      </w:r>
+      <w:r>
+        <w:rPr/>
+        <w:t xml:space="preserve">. Once resolved, they transition it to </w:t>
+      </w:r>
+      <w:r>
+        <w:rPr>
+          <w:rStyle w:val="SourceText"/>
+        </w:rPr>
+        <w:t>FINISHED</w:t>
+      </w:r>
+      <w:r>
+        <w:rPr/>
+        <w:t>. The System automatically calculates the delta between the "Assigned" timestamp and "Finished" timestamp, comparing it to the worker's initial time estimate, and logs the efficiency metric in the database.</w:t>
       </w:r>
     </w:p>
     <w:p>
@@ -3050,112 +3165,7 @@
         <w:pStyle w:val="BodyText"/>
         <w:numPr>
           <w:ilvl w:val="0"/>
-          <w:numId w:val="22"/>
-        </w:numPr>
-        <w:tabs>
-          <w:tab w:val="clear" w:pos="720"/>
-          <w:tab w:val="left" w:pos="0" w:leader="none"/>
-        </w:tabs>
-        <w:ind w:hanging="283" w:start="709"/>
-        <w:rPr/>
-      </w:pPr>
-      <w:r>
-        <w:rPr>
-          <w:b/>
-        </w:rPr>
-        <w:t>Level:</w:t>
-      </w:r>
-      <w:r>
-        <w:rPr/>
-        <w:t xml:space="preserve"> User Goal</w:t>
-      </w:r>
-    </w:p>
-    <w:p>
-      <w:pPr>
-        <w:pStyle w:val="BodyText"/>
-        <w:numPr>
-          <w:ilvl w:val="0"/>
-          <w:numId w:val="22"/>
-        </w:numPr>
-        <w:tabs>
-          <w:tab w:val="clear" w:pos="720"/>
-          <w:tab w:val="left" w:pos="0" w:leader="none"/>
-        </w:tabs>
-        <w:ind w:hanging="283" w:start="709"/>
-        <w:rPr/>
-      </w:pPr>
-      <w:r>
-        <w:rPr>
-          <w:b/>
-        </w:rPr>
-        <w:t>Primary Actor:</w:t>
-      </w:r>
-      <w:r>
-        <w:rPr/>
-        <w:t xml:space="preserve"> City Worker, System</w:t>
-      </w:r>
-    </w:p>
-    <w:p>
-      <w:pPr>
-        <w:pStyle w:val="BodyText"/>
-        <w:numPr>
-          <w:ilvl w:val="0"/>
-          <w:numId w:val="22"/>
-        </w:numPr>
-        <w:tabs>
-          <w:tab w:val="clear" w:pos="720"/>
-          <w:tab w:val="left" w:pos="0" w:leader="none"/>
-        </w:tabs>
-        <w:ind w:hanging="283" w:start="709"/>
-        <w:rPr/>
-      </w:pPr>
-      <w:r>
-        <w:rPr>
-          <w:b/>
-        </w:rPr>
-        <w:t>Main success scenario:</w:t>
-      </w:r>
-      <w:r>
-        <w:rPr/>
-        <w:t xml:space="preserve"> The worker arrives at the site and changes the issue state to </w:t>
-      </w:r>
-      <w:r>
-        <w:rPr>
-          <w:rStyle w:val="SourceText"/>
-        </w:rPr>
-        <w:t>IN_PROGRESS</w:t>
-      </w:r>
-      <w:r>
-        <w:rPr/>
-        <w:t xml:space="preserve">. If they lack materials, they transition it to </w:t>
-      </w:r>
-      <w:r>
-        <w:rPr>
-          <w:rStyle w:val="SourceText"/>
-        </w:rPr>
-        <w:t>ON_HOLD</w:t>
-      </w:r>
-      <w:r>
-        <w:rPr/>
-        <w:t xml:space="preserve">. Once resolved, they transition it to </w:t>
-      </w:r>
-      <w:r>
-        <w:rPr>
-          <w:rStyle w:val="SourceText"/>
-        </w:rPr>
-        <w:t>FINISHED</w:t>
-      </w:r>
-      <w:r>
-        <w:rPr/>
-        <w:t>. The System automatically calculates the delta between the "Assigned" timestamp and "Finished" timestamp, comparing it to the worker's initial time estimate, and logs the efficiency metric in the database.</w:t>
-      </w:r>
-    </w:p>
-    <w:p>
-      <w:pPr>
-        <w:pStyle w:val="BodyText"/>
-        <w:numPr>
-          <w:ilvl w:val="0"/>
-          <w:numId w:val="22"/>
+          <w:numId w:val="21"/>
         </w:numPr>
         <w:tabs>
           <w:tab w:val="clear" w:pos="720"/>
@@ -3237,7 +3247,7 @@
         <w:pStyle w:val="BodyText"/>
         <w:numPr>
           <w:ilvl w:val="0"/>
-          <w:numId w:val="20"/>
+          <w:numId w:val="19"/>
         </w:numPr>
         <w:tabs>
           <w:tab w:val="clear" w:pos="720"/>
@@ -3264,7 +3274,7 @@
         <w:pStyle w:val="BodyText"/>
         <w:numPr>
           <w:ilvl w:val="0"/>
-          <w:numId w:val="20"/>
+          <w:numId w:val="19"/>
         </w:numPr>
         <w:tabs>
           <w:tab w:val="clear" w:pos="720"/>
@@ -3291,7 +3301,7 @@
         <w:pStyle w:val="BodyText"/>
         <w:numPr>
           <w:ilvl w:val="0"/>
-          <w:numId w:val="20"/>
+          <w:numId w:val="19"/>
         </w:numPr>
         <w:tabs>
           <w:tab w:val="clear" w:pos="720"/>
@@ -3328,7 +3338,7 @@
         <w:pStyle w:val="BodyText"/>
         <w:numPr>
           <w:ilvl w:val="0"/>
-          <w:numId w:val="20"/>
+          <w:numId w:val="19"/>
         </w:numPr>
         <w:tabs>
           <w:tab w:val="clear" w:pos="720"/>
@@ -3633,6 +3643,41 @@
         <w:pStyle w:val="Normal"/>
         <w:numPr>
           <w:ilvl w:val="0"/>
+          <w:numId w:val="8"/>
+        </w:numPr>
+        <w:tabs>
+          <w:tab w:val="clear" w:pos="720"/>
+          <w:tab w:val="left" w:pos="0" w:leader="none"/>
+        </w:tabs>
+        <w:ind w:hanging="283" w:start="720" w:end="0"/>
+        <w:rPr/>
+      </w:pPr>
+      <w:r>
+        <w:rPr>
+          <w:b/>
+        </w:rPr>
+        <w:t>Usability &amp; Aesthetics:</w:t>
+      </w:r>
+      <w:r>
+        <w:rPr/>
+        <w:t xml:space="preserve"> The user interface must provide a modern, visually appealing experience and incorporate an interactive map component, while remaining fully responsive across mobile and desktop devices. </w:t>
+      </w:r>
+      <w:r>
+        <w:rPr>
+          <w:i/>
+        </w:rPr>
+        <w:t>Motivation:</w:t>
+      </w:r>
+      <w:r>
+        <w:rPr/>
+        <w:t xml:space="preserve"> Citizens need an intuitive, map-driven interface to accurately pinpoint the geographical location of an issue. Furthermore, a visual map is essential for City Workers to easily identify issue clusters and plan efficient dispatch routes.</w:t>
+      </w:r>
+    </w:p>
+    <w:p>
+      <w:pPr>
+        <w:pStyle w:val="BodyText"/>
+        <w:numPr>
+          <w:ilvl w:val="0"/>
           <w:numId w:val="9"/>
         </w:numPr>
         <w:tabs>
@@ -3642,15 +3687,17 @@
         <w:ind w:hanging="283" w:start="720" w:end="0"/>
         <w:rPr/>
       </w:pPr>
+      <w:bookmarkStart w:id="25" w:name="p-rc_2efaeed1f8bbf29a-166"/>
+      <w:bookmarkEnd w:id="25"/>
       <w:r>
         <w:rPr>
           <w:b/>
         </w:rPr>
-        <w:t>Usability &amp; Aesthetics:</w:t>
-      </w:r>
-      <w:r>
-        <w:rPr/>
-        <w:t xml:space="preserve"> The user interface must provide a modern, visually appealing experience and incorporate an interactive map component, while remaining fully responsive across mobile and desktop devices. </w:t>
+        <w:t>Security:</w:t>
+      </w:r>
+      <w:r>
+        <w:rPr/>
+        <w:t xml:space="preserve"> The system must restrict administrative dashboard access and task modification strictly to authenticated City Workers. </w:t>
       </w:r>
       <w:r>
         <w:rPr>
@@ -3660,7 +3707,7 @@
       </w:r>
       <w:r>
         <w:rPr/>
-        <w:t xml:space="preserve"> Citizens need an intuitive, map-driven interface to accurately pinpoint the geographical location of an issue. Furthermore, a visual map is essential for City Workers to easily identify issue clusters and plan efficient dispatch routes.</w:t>
+        <w:t xml:space="preserve"> To prevent malicious actors from altering the status of municipal tasks or viewing internal city operations, RBAC is mandatory.</w:t>
       </w:r>
     </w:p>
     <w:p>
@@ -3677,17 +3724,17 @@
         <w:ind w:hanging="283" w:start="720" w:end="0"/>
         <w:rPr/>
       </w:pPr>
-      <w:bookmarkStart w:id="25" w:name="p-rc_2efaeed1f8bbf29a-166"/>
-      <w:bookmarkEnd w:id="25"/>
+      <w:bookmarkStart w:id="26" w:name="p-rc_2efaeed1f8bbf29a-167"/>
+      <w:bookmarkEnd w:id="26"/>
       <w:r>
         <w:rPr>
           <w:b/>
         </w:rPr>
-        <w:t>Security:</w:t>
-      </w:r>
-      <w:r>
-        <w:rPr/>
-        <w:t xml:space="preserve"> The system must restrict administrative dashboard access and task modification strictly to authenticated City Workers. </w:t>
+        <w:t>Performance:</w:t>
+      </w:r>
+      <w:r>
+        <w:rPr/>
+        <w:t xml:space="preserve"> The backend REST API must process form submissions and return an HTTP response in under 2 seconds. </w:t>
       </w:r>
       <w:r>
         <w:rPr>
@@ -3697,7 +3744,7 @@
       </w:r>
       <w:r>
         <w:rPr/>
-        <w:t xml:space="preserve"> To prevent malicious actors from altering the status of municipal tasks or viewing internal city operations, RBAC is mandatory.</w:t>
+        <w:t xml:space="preserve"> Fast response times are critical to prevent users from clicking "Submit" multiple times, which would create duplicate database entries and skew municipal data.</w:t>
       </w:r>
     </w:p>
     <w:p>
@@ -3714,17 +3761,17 @@
         <w:ind w:hanging="283" w:start="720" w:end="0"/>
         <w:rPr/>
       </w:pPr>
-      <w:bookmarkStart w:id="26" w:name="p-rc_2efaeed1f8bbf29a-167"/>
-      <w:bookmarkEnd w:id="26"/>
+      <w:bookmarkStart w:id="27" w:name="p-rc_2efaeed1f8bbf29a-168"/>
+      <w:bookmarkEnd w:id="27"/>
       <w:r>
         <w:rPr>
           <w:b/>
         </w:rPr>
-        <w:t>Performance:</w:t>
-      </w:r>
-      <w:r>
-        <w:rPr/>
-        <w:t xml:space="preserve"> The backend REST API must process form submissions and return an HTTP response in under 2 seconds. </w:t>
+        <w:t>Reliability:</w:t>
+      </w:r>
+      <w:r>
+        <w:rPr/>
+        <w:t xml:space="preserve"> The backend must safely handle concurrent database transactions. </w:t>
       </w:r>
       <w:r>
         <w:rPr>
@@ -3734,8 +3781,159 @@
       </w:r>
       <w:r>
         <w:rPr/>
-        <w:t xml:space="preserve"> Fast response times are critical to prevent users from clicking "Submit" multiple times, which would create duplicate database entries and skew municipal data.</w:t>
-      </w:r>
+        <w:t xml:space="preserve"> During a severe weather event, multiple citizens might attempt to report the same fallen tree simultaneously; the system must not crash under a sudden spike in traffic.</w:t>
+      </w:r>
+    </w:p>
+    <w:p>
+      <w:pPr>
+        <w:pStyle w:val="Normal"/>
+        <w:rPr>
+          <w:lang w:val="en-US"/>
+        </w:rPr>
+      </w:pPr>
+      <w:r>
+        <w:rPr>
+          <w:lang w:val="en-US"/>
+        </w:rPr>
+      </w:r>
+    </w:p>
+    <w:p>
+      <w:pPr>
+        <w:pStyle w:val="Heading3"/>
+        <w:rPr>
+          <w:lang w:val="en-US"/>
+        </w:rPr>
+      </w:pPr>
+      <w:bookmarkStart w:id="28" w:name="_Toc193372760"/>
+      <w:r>
+        <w:rPr>
+          <w:lang w:val="en-US"/>
+        </w:rPr>
+        <w:t>Design Constraints</w:t>
+      </w:r>
+      <w:bookmarkEnd w:id="28"/>
+    </w:p>
+    <w:p>
+      <w:pPr>
+        <w:pStyle w:val="BodyText"/>
+        <w:widowControl/>
+        <w:numPr>
+          <w:ilvl w:val="0"/>
+          <w:numId w:val="11"/>
+        </w:numPr>
+        <w:tabs>
+          <w:tab w:val="clear" w:pos="720"/>
+          <w:tab w:val="left" w:pos="0" w:leader="none"/>
+        </w:tabs>
+        <w:bidi w:val="0"/>
+        <w:ind w:hanging="283" w:start="720" w:end="0"/>
+        <w:jc w:val="start"/>
+        <w:rPr/>
+      </w:pPr>
+      <w:bookmarkStart w:id="29" w:name="p-rc_2efaeed1f8bbf29a-225"/>
+      <w:bookmarkEnd w:id="29"/>
+      <w:r>
+        <w:rPr>
+          <w:b/>
+          <w:bCs/>
+        </w:rPr>
+        <w:t>Frontend Architecture</w:t>
+      </w:r>
+      <w:r>
+        <w:rPr/>
+        <w:t>: The user interface must be developed using React.js scaffolded with Vite, utilizing Bootstrap for CSS styling and responsive layout.</w:t>
+      </w:r>
+    </w:p>
+    <w:p>
+      <w:pPr>
+        <w:pStyle w:val="BodyText"/>
+        <w:widowControl/>
+        <w:numPr>
+          <w:ilvl w:val="0"/>
+          <w:numId w:val="11"/>
+        </w:numPr>
+        <w:tabs>
+          <w:tab w:val="clear" w:pos="720"/>
+          <w:tab w:val="left" w:pos="0" w:leader="none"/>
+        </w:tabs>
+        <w:bidi w:val="0"/>
+        <w:ind w:hanging="283" w:start="720" w:end="0"/>
+        <w:jc w:val="start"/>
+        <w:rPr/>
+      </w:pPr>
+      <w:bookmarkStart w:id="30" w:name="p-rc_2efaeed1f8bbf29a-226"/>
+      <w:bookmarkEnd w:id="30"/>
+      <w:r>
+        <w:rPr>
+          <w:b/>
+          <w:bCs/>
+        </w:rPr>
+        <w:t>Backend Architecture</w:t>
+      </w:r>
+      <w:r>
+        <w:rPr/>
+        <w:t>: The server must be implemented as a RESTful API using Java and the Spring Boot framework.</w:t>
+      </w:r>
+    </w:p>
+    <w:p>
+      <w:pPr>
+        <w:pStyle w:val="BodyText"/>
+        <w:widowControl/>
+        <w:numPr>
+          <w:ilvl w:val="0"/>
+          <w:numId w:val="11"/>
+        </w:numPr>
+        <w:tabs>
+          <w:tab w:val="clear" w:pos="720"/>
+          <w:tab w:val="left" w:pos="0" w:leader="none"/>
+        </w:tabs>
+        <w:bidi w:val="0"/>
+        <w:ind w:hanging="283" w:start="720" w:end="0"/>
+        <w:jc w:val="start"/>
+        <w:rPr/>
+      </w:pPr>
+      <w:bookmarkStart w:id="31" w:name="p-rc_2efaeed1f8bbf29a-228"/>
+      <w:bookmarkEnd w:id="31"/>
+      <w:r>
+        <w:rPr>
+          <w:b/>
+          <w:bCs/>
+        </w:rPr>
+        <w:t>Communication Protocol</w:t>
+      </w:r>
+      <w:r>
+        <w:rPr/>
+        <w:t>: The frontend and backend must communicate strictly via HTTP requests sending and receiving JSON payloads, implemented via the Axios library.</w:t>
+      </w:r>
+    </w:p>
+    <w:p>
+      <w:pPr>
+        <w:pStyle w:val="Normal"/>
+        <w:rPr>
+          <w:lang w:val="en-US"/>
+        </w:rPr>
+      </w:pPr>
+      <w:r>
+        <w:rPr>
+          <w:lang w:val="en-US"/>
+        </w:rPr>
+      </w:r>
+    </w:p>
+    <w:p>
+      <w:pPr>
+        <w:pStyle w:val="Heading2"/>
+        <w:rPr>
+          <w:lang w:val="en-US"/>
+        </w:rPr>
+      </w:pPr>
+      <w:bookmarkStart w:id="32" w:name="_Toc193372761"/>
+      <w:r>
+        <w:rPr>
+          <w:lang w:val="en-US"/>
+        </w:rPr>
+        <w:t>Glossary</w:t>
+      </w:r>
+      <w:bookmarkEnd w:id="32"/>
     </w:p>
     <w:p>
       <w:pPr>
@@ -3751,179 +3949,18 @@
         <w:ind w:hanging="283" w:start="720" w:end="0"/>
         <w:rPr/>
       </w:pPr>
-      <w:bookmarkStart w:id="27" w:name="p-rc_2efaeed1f8bbf29a-168"/>
-      <w:bookmarkEnd w:id="27"/>
+      <w:bookmarkStart w:id="33" w:name="p-rc_2efaeed1f8bbf29a-230"/>
+      <w:bookmarkEnd w:id="33"/>
       <w:r>
         <w:rPr>
           <w:b/>
         </w:rPr>
-        <w:t>Reliability:</w:t>
-      </w:r>
-      <w:r>
-        <w:rPr/>
-        <w:t xml:space="preserve"> The backend must safely handle concurrent database transactions. </w:t>
-      </w:r>
-      <w:r>
-        <w:rPr>
-          <w:i/>
-        </w:rPr>
-        <w:t>Motivation:</w:t>
-      </w:r>
-      <w:r>
-        <w:rPr/>
-        <w:t xml:space="preserve"> During a severe weather event, multiple citizens might attempt to report the same fallen tree simultaneously; the system must not crash under a sudden spike in traffic.</w:t>
-      </w:r>
-    </w:p>
-    <w:p>
-      <w:pPr>
-        <w:pStyle w:val="Normal"/>
-        <w:rPr>
-          <w:lang w:val="en-US"/>
-        </w:rPr>
-      </w:pPr>
-      <w:r>
-        <w:rPr>
-          <w:lang w:val="en-US"/>
-        </w:rPr>
-      </w:r>
-    </w:p>
-    <w:p>
-      <w:pPr>
-        <w:pStyle w:val="Heading3"/>
-        <w:rPr>
-          <w:lang w:val="en-US"/>
-        </w:rPr>
-      </w:pPr>
-      <w:bookmarkStart w:id="28" w:name="_Toc193372760"/>
-      <w:r>
-        <w:rPr>
-          <w:lang w:val="en-US"/>
-        </w:rPr>
-        <w:t>Design Constraints</w:t>
-      </w:r>
-      <w:bookmarkEnd w:id="28"/>
-    </w:p>
-    <w:p>
-      <w:pPr>
-        <w:pStyle w:val="BodyText"/>
-        <w:widowControl/>
-        <w:numPr>
-          <w:ilvl w:val="0"/>
-          <w:numId w:val="12"/>
-        </w:numPr>
-        <w:tabs>
-          <w:tab w:val="clear" w:pos="720"/>
-          <w:tab w:val="left" w:pos="0" w:leader="none"/>
-        </w:tabs>
-        <w:bidi w:val="0"/>
-        <w:ind w:hanging="283" w:start="720" w:end="0"/>
-        <w:jc w:val="start"/>
-        <w:rPr/>
-      </w:pPr>
-      <w:bookmarkStart w:id="29" w:name="p-rc_2efaeed1f8bbf29a-225"/>
-      <w:bookmarkEnd w:id="29"/>
-      <w:r>
-        <w:rPr>
-          <w:b/>
-          <w:bCs/>
-        </w:rPr>
-        <w:t>Frontend Architecture</w:t>
-      </w:r>
-      <w:r>
-        <w:rPr/>
-        <w:t>: The user interface must be developed using React.js scaffolded with Vite, utilizing Bootstrap for CSS styling and responsive layout.</w:t>
-      </w:r>
-    </w:p>
-    <w:p>
-      <w:pPr>
-        <w:pStyle w:val="BodyText"/>
-        <w:widowControl/>
-        <w:numPr>
-          <w:ilvl w:val="0"/>
-          <w:numId w:val="12"/>
-        </w:numPr>
-        <w:tabs>
-          <w:tab w:val="clear" w:pos="720"/>
-          <w:tab w:val="left" w:pos="0" w:leader="none"/>
-        </w:tabs>
-        <w:bidi w:val="0"/>
-        <w:ind w:hanging="283" w:start="720" w:end="0"/>
-        <w:jc w:val="start"/>
-        <w:rPr/>
-      </w:pPr>
-      <w:bookmarkStart w:id="30" w:name="p-rc_2efaeed1f8bbf29a-226"/>
-      <w:bookmarkEnd w:id="30"/>
-      <w:r>
-        <w:rPr>
-          <w:b/>
-          <w:bCs/>
-        </w:rPr>
-        <w:t>Backend Architecture</w:t>
-      </w:r>
-      <w:r>
-        <w:rPr/>
-        <w:t>: The server must be implemented as a RESTful API using Java and the Spring Boot framework.</w:t>
-      </w:r>
-    </w:p>
-    <w:p>
-      <w:pPr>
-        <w:pStyle w:val="BodyText"/>
-        <w:widowControl/>
-        <w:numPr>
-          <w:ilvl w:val="0"/>
-          <w:numId w:val="12"/>
-        </w:numPr>
-        <w:tabs>
-          <w:tab w:val="clear" w:pos="720"/>
-          <w:tab w:val="left" w:pos="0" w:leader="none"/>
-        </w:tabs>
-        <w:bidi w:val="0"/>
-        <w:ind w:hanging="283" w:start="720" w:end="0"/>
-        <w:jc w:val="start"/>
-        <w:rPr/>
-      </w:pPr>
-      <w:bookmarkStart w:id="31" w:name="p-rc_2efaeed1f8bbf29a-228"/>
-      <w:bookmarkEnd w:id="31"/>
-      <w:r>
-        <w:rPr>
-          <w:b/>
-          <w:bCs/>
-        </w:rPr>
-        <w:t>Communication Protocol</w:t>
-      </w:r>
-      <w:r>
-        <w:rPr/>
-        <w:t>: The frontend and backend must communicate strictly via HTTP requests sending and receiving JSON payloads, implemented via the Axios library.</w:t>
-      </w:r>
-    </w:p>
-    <w:p>
-      <w:pPr>
-        <w:pStyle w:val="Normal"/>
-        <w:rPr>
-          <w:lang w:val="en-US"/>
-        </w:rPr>
-      </w:pPr>
-      <w:r>
-        <w:rPr>
-          <w:lang w:val="en-US"/>
-        </w:rPr>
-      </w:r>
-    </w:p>
-    <w:p>
-      <w:pPr>
-        <w:pStyle w:val="Heading2"/>
-        <w:rPr>
-          <w:lang w:val="en-US"/>
-        </w:rPr>
-      </w:pPr>
-      <w:bookmarkStart w:id="32" w:name="_Toc193372761"/>
-      <w:r>
-        <w:rPr>
-          <w:lang w:val="en-US"/>
-        </w:rPr>
-        <w:t>Glossary</w:t>
-      </w:r>
-      <w:bookmarkEnd w:id="32"/>
+        <w:t>Citizen:</w:t>
+      </w:r>
+      <w:r>
+        <w:rPr/>
+        <w:t xml:space="preserve"> A standard user of the application who interacts with the system to report civic issues.</w:t>
+      </w:r>
     </w:p>
     <w:p>
       <w:pPr>
@@ -3939,17 +3976,17 @@
         <w:ind w:hanging="283" w:start="720" w:end="0"/>
         <w:rPr/>
       </w:pPr>
-      <w:bookmarkStart w:id="33" w:name="p-rc_2efaeed1f8bbf29a-230"/>
-      <w:bookmarkEnd w:id="33"/>
+      <w:bookmarkStart w:id="34" w:name="p-rc_2efaeed1f8bbf29a-231"/>
+      <w:bookmarkEnd w:id="34"/>
       <w:r>
         <w:rPr>
           <w:b/>
         </w:rPr>
-        <w:t>Citizen:</w:t>
-      </w:r>
-      <w:r>
-        <w:rPr/>
-        <w:t xml:space="preserve"> A standard user of the application who interacts with the system to report civic issues.</w:t>
+        <w:t>City Worker:</w:t>
+      </w:r>
+      <w:r>
+        <w:rPr/>
+        <w:t xml:space="preserve"> An administrative user responsible for monitoring, reviewing, and physically resolving the reported issues assigned to their dashboard.</w:t>
       </w:r>
     </w:p>
     <w:p>
@@ -3966,17 +4003,17 @@
         <w:ind w:hanging="283" w:start="720" w:end="0"/>
         <w:rPr/>
       </w:pPr>
-      <w:bookmarkStart w:id="34" w:name="p-rc_2efaeed1f8bbf29a-231"/>
-      <w:bookmarkEnd w:id="34"/>
+      <w:bookmarkStart w:id="35" w:name="p-rc_2efaeed1f8bbf29a-232"/>
+      <w:bookmarkEnd w:id="35"/>
       <w:r>
         <w:rPr>
           <w:b/>
         </w:rPr>
-        <w:t>City Worker:</w:t>
-      </w:r>
-      <w:r>
-        <w:rPr/>
-        <w:t xml:space="preserve"> An administrative user responsible for monitoring, reviewing, and physically resolving the reported issues assigned to their dashboard.</w:t>
+        <w:t>RBAC (Role-Based Access Control):</w:t>
+      </w:r>
+      <w:r>
+        <w:rPr/>
+        <w:t xml:space="preserve"> A security mechanism that restricts system access and functionality to authorized users based on their assigned role.</w:t>
       </w:r>
     </w:p>
     <w:p>
@@ -3993,17 +4030,17 @@
         <w:ind w:hanging="283" w:start="720" w:end="0"/>
         <w:rPr/>
       </w:pPr>
-      <w:bookmarkStart w:id="35" w:name="p-rc_2efaeed1f8bbf29a-232"/>
-      <w:bookmarkEnd w:id="35"/>
+      <w:bookmarkStart w:id="36" w:name="p-rc_2efaeed1f8bbf29a-233"/>
+      <w:bookmarkEnd w:id="36"/>
       <w:r>
         <w:rPr>
           <w:b/>
         </w:rPr>
-        <w:t>RBAC (Role-Based Access Control):</w:t>
-      </w:r>
-      <w:r>
-        <w:rPr/>
-        <w:t xml:space="preserve"> A security mechanism that restricts system access and functionality to authorized users based on their assigned role.</w:t>
+        <w:t>REST API:</w:t>
+      </w:r>
+      <w:r>
+        <w:rPr/>
+        <w:t xml:space="preserve"> Representational State Transfer Application Programming Interface; the standard architecture by which the frontend and backend communicate via HTTP requests.</w:t>
       </w:r>
     </w:p>
     <w:p>
@@ -4020,17 +4057,17 @@
         <w:ind w:hanging="283" w:start="720" w:end="0"/>
         <w:rPr/>
       </w:pPr>
-      <w:bookmarkStart w:id="36" w:name="p-rc_2efaeed1f8bbf29a-233"/>
-      <w:bookmarkEnd w:id="36"/>
+      <w:bookmarkStart w:id="37" w:name="p-rc_2efaeed1f8bbf29a-234"/>
+      <w:bookmarkEnd w:id="37"/>
       <w:r>
         <w:rPr>
           <w:b/>
         </w:rPr>
-        <w:t>REST API:</w:t>
-      </w:r>
-      <w:r>
-        <w:rPr/>
-        <w:t xml:space="preserve"> Representational State Transfer Application Programming Interface; the standard architecture by which the frontend and backend communicate via HTTP requests.</w:t>
+        <w:t>State Machine:</w:t>
+      </w:r>
+      <w:r>
+        <w:rPr/>
+        <w:t xml:space="preserve"> A behavioral model implemented in the backend to govern the allowed lifecycle stages of a reported issue, preventing invalid workflow transitions.</w:t>
       </w:r>
     </w:p>
     <w:p>
@@ -4047,17 +4084,17 @@
         <w:ind w:hanging="283" w:start="720" w:end="0"/>
         <w:rPr/>
       </w:pPr>
-      <w:bookmarkStart w:id="37" w:name="p-rc_2efaeed1f8bbf29a-234"/>
-      <w:bookmarkEnd w:id="37"/>
+      <w:bookmarkStart w:id="38" w:name="p-rc_2efaeed1f8bbf29a-235"/>
+      <w:bookmarkEnd w:id="38"/>
       <w:r>
         <w:rPr>
           <w:b/>
         </w:rPr>
-        <w:t>State Machine:</w:t>
-      </w:r>
-      <w:r>
-        <w:rPr/>
-        <w:t xml:space="preserve"> A behavioral model implemented in the backend to govern the allowed lifecycle stages of a reported issue, preventing invalid workflow transitions.</w:t>
+        <w:t>Geospatial Routing:</w:t>
+      </w:r>
+      <w:r>
+        <w:rPr/>
+        <w:t xml:space="preserve"> The algorithmic process of assigning tasks based on the physical distance or zonal location between the reported issue and the city worker.</w:t>
       </w:r>
     </w:p>
     <w:p>
@@ -4074,17 +4111,214 @@
         <w:ind w:hanging="283" w:start="720" w:end="0"/>
         <w:rPr/>
       </w:pPr>
-      <w:bookmarkStart w:id="38" w:name="p-rc_2efaeed1f8bbf29a-235"/>
-      <w:bookmarkEnd w:id="38"/>
+      <w:bookmarkStart w:id="39" w:name="p-rc_2efaeed1f8bbf29a-236"/>
+      <w:bookmarkEnd w:id="39"/>
       <w:r>
         <w:rPr>
           <w:b/>
         </w:rPr>
-        <w:t>Geospatial Routing:</w:t>
-      </w:r>
-      <w:r>
-        <w:rPr/>
-        <w:t xml:space="preserve"> The algorithmic process of assigning tasks based on the physical distance or zonal location between the reported issue and the city worker.</w:t>
+        <w:t>Composite Assignment Strategy:</w:t>
+      </w:r>
+      <w:r>
+        <w:rPr/>
+        <w:t xml:space="preserve"> A design approach where multiple rules (e.g., shortest distance </w:t>
+      </w:r>
+      <w:r>
+        <w:rPr>
+          <w:i/>
+        </w:rPr>
+        <w:t>plus</w:t>
+      </w:r>
+      <w:r>
+        <w:rPr/>
+        <w:t xml:space="preserve"> lowest workload) are combined to determine the final task assignment.</w:t>
+      </w:r>
+    </w:p>
+    <w:p>
+      <w:pPr>
+        <w:pStyle w:val="BodyText"/>
+        <w:rPr/>
+      </w:pPr>
+      <w:r>
+        <w:rPr/>
+      </w:r>
+    </w:p>
+    <w:p>
+      <w:pPr>
+        <w:pStyle w:val="Heading1"/>
+        <w:rPr>
+          <w:lang w:val="en-US"/>
+        </w:rPr>
+      </w:pPr>
+      <w:bookmarkStart w:id="40" w:name="_Toc193372762"/>
+      <w:r>
+        <w:rPr>
+          <w:lang w:val="en-US"/>
+        </w:rPr>
+        <w:t>Deliverable 2</w:t>
+      </w:r>
+      <w:bookmarkEnd w:id="40"/>
+    </w:p>
+    <w:p>
+      <w:pPr>
+        <w:pStyle w:val="Heading2"/>
+        <w:rPr>
+          <w:lang w:val="en-US"/>
+        </w:rPr>
+      </w:pPr>
+      <w:bookmarkStart w:id="41" w:name="_Toc193372763"/>
+      <w:r>
+        <w:rPr>
+          <w:lang w:val="en-US"/>
+        </w:rPr>
+        <w:t>Domain Model</w:t>
+      </w:r>
+      <w:bookmarkEnd w:id="41"/>
+    </w:p>
+    <w:p>
+      <w:pPr>
+        <w:pStyle w:val="InfoBlue"/>
+        <w:rPr/>
+      </w:pPr>
+      <w:r>
+        <w:rPr/>
+        <w:drawing>
+          <wp:anchor distT="0" distB="0" distL="0" distR="0" simplePos="0" relativeHeight="5" behindDoc="0" locked="0" layoutInCell="0" allowOverlap="1">
+            <wp:simplePos x="0" y="0"/>
+            <wp:positionH relativeFrom="column">
+              <wp:align>center</wp:align>
+            </wp:positionH>
+            <wp:positionV relativeFrom="paragraph">
+              <wp:posOffset>635</wp:posOffset>
+            </wp:positionV>
+            <wp:extent cx="5332095" cy="3963035"/>
+            <wp:effectExtent l="0" t="0" r="0" b="0"/>
+            <wp:wrapSquare wrapText="largest"/>
+            <wp:docPr id="3" name="Image2"/>
+            <wp:cNvGraphicFramePr>
+              <a:graphicFrameLocks xmlns:a="http://schemas.openxmlformats.org/drawingml/2006/main" noChangeAspect="1"/>
+            </wp:cNvGraphicFramePr>
+            <a:graphic xmlns:a="http://schemas.openxmlformats.org/drawingml/2006/main">
+              <a:graphicData uri="http://schemas.openxmlformats.org/drawingml/2006/picture">
+                <pic:pic xmlns:pic="http://schemas.openxmlformats.org/drawingml/2006/picture">
+                  <pic:nvPicPr>
+                    <pic:cNvPr id="3" name="Image2"/>
+                    <pic:cNvPicPr>
+                      <a:picLocks noChangeAspect="1" noChangeArrowheads="1"/>
+                    </pic:cNvPicPr>
+                  </pic:nvPicPr>
+                  <pic:blipFill>
+                    <a:blip r:embed="rId4"/>
+                    <a:stretch>
+                      <a:fillRect/>
+                    </a:stretch>
+                  </pic:blipFill>
+                  <pic:spPr bwMode="auto">
+                    <a:xfrm>
+                      <a:off x="0" y="0"/>
+                      <a:ext cx="5332095" cy="3963035"/>
+                    </a:xfrm>
+                    <a:prstGeom prst="rect">
+                      <a:avLst/>
+                    </a:prstGeom>
+                    <a:noFill/>
+                  </pic:spPr>
+                </pic:pic>
+              </a:graphicData>
+            </a:graphic>
+          </wp:anchor>
+        </w:drawing>
+      </w:r>
+    </w:p>
+    <w:p>
+      <w:pPr>
+        <w:pStyle w:val="Normal"/>
+        <w:rPr>
+          <w:lang w:val="en-US"/>
+        </w:rPr>
+      </w:pPr>
+      <w:r>
+        <w:rPr>
+          <w:lang w:val="en-US"/>
+        </w:rPr>
+        <w:tab/>
+        <w:tab/>
+      </w:r>
+    </w:p>
+    <w:p>
+      <w:pPr>
+        <w:pStyle w:val="Heading2"/>
+        <w:rPr>
+          <w:lang w:val="en-US"/>
+        </w:rPr>
+      </w:pPr>
+      <w:bookmarkStart w:id="42" w:name="_Toc193372764"/>
+      <w:r>
+        <w:rPr>
+          <w:lang w:val="en-US"/>
+        </w:rPr>
+        <w:t>Architectural Design</w:t>
+      </w:r>
+      <w:bookmarkEnd w:id="42"/>
+    </w:p>
+    <w:p>
+      <w:pPr>
+        <w:pStyle w:val="Heading3"/>
+        <w:rPr>
+          <w:lang w:val="en-US"/>
+        </w:rPr>
+      </w:pPr>
+      <w:bookmarkStart w:id="43" w:name="_Toc193372765"/>
+      <w:r>
+        <w:rPr>
+          <w:lang w:val="en-US"/>
+        </w:rPr>
+        <w:t>Conceptual Architecture</w:t>
+      </w:r>
+      <w:bookmarkEnd w:id="43"/>
+    </w:p>
+    <w:p>
+      <w:pPr>
+        <w:pStyle w:val="BodyText"/>
+        <w:rPr/>
+      </w:pPr>
+      <w:r>
+        <w:rPr/>
+        <w:t xml:space="preserve">The "FixMyStreet" platform uses a distributed </w:t>
+      </w:r>
+      <w:r>
+        <w:rPr>
+          <w:b/>
+        </w:rPr>
+        <w:t>N-Tier Client-Server Architecture</w:t>
+      </w:r>
+      <w:r>
+        <w:rPr/>
+        <w:t xml:space="preserve">, communicating via a stateless </w:t>
+      </w:r>
+      <w:r>
+        <w:rPr>
+          <w:b/>
+        </w:rPr>
+        <w:t>RESTful API</w:t>
+      </w:r>
+      <w:r>
+        <w:rPr/>
+        <w:t>.</w:t>
+      </w:r>
+    </w:p>
+    <w:p>
+      <w:pPr>
+        <w:pStyle w:val="BodyText"/>
+        <w:rPr>
+          <w:b/>
+        </w:rPr>
+      </w:pPr>
+      <w:r>
+        <w:rPr>
+          <w:b/>
+        </w:rPr>
+        <w:t>1. Presentation Tier (Client)</w:t>
       </w:r>
     </w:p>
     <w:p>
@@ -4092,45 +4326,757 @@
         <w:pStyle w:val="BodyText"/>
         <w:numPr>
           <w:ilvl w:val="0"/>
-          <w:numId w:val="19"/>
+          <w:numId w:val="22"/>
         </w:numPr>
         <w:tabs>
           <w:tab w:val="clear" w:pos="720"/>
           <w:tab w:val="left" w:pos="0" w:leader="none"/>
         </w:tabs>
-        <w:ind w:hanging="283" w:start="720" w:end="0"/>
-        <w:rPr/>
-      </w:pPr>
-      <w:bookmarkStart w:id="39" w:name="p-rc_2efaeed1f8bbf29a-236"/>
-      <w:bookmarkEnd w:id="39"/>
+        <w:ind w:hanging="283" w:start="709"/>
+        <w:rPr/>
+      </w:pPr>
       <w:r>
         <w:rPr>
           <w:b/>
         </w:rPr>
-        <w:t>Composite Assignment Strategy:</w:t>
-      </w:r>
-      <w:r>
-        <w:rPr/>
-        <w:t xml:space="preserve"> A design approach where multiple rules (e.g., shortest distance </w:t>
-      </w:r>
-      <w:r>
-        <w:rPr>
-          <w:i/>
-        </w:rPr>
-        <w:t>plus</w:t>
-      </w:r>
-      <w:r>
-        <w:rPr/>
-        <w:t xml:space="preserve"> lowest workload) are combined to determine the final task assignment.</w:t>
+        <w:t>Implementation:</w:t>
+      </w:r>
+      <w:r>
+        <w:rPr/>
+        <w:t xml:space="preserve"> A multi-page web application built with React.js, Vite, and Bootstrap.</w:t>
       </w:r>
     </w:p>
     <w:p>
       <w:pPr>
         <w:pStyle w:val="BodyText"/>
-        <w:rPr/>
-      </w:pPr>
-      <w:r>
-        <w:rPr/>
+        <w:numPr>
+          <w:ilvl w:val="0"/>
+          <w:numId w:val="22"/>
+        </w:numPr>
+        <w:tabs>
+          <w:tab w:val="clear" w:pos="720"/>
+          <w:tab w:val="left" w:pos="0" w:leader="none"/>
+        </w:tabs>
+        <w:ind w:hanging="283" w:start="709"/>
+        <w:rPr/>
+      </w:pPr>
+      <w:r>
+        <w:rPr>
+          <w:b/>
+        </w:rPr>
+        <w:t>Role:</w:t>
+      </w:r>
+      <w:r>
+        <w:rPr/>
+        <w:t xml:space="preserve"> Provides the user interfaces (interactive maps, reporting forms, and dashboards) and communicates asynchronously with the backend via Axios.</w:t>
+      </w:r>
+    </w:p>
+    <w:p>
+      <w:pPr>
+        <w:pStyle w:val="BodyText"/>
+        <w:rPr>
+          <w:b/>
+        </w:rPr>
+      </w:pPr>
+      <w:r>
+        <w:rPr>
+          <w:b/>
+        </w:rPr>
+        <w:t>2. Application Tier (Server)</w:t>
+      </w:r>
+    </w:p>
+    <w:p>
+      <w:pPr>
+        <w:pStyle w:val="BodyText"/>
+        <w:numPr>
+          <w:ilvl w:val="0"/>
+          <w:numId w:val="23"/>
+        </w:numPr>
+        <w:tabs>
+          <w:tab w:val="clear" w:pos="720"/>
+          <w:tab w:val="left" w:pos="0" w:leader="none"/>
+        </w:tabs>
+        <w:ind w:hanging="283" w:start="709"/>
+        <w:rPr/>
+      </w:pPr>
+      <w:r>
+        <w:rPr>
+          <w:b/>
+        </w:rPr>
+        <w:t>Implementation:</w:t>
+      </w:r>
+      <w:r>
+        <w:rPr/>
+        <w:t xml:space="preserve"> A Java/Spring Boot server using the </w:t>
+      </w:r>
+      <w:r>
+        <w:rPr>
+          <w:b/>
+        </w:rPr>
+        <w:t>Layered Pattern</w:t>
+      </w:r>
+      <w:r>
+        <w:rPr/>
+        <w:t xml:space="preserve"> (Controllers, Services, Repositories).</w:t>
+      </w:r>
+    </w:p>
+    <w:p>
+      <w:pPr>
+        <w:pStyle w:val="BodyText"/>
+        <w:numPr>
+          <w:ilvl w:val="0"/>
+          <w:numId w:val="23"/>
+        </w:numPr>
+        <w:tabs>
+          <w:tab w:val="clear" w:pos="720"/>
+          <w:tab w:val="left" w:pos="0" w:leader="none"/>
+        </w:tabs>
+        <w:ind w:hanging="283" w:start="709"/>
+        <w:rPr/>
+      </w:pPr>
+      <w:r>
+        <w:rPr>
+          <w:b/>
+        </w:rPr>
+        <w:t>Role:</w:t>
+      </w:r>
+      <w:r>
+        <w:rPr/>
+        <w:t xml:space="preserve"> Acts as the central processor. It enforces Role-Based Access Control (RBAC), manages the issue State Machine, and handles concurrency for manual task claiming.</w:t>
+      </w:r>
+    </w:p>
+    <w:p>
+      <w:pPr>
+        <w:pStyle w:val="BodyText"/>
+        <w:rPr>
+          <w:b/>
+        </w:rPr>
+      </w:pPr>
+      <w:r>
+        <w:rPr>
+          <w:b/>
+        </w:rPr>
+        <w:t>3. Data Access Tier (Database)</w:t>
+      </w:r>
+    </w:p>
+    <w:p>
+      <w:pPr>
+        <w:pStyle w:val="BodyText"/>
+        <w:numPr>
+          <w:ilvl w:val="0"/>
+          <w:numId w:val="24"/>
+        </w:numPr>
+        <w:tabs>
+          <w:tab w:val="clear" w:pos="720"/>
+          <w:tab w:val="left" w:pos="0" w:leader="none"/>
+        </w:tabs>
+        <w:ind w:hanging="283" w:start="709"/>
+        <w:rPr/>
+      </w:pPr>
+      <w:r>
+        <w:rPr>
+          <w:b/>
+        </w:rPr>
+        <w:t>Implementation:</w:t>
+      </w:r>
+      <w:r>
+        <w:rPr/>
+        <w:t xml:space="preserve"> PostgreSQL database augmented with the </w:t>
+      </w:r>
+      <w:r>
+        <w:rPr>
+          <w:b/>
+        </w:rPr>
+        <w:t>PostGIS</w:t>
+      </w:r>
+      <w:r>
+        <w:rPr/>
+        <w:t xml:space="preserve"> spatial extension.</w:t>
+      </w:r>
+    </w:p>
+    <w:p>
+      <w:pPr>
+        <w:pStyle w:val="BodyText"/>
+        <w:numPr>
+          <w:ilvl w:val="0"/>
+          <w:numId w:val="24"/>
+        </w:numPr>
+        <w:tabs>
+          <w:tab w:val="clear" w:pos="720"/>
+          <w:tab w:val="left" w:pos="0" w:leader="none"/>
+        </w:tabs>
+        <w:ind w:hanging="283" w:start="709"/>
+        <w:rPr/>
+      </w:pPr>
+      <w:r>
+        <w:rPr>
+          <w:b/>
+        </w:rPr>
+        <w:t>Role:</w:t>
+      </w:r>
+      <w:r>
+        <w:rPr/>
+        <w:t xml:space="preserve"> Handles permanent data persistence, relationship integrity, and complex geospatial querying.</w:t>
+      </w:r>
+    </w:p>
+    <w:p>
+      <w:pPr>
+        <w:pStyle w:val="Heading4"/>
+        <w:spacing w:before="0" w:after="120"/>
+        <w:rPr>
+          <w:rFonts w:ascii="Calibri" w:hAnsi="Calibri" w:eastAsia="Calibri" w:cs=""/>
+        </w:rPr>
+      </w:pPr>
+      <w:r>
+        <w:rPr>
+          <w:rFonts w:eastAsia="Calibri" w:cs="" w:ascii="Calibri" w:hAnsi="Calibri"/>
+        </w:rPr>
+        <w:t>Motivation for Architectural Choice</w:t>
+      </w:r>
+    </w:p>
+    <w:p>
+      <w:pPr>
+        <w:pStyle w:val="BodyText"/>
+        <w:numPr>
+          <w:ilvl w:val="0"/>
+          <w:numId w:val="25"/>
+        </w:numPr>
+        <w:tabs>
+          <w:tab w:val="clear" w:pos="720"/>
+          <w:tab w:val="left" w:pos="0" w:leader="none"/>
+        </w:tabs>
+        <w:ind w:hanging="283" w:start="709"/>
+        <w:rPr/>
+      </w:pPr>
+      <w:r>
+        <w:rPr>
+          <w:b/>
+        </w:rPr>
+        <w:t>Decoupling:</w:t>
+      </w:r>
+      <w:r>
+        <w:rPr/>
+        <w:t xml:space="preserve"> Separating the React frontend from the backend ensures a responsive user interface that is not bottlenecked by server-side data processing.</w:t>
+      </w:r>
+    </w:p>
+    <w:p>
+      <w:pPr>
+        <w:pStyle w:val="BodyText"/>
+        <w:numPr>
+          <w:ilvl w:val="0"/>
+          <w:numId w:val="25"/>
+        </w:numPr>
+        <w:tabs>
+          <w:tab w:val="clear" w:pos="720"/>
+          <w:tab w:val="left" w:pos="0" w:leader="none"/>
+        </w:tabs>
+        <w:ind w:hanging="283" w:start="709"/>
+        <w:rPr/>
+      </w:pPr>
+      <w:r>
+        <w:rPr>
+          <w:b/>
+        </w:rPr>
+        <w:t>Geospatial Capabilities:</w:t>
+      </w:r>
+      <w:r>
+        <w:rPr/>
+        <w:t xml:space="preserve"> The PostGIS extension is required to provide native spatial indexing, allowing the system to efficiently filter the </w:t>
+      </w:r>
+    </w:p>
+    <w:p>
+      <w:pPr>
+        <w:pStyle w:val="BodyText"/>
+        <w:numPr>
+          <w:ilvl w:val="0"/>
+          <w:numId w:val="25"/>
+        </w:numPr>
+        <w:tabs>
+          <w:tab w:val="clear" w:pos="720"/>
+          <w:tab w:val="left" w:pos="0" w:leader="none"/>
+        </w:tabs>
+        <w:ind w:hanging="283" w:start="709"/>
+        <w:rPr/>
+      </w:pPr>
+      <w:r>
+        <w:rPr/>
+        <w:t>backlog by geographical radius.</w:t>
+      </w:r>
+    </w:p>
+    <w:p>
+      <w:pPr>
+        <w:pStyle w:val="BodyText"/>
+        <w:numPr>
+          <w:ilvl w:val="0"/>
+          <w:numId w:val="25"/>
+        </w:numPr>
+        <w:tabs>
+          <w:tab w:val="clear" w:pos="720"/>
+          <w:tab w:val="left" w:pos="0" w:leader="none"/>
+        </w:tabs>
+        <w:ind w:hanging="283" w:start="709"/>
+        <w:rPr/>
+      </w:pPr>
+      <w:r>
+        <w:rPr>
+          <w:b/>
+        </w:rPr>
+        <w:t>Concurrency &amp; Security:</w:t>
+      </w:r>
+      <w:r>
+        <w:rPr/>
+        <w:t xml:space="preserve"> The Spring Boot backend centrally manages state validations and concurrent database transactions, preventing race conditions when multiple workers attempt to claim the same task.</w:t>
+      </w:r>
+    </w:p>
+    <w:p>
+      <w:pPr>
+        <w:pStyle w:val="Heading3"/>
+        <w:rPr>
+          <w:lang w:val="en-US"/>
+        </w:rPr>
+      </w:pPr>
+      <w:bookmarkStart w:id="44" w:name="_Toc193372766"/>
+      <w:r>
+        <w:rPr>
+          <w:lang w:val="en-US"/>
+        </w:rPr>
+        <w:t>Package Design</w:t>
+      </w:r>
+      <w:bookmarkEnd w:id="44"/>
+      <w:r>
+        <w:rPr>
+          <w:lang w:val="en-US"/>
+        </w:rPr>
+        <w:t xml:space="preserve"> </w:t>
+      </w:r>
+    </w:p>
+    <w:p>
+      <w:pPr>
+        <w:pStyle w:val="Normal"/>
+        <w:rPr>
+          <w:lang w:val="en-US"/>
+        </w:rPr>
+      </w:pPr>
+      <w:r>
+        <w:rPr>
+          <w:lang w:val="en-US"/>
+        </w:rPr>
+        <w:drawing>
+          <wp:anchor distT="0" distB="0" distL="0" distR="0" simplePos="0" relativeHeight="6" behindDoc="0" locked="0" layoutInCell="0" allowOverlap="1">
+            <wp:simplePos x="0" y="0"/>
+            <wp:positionH relativeFrom="column">
+              <wp:posOffset>1456055</wp:posOffset>
+            </wp:positionH>
+            <wp:positionV relativeFrom="paragraph">
+              <wp:posOffset>126365</wp:posOffset>
+            </wp:positionV>
+            <wp:extent cx="2769870" cy="4394835"/>
+            <wp:effectExtent l="0" t="0" r="0" b="0"/>
+            <wp:wrapSquare wrapText="largest"/>
+            <wp:docPr id="4" name="Image3"/>
+            <wp:cNvGraphicFramePr>
+              <a:graphicFrameLocks xmlns:a="http://schemas.openxmlformats.org/drawingml/2006/main" noChangeAspect="1"/>
+            </wp:cNvGraphicFramePr>
+            <a:graphic xmlns:a="http://schemas.openxmlformats.org/drawingml/2006/main">
+              <a:graphicData uri="http://schemas.openxmlformats.org/drawingml/2006/picture">
+                <pic:pic xmlns:pic="http://schemas.openxmlformats.org/drawingml/2006/picture">
+                  <pic:nvPicPr>
+                    <pic:cNvPr id="4" name="Image3"/>
+                    <pic:cNvPicPr>
+                      <a:picLocks noChangeAspect="1" noChangeArrowheads="1"/>
+                    </pic:cNvPicPr>
+                  </pic:nvPicPr>
+                  <pic:blipFill>
+                    <a:blip r:embed="rId5"/>
+                    <a:stretch>
+                      <a:fillRect/>
+                    </a:stretch>
+                  </pic:blipFill>
+                  <pic:spPr bwMode="auto">
+                    <a:xfrm>
+                      <a:off x="0" y="0"/>
+                      <a:ext cx="2769870" cy="4394835"/>
+                    </a:xfrm>
+                    <a:prstGeom prst="rect">
+                      <a:avLst/>
+                    </a:prstGeom>
+                    <a:noFill/>
+                  </pic:spPr>
+                </pic:pic>
+              </a:graphicData>
+            </a:graphic>
+          </wp:anchor>
+        </w:drawing>
+      </w:r>
+    </w:p>
+    <w:p>
+      <w:pPr>
+        <w:pStyle w:val="Normal"/>
+        <w:rPr>
+          <w:lang w:val="en-US"/>
+        </w:rPr>
+      </w:pPr>
+      <w:r>
+        <w:rPr>
+          <w:lang w:val="en-US"/>
+        </w:rPr>
+      </w:r>
+    </w:p>
+    <w:p>
+      <w:pPr>
+        <w:pStyle w:val="Normal"/>
+        <w:rPr>
+          <w:lang w:val="en-US"/>
+        </w:rPr>
+      </w:pPr>
+      <w:r>
+        <w:rPr>
+          <w:lang w:val="en-US"/>
+        </w:rPr>
+      </w:r>
+    </w:p>
+    <w:p>
+      <w:pPr>
+        <w:pStyle w:val="Normal"/>
+        <w:rPr>
+          <w:lang w:val="en-US"/>
+        </w:rPr>
+      </w:pPr>
+      <w:r>
+        <w:rPr>
+          <w:lang w:val="en-US"/>
+        </w:rPr>
+      </w:r>
+    </w:p>
+    <w:p>
+      <w:pPr>
+        <w:pStyle w:val="Normal"/>
+        <w:rPr>
+          <w:lang w:val="en-US"/>
+        </w:rPr>
+      </w:pPr>
+      <w:r>
+        <w:rPr>
+          <w:lang w:val="en-US"/>
+        </w:rPr>
+      </w:r>
+    </w:p>
+    <w:p>
+      <w:pPr>
+        <w:pStyle w:val="Normal"/>
+        <w:rPr>
+          <w:lang w:val="en-US"/>
+        </w:rPr>
+      </w:pPr>
+      <w:r>
+        <w:rPr>
+          <w:lang w:val="en-US"/>
+        </w:rPr>
+      </w:r>
+    </w:p>
+    <w:p>
+      <w:pPr>
+        <w:pStyle w:val="Normal"/>
+        <w:rPr>
+          <w:lang w:val="en-US"/>
+        </w:rPr>
+      </w:pPr>
+      <w:r>
+        <w:rPr>
+          <w:lang w:val="en-US"/>
+        </w:rPr>
+      </w:r>
+    </w:p>
+    <w:p>
+      <w:pPr>
+        <w:pStyle w:val="Normal"/>
+        <w:rPr>
+          <w:lang w:val="en-US"/>
+        </w:rPr>
+      </w:pPr>
+      <w:r>
+        <w:rPr>
+          <w:lang w:val="en-US"/>
+        </w:rPr>
+      </w:r>
+    </w:p>
+    <w:p>
+      <w:pPr>
+        <w:pStyle w:val="Heading3"/>
+        <w:rPr>
+          <w:lang w:val="en-US"/>
+        </w:rPr>
+      </w:pPr>
+      <w:r>
+        <w:rPr>
+          <w:lang w:val="en-US"/>
+        </w:rPr>
+      </w:r>
+    </w:p>
+    <w:p>
+      <w:pPr>
+        <w:pStyle w:val="Heading3"/>
+        <w:rPr>
+          <w:lang w:val="en-US"/>
+        </w:rPr>
+      </w:pPr>
+      <w:r>
+        <w:rPr>
+          <w:lang w:val="en-US"/>
+        </w:rPr>
+      </w:r>
+    </w:p>
+    <w:p>
+      <w:pPr>
+        <w:pStyle w:val="Heading3"/>
+        <w:rPr>
+          <w:lang w:val="en-US"/>
+        </w:rPr>
+      </w:pPr>
+      <w:r>
+        <w:rPr>
+          <w:lang w:val="en-US"/>
+        </w:rPr>
+      </w:r>
+    </w:p>
+    <w:p>
+      <w:pPr>
+        <w:pStyle w:val="Heading3"/>
+        <w:rPr>
+          <w:lang w:val="en-US"/>
+        </w:rPr>
+      </w:pPr>
+      <w:r>
+        <w:rPr>
+          <w:lang w:val="en-US"/>
+        </w:rPr>
+      </w:r>
+    </w:p>
+    <w:p>
+      <w:pPr>
+        <w:pStyle w:val="Heading3"/>
+        <w:rPr>
+          <w:lang w:val="en-US"/>
+        </w:rPr>
+      </w:pPr>
+      <w:r>
+        <w:rPr>
+          <w:lang w:val="en-US"/>
+        </w:rPr>
+      </w:r>
+    </w:p>
+    <w:p>
+      <w:pPr>
+        <w:pStyle w:val="Heading3"/>
+        <w:rPr>
+          <w:lang w:val="en-US"/>
+        </w:rPr>
+      </w:pPr>
+      <w:r>
+        <w:rPr>
+          <w:lang w:val="en-US"/>
+        </w:rPr>
+      </w:r>
+    </w:p>
+    <w:p>
+      <w:pPr>
+        <w:pStyle w:val="Heading3"/>
+        <w:rPr>
+          <w:lang w:val="en-US"/>
+        </w:rPr>
+      </w:pPr>
+      <w:r>
+        <w:rPr>
+          <w:lang w:val="en-US"/>
+        </w:rPr>
+      </w:r>
+    </w:p>
+    <w:p>
+      <w:pPr>
+        <w:pStyle w:val="Heading3"/>
+        <w:rPr>
+          <w:lang w:val="en-US"/>
+        </w:rPr>
+      </w:pPr>
+      <w:r>
+        <w:rPr>
+          <w:lang w:val="en-US"/>
+        </w:rPr>
+      </w:r>
+    </w:p>
+    <w:p>
+      <w:pPr>
+        <w:pStyle w:val="Heading3"/>
+        <w:rPr>
+          <w:lang w:val="en-US"/>
+        </w:rPr>
+      </w:pPr>
+      <w:r>
+        <w:rPr>
+          <w:lang w:val="en-US"/>
+        </w:rPr>
+      </w:r>
+    </w:p>
+    <w:p>
+      <w:pPr>
+        <w:pStyle w:val="Heading3"/>
+        <w:rPr>
+          <w:lang w:val="en-US"/>
+        </w:rPr>
+      </w:pPr>
+      <w:r>
+        <w:rPr>
+          <w:lang w:val="en-US"/>
+        </w:rPr>
+      </w:r>
+    </w:p>
+    <w:p>
+      <w:pPr>
+        <w:pStyle w:val="Heading3"/>
+        <w:rPr>
+          <w:lang w:val="en-US"/>
+        </w:rPr>
+      </w:pPr>
+      <w:r>
+        <w:rPr>
+          <w:lang w:val="en-US"/>
+        </w:rPr>
+      </w:r>
+    </w:p>
+    <w:p>
+      <w:pPr>
+        <w:pStyle w:val="Heading3"/>
+        <w:rPr>
+          <w:lang w:val="en-US"/>
+        </w:rPr>
+      </w:pPr>
+      <w:r>
+        <w:rPr>
+          <w:lang w:val="en-US"/>
+        </w:rPr>
+      </w:r>
+    </w:p>
+    <w:p>
+      <w:pPr>
+        <w:pStyle w:val="Heading3"/>
+        <w:rPr>
+          <w:lang w:val="en-US"/>
+        </w:rPr>
+      </w:pPr>
+      <w:r>
+        <w:rPr>
+          <w:lang w:val="en-US"/>
+        </w:rPr>
+      </w:r>
+    </w:p>
+    <w:p>
+      <w:pPr>
+        <w:pStyle w:val="Heading3"/>
+        <w:rPr>
+          <w:lang w:val="en-US"/>
+        </w:rPr>
+      </w:pPr>
+      <w:r>
+        <w:rPr>
+          <w:lang w:val="en-US"/>
+        </w:rPr>
+      </w:r>
+    </w:p>
+    <w:p>
+      <w:pPr>
+        <w:pStyle w:val="Heading3"/>
+        <w:rPr>
+          <w:lang w:val="en-US"/>
+        </w:rPr>
+      </w:pPr>
+      <w:r>
+        <w:rPr>
+          <w:lang w:val="en-US"/>
+        </w:rPr>
+      </w:r>
+    </w:p>
+    <w:p>
+      <w:pPr>
+        <w:pStyle w:val="Heading3"/>
+        <w:rPr>
+          <w:lang w:val="en-US"/>
+        </w:rPr>
+      </w:pPr>
+      <w:bookmarkStart w:id="45" w:name="_Toc193372767"/>
+      <w:r>
+        <w:rPr>
+          <w:lang w:val="en-US"/>
+        </w:rPr>
+        <w:t>Component and Deployment Diagram</w:t>
+      </w:r>
+      <w:bookmarkEnd w:id="45"/>
+    </w:p>
+    <w:p>
+      <w:pPr>
+        <w:pStyle w:val="InfoBlue"/>
+        <w:rPr/>
+      </w:pPr>
+      <w:r>
+        <w:rPr/>
+        <w:drawing>
+          <wp:anchor distT="0" distB="0" distL="0" distR="0" simplePos="0" relativeHeight="7" behindDoc="0" locked="0" layoutInCell="0" allowOverlap="1">
+            <wp:simplePos x="0" y="0"/>
+            <wp:positionH relativeFrom="column">
+              <wp:align>center</wp:align>
+            </wp:positionH>
+            <wp:positionV relativeFrom="paragraph">
+              <wp:posOffset>635</wp:posOffset>
+            </wp:positionV>
+            <wp:extent cx="4011930" cy="2836545"/>
+            <wp:effectExtent l="0" t="0" r="0" b="0"/>
+            <wp:wrapSquare wrapText="largest"/>
+            <wp:docPr id="5" name="Image4"/>
+            <wp:cNvGraphicFramePr>
+              <a:graphicFrameLocks xmlns:a="http://schemas.openxmlformats.org/drawingml/2006/main" noChangeAspect="1"/>
+            </wp:cNvGraphicFramePr>
+            <a:graphic xmlns:a="http://schemas.openxmlformats.org/drawingml/2006/main">
+              <a:graphicData uri="http://schemas.openxmlformats.org/drawingml/2006/picture">
+                <pic:pic xmlns:pic="http://schemas.openxmlformats.org/drawingml/2006/picture">
+                  <pic:nvPicPr>
+                    <pic:cNvPr id="5" name="Image4"/>
+                    <pic:cNvPicPr>
+                      <a:picLocks noChangeAspect="1" noChangeArrowheads="1"/>
+                    </pic:cNvPicPr>
+                  </pic:nvPicPr>
+                  <pic:blipFill>
+                    <a:blip r:embed="rId6"/>
+                    <a:stretch>
+                      <a:fillRect/>
+                    </a:stretch>
+                  </pic:blipFill>
+                  <pic:spPr bwMode="auto">
+                    <a:xfrm>
+                      <a:off x="0" y="0"/>
+                      <a:ext cx="4011930" cy="2836545"/>
+                    </a:xfrm>
+                    <a:prstGeom prst="rect">
+                      <a:avLst/>
+                    </a:prstGeom>
+                    <a:noFill/>
+                  </pic:spPr>
+                </pic:pic>
+              </a:graphicData>
+            </a:graphic>
+          </wp:anchor>
+        </w:drawing>
+      </w:r>
+    </w:p>
+    <w:p>
+      <w:pPr>
+        <w:pStyle w:val="Normal"/>
+        <w:rPr>
+          <w:lang w:val="en-US"/>
+        </w:rPr>
+      </w:pPr>
+      <w:r>
+        <w:rPr>
+          <w:lang w:val="en-US"/>
+        </w:rPr>
       </w:r>
     </w:p>
     <w:p>
@@ -4140,14 +5086,14 @@
           <w:lang w:val="en-US"/>
         </w:rPr>
       </w:pPr>
-      <w:bookmarkStart w:id="40" w:name="_Toc193372762"/>
-      <w:r>
-        <w:rPr>
-          <w:lang w:val="en-US"/>
-        </w:rPr>
-        <w:t>Deliverable 2</w:t>
-      </w:r>
-      <w:bookmarkEnd w:id="40"/>
+      <w:bookmarkStart w:id="46" w:name="_Toc193372768"/>
+      <w:r>
+        <w:rPr>
+          <w:lang w:val="en-US"/>
+        </w:rPr>
+        <w:t>Deliverable 3</w:t>
+      </w:r>
+      <w:bookmarkEnd w:id="46"/>
     </w:p>
     <w:p>
       <w:pPr>
@@ -4156,23 +5102,41 @@
           <w:lang w:val="en-US"/>
         </w:rPr>
       </w:pPr>
-      <w:bookmarkStart w:id="41" w:name="_Toc193372763"/>
-      <w:r>
-        <w:rPr>
-          <w:lang w:val="en-US"/>
-        </w:rPr>
-        <w:t>Domain Model</w:t>
-      </w:r>
-      <w:bookmarkEnd w:id="41"/>
+      <w:bookmarkStart w:id="47" w:name="_Toc193372769"/>
+      <w:r>
+        <w:rPr>
+          <w:lang w:val="en-US"/>
+        </w:rPr>
+        <w:t>Design Model</w:t>
+      </w:r>
+      <w:bookmarkEnd w:id="47"/>
+    </w:p>
+    <w:p>
+      <w:pPr>
+        <w:pStyle w:val="Heading3"/>
+        <w:rPr>
+          <w:lang w:val="en-US"/>
+        </w:rPr>
+      </w:pPr>
+      <w:bookmarkStart w:id="48" w:name="_Toc193372770"/>
+      <w:r>
+        <w:rPr>
+          <w:lang w:val="en-US"/>
+        </w:rPr>
+        <w:t>Dynamic Behavior</w:t>
+      </w:r>
+      <w:bookmarkEnd w:id="48"/>
     </w:p>
     <w:p>
       <w:pPr>
         <w:pStyle w:val="InfoBlue"/>
-        <w:rPr/>
-      </w:pPr>
-      <w:r>
-        <w:rPr/>
-        <w:t>[Define the domain model and create the conceptual class diagrams]</w:t>
+        <w:rPr>
+          <w:i w:val="false"/>
+        </w:rPr>
+      </w:pPr>
+      <w:r>
+        <w:rPr/>
+        <w:t>[Create the interaction diagrams (2 sequence) for 2 relevant scenarios]</w:t>
       </w:r>
     </w:p>
     <w:p>
@@ -4190,35 +5154,60 @@
     </w:p>
     <w:p>
       <w:pPr>
+        <w:pStyle w:val="Heading3"/>
+        <w:rPr>
+          <w:lang w:val="en-US"/>
+        </w:rPr>
+      </w:pPr>
+      <w:bookmarkStart w:id="49" w:name="_Toc193372771"/>
+      <w:r>
+        <w:rPr>
+          <w:lang w:val="en-US"/>
+        </w:rPr>
+        <w:t>Class Diagram</w:t>
+      </w:r>
+      <w:bookmarkEnd w:id="49"/>
+    </w:p>
+    <w:p>
+      <w:pPr>
+        <w:pStyle w:val="InfoBlue"/>
+        <w:rPr>
+          <w:i w:val="false"/>
+        </w:rPr>
+      </w:pPr>
+      <w:r>
+        <w:rPr/>
+        <w:t>[Create the UML class diagram; apply GoF patterns and motivate your choice]</w:t>
+      </w:r>
+    </w:p>
+    <w:p>
+      <w:pPr>
+        <w:pStyle w:val="Normal"/>
+        <w:rPr>
+          <w:lang w:val="en-US"/>
+        </w:rPr>
+      </w:pPr>
+      <w:r>
+        <w:rPr>
+          <w:lang w:val="en-US"/>
+        </w:rPr>
+      </w:r>
+    </w:p>
+    <w:p>
+      <w:pPr>
         <w:pStyle w:val="Heading2"/>
         <w:rPr>
           <w:lang w:val="en-US"/>
         </w:rPr>
       </w:pPr>
-      <w:bookmarkStart w:id="42" w:name="_Toc193372764"/>
-      <w:r>
-        <w:rPr>
-          <w:lang w:val="en-US"/>
-        </w:rPr>
-        <w:t>Architectural Design</w:t>
-      </w:r>
-      <w:bookmarkEnd w:id="42"/>
-    </w:p>
-    <w:p>
-      <w:pPr>
-        <w:pStyle w:val="Heading3"/>
-        <w:rPr>
-          <w:lang w:val="en-US"/>
-        </w:rPr>
-      </w:pPr>
-      <w:bookmarkStart w:id="43" w:name="_Toc193372765"/>
-      <w:r>
-        <w:rPr>
-          <w:lang w:val="en-US"/>
-        </w:rPr>
-        <w:t>Conceptual Architecture</w:t>
-      </w:r>
-      <w:bookmarkEnd w:id="43"/>
+      <w:bookmarkStart w:id="50" w:name="_Toc193372772"/>
+      <w:r>
+        <w:rPr>
+          <w:lang w:val="en-US"/>
+        </w:rPr>
+        <w:t>Data Model</w:t>
+      </w:r>
+      <w:bookmarkEnd w:id="50"/>
     </w:p>
     <w:p>
       <w:pPr>
@@ -4227,7 +5216,7 @@
       </w:pPr>
       <w:r>
         <w:rPr/>
-        <w:t>[Define the system’s conceptual architecture; use an architectural style and pattern - highlight its use and motivate your choice.]</w:t>
+        <w:t>[Create the data model for the system.]</w:t>
       </w:r>
     </w:p>
     <w:p>
@@ -4245,25 +5234,19 @@
     </w:p>
     <w:p>
       <w:pPr>
-        <w:pStyle w:val="Heading3"/>
-        <w:rPr>
-          <w:lang w:val="en-US"/>
-        </w:rPr>
-      </w:pPr>
-      <w:bookmarkStart w:id="44" w:name="_Toc193372766"/>
-      <w:r>
-        <w:rPr>
-          <w:lang w:val="en-US"/>
-        </w:rPr>
-        <w:t>Package Design</w:t>
-      </w:r>
-      <w:bookmarkEnd w:id="44"/>
-      <w:r>
-        <w:rPr>
-          <w:lang w:val="en-US"/>
-        </w:rPr>
-        <w:t xml:space="preserve"> </w:t>
-      </w:r>
+        <w:pStyle w:val="Heading1"/>
+        <w:rPr>
+          <w:lang w:val="en-US"/>
+        </w:rPr>
+      </w:pPr>
+      <w:bookmarkStart w:id="51" w:name="_Toc193372773"/>
+      <w:r>
+        <w:rPr>
+          <w:lang w:val="en-US"/>
+        </w:rPr>
+        <w:t>System Testing</w:t>
+      </w:r>
+      <w:bookmarkEnd w:id="51"/>
     </w:p>
     <w:p>
       <w:pPr>
@@ -4272,37 +5255,37 @@
       </w:pPr>
       <w:r>
         <w:rPr/>
-        <w:t>[Create a package diagram]</w:t>
-      </w:r>
-    </w:p>
-    <w:p>
-      <w:pPr>
-        <w:pStyle w:val="BodyText"/>
-        <w:rPr>
-          <w:lang w:val="en-US"/>
-        </w:rPr>
-      </w:pPr>
-      <w:r>
-        <w:rPr>
-          <w:lang w:val="en-US"/>
-        </w:rPr>
-      </w:r>
-    </w:p>
-    <w:p>
-      <w:pPr>
-        <w:pStyle w:val="Heading3"/>
-        <w:rPr>
-          <w:lang w:val="en-US"/>
-        </w:rPr>
-      </w:pPr>
-      <w:bookmarkStart w:id="45" w:name="_Toc193372767"/>
-      <w:r>
-        <w:rPr>
-          <w:lang w:val="en-US"/>
-        </w:rPr>
-        <w:t>Component and Deployment Diagram</w:t>
-      </w:r>
-      <w:bookmarkEnd w:id="45"/>
+        <w:t>[Describe the testing methides and some test cases.]</w:t>
+      </w:r>
+    </w:p>
+    <w:p>
+      <w:pPr>
+        <w:pStyle w:val="Normal"/>
+        <w:rPr>
+          <w:lang w:val="en-US"/>
+        </w:rPr>
+      </w:pPr>
+      <w:r>
+        <w:rPr>
+          <w:lang w:val="en-US"/>
+        </w:rPr>
+      </w:r>
+    </w:p>
+    <w:p>
+      <w:pPr>
+        <w:pStyle w:val="Heading1"/>
+        <w:rPr>
+          <w:lang w:val="en-US"/>
+        </w:rPr>
+      </w:pPr>
+      <w:bookmarkStart w:id="52" w:name="_Toc193372774"/>
+      <w:r>
+        <w:rPr>
+          <w:lang w:val="en-US"/>
+        </w:rPr>
+        <w:t>Future Improvements</w:t>
+      </w:r>
+      <w:bookmarkEnd w:id="52"/>
     </w:p>
     <w:p>
       <w:pPr>
@@ -4311,7 +5294,7 @@
       </w:pPr>
       <w:r>
         <w:rPr/>
-        <w:t>[Create the component and deployment diagrams.]</w:t>
+        <w:t>[Present some features that apply to the application scope.]</w:t>
       </w:r>
     </w:p>
     <w:p>
@@ -4334,58 +5317,14 @@
           <w:lang w:val="en-US"/>
         </w:rPr>
       </w:pPr>
-      <w:bookmarkStart w:id="46" w:name="_Toc193372768"/>
-      <w:r>
-        <w:rPr>
-          <w:lang w:val="en-US"/>
-        </w:rPr>
-        <w:t>Deliverable 3</w:t>
-      </w:r>
-      <w:bookmarkEnd w:id="46"/>
-    </w:p>
-    <w:p>
-      <w:pPr>
-        <w:pStyle w:val="Heading2"/>
-        <w:rPr>
-          <w:lang w:val="en-US"/>
-        </w:rPr>
-      </w:pPr>
-      <w:bookmarkStart w:id="47" w:name="_Toc193372769"/>
-      <w:r>
-        <w:rPr>
-          <w:lang w:val="en-US"/>
-        </w:rPr>
-        <w:t>Design Model</w:t>
-      </w:r>
-      <w:bookmarkEnd w:id="47"/>
-    </w:p>
-    <w:p>
-      <w:pPr>
-        <w:pStyle w:val="Heading3"/>
-        <w:rPr>
-          <w:lang w:val="en-US"/>
-        </w:rPr>
-      </w:pPr>
-      <w:bookmarkStart w:id="48" w:name="_Toc193372770"/>
-      <w:r>
-        <w:rPr>
-          <w:lang w:val="en-US"/>
-        </w:rPr>
-        <w:t>Dynamic Behavior</w:t>
-      </w:r>
-      <w:bookmarkEnd w:id="48"/>
-    </w:p>
-    <w:p>
-      <w:pPr>
-        <w:pStyle w:val="InfoBlue"/>
-        <w:rPr>
-          <w:i w:val="false"/>
-        </w:rPr>
-      </w:pPr>
-      <w:r>
-        <w:rPr/>
-        <w:t>[Create the interaction diagrams (2 sequence) for 2 relevant scenarios]</w:t>
-      </w:r>
+      <w:bookmarkStart w:id="53" w:name="_Toc193372775"/>
+      <w:r>
+        <w:rPr>
+          <w:lang w:val="en-US"/>
+        </w:rPr>
+        <w:t>Conclusion</w:t>
+      </w:r>
+      <w:bookmarkEnd w:id="53"/>
     </w:p>
     <w:p>
       <w:pPr>
@@ -4402,31 +5341,19 @@
     </w:p>
     <w:p>
       <w:pPr>
-        <w:pStyle w:val="Heading3"/>
-        <w:rPr>
-          <w:lang w:val="en-US"/>
-        </w:rPr>
-      </w:pPr>
-      <w:bookmarkStart w:id="49" w:name="_Toc193372771"/>
-      <w:r>
-        <w:rPr>
-          <w:lang w:val="en-US"/>
-        </w:rPr>
-        <w:t>Class Diagram</w:t>
-      </w:r>
-      <w:bookmarkEnd w:id="49"/>
-    </w:p>
-    <w:p>
-      <w:pPr>
-        <w:pStyle w:val="InfoBlue"/>
-        <w:rPr>
-          <w:i w:val="false"/>
-        </w:rPr>
-      </w:pPr>
-      <w:r>
-        <w:rPr/>
-        <w:t>[Create the UML class diagram; apply GoF patterns and motivate your choice]</w:t>
-      </w:r>
+        <w:pStyle w:val="Heading1"/>
+        <w:rPr>
+          <w:lang w:val="en-US"/>
+        </w:rPr>
+      </w:pPr>
+      <w:bookmarkStart w:id="54" w:name="_Toc193372776"/>
+      <w:r>
+        <w:rPr>
+          <w:lang w:val="en-US"/>
+        </w:rPr>
+        <w:t>Bibliography</w:t>
+      </w:r>
+      <w:bookmarkEnd w:id="54"/>
     </w:p>
     <w:p>
       <w:pPr>
@@ -4441,188 +5368,13 @@
         </w:rPr>
       </w:r>
     </w:p>
-    <w:p>
-      <w:pPr>
-        <w:pStyle w:val="Heading2"/>
-        <w:rPr>
-          <w:lang w:val="en-US"/>
-        </w:rPr>
-      </w:pPr>
-      <w:bookmarkStart w:id="50" w:name="_Toc193372772"/>
-      <w:r>
-        <w:rPr>
-          <w:lang w:val="en-US"/>
-        </w:rPr>
-        <w:t>Data Model</w:t>
-      </w:r>
-      <w:bookmarkEnd w:id="50"/>
-    </w:p>
-    <w:p>
-      <w:pPr>
-        <w:pStyle w:val="InfoBlue"/>
-        <w:rPr/>
-      </w:pPr>
-      <w:r>
-        <w:rPr/>
-        <w:t>[Create the data model for the system.]</w:t>
-      </w:r>
-    </w:p>
-    <w:p>
-      <w:pPr>
-        <w:pStyle w:val="BodyText"/>
-        <w:rPr>
-          <w:lang w:val="en-US"/>
-        </w:rPr>
-      </w:pPr>
-      <w:r>
-        <w:rPr>
-          <w:lang w:val="en-US"/>
-        </w:rPr>
-      </w:r>
-    </w:p>
-    <w:p>
-      <w:pPr>
-        <w:pStyle w:val="Heading1"/>
-        <w:rPr>
-          <w:lang w:val="en-US"/>
-        </w:rPr>
-      </w:pPr>
-      <w:bookmarkStart w:id="51" w:name="_Toc193372773"/>
-      <w:r>
-        <w:rPr>
-          <w:lang w:val="en-US"/>
-        </w:rPr>
-        <w:t>System Testing</w:t>
-      </w:r>
-      <w:bookmarkEnd w:id="51"/>
-    </w:p>
-    <w:p>
-      <w:pPr>
-        <w:pStyle w:val="InfoBlue"/>
-        <w:rPr/>
-      </w:pPr>
-      <w:r>
-        <w:rPr/>
-        <w:t>[Describe the testing methides and some test cases.]</w:t>
-      </w:r>
-    </w:p>
-    <w:p>
-      <w:pPr>
-        <w:pStyle w:val="Normal"/>
-        <w:rPr>
-          <w:lang w:val="en-US"/>
-        </w:rPr>
-      </w:pPr>
-      <w:r>
-        <w:rPr>
-          <w:lang w:val="en-US"/>
-        </w:rPr>
-      </w:r>
-    </w:p>
-    <w:p>
-      <w:pPr>
-        <w:pStyle w:val="Heading1"/>
-        <w:rPr>
-          <w:lang w:val="en-US"/>
-        </w:rPr>
-      </w:pPr>
-      <w:bookmarkStart w:id="52" w:name="_Toc193372774"/>
-      <w:r>
-        <w:rPr>
-          <w:lang w:val="en-US"/>
-        </w:rPr>
-        <w:t>Future Improvements</w:t>
-      </w:r>
-      <w:bookmarkEnd w:id="52"/>
-    </w:p>
-    <w:p>
-      <w:pPr>
-        <w:pStyle w:val="InfoBlue"/>
-        <w:rPr/>
-      </w:pPr>
-      <w:r>
-        <w:rPr/>
-        <w:t>[Present some features that apply to the application scope.]</w:t>
-      </w:r>
-    </w:p>
-    <w:p>
-      <w:pPr>
-        <w:pStyle w:val="Normal"/>
-        <w:rPr>
-          <w:lang w:val="en-US"/>
-        </w:rPr>
-      </w:pPr>
-      <w:r>
-        <w:rPr>
-          <w:lang w:val="en-US"/>
-        </w:rPr>
-      </w:r>
-    </w:p>
-    <w:p>
-      <w:pPr>
-        <w:pStyle w:val="Heading1"/>
-        <w:rPr>
-          <w:lang w:val="en-US"/>
-        </w:rPr>
-      </w:pPr>
-      <w:bookmarkStart w:id="53" w:name="_Toc193372775"/>
-      <w:r>
-        <w:rPr>
-          <w:lang w:val="en-US"/>
-        </w:rPr>
-        <w:t>Conclusion</w:t>
-      </w:r>
-      <w:bookmarkEnd w:id="53"/>
-    </w:p>
-    <w:p>
-      <w:pPr>
-        <w:pStyle w:val="Normal"/>
-        <w:rPr>
-          <w:lang w:val="en-US"/>
-        </w:rPr>
-      </w:pPr>
-      <w:r>
-        <w:rPr>
-          <w:lang w:val="en-US"/>
-        </w:rPr>
-      </w:r>
-    </w:p>
-    <w:p>
-      <w:pPr>
-        <w:pStyle w:val="Heading1"/>
-        <w:rPr>
-          <w:lang w:val="en-US"/>
-        </w:rPr>
-      </w:pPr>
-      <w:bookmarkStart w:id="54" w:name="_Toc193372776"/>
-      <w:r>
-        <w:rPr>
-          <w:lang w:val="en-US"/>
-        </w:rPr>
-        <w:t>Bibliography</w:t>
-      </w:r>
-      <w:bookmarkEnd w:id="54"/>
-    </w:p>
-    <w:p>
-      <w:pPr>
-        <w:pStyle w:val="Normal"/>
-        <w:rPr>
-          <w:lang w:val="en-US"/>
-        </w:rPr>
-      </w:pPr>
-      <w:r>
-        <w:rPr>
-          <w:lang w:val="en-US"/>
-        </w:rPr>
-      </w:r>
-    </w:p>
     <w:sectPr>
-      <w:headerReference w:type="even" r:id="rId4"/>
-      <w:headerReference w:type="default" r:id="rId5"/>
-      <w:headerReference w:type="first" r:id="rId6"/>
-      <w:footerReference w:type="even" r:id="rId7"/>
-      <w:footerReference w:type="default" r:id="rId8"/>
-      <w:footerReference w:type="first" r:id="rId9"/>
+      <w:headerReference w:type="even" r:id="rId7"/>
+      <w:headerReference w:type="default" r:id="rId8"/>
+      <w:headerReference w:type="first" r:id="rId9"/>
+      <w:footerReference w:type="even" r:id="rId10"/>
+      <w:footerReference w:type="default" r:id="rId11"/>
+      <w:footerReference w:type="first" r:id="rId12"/>
       <w:type w:val="nextPage"/>
       <w:pgSz w:w="11906" w:h="16838"/>
       <w:pgMar w:left="1440" w:right="1440" w:gutter="0" w:header="708" w:top="1440" w:footer="708" w:bottom="1440"/>
@@ -4648,7 +5400,7 @@
       <mc:AlternateContent>
         <mc:Choice Requires="wps">
           <w:drawing>
-            <wp:anchor distT="0" distB="0" distL="0" distR="0" simplePos="0" relativeHeight="3" behindDoc="1" locked="0" layoutInCell="0" allowOverlap="1">
+            <wp:anchor distT="0" distB="0" distL="0" distR="0" simplePos="0" relativeHeight="2" behindDoc="1" locked="0" layoutInCell="0" allowOverlap="1">
               <wp:simplePos x="0" y="0"/>
               <wp:positionH relativeFrom="margin">
                 <wp:posOffset>0</wp:posOffset>
@@ -4659,7 +5411,7 @@
               <wp:extent cx="14605" cy="14605"/>
               <wp:effectExtent l="0" t="0" r="0" b="0"/>
               <wp:wrapNone/>
-              <wp:docPr id="3" name="Frame1"/>
+              <wp:docPr id="6" name="Frame1"/>
               <a:graphic xmlns:a="http://schemas.openxmlformats.org/drawingml/2006/main">
                 <a:graphicData uri="http://schemas.microsoft.com/office/word/2010/wordprocessingShape">
                   <wps:wsp>
@@ -5786,9 +6538,9 @@
       <w:lvlJc w:val="start"/>
       <w:pPr>
         <w:tabs>
-          <w:tab w:val="num" w:pos="709"/>
-        </w:tabs>
-        <w:ind w:start="709" w:hanging="283"/>
+          <w:tab w:val="num" w:pos="720"/>
+        </w:tabs>
+        <w:ind w:start="720" w:hanging="283"/>
       </w:pPr>
       <w:rPr>
         <w:rFonts w:ascii="Symbol" w:hAnsi="Symbol" w:cs="Symbol" w:hint="default"/>
@@ -5796,126 +6548,1078 @@
     </w:lvl>
     <w:lvl w:ilvl="1">
       <w:start w:val="1"/>
+      <w:numFmt w:val="decimal"/>
+      <w:lvlText w:val="%2."/>
+      <w:lvlJc w:val="start"/>
+      <w:pPr>
+        <w:tabs>
+          <w:tab w:val="num" w:pos="1080"/>
+        </w:tabs>
+        <w:ind w:start="1080" w:hanging="360"/>
+      </w:pPr>
+      <w:rPr/>
+    </w:lvl>
+    <w:lvl w:ilvl="2">
+      <w:start w:val="1"/>
+      <w:numFmt w:val="decimal"/>
+      <w:lvlText w:val="%3."/>
+      <w:lvlJc w:val="start"/>
+      <w:pPr>
+        <w:tabs>
+          <w:tab w:val="num" w:pos="1440"/>
+        </w:tabs>
+        <w:ind w:start="1440" w:hanging="360"/>
+      </w:pPr>
+      <w:rPr/>
+    </w:lvl>
+    <w:lvl w:ilvl="3">
+      <w:start w:val="1"/>
+      <w:numFmt w:val="decimal"/>
+      <w:lvlText w:val="%4."/>
+      <w:lvlJc w:val="start"/>
+      <w:pPr>
+        <w:tabs>
+          <w:tab w:val="num" w:pos="1800"/>
+        </w:tabs>
+        <w:ind w:start="1800" w:hanging="360"/>
+      </w:pPr>
+      <w:rPr/>
+    </w:lvl>
+    <w:lvl w:ilvl="4">
+      <w:start w:val="1"/>
+      <w:numFmt w:val="decimal"/>
+      <w:lvlText w:val="%5."/>
+      <w:lvlJc w:val="start"/>
+      <w:pPr>
+        <w:tabs>
+          <w:tab w:val="num" w:pos="2160"/>
+        </w:tabs>
+        <w:ind w:start="2160" w:hanging="360"/>
+      </w:pPr>
+      <w:rPr/>
+    </w:lvl>
+    <w:lvl w:ilvl="5">
+      <w:start w:val="1"/>
+      <w:numFmt w:val="decimal"/>
+      <w:lvlText w:val="%6."/>
+      <w:lvlJc w:val="start"/>
+      <w:pPr>
+        <w:tabs>
+          <w:tab w:val="num" w:pos="2520"/>
+        </w:tabs>
+        <w:ind w:start="2520" w:hanging="360"/>
+      </w:pPr>
+      <w:rPr/>
+    </w:lvl>
+    <w:lvl w:ilvl="6">
+      <w:start w:val="1"/>
+      <w:numFmt w:val="decimal"/>
+      <w:lvlText w:val="%7."/>
+      <w:lvlJc w:val="start"/>
+      <w:pPr>
+        <w:tabs>
+          <w:tab w:val="num" w:pos="2880"/>
+        </w:tabs>
+        <w:ind w:start="2880" w:hanging="360"/>
+      </w:pPr>
+      <w:rPr/>
+    </w:lvl>
+    <w:lvl w:ilvl="7">
+      <w:start w:val="1"/>
+      <w:numFmt w:val="decimal"/>
+      <w:lvlText w:val="%8."/>
+      <w:lvlJc w:val="start"/>
+      <w:pPr>
+        <w:tabs>
+          <w:tab w:val="num" w:pos="3240"/>
+        </w:tabs>
+        <w:ind w:start="3240" w:hanging="360"/>
+      </w:pPr>
+      <w:rPr/>
+    </w:lvl>
+    <w:lvl w:ilvl="8">
+      <w:start w:val="1"/>
+      <w:numFmt w:val="decimal"/>
+      <w:lvlText w:val="%9."/>
+      <w:lvlJc w:val="start"/>
+      <w:pPr>
+        <w:tabs>
+          <w:tab w:val="num" w:pos="3600"/>
+        </w:tabs>
+        <w:ind w:start="3600" w:hanging="360"/>
+      </w:pPr>
+      <w:rPr/>
+    </w:lvl>
+  </w:abstractNum>
+  <w:abstractNum w:abstractNumId="9">
+    <w:lvl w:ilvl="0">
+      <w:start w:val="1"/>
       <w:numFmt w:val="bullet"/>
       <w:lvlText w:val=""/>
       <w:lvlJc w:val="start"/>
       <w:pPr>
         <w:tabs>
-          <w:tab w:val="num" w:pos="1418"/>
-        </w:tabs>
-        <w:ind w:start="1418" w:hanging="283"/>
+          <w:tab w:val="num" w:pos="720"/>
+        </w:tabs>
+        <w:ind w:start="720" w:hanging="283"/>
       </w:pPr>
       <w:rPr>
         <w:rFonts w:ascii="Symbol" w:hAnsi="Symbol" w:cs="Symbol" w:hint="default"/>
       </w:rPr>
     </w:lvl>
+    <w:lvl w:ilvl="1">
+      <w:start w:val="1"/>
+      <w:numFmt w:val="decimal"/>
+      <w:lvlText w:val="%2."/>
+      <w:lvlJc w:val="start"/>
+      <w:pPr>
+        <w:tabs>
+          <w:tab w:val="num" w:pos="1080"/>
+        </w:tabs>
+        <w:ind w:start="1080" w:hanging="360"/>
+      </w:pPr>
+      <w:rPr/>
+    </w:lvl>
     <w:lvl w:ilvl="2">
+      <w:start w:val="1"/>
+      <w:numFmt w:val="decimal"/>
+      <w:lvlText w:val="%3."/>
+      <w:lvlJc w:val="start"/>
+      <w:pPr>
+        <w:tabs>
+          <w:tab w:val="num" w:pos="1440"/>
+        </w:tabs>
+        <w:ind w:start="1440" w:hanging="360"/>
+      </w:pPr>
+      <w:rPr/>
+    </w:lvl>
+    <w:lvl w:ilvl="3">
+      <w:start w:val="1"/>
+      <w:numFmt w:val="decimal"/>
+      <w:lvlText w:val="%4."/>
+      <w:lvlJc w:val="start"/>
+      <w:pPr>
+        <w:tabs>
+          <w:tab w:val="num" w:pos="1800"/>
+        </w:tabs>
+        <w:ind w:start="1800" w:hanging="360"/>
+      </w:pPr>
+      <w:rPr/>
+    </w:lvl>
+    <w:lvl w:ilvl="4">
+      <w:start w:val="1"/>
+      <w:numFmt w:val="decimal"/>
+      <w:lvlText w:val="%5."/>
+      <w:lvlJc w:val="start"/>
+      <w:pPr>
+        <w:tabs>
+          <w:tab w:val="num" w:pos="2160"/>
+        </w:tabs>
+        <w:ind w:start="2160" w:hanging="360"/>
+      </w:pPr>
+      <w:rPr/>
+    </w:lvl>
+    <w:lvl w:ilvl="5">
+      <w:start w:val="1"/>
+      <w:numFmt w:val="decimal"/>
+      <w:lvlText w:val="%6."/>
+      <w:lvlJc w:val="start"/>
+      <w:pPr>
+        <w:tabs>
+          <w:tab w:val="num" w:pos="2520"/>
+        </w:tabs>
+        <w:ind w:start="2520" w:hanging="360"/>
+      </w:pPr>
+      <w:rPr/>
+    </w:lvl>
+    <w:lvl w:ilvl="6">
+      <w:start w:val="1"/>
+      <w:numFmt w:val="decimal"/>
+      <w:lvlText w:val="%7."/>
+      <w:lvlJc w:val="start"/>
+      <w:pPr>
+        <w:tabs>
+          <w:tab w:val="num" w:pos="2880"/>
+        </w:tabs>
+        <w:ind w:start="2880" w:hanging="360"/>
+      </w:pPr>
+      <w:rPr/>
+    </w:lvl>
+    <w:lvl w:ilvl="7">
+      <w:start w:val="1"/>
+      <w:numFmt w:val="decimal"/>
+      <w:lvlText w:val="%8."/>
+      <w:lvlJc w:val="start"/>
+      <w:pPr>
+        <w:tabs>
+          <w:tab w:val="num" w:pos="3240"/>
+        </w:tabs>
+        <w:ind w:start="3240" w:hanging="360"/>
+      </w:pPr>
+      <w:rPr/>
+    </w:lvl>
+    <w:lvl w:ilvl="8">
+      <w:start w:val="1"/>
+      <w:numFmt w:val="decimal"/>
+      <w:lvlText w:val="%9."/>
+      <w:lvlJc w:val="start"/>
+      <w:pPr>
+        <w:tabs>
+          <w:tab w:val="num" w:pos="3600"/>
+        </w:tabs>
+        <w:ind w:start="3600" w:hanging="360"/>
+      </w:pPr>
+      <w:rPr/>
+    </w:lvl>
+  </w:abstractNum>
+  <w:abstractNum w:abstractNumId="10">
+    <w:lvl w:ilvl="0">
       <w:start w:val="1"/>
       <w:numFmt w:val="bullet"/>
       <w:lvlText w:val=""/>
       <w:lvlJc w:val="start"/>
       <w:pPr>
         <w:tabs>
-          <w:tab w:val="num" w:pos="2127"/>
-        </w:tabs>
-        <w:ind w:start="2127" w:hanging="283"/>
+          <w:tab w:val="num" w:pos="720"/>
+        </w:tabs>
+        <w:ind w:start="720" w:hanging="283"/>
       </w:pPr>
       <w:rPr>
         <w:rFonts w:ascii="Symbol" w:hAnsi="Symbol" w:cs="Symbol" w:hint="default"/>
       </w:rPr>
     </w:lvl>
+    <w:lvl w:ilvl="1">
+      <w:start w:val="1"/>
+      <w:numFmt w:val="decimal"/>
+      <w:lvlText w:val="%2."/>
+      <w:lvlJc w:val="start"/>
+      <w:pPr>
+        <w:tabs>
+          <w:tab w:val="num" w:pos="1080"/>
+        </w:tabs>
+        <w:ind w:start="1080" w:hanging="360"/>
+      </w:pPr>
+      <w:rPr/>
+    </w:lvl>
+    <w:lvl w:ilvl="2">
+      <w:start w:val="1"/>
+      <w:numFmt w:val="decimal"/>
+      <w:lvlText w:val="%3."/>
+      <w:lvlJc w:val="start"/>
+      <w:pPr>
+        <w:tabs>
+          <w:tab w:val="num" w:pos="1440"/>
+        </w:tabs>
+        <w:ind w:start="1440" w:hanging="360"/>
+      </w:pPr>
+      <w:rPr/>
+    </w:lvl>
     <w:lvl w:ilvl="3">
+      <w:start w:val="1"/>
+      <w:numFmt w:val="decimal"/>
+      <w:lvlText w:val="%4."/>
+      <w:lvlJc w:val="start"/>
+      <w:pPr>
+        <w:tabs>
+          <w:tab w:val="num" w:pos="1800"/>
+        </w:tabs>
+        <w:ind w:start="1800" w:hanging="360"/>
+      </w:pPr>
+      <w:rPr/>
+    </w:lvl>
+    <w:lvl w:ilvl="4">
+      <w:start w:val="1"/>
+      <w:numFmt w:val="decimal"/>
+      <w:lvlText w:val="%5."/>
+      <w:lvlJc w:val="start"/>
+      <w:pPr>
+        <w:tabs>
+          <w:tab w:val="num" w:pos="2160"/>
+        </w:tabs>
+        <w:ind w:start="2160" w:hanging="360"/>
+      </w:pPr>
+      <w:rPr/>
+    </w:lvl>
+    <w:lvl w:ilvl="5">
+      <w:start w:val="1"/>
+      <w:numFmt w:val="decimal"/>
+      <w:lvlText w:val="%6."/>
+      <w:lvlJc w:val="start"/>
+      <w:pPr>
+        <w:tabs>
+          <w:tab w:val="num" w:pos="2520"/>
+        </w:tabs>
+        <w:ind w:start="2520" w:hanging="360"/>
+      </w:pPr>
+      <w:rPr/>
+    </w:lvl>
+    <w:lvl w:ilvl="6">
+      <w:start w:val="1"/>
+      <w:numFmt w:val="decimal"/>
+      <w:lvlText w:val="%7."/>
+      <w:lvlJc w:val="start"/>
+      <w:pPr>
+        <w:tabs>
+          <w:tab w:val="num" w:pos="2880"/>
+        </w:tabs>
+        <w:ind w:start="2880" w:hanging="360"/>
+      </w:pPr>
+      <w:rPr/>
+    </w:lvl>
+    <w:lvl w:ilvl="7">
+      <w:start w:val="1"/>
+      <w:numFmt w:val="decimal"/>
+      <w:lvlText w:val="%8."/>
+      <w:lvlJc w:val="start"/>
+      <w:pPr>
+        <w:tabs>
+          <w:tab w:val="num" w:pos="3240"/>
+        </w:tabs>
+        <w:ind w:start="3240" w:hanging="360"/>
+      </w:pPr>
+      <w:rPr/>
+    </w:lvl>
+    <w:lvl w:ilvl="8">
+      <w:start w:val="1"/>
+      <w:numFmt w:val="decimal"/>
+      <w:lvlText w:val="%9."/>
+      <w:lvlJc w:val="start"/>
+      <w:pPr>
+        <w:tabs>
+          <w:tab w:val="num" w:pos="3600"/>
+        </w:tabs>
+        <w:ind w:start="3600" w:hanging="360"/>
+      </w:pPr>
+      <w:rPr/>
+    </w:lvl>
+  </w:abstractNum>
+  <w:abstractNum w:abstractNumId="11">
+    <w:lvl w:ilvl="0">
       <w:start w:val="1"/>
       <w:numFmt w:val="bullet"/>
       <w:lvlText w:val=""/>
       <w:lvlJc w:val="start"/>
       <w:pPr>
         <w:tabs>
-          <w:tab w:val="num" w:pos="2836"/>
-        </w:tabs>
-        <w:ind w:start="2836" w:hanging="283"/>
+          <w:tab w:val="num" w:pos="720"/>
+        </w:tabs>
+        <w:ind w:start="720" w:hanging="283"/>
       </w:pPr>
       <w:rPr>
         <w:rFonts w:ascii="Symbol" w:hAnsi="Symbol" w:cs="Symbol" w:hint="default"/>
       </w:rPr>
     </w:lvl>
+    <w:lvl w:ilvl="1">
+      <w:start w:val="1"/>
+      <w:numFmt w:val="decimal"/>
+      <w:lvlText w:val="%2."/>
+      <w:lvlJc w:val="start"/>
+      <w:pPr>
+        <w:tabs>
+          <w:tab w:val="num" w:pos="1080"/>
+        </w:tabs>
+        <w:ind w:start="1080" w:hanging="360"/>
+      </w:pPr>
+      <w:rPr/>
+    </w:lvl>
+    <w:lvl w:ilvl="2">
+      <w:start w:val="1"/>
+      <w:numFmt w:val="decimal"/>
+      <w:lvlText w:val="%3."/>
+      <w:lvlJc w:val="start"/>
+      <w:pPr>
+        <w:tabs>
+          <w:tab w:val="num" w:pos="1440"/>
+        </w:tabs>
+        <w:ind w:start="1440" w:hanging="360"/>
+      </w:pPr>
+      <w:rPr/>
+    </w:lvl>
+    <w:lvl w:ilvl="3">
+      <w:start w:val="1"/>
+      <w:numFmt w:val="decimal"/>
+      <w:lvlText w:val="%4."/>
+      <w:lvlJc w:val="start"/>
+      <w:pPr>
+        <w:tabs>
+          <w:tab w:val="num" w:pos="1800"/>
+        </w:tabs>
+        <w:ind w:start="1800" w:hanging="360"/>
+      </w:pPr>
+      <w:rPr/>
+    </w:lvl>
     <w:lvl w:ilvl="4">
+      <w:start w:val="1"/>
+      <w:numFmt w:val="decimal"/>
+      <w:lvlText w:val="%5."/>
+      <w:lvlJc w:val="start"/>
+      <w:pPr>
+        <w:tabs>
+          <w:tab w:val="num" w:pos="2160"/>
+        </w:tabs>
+        <w:ind w:start="2160" w:hanging="360"/>
+      </w:pPr>
+      <w:rPr/>
+    </w:lvl>
+    <w:lvl w:ilvl="5">
+      <w:start w:val="1"/>
+      <w:numFmt w:val="decimal"/>
+      <w:lvlText w:val="%6."/>
+      <w:lvlJc w:val="start"/>
+      <w:pPr>
+        <w:tabs>
+          <w:tab w:val="num" w:pos="2520"/>
+        </w:tabs>
+        <w:ind w:start="2520" w:hanging="360"/>
+      </w:pPr>
+      <w:rPr/>
+    </w:lvl>
+    <w:lvl w:ilvl="6">
+      <w:start w:val="1"/>
+      <w:numFmt w:val="decimal"/>
+      <w:lvlText w:val="%7."/>
+      <w:lvlJc w:val="start"/>
+      <w:pPr>
+        <w:tabs>
+          <w:tab w:val="num" w:pos="2880"/>
+        </w:tabs>
+        <w:ind w:start="2880" w:hanging="360"/>
+      </w:pPr>
+      <w:rPr/>
+    </w:lvl>
+    <w:lvl w:ilvl="7">
+      <w:start w:val="1"/>
+      <w:numFmt w:val="decimal"/>
+      <w:lvlText w:val="%8."/>
+      <w:lvlJc w:val="start"/>
+      <w:pPr>
+        <w:tabs>
+          <w:tab w:val="num" w:pos="3240"/>
+        </w:tabs>
+        <w:ind w:start="3240" w:hanging="360"/>
+      </w:pPr>
+      <w:rPr/>
+    </w:lvl>
+    <w:lvl w:ilvl="8">
+      <w:start w:val="1"/>
+      <w:numFmt w:val="decimal"/>
+      <w:lvlText w:val="%9."/>
+      <w:lvlJc w:val="start"/>
+      <w:pPr>
+        <w:tabs>
+          <w:tab w:val="num" w:pos="3600"/>
+        </w:tabs>
+        <w:ind w:start="3600" w:hanging="360"/>
+      </w:pPr>
+      <w:rPr/>
+    </w:lvl>
+  </w:abstractNum>
+  <w:abstractNum w:abstractNumId="12">
+    <w:lvl w:ilvl="0">
       <w:start w:val="1"/>
       <w:numFmt w:val="bullet"/>
       <w:lvlText w:val=""/>
       <w:lvlJc w:val="start"/>
       <w:pPr>
         <w:tabs>
-          <w:tab w:val="num" w:pos="3545"/>
-        </w:tabs>
-        <w:ind w:start="3545" w:hanging="283"/>
+          <w:tab w:val="num" w:pos="720"/>
+        </w:tabs>
+        <w:ind w:start="720" w:hanging="283"/>
       </w:pPr>
       <w:rPr>
         <w:rFonts w:ascii="Symbol" w:hAnsi="Symbol" w:cs="Symbol" w:hint="default"/>
       </w:rPr>
     </w:lvl>
+    <w:lvl w:ilvl="1">
+      <w:start w:val="1"/>
+      <w:numFmt w:val="decimal"/>
+      <w:lvlText w:val="%2."/>
+      <w:lvlJc w:val="start"/>
+      <w:pPr>
+        <w:tabs>
+          <w:tab w:val="num" w:pos="1080"/>
+        </w:tabs>
+        <w:ind w:start="1080" w:hanging="360"/>
+      </w:pPr>
+      <w:rPr/>
+    </w:lvl>
+    <w:lvl w:ilvl="2">
+      <w:start w:val="1"/>
+      <w:numFmt w:val="decimal"/>
+      <w:lvlText w:val="%3."/>
+      <w:lvlJc w:val="start"/>
+      <w:pPr>
+        <w:tabs>
+          <w:tab w:val="num" w:pos="1440"/>
+        </w:tabs>
+        <w:ind w:start="1440" w:hanging="360"/>
+      </w:pPr>
+      <w:rPr/>
+    </w:lvl>
+    <w:lvl w:ilvl="3">
+      <w:start w:val="1"/>
+      <w:numFmt w:val="decimal"/>
+      <w:lvlText w:val="%4."/>
+      <w:lvlJc w:val="start"/>
+      <w:pPr>
+        <w:tabs>
+          <w:tab w:val="num" w:pos="1800"/>
+        </w:tabs>
+        <w:ind w:start="1800" w:hanging="360"/>
+      </w:pPr>
+      <w:rPr/>
+    </w:lvl>
+    <w:lvl w:ilvl="4">
+      <w:start w:val="1"/>
+      <w:numFmt w:val="decimal"/>
+      <w:lvlText w:val="%5."/>
+      <w:lvlJc w:val="start"/>
+      <w:pPr>
+        <w:tabs>
+          <w:tab w:val="num" w:pos="2160"/>
+        </w:tabs>
+        <w:ind w:start="2160" w:hanging="360"/>
+      </w:pPr>
+      <w:rPr/>
+    </w:lvl>
     <w:lvl w:ilvl="5">
+      <w:start w:val="1"/>
+      <w:numFmt w:val="decimal"/>
+      <w:lvlText w:val="%6."/>
+      <w:lvlJc w:val="start"/>
+      <w:pPr>
+        <w:tabs>
+          <w:tab w:val="num" w:pos="2520"/>
+        </w:tabs>
+        <w:ind w:start="2520" w:hanging="360"/>
+      </w:pPr>
+      <w:rPr/>
+    </w:lvl>
+    <w:lvl w:ilvl="6">
+      <w:start w:val="1"/>
+      <w:numFmt w:val="decimal"/>
+      <w:lvlText w:val="%7."/>
+      <w:lvlJc w:val="start"/>
+      <w:pPr>
+        <w:tabs>
+          <w:tab w:val="num" w:pos="2880"/>
+        </w:tabs>
+        <w:ind w:start="2880" w:hanging="360"/>
+      </w:pPr>
+      <w:rPr/>
+    </w:lvl>
+    <w:lvl w:ilvl="7">
+      <w:start w:val="1"/>
+      <w:numFmt w:val="decimal"/>
+      <w:lvlText w:val="%8."/>
+      <w:lvlJc w:val="start"/>
+      <w:pPr>
+        <w:tabs>
+          <w:tab w:val="num" w:pos="3240"/>
+        </w:tabs>
+        <w:ind w:start="3240" w:hanging="360"/>
+      </w:pPr>
+      <w:rPr/>
+    </w:lvl>
+    <w:lvl w:ilvl="8">
+      <w:start w:val="1"/>
+      <w:numFmt w:val="decimal"/>
+      <w:lvlText w:val="%9."/>
+      <w:lvlJc w:val="start"/>
+      <w:pPr>
+        <w:tabs>
+          <w:tab w:val="num" w:pos="3600"/>
+        </w:tabs>
+        <w:ind w:start="3600" w:hanging="360"/>
+      </w:pPr>
+      <w:rPr/>
+    </w:lvl>
+  </w:abstractNum>
+  <w:abstractNum w:abstractNumId="13">
+    <w:lvl w:ilvl="0">
       <w:start w:val="1"/>
       <w:numFmt w:val="bullet"/>
       <w:lvlText w:val=""/>
       <w:lvlJc w:val="start"/>
       <w:pPr>
         <w:tabs>
-          <w:tab w:val="num" w:pos="4254"/>
-        </w:tabs>
-        <w:ind w:start="4254" w:hanging="283"/>
+          <w:tab w:val="num" w:pos="720"/>
+        </w:tabs>
+        <w:ind w:start="720" w:hanging="283"/>
       </w:pPr>
       <w:rPr>
         <w:rFonts w:ascii="Symbol" w:hAnsi="Symbol" w:cs="Symbol" w:hint="default"/>
       </w:rPr>
     </w:lvl>
+    <w:lvl w:ilvl="1">
+      <w:start w:val="1"/>
+      <w:numFmt w:val="decimal"/>
+      <w:lvlText w:val="%2."/>
+      <w:lvlJc w:val="start"/>
+      <w:pPr>
+        <w:tabs>
+          <w:tab w:val="num" w:pos="1080"/>
+        </w:tabs>
+        <w:ind w:start="1080" w:hanging="360"/>
+      </w:pPr>
+      <w:rPr/>
+    </w:lvl>
+    <w:lvl w:ilvl="2">
+      <w:start w:val="1"/>
+      <w:numFmt w:val="decimal"/>
+      <w:lvlText w:val="%3."/>
+      <w:lvlJc w:val="start"/>
+      <w:pPr>
+        <w:tabs>
+          <w:tab w:val="num" w:pos="1440"/>
+        </w:tabs>
+        <w:ind w:start="1440" w:hanging="360"/>
+      </w:pPr>
+      <w:rPr/>
+    </w:lvl>
+    <w:lvl w:ilvl="3">
+      <w:start w:val="1"/>
+      <w:numFmt w:val="decimal"/>
+      <w:lvlText w:val="%4."/>
+      <w:lvlJc w:val="start"/>
+      <w:pPr>
+        <w:tabs>
+          <w:tab w:val="num" w:pos="1800"/>
+        </w:tabs>
+        <w:ind w:start="1800" w:hanging="360"/>
+      </w:pPr>
+      <w:rPr/>
+    </w:lvl>
+    <w:lvl w:ilvl="4">
+      <w:start w:val="1"/>
+      <w:numFmt w:val="decimal"/>
+      <w:lvlText w:val="%5."/>
+      <w:lvlJc w:val="start"/>
+      <w:pPr>
+        <w:tabs>
+          <w:tab w:val="num" w:pos="2160"/>
+        </w:tabs>
+        <w:ind w:start="2160" w:hanging="360"/>
+      </w:pPr>
+      <w:rPr/>
+    </w:lvl>
+    <w:lvl w:ilvl="5">
+      <w:start w:val="1"/>
+      <w:numFmt w:val="decimal"/>
+      <w:lvlText w:val="%6."/>
+      <w:lvlJc w:val="start"/>
+      <w:pPr>
+        <w:tabs>
+          <w:tab w:val="num" w:pos="2520"/>
+        </w:tabs>
+        <w:ind w:start="2520" w:hanging="360"/>
+      </w:pPr>
+      <w:rPr/>
+    </w:lvl>
     <w:lvl w:ilvl="6">
+      <w:start w:val="1"/>
+      <w:numFmt w:val="decimal"/>
+      <w:lvlText w:val="%7."/>
+      <w:lvlJc w:val="start"/>
+      <w:pPr>
+        <w:tabs>
+          <w:tab w:val="num" w:pos="2880"/>
+        </w:tabs>
+        <w:ind w:start="2880" w:hanging="360"/>
+      </w:pPr>
+      <w:rPr/>
+    </w:lvl>
+    <w:lvl w:ilvl="7">
+      <w:start w:val="1"/>
+      <w:numFmt w:val="decimal"/>
+      <w:lvlText w:val="%8."/>
+      <w:lvlJc w:val="start"/>
+      <w:pPr>
+        <w:tabs>
+          <w:tab w:val="num" w:pos="3240"/>
+        </w:tabs>
+        <w:ind w:start="3240" w:hanging="360"/>
+      </w:pPr>
+      <w:rPr/>
+    </w:lvl>
+    <w:lvl w:ilvl="8">
+      <w:start w:val="1"/>
+      <w:numFmt w:val="decimal"/>
+      <w:lvlText w:val="%9."/>
+      <w:lvlJc w:val="start"/>
+      <w:pPr>
+        <w:tabs>
+          <w:tab w:val="num" w:pos="3600"/>
+        </w:tabs>
+        <w:ind w:start="3600" w:hanging="360"/>
+      </w:pPr>
+      <w:rPr/>
+    </w:lvl>
+  </w:abstractNum>
+  <w:abstractNum w:abstractNumId="14">
+    <w:lvl w:ilvl="0">
       <w:start w:val="1"/>
       <w:numFmt w:val="bullet"/>
       <w:lvlText w:val=""/>
       <w:lvlJc w:val="start"/>
       <w:pPr>
         <w:tabs>
-          <w:tab w:val="num" w:pos="4963"/>
-        </w:tabs>
-        <w:ind w:start="4963" w:hanging="283"/>
+          <w:tab w:val="num" w:pos="720"/>
+        </w:tabs>
+        <w:ind w:start="720" w:hanging="283"/>
       </w:pPr>
       <w:rPr>
         <w:rFonts w:ascii="Symbol" w:hAnsi="Symbol" w:cs="Symbol" w:hint="default"/>
       </w:rPr>
     </w:lvl>
+    <w:lvl w:ilvl="1">
+      <w:start w:val="1"/>
+      <w:numFmt w:val="decimal"/>
+      <w:lvlText w:val="%2."/>
+      <w:lvlJc w:val="start"/>
+      <w:pPr>
+        <w:tabs>
+          <w:tab w:val="num" w:pos="1080"/>
+        </w:tabs>
+        <w:ind w:start="1080" w:hanging="360"/>
+      </w:pPr>
+      <w:rPr/>
+    </w:lvl>
+    <w:lvl w:ilvl="2">
+      <w:start w:val="1"/>
+      <w:numFmt w:val="decimal"/>
+      <w:lvlText w:val="%3."/>
+      <w:lvlJc w:val="start"/>
+      <w:pPr>
+        <w:tabs>
+          <w:tab w:val="num" w:pos="1440"/>
+        </w:tabs>
+        <w:ind w:start="1440" w:hanging="360"/>
+      </w:pPr>
+      <w:rPr/>
+    </w:lvl>
+    <w:lvl w:ilvl="3">
+      <w:start w:val="1"/>
+      <w:numFmt w:val="decimal"/>
+      <w:lvlText w:val="%4."/>
+      <w:lvlJc w:val="start"/>
+      <w:pPr>
+        <w:tabs>
+          <w:tab w:val="num" w:pos="1800"/>
+        </w:tabs>
+        <w:ind w:start="1800" w:hanging="360"/>
+      </w:pPr>
+      <w:rPr/>
+    </w:lvl>
+    <w:lvl w:ilvl="4">
+      <w:start w:val="1"/>
+      <w:numFmt w:val="decimal"/>
+      <w:lvlText w:val="%5."/>
+      <w:lvlJc w:val="start"/>
+      <w:pPr>
+        <w:tabs>
+          <w:tab w:val="num" w:pos="2160"/>
+        </w:tabs>
+        <w:ind w:start="2160" w:hanging="360"/>
+      </w:pPr>
+      <w:rPr/>
+    </w:lvl>
+    <w:lvl w:ilvl="5">
+      <w:start w:val="1"/>
+      <w:numFmt w:val="decimal"/>
+      <w:lvlText w:val="%6."/>
+      <w:lvlJc w:val="start"/>
+      <w:pPr>
+        <w:tabs>
+          <w:tab w:val="num" w:pos="2520"/>
+        </w:tabs>
+        <w:ind w:start="2520" w:hanging="360"/>
+      </w:pPr>
+      <w:rPr/>
+    </w:lvl>
+    <w:lvl w:ilvl="6">
+      <w:start w:val="1"/>
+      <w:numFmt w:val="decimal"/>
+      <w:lvlText w:val="%7."/>
+      <w:lvlJc w:val="start"/>
+      <w:pPr>
+        <w:tabs>
+          <w:tab w:val="num" w:pos="2880"/>
+        </w:tabs>
+        <w:ind w:start="2880" w:hanging="360"/>
+      </w:pPr>
+      <w:rPr/>
+    </w:lvl>
     <w:lvl w:ilvl="7">
+      <w:start w:val="1"/>
+      <w:numFmt w:val="decimal"/>
+      <w:lvlText w:val="%8."/>
+      <w:lvlJc w:val="start"/>
+      <w:pPr>
+        <w:tabs>
+          <w:tab w:val="num" w:pos="3240"/>
+        </w:tabs>
+        <w:ind w:start="3240" w:hanging="360"/>
+      </w:pPr>
+      <w:rPr/>
+    </w:lvl>
+    <w:lvl w:ilvl="8">
+      <w:start w:val="1"/>
+      <w:numFmt w:val="decimal"/>
+      <w:lvlText w:val="%9."/>
+      <w:lvlJc w:val="start"/>
+      <w:pPr>
+        <w:tabs>
+          <w:tab w:val="num" w:pos="3600"/>
+        </w:tabs>
+        <w:ind w:start="3600" w:hanging="360"/>
+      </w:pPr>
+      <w:rPr/>
+    </w:lvl>
+  </w:abstractNum>
+  <w:abstractNum w:abstractNumId="15">
+    <w:lvl w:ilvl="0">
       <w:start w:val="1"/>
       <w:numFmt w:val="bullet"/>
       <w:lvlText w:val=""/>
       <w:lvlJc w:val="start"/>
       <w:pPr>
         <w:tabs>
-          <w:tab w:val="num" w:pos="5672"/>
-        </w:tabs>
-        <w:ind w:start="5672" w:hanging="283"/>
+          <w:tab w:val="num" w:pos="720"/>
+        </w:tabs>
+        <w:ind w:start="720" w:hanging="283"/>
       </w:pPr>
       <w:rPr>
         <w:rFonts w:ascii="Symbol" w:hAnsi="Symbol" w:cs="Symbol" w:hint="default"/>
       </w:rPr>
     </w:lvl>
+    <w:lvl w:ilvl="1">
+      <w:start w:val="1"/>
+      <w:numFmt w:val="decimal"/>
+      <w:lvlText w:val="%2."/>
+      <w:lvlJc w:val="start"/>
+      <w:pPr>
+        <w:tabs>
+          <w:tab w:val="num" w:pos="1080"/>
+        </w:tabs>
+        <w:ind w:start="1080" w:hanging="360"/>
+      </w:pPr>
+      <w:rPr/>
+    </w:lvl>
+    <w:lvl w:ilvl="2">
+      <w:start w:val="1"/>
+      <w:numFmt w:val="decimal"/>
+      <w:lvlText w:val="%3."/>
+      <w:lvlJc w:val="start"/>
+      <w:pPr>
+        <w:tabs>
+          <w:tab w:val="num" w:pos="1440"/>
+        </w:tabs>
+        <w:ind w:start="1440" w:hanging="360"/>
+      </w:pPr>
+      <w:rPr/>
+    </w:lvl>
+    <w:lvl w:ilvl="3">
+      <w:start w:val="1"/>
+      <w:numFmt w:val="decimal"/>
+      <w:lvlText w:val="%4."/>
+      <w:lvlJc w:val="start"/>
+      <w:pPr>
+        <w:tabs>
+          <w:tab w:val="num" w:pos="1800"/>
+        </w:tabs>
+        <w:ind w:start="1800" w:hanging="360"/>
+      </w:pPr>
+      <w:rPr/>
+    </w:lvl>
+    <w:lvl w:ilvl="4">
+      <w:start w:val="1"/>
+      <w:numFmt w:val="decimal"/>
+      <w:lvlText w:val="%5."/>
+      <w:lvlJc w:val="start"/>
+      <w:pPr>
+        <w:tabs>
+          <w:tab w:val="num" w:pos="2160"/>
+        </w:tabs>
+        <w:ind w:start="2160" w:hanging="360"/>
+      </w:pPr>
+      <w:rPr/>
+    </w:lvl>
+    <w:lvl w:ilvl="5">
+      <w:start w:val="1"/>
+      <w:numFmt w:val="decimal"/>
+      <w:lvlText w:val="%6."/>
+      <w:lvlJc w:val="start"/>
+      <w:pPr>
+        <w:tabs>
+          <w:tab w:val="num" w:pos="2520"/>
+        </w:tabs>
+        <w:ind w:start="2520" w:hanging="360"/>
+      </w:pPr>
+      <w:rPr/>
+    </w:lvl>
+    <w:lvl w:ilvl="6">
+      <w:start w:val="1"/>
+      <w:numFmt w:val="decimal"/>
+      <w:lvlText w:val="%7."/>
+      <w:lvlJc w:val="start"/>
+      <w:pPr>
+        <w:tabs>
+          <w:tab w:val="num" w:pos="2880"/>
+        </w:tabs>
+        <w:ind w:start="2880" w:hanging="360"/>
+      </w:pPr>
+      <w:rPr/>
+    </w:lvl>
+    <w:lvl w:ilvl="7">
+      <w:start w:val="1"/>
+      <w:numFmt w:val="decimal"/>
+      <w:lvlText w:val="%8."/>
+      <w:lvlJc w:val="start"/>
+      <w:pPr>
+        <w:tabs>
+          <w:tab w:val="num" w:pos="3240"/>
+        </w:tabs>
+        <w:ind w:start="3240" w:hanging="360"/>
+      </w:pPr>
+      <w:rPr/>
+    </w:lvl>
     <w:lvl w:ilvl="8">
+      <w:start w:val="1"/>
+      <w:numFmt w:val="decimal"/>
+      <w:lvlText w:val="%9."/>
+      <w:lvlJc w:val="start"/>
+      <w:pPr>
+        <w:tabs>
+          <w:tab w:val="num" w:pos="3600"/>
+        </w:tabs>
+        <w:ind w:start="3600" w:hanging="360"/>
+      </w:pPr>
+      <w:rPr/>
+    </w:lvl>
+  </w:abstractNum>
+  <w:abstractNum w:abstractNumId="16">
+    <w:lvl w:ilvl="0">
       <w:start w:val="1"/>
       <w:numFmt w:val="bullet"/>
       <w:lvlText w:val=""/>
       <w:lvlJc w:val="start"/>
       <w:pPr>
         <w:tabs>
-          <w:tab w:val="num" w:pos="6381"/>
-        </w:tabs>
-        <w:ind w:start="6381" w:hanging="283"/>
+          <w:tab w:val="num" w:pos="720"/>
+        </w:tabs>
+        <w:ind w:start="720" w:hanging="283"/>
       </w:pPr>
       <w:rPr>
         <w:rFonts w:ascii="Symbol" w:hAnsi="Symbol" w:cs="Symbol" w:hint="default"/>
       </w:rPr>
     </w:lvl>
+    <w:lvl w:ilvl="1">
+      <w:start w:val="1"/>
+      <w:numFmt w:val="decimal"/>
+      <w:lvlText w:val="%2."/>
+      <w:lvlJc w:val="start"/>
+      <w:pPr>
+        <w:tabs>
+          <w:tab w:val="num" w:pos="1080"/>
+        </w:tabs>
+        <w:ind w:start="1080" w:hanging="360"/>
+      </w:pPr>
+      <w:rPr/>
+    </w:lvl>
+    <w:lvl w:ilvl="2">
+      <w:start w:val="1"/>
+      <w:numFmt w:val="decimal"/>
+      <w:lvlText w:val="%3."/>
+      <w:lvlJc w:val="start"/>
+      <w:pPr>
+        <w:tabs>
+          <w:tab w:val="num" w:pos="1440"/>
+        </w:tabs>
+        <w:ind w:start="1440" w:hanging="360"/>
+      </w:pPr>
+      <w:rPr/>
+    </w:lvl>
+    <w:lvl w:ilvl="3">
+      <w:start w:val="1"/>
+      <w:numFmt w:val="decimal"/>
+      <w:lvlText w:val="%4."/>
+      <w:lvlJc w:val="start"/>
+      <w:pPr>
+        <w:tabs>
+          <w:tab w:val="num" w:pos="1800"/>
+        </w:tabs>
+        <w:ind w:start="1800" w:hanging="360"/>
+      </w:pPr>
+      <w:rPr/>
+    </w:lvl>
+    <w:lvl w:ilvl="4">
+      <w:start w:val="1"/>
+      <w:numFmt w:val="decimal"/>
+      <w:lvlText w:val="%5."/>
+      <w:lvlJc w:val="start"/>
+      <w:pPr>
+        <w:tabs>
+          <w:tab w:val="num" w:pos="2160"/>
+        </w:tabs>
+        <w:ind w:start="2160" w:hanging="360"/>
+      </w:pPr>
+      <w:rPr/>
+    </w:lvl>
+    <w:lvl w:ilvl="5">
+      <w:start w:val="1"/>
+      <w:numFmt w:val="decimal"/>
+      <w:lvlText w:val="%6."/>
+      <w:lvlJc w:val="start"/>
+      <w:pPr>
+        <w:tabs>
+          <w:tab w:val="num" w:pos="2520"/>
+        </w:tabs>
+        <w:ind w:start="2520" w:hanging="360"/>
+      </w:pPr>
+      <w:rPr/>
+    </w:lvl>
+    <w:lvl w:ilvl="6">
+      <w:start w:val="1"/>
+      <w:numFmt w:val="decimal"/>
+      <w:lvlText w:val="%7."/>
+      <w:lvlJc w:val="start"/>
+      <w:pPr>
+        <w:tabs>
+          <w:tab w:val="num" w:pos="2880"/>
+        </w:tabs>
+        <w:ind w:start="2880" w:hanging="360"/>
+      </w:pPr>
+      <w:rPr/>
+    </w:lvl>
+    <w:lvl w:ilvl="7">
+      <w:start w:val="1"/>
+      <w:numFmt w:val="decimal"/>
+      <w:lvlText w:val="%8."/>
+      <w:lvlJc w:val="start"/>
+      <w:pPr>
+        <w:tabs>
+          <w:tab w:val="num" w:pos="3240"/>
+        </w:tabs>
+        <w:ind w:start="3240" w:hanging="360"/>
+      </w:pPr>
+      <w:rPr/>
+    </w:lvl>
+    <w:lvl w:ilvl="8">
+      <w:start w:val="1"/>
+      <w:numFmt w:val="decimal"/>
+      <w:lvlText w:val="%9."/>
+      <w:lvlJc w:val="start"/>
+      <w:pPr>
+        <w:tabs>
+          <w:tab w:val="num" w:pos="3600"/>
+        </w:tabs>
+        <w:ind w:start="3600" w:hanging="360"/>
+      </w:pPr>
+      <w:rPr/>
+    </w:lvl>
   </w:abstractNum>
-  <w:abstractNum w:abstractNumId="9">
+  <w:abstractNum w:abstractNumId="17">
     <w:lvl w:ilvl="0">
       <w:start w:val="1"/>
       <w:numFmt w:val="bullet"/>
@@ -6036,7 +7740,7 @@
       <w:rPr/>
     </w:lvl>
   </w:abstractNum>
-  <w:abstractNum w:abstractNumId="10">
+  <w:abstractNum w:abstractNumId="18">
     <w:lvl w:ilvl="0">
       <w:start w:val="1"/>
       <w:numFmt w:val="bullet"/>
@@ -6157,7 +7861,7 @@
       <w:rPr/>
     </w:lvl>
   </w:abstractNum>
-  <w:abstractNum w:abstractNumId="11">
+  <w:abstractNum w:abstractNumId="19">
     <w:lvl w:ilvl="0">
       <w:start w:val="1"/>
       <w:numFmt w:val="bullet"/>
@@ -6165,9 +7869,9 @@
       <w:lvlJc w:val="start"/>
       <w:pPr>
         <w:tabs>
-          <w:tab w:val="num" w:pos="720"/>
-        </w:tabs>
-        <w:ind w:start="720" w:hanging="283"/>
+          <w:tab w:val="num" w:pos="709"/>
+        </w:tabs>
+        <w:ind w:start="709" w:hanging="283"/>
       </w:pPr>
       <w:rPr>
         <w:rFonts w:ascii="Symbol" w:hAnsi="Symbol" w:cs="Symbol" w:hint="default"/>
@@ -6175,1076 +7879,124 @@
     </w:lvl>
     <w:lvl w:ilvl="1">
       <w:start w:val="1"/>
-      <w:numFmt w:val="decimal"/>
-      <w:lvlText w:val="%2."/>
-      <w:lvlJc w:val="start"/>
-      <w:pPr>
-        <w:tabs>
-          <w:tab w:val="num" w:pos="1080"/>
-        </w:tabs>
-        <w:ind w:start="1080" w:hanging="360"/>
-      </w:pPr>
-      <w:rPr/>
-    </w:lvl>
-    <w:lvl w:ilvl="2">
-      <w:start w:val="1"/>
-      <w:numFmt w:val="decimal"/>
-      <w:lvlText w:val="%3."/>
-      <w:lvlJc w:val="start"/>
-      <w:pPr>
-        <w:tabs>
-          <w:tab w:val="num" w:pos="1440"/>
-        </w:tabs>
-        <w:ind w:start="1440" w:hanging="360"/>
-      </w:pPr>
-      <w:rPr/>
-    </w:lvl>
-    <w:lvl w:ilvl="3">
-      <w:start w:val="1"/>
-      <w:numFmt w:val="decimal"/>
-      <w:lvlText w:val="%4."/>
-      <w:lvlJc w:val="start"/>
-      <w:pPr>
-        <w:tabs>
-          <w:tab w:val="num" w:pos="1800"/>
-        </w:tabs>
-        <w:ind w:start="1800" w:hanging="360"/>
-      </w:pPr>
-      <w:rPr/>
-    </w:lvl>
-    <w:lvl w:ilvl="4">
-      <w:start w:val="1"/>
-      <w:numFmt w:val="decimal"/>
-      <w:lvlText w:val="%5."/>
-      <w:lvlJc w:val="start"/>
-      <w:pPr>
-        <w:tabs>
-          <w:tab w:val="num" w:pos="2160"/>
-        </w:tabs>
-        <w:ind w:start="2160" w:hanging="360"/>
-      </w:pPr>
-      <w:rPr/>
-    </w:lvl>
-    <w:lvl w:ilvl="5">
-      <w:start w:val="1"/>
-      <w:numFmt w:val="decimal"/>
-      <w:lvlText w:val="%6."/>
-      <w:lvlJc w:val="start"/>
-      <w:pPr>
-        <w:tabs>
-          <w:tab w:val="num" w:pos="2520"/>
-        </w:tabs>
-        <w:ind w:start="2520" w:hanging="360"/>
-      </w:pPr>
-      <w:rPr/>
-    </w:lvl>
-    <w:lvl w:ilvl="6">
-      <w:start w:val="1"/>
-      <w:numFmt w:val="decimal"/>
-      <w:lvlText w:val="%7."/>
-      <w:lvlJc w:val="start"/>
-      <w:pPr>
-        <w:tabs>
-          <w:tab w:val="num" w:pos="2880"/>
-        </w:tabs>
-        <w:ind w:start="2880" w:hanging="360"/>
-      </w:pPr>
-      <w:rPr/>
-    </w:lvl>
-    <w:lvl w:ilvl="7">
-      <w:start w:val="1"/>
-      <w:numFmt w:val="decimal"/>
-      <w:lvlText w:val="%8."/>
-      <w:lvlJc w:val="start"/>
-      <w:pPr>
-        <w:tabs>
-          <w:tab w:val="num" w:pos="3240"/>
-        </w:tabs>
-        <w:ind w:start="3240" w:hanging="360"/>
-      </w:pPr>
-      <w:rPr/>
-    </w:lvl>
-    <w:lvl w:ilvl="8">
-      <w:start w:val="1"/>
-      <w:numFmt w:val="decimal"/>
-      <w:lvlText w:val="%9."/>
-      <w:lvlJc w:val="start"/>
-      <w:pPr>
-        <w:tabs>
-          <w:tab w:val="num" w:pos="3600"/>
-        </w:tabs>
-        <w:ind w:start="3600" w:hanging="360"/>
-      </w:pPr>
-      <w:rPr/>
-    </w:lvl>
-  </w:abstractNum>
-  <w:abstractNum w:abstractNumId="12">
-    <w:lvl w:ilvl="0">
-      <w:start w:val="1"/>
       <w:numFmt w:val="bullet"/>
       <w:lvlText w:val=""/>
       <w:lvlJc w:val="start"/>
       <w:pPr>
         <w:tabs>
-          <w:tab w:val="num" w:pos="720"/>
-        </w:tabs>
-        <w:ind w:start="720" w:hanging="283"/>
+          <w:tab w:val="num" w:pos="1418"/>
+        </w:tabs>
+        <w:ind w:start="1418" w:hanging="283"/>
       </w:pPr>
       <w:rPr>
         <w:rFonts w:ascii="Symbol" w:hAnsi="Symbol" w:cs="Symbol" w:hint="default"/>
       </w:rPr>
     </w:lvl>
-    <w:lvl w:ilvl="1">
-      <w:start w:val="1"/>
-      <w:numFmt w:val="decimal"/>
-      <w:lvlText w:val="%2."/>
-      <w:lvlJc w:val="start"/>
-      <w:pPr>
-        <w:tabs>
-          <w:tab w:val="num" w:pos="1080"/>
-        </w:tabs>
-        <w:ind w:start="1080" w:hanging="360"/>
-      </w:pPr>
-      <w:rPr/>
-    </w:lvl>
     <w:lvl w:ilvl="2">
-      <w:start w:val="1"/>
-      <w:numFmt w:val="decimal"/>
-      <w:lvlText w:val="%3."/>
-      <w:lvlJc w:val="start"/>
-      <w:pPr>
-        <w:tabs>
-          <w:tab w:val="num" w:pos="1440"/>
-        </w:tabs>
-        <w:ind w:start="1440" w:hanging="360"/>
-      </w:pPr>
-      <w:rPr/>
-    </w:lvl>
-    <w:lvl w:ilvl="3">
-      <w:start w:val="1"/>
-      <w:numFmt w:val="decimal"/>
-      <w:lvlText w:val="%4."/>
-      <w:lvlJc w:val="start"/>
-      <w:pPr>
-        <w:tabs>
-          <w:tab w:val="num" w:pos="1800"/>
-        </w:tabs>
-        <w:ind w:start="1800" w:hanging="360"/>
-      </w:pPr>
-      <w:rPr/>
-    </w:lvl>
-    <w:lvl w:ilvl="4">
-      <w:start w:val="1"/>
-      <w:numFmt w:val="decimal"/>
-      <w:lvlText w:val="%5."/>
-      <w:lvlJc w:val="start"/>
-      <w:pPr>
-        <w:tabs>
-          <w:tab w:val="num" w:pos="2160"/>
-        </w:tabs>
-        <w:ind w:start="2160" w:hanging="360"/>
-      </w:pPr>
-      <w:rPr/>
-    </w:lvl>
-    <w:lvl w:ilvl="5">
-      <w:start w:val="1"/>
-      <w:numFmt w:val="decimal"/>
-      <w:lvlText w:val="%6."/>
-      <w:lvlJc w:val="start"/>
-      <w:pPr>
-        <w:tabs>
-          <w:tab w:val="num" w:pos="2520"/>
-        </w:tabs>
-        <w:ind w:start="2520" w:hanging="360"/>
-      </w:pPr>
-      <w:rPr/>
-    </w:lvl>
-    <w:lvl w:ilvl="6">
-      <w:start w:val="1"/>
-      <w:numFmt w:val="decimal"/>
-      <w:lvlText w:val="%7."/>
-      <w:lvlJc w:val="start"/>
-      <w:pPr>
-        <w:tabs>
-          <w:tab w:val="num" w:pos="2880"/>
-        </w:tabs>
-        <w:ind w:start="2880" w:hanging="360"/>
-      </w:pPr>
-      <w:rPr/>
-    </w:lvl>
-    <w:lvl w:ilvl="7">
-      <w:start w:val="1"/>
-      <w:numFmt w:val="decimal"/>
-      <w:lvlText w:val="%8."/>
-      <w:lvlJc w:val="start"/>
-      <w:pPr>
-        <w:tabs>
-          <w:tab w:val="num" w:pos="3240"/>
-        </w:tabs>
-        <w:ind w:start="3240" w:hanging="360"/>
-      </w:pPr>
-      <w:rPr/>
-    </w:lvl>
-    <w:lvl w:ilvl="8">
-      <w:start w:val="1"/>
-      <w:numFmt w:val="decimal"/>
-      <w:lvlText w:val="%9."/>
-      <w:lvlJc w:val="start"/>
-      <w:pPr>
-        <w:tabs>
-          <w:tab w:val="num" w:pos="3600"/>
-        </w:tabs>
-        <w:ind w:start="3600" w:hanging="360"/>
-      </w:pPr>
-      <w:rPr/>
-    </w:lvl>
-  </w:abstractNum>
-  <w:abstractNum w:abstractNumId="13">
-    <w:lvl w:ilvl="0">
       <w:start w:val="1"/>
       <w:numFmt w:val="bullet"/>
       <w:lvlText w:val=""/>
       <w:lvlJc w:val="start"/>
       <w:pPr>
         <w:tabs>
-          <w:tab w:val="num" w:pos="720"/>
-        </w:tabs>
-        <w:ind w:start="720" w:hanging="283"/>
+          <w:tab w:val="num" w:pos="2127"/>
+        </w:tabs>
+        <w:ind w:start="2127" w:hanging="283"/>
       </w:pPr>
       <w:rPr>
         <w:rFonts w:ascii="Symbol" w:hAnsi="Symbol" w:cs="Symbol" w:hint="default"/>
       </w:rPr>
     </w:lvl>
-    <w:lvl w:ilvl="1">
-      <w:start w:val="1"/>
-      <w:numFmt w:val="decimal"/>
-      <w:lvlText w:val="%2."/>
-      <w:lvlJc w:val="start"/>
-      <w:pPr>
-        <w:tabs>
-          <w:tab w:val="num" w:pos="1080"/>
-        </w:tabs>
-        <w:ind w:start="1080" w:hanging="360"/>
-      </w:pPr>
-      <w:rPr/>
-    </w:lvl>
-    <w:lvl w:ilvl="2">
-      <w:start w:val="1"/>
-      <w:numFmt w:val="decimal"/>
-      <w:lvlText w:val="%3."/>
-      <w:lvlJc w:val="start"/>
-      <w:pPr>
-        <w:tabs>
-          <w:tab w:val="num" w:pos="1440"/>
-        </w:tabs>
-        <w:ind w:start="1440" w:hanging="360"/>
-      </w:pPr>
-      <w:rPr/>
-    </w:lvl>
     <w:lvl w:ilvl="3">
-      <w:start w:val="1"/>
-      <w:numFmt w:val="decimal"/>
-      <w:lvlText w:val="%4."/>
-      <w:lvlJc w:val="start"/>
-      <w:pPr>
-        <w:tabs>
-          <w:tab w:val="num" w:pos="1800"/>
-        </w:tabs>
-        <w:ind w:start="1800" w:hanging="360"/>
-      </w:pPr>
-      <w:rPr/>
-    </w:lvl>
-    <w:lvl w:ilvl="4">
-      <w:start w:val="1"/>
-      <w:numFmt w:val="decimal"/>
-      <w:lvlText w:val="%5."/>
-      <w:lvlJc w:val="start"/>
-      <w:pPr>
-        <w:tabs>
-          <w:tab w:val="num" w:pos="2160"/>
-        </w:tabs>
-        <w:ind w:start="2160" w:hanging="360"/>
-      </w:pPr>
-      <w:rPr/>
-    </w:lvl>
-    <w:lvl w:ilvl="5">
-      <w:start w:val="1"/>
-      <w:numFmt w:val="decimal"/>
-      <w:lvlText w:val="%6."/>
-      <w:lvlJc w:val="start"/>
-      <w:pPr>
-        <w:tabs>
-          <w:tab w:val="num" w:pos="2520"/>
-        </w:tabs>
-        <w:ind w:start="2520" w:hanging="360"/>
-      </w:pPr>
-      <w:rPr/>
-    </w:lvl>
-    <w:lvl w:ilvl="6">
-      <w:start w:val="1"/>
-      <w:numFmt w:val="decimal"/>
-      <w:lvlText w:val="%7."/>
-      <w:lvlJc w:val="start"/>
-      <w:pPr>
-        <w:tabs>
-          <w:tab w:val="num" w:pos="2880"/>
-        </w:tabs>
-        <w:ind w:start="2880" w:hanging="360"/>
-      </w:pPr>
-      <w:rPr/>
-    </w:lvl>
-    <w:lvl w:ilvl="7">
-      <w:start w:val="1"/>
-      <w:numFmt w:val="decimal"/>
-      <w:lvlText w:val="%8."/>
-      <w:lvlJc w:val="start"/>
-      <w:pPr>
-        <w:tabs>
-          <w:tab w:val="num" w:pos="3240"/>
-        </w:tabs>
-        <w:ind w:start="3240" w:hanging="360"/>
-      </w:pPr>
-      <w:rPr/>
-    </w:lvl>
-    <w:lvl w:ilvl="8">
-      <w:start w:val="1"/>
-      <w:numFmt w:val="decimal"/>
-      <w:lvlText w:val="%9."/>
-      <w:lvlJc w:val="start"/>
-      <w:pPr>
-        <w:tabs>
-          <w:tab w:val="num" w:pos="3600"/>
-        </w:tabs>
-        <w:ind w:start="3600" w:hanging="360"/>
-      </w:pPr>
-      <w:rPr/>
-    </w:lvl>
-  </w:abstractNum>
-  <w:abstractNum w:abstractNumId="14">
-    <w:lvl w:ilvl="0">
       <w:start w:val="1"/>
       <w:numFmt w:val="bullet"/>
       <w:lvlText w:val=""/>
       <w:lvlJc w:val="start"/>
       <w:pPr>
         <w:tabs>
-          <w:tab w:val="num" w:pos="720"/>
-        </w:tabs>
-        <w:ind w:start="720" w:hanging="283"/>
+          <w:tab w:val="num" w:pos="2836"/>
+        </w:tabs>
+        <w:ind w:start="2836" w:hanging="283"/>
       </w:pPr>
       <w:rPr>
         <w:rFonts w:ascii="Symbol" w:hAnsi="Symbol" w:cs="Symbol" w:hint="default"/>
       </w:rPr>
     </w:lvl>
-    <w:lvl w:ilvl="1">
-      <w:start w:val="1"/>
-      <w:numFmt w:val="decimal"/>
-      <w:lvlText w:val="%2."/>
-      <w:lvlJc w:val="start"/>
-      <w:pPr>
-        <w:tabs>
-          <w:tab w:val="num" w:pos="1080"/>
-        </w:tabs>
-        <w:ind w:start="1080" w:hanging="360"/>
-      </w:pPr>
-      <w:rPr/>
-    </w:lvl>
-    <w:lvl w:ilvl="2">
-      <w:start w:val="1"/>
-      <w:numFmt w:val="decimal"/>
-      <w:lvlText w:val="%3."/>
-      <w:lvlJc w:val="start"/>
-      <w:pPr>
-        <w:tabs>
-          <w:tab w:val="num" w:pos="1440"/>
-        </w:tabs>
-        <w:ind w:start="1440" w:hanging="360"/>
-      </w:pPr>
-      <w:rPr/>
-    </w:lvl>
-    <w:lvl w:ilvl="3">
-      <w:start w:val="1"/>
-      <w:numFmt w:val="decimal"/>
-      <w:lvlText w:val="%4."/>
-      <w:lvlJc w:val="start"/>
-      <w:pPr>
-        <w:tabs>
-          <w:tab w:val="num" w:pos="1800"/>
-        </w:tabs>
-        <w:ind w:start="1800" w:hanging="360"/>
-      </w:pPr>
-      <w:rPr/>
-    </w:lvl>
     <w:lvl w:ilvl="4">
-      <w:start w:val="1"/>
-      <w:numFmt w:val="decimal"/>
-      <w:lvlText w:val="%5."/>
-      <w:lvlJc w:val="start"/>
-      <w:pPr>
-        <w:tabs>
-          <w:tab w:val="num" w:pos="2160"/>
-        </w:tabs>
-        <w:ind w:start="2160" w:hanging="360"/>
-      </w:pPr>
-      <w:rPr/>
-    </w:lvl>
-    <w:lvl w:ilvl="5">
-      <w:start w:val="1"/>
-      <w:numFmt w:val="decimal"/>
-      <w:lvlText w:val="%6."/>
-      <w:lvlJc w:val="start"/>
-      <w:pPr>
-        <w:tabs>
-          <w:tab w:val="num" w:pos="2520"/>
-        </w:tabs>
-        <w:ind w:start="2520" w:hanging="360"/>
-      </w:pPr>
-      <w:rPr/>
-    </w:lvl>
-    <w:lvl w:ilvl="6">
-      <w:start w:val="1"/>
-      <w:numFmt w:val="decimal"/>
-      <w:lvlText w:val="%7."/>
-      <w:lvlJc w:val="start"/>
-      <w:pPr>
-        <w:tabs>
-          <w:tab w:val="num" w:pos="2880"/>
-        </w:tabs>
-        <w:ind w:start="2880" w:hanging="360"/>
-      </w:pPr>
-      <w:rPr/>
-    </w:lvl>
-    <w:lvl w:ilvl="7">
-      <w:start w:val="1"/>
-      <w:numFmt w:val="decimal"/>
-      <w:lvlText w:val="%8."/>
-      <w:lvlJc w:val="start"/>
-      <w:pPr>
-        <w:tabs>
-          <w:tab w:val="num" w:pos="3240"/>
-        </w:tabs>
-        <w:ind w:start="3240" w:hanging="360"/>
-      </w:pPr>
-      <w:rPr/>
-    </w:lvl>
-    <w:lvl w:ilvl="8">
-      <w:start w:val="1"/>
-      <w:numFmt w:val="decimal"/>
-      <w:lvlText w:val="%9."/>
-      <w:lvlJc w:val="start"/>
-      <w:pPr>
-        <w:tabs>
-          <w:tab w:val="num" w:pos="3600"/>
-        </w:tabs>
-        <w:ind w:start="3600" w:hanging="360"/>
-      </w:pPr>
-      <w:rPr/>
-    </w:lvl>
-  </w:abstractNum>
-  <w:abstractNum w:abstractNumId="15">
-    <w:lvl w:ilvl="0">
       <w:start w:val="1"/>
       <w:numFmt w:val="bullet"/>
       <w:lvlText w:val=""/>
       <w:lvlJc w:val="start"/>
       <w:pPr>
         <w:tabs>
-          <w:tab w:val="num" w:pos="720"/>
-        </w:tabs>
-        <w:ind w:start="720" w:hanging="283"/>
+          <w:tab w:val="num" w:pos="3545"/>
+        </w:tabs>
+        <w:ind w:start="3545" w:hanging="283"/>
       </w:pPr>
       <w:rPr>
         <w:rFonts w:ascii="Symbol" w:hAnsi="Symbol" w:cs="Symbol" w:hint="default"/>
       </w:rPr>
     </w:lvl>
-    <w:lvl w:ilvl="1">
-      <w:start w:val="1"/>
-      <w:numFmt w:val="decimal"/>
-      <w:lvlText w:val="%2."/>
-      <w:lvlJc w:val="start"/>
-      <w:pPr>
-        <w:tabs>
-          <w:tab w:val="num" w:pos="1080"/>
-        </w:tabs>
-        <w:ind w:start="1080" w:hanging="360"/>
-      </w:pPr>
-      <w:rPr/>
-    </w:lvl>
-    <w:lvl w:ilvl="2">
-      <w:start w:val="1"/>
-      <w:numFmt w:val="decimal"/>
-      <w:lvlText w:val="%3."/>
-      <w:lvlJc w:val="start"/>
-      <w:pPr>
-        <w:tabs>
-          <w:tab w:val="num" w:pos="1440"/>
-        </w:tabs>
-        <w:ind w:start="1440" w:hanging="360"/>
-      </w:pPr>
-      <w:rPr/>
-    </w:lvl>
-    <w:lvl w:ilvl="3">
-      <w:start w:val="1"/>
-      <w:numFmt w:val="decimal"/>
-      <w:lvlText w:val="%4."/>
-      <w:lvlJc w:val="start"/>
-      <w:pPr>
-        <w:tabs>
-          <w:tab w:val="num" w:pos="1800"/>
-        </w:tabs>
-        <w:ind w:start="1800" w:hanging="360"/>
-      </w:pPr>
-      <w:rPr/>
-    </w:lvl>
-    <w:lvl w:ilvl="4">
-      <w:start w:val="1"/>
-      <w:numFmt w:val="decimal"/>
-      <w:lvlText w:val="%5."/>
-      <w:lvlJc w:val="start"/>
-      <w:pPr>
-        <w:tabs>
-          <w:tab w:val="num" w:pos="2160"/>
-        </w:tabs>
-        <w:ind w:start="2160" w:hanging="360"/>
-      </w:pPr>
-      <w:rPr/>
-    </w:lvl>
     <w:lvl w:ilvl="5">
-      <w:start w:val="1"/>
-      <w:numFmt w:val="decimal"/>
-      <w:lvlText w:val="%6."/>
-      <w:lvlJc w:val="start"/>
-      <w:pPr>
-        <w:tabs>
-          <w:tab w:val="num" w:pos="2520"/>
-        </w:tabs>
-        <w:ind w:start="2520" w:hanging="360"/>
-      </w:pPr>
-      <w:rPr/>
-    </w:lvl>
-    <w:lvl w:ilvl="6">
-      <w:start w:val="1"/>
-      <w:numFmt w:val="decimal"/>
-      <w:lvlText w:val="%7."/>
-      <w:lvlJc w:val="start"/>
-      <w:pPr>
-        <w:tabs>
-          <w:tab w:val="num" w:pos="2880"/>
-        </w:tabs>
-        <w:ind w:start="2880" w:hanging="360"/>
-      </w:pPr>
-      <w:rPr/>
-    </w:lvl>
-    <w:lvl w:ilvl="7">
-      <w:start w:val="1"/>
-      <w:numFmt w:val="decimal"/>
-      <w:lvlText w:val="%8."/>
-      <w:lvlJc w:val="start"/>
-      <w:pPr>
-        <w:tabs>
-          <w:tab w:val="num" w:pos="3240"/>
-        </w:tabs>
-        <w:ind w:start="3240" w:hanging="360"/>
-      </w:pPr>
-      <w:rPr/>
-    </w:lvl>
-    <w:lvl w:ilvl="8">
-      <w:start w:val="1"/>
-      <w:numFmt w:val="decimal"/>
-      <w:lvlText w:val="%9."/>
-      <w:lvlJc w:val="start"/>
-      <w:pPr>
-        <w:tabs>
-          <w:tab w:val="num" w:pos="3600"/>
-        </w:tabs>
-        <w:ind w:start="3600" w:hanging="360"/>
-      </w:pPr>
-      <w:rPr/>
-    </w:lvl>
-  </w:abstractNum>
-  <w:abstractNum w:abstractNumId="16">
-    <w:lvl w:ilvl="0">
       <w:start w:val="1"/>
       <w:numFmt w:val="bullet"/>
       <w:lvlText w:val=""/>
       <w:lvlJc w:val="start"/>
       <w:pPr>
         <w:tabs>
-          <w:tab w:val="num" w:pos="720"/>
-        </w:tabs>
-        <w:ind w:start="720" w:hanging="283"/>
+          <w:tab w:val="num" w:pos="4254"/>
+        </w:tabs>
+        <w:ind w:start="4254" w:hanging="283"/>
       </w:pPr>
       <w:rPr>
         <w:rFonts w:ascii="Symbol" w:hAnsi="Symbol" w:cs="Symbol" w:hint="default"/>
       </w:rPr>
     </w:lvl>
-    <w:lvl w:ilvl="1">
-      <w:start w:val="1"/>
-      <w:numFmt w:val="decimal"/>
-      <w:lvlText w:val="%2."/>
-      <w:lvlJc w:val="start"/>
-      <w:pPr>
-        <w:tabs>
-          <w:tab w:val="num" w:pos="1080"/>
-        </w:tabs>
-        <w:ind w:start="1080" w:hanging="360"/>
-      </w:pPr>
-      <w:rPr/>
-    </w:lvl>
-    <w:lvl w:ilvl="2">
-      <w:start w:val="1"/>
-      <w:numFmt w:val="decimal"/>
-      <w:lvlText w:val="%3."/>
-      <w:lvlJc w:val="start"/>
-      <w:pPr>
-        <w:tabs>
-          <w:tab w:val="num" w:pos="1440"/>
-        </w:tabs>
-        <w:ind w:start="1440" w:hanging="360"/>
-      </w:pPr>
-      <w:rPr/>
-    </w:lvl>
-    <w:lvl w:ilvl="3">
-      <w:start w:val="1"/>
-      <w:numFmt w:val="decimal"/>
-      <w:lvlText w:val="%4."/>
-      <w:lvlJc w:val="start"/>
-      <w:pPr>
-        <w:tabs>
-          <w:tab w:val="num" w:pos="1800"/>
-        </w:tabs>
-        <w:ind w:start="1800" w:hanging="360"/>
-      </w:pPr>
-      <w:rPr/>
-    </w:lvl>
-    <w:lvl w:ilvl="4">
-      <w:start w:val="1"/>
-      <w:numFmt w:val="decimal"/>
-      <w:lvlText w:val="%5."/>
-      <w:lvlJc w:val="start"/>
-      <w:pPr>
-        <w:tabs>
-          <w:tab w:val="num" w:pos="2160"/>
-        </w:tabs>
-        <w:ind w:start="2160" w:hanging="360"/>
-      </w:pPr>
-      <w:rPr/>
-    </w:lvl>
-    <w:lvl w:ilvl="5">
-      <w:start w:val="1"/>
-      <w:numFmt w:val="decimal"/>
-      <w:lvlText w:val="%6."/>
-      <w:lvlJc w:val="start"/>
-      <w:pPr>
-        <w:tabs>
-          <w:tab w:val="num" w:pos="2520"/>
-        </w:tabs>
-        <w:ind w:start="2520" w:hanging="360"/>
-      </w:pPr>
-      <w:rPr/>
-    </w:lvl>
     <w:lvl w:ilvl="6">
-      <w:start w:val="1"/>
-      <w:numFmt w:val="decimal"/>
-      <w:lvlText w:val="%7."/>
-      <w:lvlJc w:val="start"/>
-      <w:pPr>
-        <w:tabs>
-          <w:tab w:val="num" w:pos="2880"/>
-        </w:tabs>
-        <w:ind w:start="2880" w:hanging="360"/>
-      </w:pPr>
-      <w:rPr/>
-    </w:lvl>
-    <w:lvl w:ilvl="7">
-      <w:start w:val="1"/>
-      <w:numFmt w:val="decimal"/>
-      <w:lvlText w:val="%8."/>
-      <w:lvlJc w:val="start"/>
-      <w:pPr>
-        <w:tabs>
-          <w:tab w:val="num" w:pos="3240"/>
-        </w:tabs>
-        <w:ind w:start="3240" w:hanging="360"/>
-      </w:pPr>
-      <w:rPr/>
-    </w:lvl>
-    <w:lvl w:ilvl="8">
-      <w:start w:val="1"/>
-      <w:numFmt w:val="decimal"/>
-      <w:lvlText w:val="%9."/>
-      <w:lvlJc w:val="start"/>
-      <w:pPr>
-        <w:tabs>
-          <w:tab w:val="num" w:pos="3600"/>
-        </w:tabs>
-        <w:ind w:start="3600" w:hanging="360"/>
-      </w:pPr>
-      <w:rPr/>
-    </w:lvl>
-  </w:abstractNum>
-  <w:abstractNum w:abstractNumId="17">
-    <w:lvl w:ilvl="0">
       <w:start w:val="1"/>
       <w:numFmt w:val="bullet"/>
       <w:lvlText w:val=""/>
       <w:lvlJc w:val="start"/>
       <w:pPr>
         <w:tabs>
-          <w:tab w:val="num" w:pos="720"/>
-        </w:tabs>
-        <w:ind w:start="720" w:hanging="283"/>
+          <w:tab w:val="num" w:pos="4963"/>
+        </w:tabs>
+        <w:ind w:start="4963" w:hanging="283"/>
       </w:pPr>
       <w:rPr>
         <w:rFonts w:ascii="Symbol" w:hAnsi="Symbol" w:cs="Symbol" w:hint="default"/>
       </w:rPr>
     </w:lvl>
-    <w:lvl w:ilvl="1">
-      <w:start w:val="1"/>
-      <w:numFmt w:val="decimal"/>
-      <w:lvlText w:val="%2."/>
-      <w:lvlJc w:val="start"/>
-      <w:pPr>
-        <w:tabs>
-          <w:tab w:val="num" w:pos="1080"/>
-        </w:tabs>
-        <w:ind w:start="1080" w:hanging="360"/>
-      </w:pPr>
-      <w:rPr/>
-    </w:lvl>
-    <w:lvl w:ilvl="2">
-      <w:start w:val="1"/>
-      <w:numFmt w:val="decimal"/>
-      <w:lvlText w:val="%3."/>
-      <w:lvlJc w:val="start"/>
-      <w:pPr>
-        <w:tabs>
-          <w:tab w:val="num" w:pos="1440"/>
-        </w:tabs>
-        <w:ind w:start="1440" w:hanging="360"/>
-      </w:pPr>
-      <w:rPr/>
-    </w:lvl>
-    <w:lvl w:ilvl="3">
-      <w:start w:val="1"/>
-      <w:numFmt w:val="decimal"/>
-      <w:lvlText w:val="%4."/>
-      <w:lvlJc w:val="start"/>
-      <w:pPr>
-        <w:tabs>
-          <w:tab w:val="num" w:pos="1800"/>
-        </w:tabs>
-        <w:ind w:start="1800" w:hanging="360"/>
-      </w:pPr>
-      <w:rPr/>
-    </w:lvl>
-    <w:lvl w:ilvl="4">
-      <w:start w:val="1"/>
-      <w:numFmt w:val="decimal"/>
-      <w:lvlText w:val="%5."/>
-      <w:lvlJc w:val="start"/>
-      <w:pPr>
-        <w:tabs>
-          <w:tab w:val="num" w:pos="2160"/>
-        </w:tabs>
-        <w:ind w:start="2160" w:hanging="360"/>
-      </w:pPr>
-      <w:rPr/>
-    </w:lvl>
-    <w:lvl w:ilvl="5">
-      <w:start w:val="1"/>
-      <w:numFmt w:val="decimal"/>
-      <w:lvlText w:val="%6."/>
-      <w:lvlJc w:val="start"/>
-      <w:pPr>
-        <w:tabs>
-          <w:tab w:val="num" w:pos="2520"/>
-        </w:tabs>
-        <w:ind w:start="2520" w:hanging="360"/>
-      </w:pPr>
-      <w:rPr/>
-    </w:lvl>
-    <w:lvl w:ilvl="6">
-      <w:start w:val="1"/>
-      <w:numFmt w:val="decimal"/>
-      <w:lvlText w:val="%7."/>
-      <w:lvlJc w:val="start"/>
-      <w:pPr>
-        <w:tabs>
-          <w:tab w:val="num" w:pos="2880"/>
-        </w:tabs>
-        <w:ind w:start="2880" w:hanging="360"/>
-      </w:pPr>
-      <w:rPr/>
-    </w:lvl>
     <w:lvl w:ilvl="7">
-      <w:start w:val="1"/>
-      <w:numFmt w:val="decimal"/>
-      <w:lvlText w:val="%8."/>
-      <w:lvlJc w:val="start"/>
-      <w:pPr>
-        <w:tabs>
-          <w:tab w:val="num" w:pos="3240"/>
-        </w:tabs>
-        <w:ind w:start="3240" w:hanging="360"/>
-      </w:pPr>
-      <w:rPr/>
-    </w:lvl>
-    <w:lvl w:ilvl="8">
-      <w:start w:val="1"/>
-      <w:numFmt w:val="decimal"/>
-      <w:lvlText w:val="%9."/>
-      <w:lvlJc w:val="start"/>
-      <w:pPr>
-        <w:tabs>
-          <w:tab w:val="num" w:pos="3600"/>
-        </w:tabs>
-        <w:ind w:start="3600" w:hanging="360"/>
-      </w:pPr>
-      <w:rPr/>
-    </w:lvl>
-  </w:abstractNum>
-  <w:abstractNum w:abstractNumId="18">
-    <w:lvl w:ilvl="0">
       <w:start w:val="1"/>
       <w:numFmt w:val="bullet"/>
       <w:lvlText w:val=""/>
       <w:lvlJc w:val="start"/>
       <w:pPr>
         <w:tabs>
-          <w:tab w:val="num" w:pos="720"/>
-        </w:tabs>
-        <w:ind w:start="720" w:hanging="283"/>
+          <w:tab w:val="num" w:pos="5672"/>
+        </w:tabs>
+        <w:ind w:start="5672" w:hanging="283"/>
       </w:pPr>
       <w:rPr>
         <w:rFonts w:ascii="Symbol" w:hAnsi="Symbol" w:cs="Symbol" w:hint="default"/>
       </w:rPr>
     </w:lvl>
-    <w:lvl w:ilvl="1">
-      <w:start w:val="1"/>
-      <w:numFmt w:val="decimal"/>
-      <w:lvlText w:val="%2."/>
-      <w:lvlJc w:val="start"/>
-      <w:pPr>
-        <w:tabs>
-          <w:tab w:val="num" w:pos="1080"/>
-        </w:tabs>
-        <w:ind w:start="1080" w:hanging="360"/>
-      </w:pPr>
-      <w:rPr/>
-    </w:lvl>
-    <w:lvl w:ilvl="2">
-      <w:start w:val="1"/>
-      <w:numFmt w:val="decimal"/>
-      <w:lvlText w:val="%3."/>
-      <w:lvlJc w:val="start"/>
-      <w:pPr>
-        <w:tabs>
-          <w:tab w:val="num" w:pos="1440"/>
-        </w:tabs>
-        <w:ind w:start="1440" w:hanging="360"/>
-      </w:pPr>
-      <w:rPr/>
-    </w:lvl>
-    <w:lvl w:ilvl="3">
-      <w:start w:val="1"/>
-      <w:numFmt w:val="decimal"/>
-      <w:lvlText w:val="%4."/>
-      <w:lvlJc w:val="start"/>
-      <w:pPr>
-        <w:tabs>
-          <w:tab w:val="num" w:pos="1800"/>
-        </w:tabs>
-        <w:ind w:start="1800" w:hanging="360"/>
-      </w:pPr>
-      <w:rPr/>
-    </w:lvl>
-    <w:lvl w:ilvl="4">
-      <w:start w:val="1"/>
-      <w:numFmt w:val="decimal"/>
-      <w:lvlText w:val="%5."/>
-      <w:lvlJc w:val="start"/>
-      <w:pPr>
-        <w:tabs>
-          <w:tab w:val="num" w:pos="2160"/>
-        </w:tabs>
-        <w:ind w:start="2160" w:hanging="360"/>
-      </w:pPr>
-      <w:rPr/>
-    </w:lvl>
-    <w:lvl w:ilvl="5">
-      <w:start w:val="1"/>
-      <w:numFmt w:val="decimal"/>
-      <w:lvlText w:val="%6."/>
-      <w:lvlJc w:val="start"/>
-      <w:pPr>
-        <w:tabs>
-          <w:tab w:val="num" w:pos="2520"/>
-        </w:tabs>
-        <w:ind w:start="2520" w:hanging="360"/>
-      </w:pPr>
-      <w:rPr/>
-    </w:lvl>
-    <w:lvl w:ilvl="6">
-      <w:start w:val="1"/>
-      <w:numFmt w:val="decimal"/>
-      <w:lvlText w:val="%7."/>
-      <w:lvlJc w:val="start"/>
-      <w:pPr>
-        <w:tabs>
-          <w:tab w:val="num" w:pos="2880"/>
-        </w:tabs>
-        <w:ind w:start="2880" w:hanging="360"/>
-      </w:pPr>
-      <w:rPr/>
-    </w:lvl>
-    <w:lvl w:ilvl="7">
-      <w:start w:val="1"/>
-      <w:numFmt w:val="decimal"/>
-      <w:lvlText w:val="%8."/>
-      <w:lvlJc w:val="start"/>
-      <w:pPr>
-        <w:tabs>
-          <w:tab w:val="num" w:pos="3240"/>
-        </w:tabs>
-        <w:ind w:start="3240" w:hanging="360"/>
-      </w:pPr>
-      <w:rPr/>
-    </w:lvl>
     <w:lvl w:ilvl="8">
-      <w:start w:val="1"/>
-      <w:numFmt w:val="decimal"/>
-      <w:lvlText w:val="%9."/>
-      <w:lvlJc w:val="start"/>
-      <w:pPr>
-        <w:tabs>
-          <w:tab w:val="num" w:pos="3600"/>
-        </w:tabs>
-        <w:ind w:start="3600" w:hanging="360"/>
-      </w:pPr>
-      <w:rPr/>
-    </w:lvl>
-  </w:abstractNum>
-  <w:abstractNum w:abstractNumId="19">
-    <w:lvl w:ilvl="0">
       <w:start w:val="1"/>
       <w:numFmt w:val="bullet"/>
       <w:lvlText w:val=""/>
       <w:lvlJc w:val="start"/>
       <w:pPr>
         <w:tabs>
-          <w:tab w:val="num" w:pos="720"/>
-        </w:tabs>
-        <w:ind w:start="720" w:hanging="283"/>
+          <w:tab w:val="num" w:pos="6381"/>
+        </w:tabs>
+        <w:ind w:start="6381" w:hanging="283"/>
       </w:pPr>
       <w:rPr>
         <w:rFonts w:ascii="Symbol" w:hAnsi="Symbol" w:cs="Symbol" w:hint="default"/>
       </w:rPr>
     </w:lvl>
-    <w:lvl w:ilvl="1">
-      <w:start w:val="1"/>
-      <w:numFmt w:val="decimal"/>
-      <w:lvlText w:val="%2."/>
-      <w:lvlJc w:val="start"/>
-      <w:pPr>
-        <w:tabs>
-          <w:tab w:val="num" w:pos="1080"/>
-        </w:tabs>
-        <w:ind w:start="1080" w:hanging="360"/>
-      </w:pPr>
-      <w:rPr/>
-    </w:lvl>
-    <w:lvl w:ilvl="2">
-      <w:start w:val="1"/>
-      <w:numFmt w:val="decimal"/>
-      <w:lvlText w:val="%3."/>
-      <w:lvlJc w:val="start"/>
-      <w:pPr>
-        <w:tabs>
-          <w:tab w:val="num" w:pos="1440"/>
-        </w:tabs>
-        <w:ind w:start="1440" w:hanging="360"/>
-      </w:pPr>
-      <w:rPr/>
-    </w:lvl>
-    <w:lvl w:ilvl="3">
-      <w:start w:val="1"/>
-      <w:numFmt w:val="decimal"/>
-      <w:lvlText w:val="%4."/>
-      <w:lvlJc w:val="start"/>
-      <w:pPr>
-        <w:tabs>
-          <w:tab w:val="num" w:pos="1800"/>
-        </w:tabs>
-        <w:ind w:start="1800" w:hanging="360"/>
-      </w:pPr>
-      <w:rPr/>
-    </w:lvl>
-    <w:lvl w:ilvl="4">
-      <w:start w:val="1"/>
-      <w:numFmt w:val="decimal"/>
-      <w:lvlText w:val="%5."/>
-      <w:lvlJc w:val="start"/>
-      <w:pPr>
-        <w:tabs>
-          <w:tab w:val="num" w:pos="2160"/>
-        </w:tabs>
-        <w:ind w:start="2160" w:hanging="360"/>
-      </w:pPr>
-      <w:rPr/>
-    </w:lvl>
-    <w:lvl w:ilvl="5">
-      <w:start w:val="1"/>
-      <w:numFmt w:val="decimal"/>
-      <w:lvlText w:val="%6."/>
-      <w:lvlJc w:val="start"/>
-      <w:pPr>
-        <w:tabs>
-          <w:tab w:val="num" w:pos="2520"/>
-        </w:tabs>
-        <w:ind w:start="2520" w:hanging="360"/>
-      </w:pPr>
-      <w:rPr/>
-    </w:lvl>
-    <w:lvl w:ilvl="6">
-      <w:start w:val="1"/>
-      <w:numFmt w:val="decimal"/>
-      <w:lvlText w:val="%7."/>
-      <w:lvlJc w:val="start"/>
-      <w:pPr>
-        <w:tabs>
-          <w:tab w:val="num" w:pos="2880"/>
-        </w:tabs>
-        <w:ind w:start="2880" w:hanging="360"/>
-      </w:pPr>
-      <w:rPr/>
-    </w:lvl>
-    <w:lvl w:ilvl="7">
-      <w:start w:val="1"/>
-      <w:numFmt w:val="decimal"/>
-      <w:lvlText w:val="%8."/>
-      <w:lvlJc w:val="start"/>
-      <w:pPr>
-        <w:tabs>
-          <w:tab w:val="num" w:pos="3240"/>
-        </w:tabs>
-        <w:ind w:start="3240" w:hanging="360"/>
-      </w:pPr>
-      <w:rPr/>
-    </w:lvl>
-    <w:lvl w:ilvl="8">
-      <w:start w:val="1"/>
-      <w:numFmt w:val="decimal"/>
-      <w:lvlText w:val="%9."/>
-      <w:lvlJc w:val="start"/>
-      <w:pPr>
-        <w:tabs>
-          <w:tab w:val="num" w:pos="3600"/>
-        </w:tabs>
-        <w:ind w:start="3600" w:hanging="360"/>
-      </w:pPr>
-      <w:rPr/>
-    </w:lvl>
   </w:abstractNum>
   <w:abstractNum w:abstractNumId="20">
     <w:lvl w:ilvl="0">
@@ -7660,6 +8412,417 @@
   <w:abstractNum w:abstractNumId="23">
     <w:lvl w:ilvl="0">
       <w:start w:val="1"/>
+      <w:numFmt w:val="bullet"/>
+      <w:lvlText w:val=""/>
+      <w:lvlJc w:val="start"/>
+      <w:pPr>
+        <w:tabs>
+          <w:tab w:val="num" w:pos="709"/>
+        </w:tabs>
+        <w:ind w:start="709" w:hanging="283"/>
+      </w:pPr>
+      <w:rPr>
+        <w:rFonts w:ascii="Symbol" w:hAnsi="Symbol" w:cs="Symbol" w:hint="default"/>
+      </w:rPr>
+    </w:lvl>
+    <w:lvl w:ilvl="1">
+      <w:start w:val="1"/>
+      <w:numFmt w:val="bullet"/>
+      <w:lvlText w:val=""/>
+      <w:lvlJc w:val="start"/>
+      <w:pPr>
+        <w:tabs>
+          <w:tab w:val="num" w:pos="1418"/>
+        </w:tabs>
+        <w:ind w:start="1418" w:hanging="283"/>
+      </w:pPr>
+      <w:rPr>
+        <w:rFonts w:ascii="Symbol" w:hAnsi="Symbol" w:cs="Symbol" w:hint="default"/>
+      </w:rPr>
+    </w:lvl>
+    <w:lvl w:ilvl="2">
+      <w:start w:val="1"/>
+      <w:numFmt w:val="bullet"/>
+      <w:lvlText w:val=""/>
+      <w:lvlJc w:val="start"/>
+      <w:pPr>
+        <w:tabs>
+          <w:tab w:val="num" w:pos="2127"/>
+        </w:tabs>
+        <w:ind w:start="2127" w:hanging="283"/>
+      </w:pPr>
+      <w:rPr>
+        <w:rFonts w:ascii="Symbol" w:hAnsi="Symbol" w:cs="Symbol" w:hint="default"/>
+      </w:rPr>
+    </w:lvl>
+    <w:lvl w:ilvl="3">
+      <w:start w:val="1"/>
+      <w:numFmt w:val="bullet"/>
+      <w:lvlText w:val=""/>
+      <w:lvlJc w:val="start"/>
+      <w:pPr>
+        <w:tabs>
+          <w:tab w:val="num" w:pos="2836"/>
+        </w:tabs>
+        <w:ind w:start="2836" w:hanging="283"/>
+      </w:pPr>
+      <w:rPr>
+        <w:rFonts w:ascii="Symbol" w:hAnsi="Symbol" w:cs="Symbol" w:hint="default"/>
+      </w:rPr>
+    </w:lvl>
+    <w:lvl w:ilvl="4">
+      <w:start w:val="1"/>
+      <w:numFmt w:val="bullet"/>
+      <w:lvlText w:val=""/>
+      <w:lvlJc w:val="start"/>
+      <w:pPr>
+        <w:tabs>
+          <w:tab w:val="num" w:pos="3545"/>
+        </w:tabs>
+        <w:ind w:start="3545" w:hanging="283"/>
+      </w:pPr>
+      <w:rPr>
+        <w:rFonts w:ascii="Symbol" w:hAnsi="Symbol" w:cs="Symbol" w:hint="default"/>
+      </w:rPr>
+    </w:lvl>
+    <w:lvl w:ilvl="5">
+      <w:start w:val="1"/>
+      <w:numFmt w:val="bullet"/>
+      <w:lvlText w:val=""/>
+      <w:lvlJc w:val="start"/>
+      <w:pPr>
+        <w:tabs>
+          <w:tab w:val="num" w:pos="4254"/>
+        </w:tabs>
+        <w:ind w:start="4254" w:hanging="283"/>
+      </w:pPr>
+      <w:rPr>
+        <w:rFonts w:ascii="Symbol" w:hAnsi="Symbol" w:cs="Symbol" w:hint="default"/>
+      </w:rPr>
+    </w:lvl>
+    <w:lvl w:ilvl="6">
+      <w:start w:val="1"/>
+      <w:numFmt w:val="bullet"/>
+      <w:lvlText w:val=""/>
+      <w:lvlJc w:val="start"/>
+      <w:pPr>
+        <w:tabs>
+          <w:tab w:val="num" w:pos="4963"/>
+        </w:tabs>
+        <w:ind w:start="4963" w:hanging="283"/>
+      </w:pPr>
+      <w:rPr>
+        <w:rFonts w:ascii="Symbol" w:hAnsi="Symbol" w:cs="Symbol" w:hint="default"/>
+      </w:rPr>
+    </w:lvl>
+    <w:lvl w:ilvl="7">
+      <w:start w:val="1"/>
+      <w:numFmt w:val="bullet"/>
+      <w:lvlText w:val=""/>
+      <w:lvlJc w:val="start"/>
+      <w:pPr>
+        <w:tabs>
+          <w:tab w:val="num" w:pos="5672"/>
+        </w:tabs>
+        <w:ind w:start="5672" w:hanging="283"/>
+      </w:pPr>
+      <w:rPr>
+        <w:rFonts w:ascii="Symbol" w:hAnsi="Symbol" w:cs="Symbol" w:hint="default"/>
+      </w:rPr>
+    </w:lvl>
+    <w:lvl w:ilvl="8">
+      <w:start w:val="1"/>
+      <w:numFmt w:val="bullet"/>
+      <w:lvlText w:val=""/>
+      <w:lvlJc w:val="start"/>
+      <w:pPr>
+        <w:tabs>
+          <w:tab w:val="num" w:pos="6381"/>
+        </w:tabs>
+        <w:ind w:start="6381" w:hanging="283"/>
+      </w:pPr>
+      <w:rPr>
+        <w:rFonts w:ascii="Symbol" w:hAnsi="Symbol" w:cs="Symbol" w:hint="default"/>
+      </w:rPr>
+    </w:lvl>
+  </w:abstractNum>
+  <w:abstractNum w:abstractNumId="24">
+    <w:lvl w:ilvl="0">
+      <w:start w:val="1"/>
+      <w:numFmt w:val="bullet"/>
+      <w:lvlText w:val=""/>
+      <w:lvlJc w:val="start"/>
+      <w:pPr>
+        <w:tabs>
+          <w:tab w:val="num" w:pos="709"/>
+        </w:tabs>
+        <w:ind w:start="709" w:hanging="283"/>
+      </w:pPr>
+      <w:rPr>
+        <w:rFonts w:ascii="Symbol" w:hAnsi="Symbol" w:cs="Symbol" w:hint="default"/>
+      </w:rPr>
+    </w:lvl>
+    <w:lvl w:ilvl="1">
+      <w:start w:val="1"/>
+      <w:numFmt w:val="bullet"/>
+      <w:lvlText w:val=""/>
+      <w:lvlJc w:val="start"/>
+      <w:pPr>
+        <w:tabs>
+          <w:tab w:val="num" w:pos="1418"/>
+        </w:tabs>
+        <w:ind w:start="1418" w:hanging="283"/>
+      </w:pPr>
+      <w:rPr>
+        <w:rFonts w:ascii="Symbol" w:hAnsi="Symbol" w:cs="Symbol" w:hint="default"/>
+      </w:rPr>
+    </w:lvl>
+    <w:lvl w:ilvl="2">
+      <w:start w:val="1"/>
+      <w:numFmt w:val="bullet"/>
+      <w:lvlText w:val=""/>
+      <w:lvlJc w:val="start"/>
+      <w:pPr>
+        <w:tabs>
+          <w:tab w:val="num" w:pos="2127"/>
+        </w:tabs>
+        <w:ind w:start="2127" w:hanging="283"/>
+      </w:pPr>
+      <w:rPr>
+        <w:rFonts w:ascii="Symbol" w:hAnsi="Symbol" w:cs="Symbol" w:hint="default"/>
+      </w:rPr>
+    </w:lvl>
+    <w:lvl w:ilvl="3">
+      <w:start w:val="1"/>
+      <w:numFmt w:val="bullet"/>
+      <w:lvlText w:val=""/>
+      <w:lvlJc w:val="start"/>
+      <w:pPr>
+        <w:tabs>
+          <w:tab w:val="num" w:pos="2836"/>
+        </w:tabs>
+        <w:ind w:start="2836" w:hanging="283"/>
+      </w:pPr>
+      <w:rPr>
+        <w:rFonts w:ascii="Symbol" w:hAnsi="Symbol" w:cs="Symbol" w:hint="default"/>
+      </w:rPr>
+    </w:lvl>
+    <w:lvl w:ilvl="4">
+      <w:start w:val="1"/>
+      <w:numFmt w:val="bullet"/>
+      <w:lvlText w:val=""/>
+      <w:lvlJc w:val="start"/>
+      <w:pPr>
+        <w:tabs>
+          <w:tab w:val="num" w:pos="3545"/>
+        </w:tabs>
+        <w:ind w:start="3545" w:hanging="283"/>
+      </w:pPr>
+      <w:rPr>
+        <w:rFonts w:ascii="Symbol" w:hAnsi="Symbol" w:cs="Symbol" w:hint="default"/>
+      </w:rPr>
+    </w:lvl>
+    <w:lvl w:ilvl="5">
+      <w:start w:val="1"/>
+      <w:numFmt w:val="bullet"/>
+      <w:lvlText w:val=""/>
+      <w:lvlJc w:val="start"/>
+      <w:pPr>
+        <w:tabs>
+          <w:tab w:val="num" w:pos="4254"/>
+        </w:tabs>
+        <w:ind w:start="4254" w:hanging="283"/>
+      </w:pPr>
+      <w:rPr>
+        <w:rFonts w:ascii="Symbol" w:hAnsi="Symbol" w:cs="Symbol" w:hint="default"/>
+      </w:rPr>
+    </w:lvl>
+    <w:lvl w:ilvl="6">
+      <w:start w:val="1"/>
+      <w:numFmt w:val="bullet"/>
+      <w:lvlText w:val=""/>
+      <w:lvlJc w:val="start"/>
+      <w:pPr>
+        <w:tabs>
+          <w:tab w:val="num" w:pos="4963"/>
+        </w:tabs>
+        <w:ind w:start="4963" w:hanging="283"/>
+      </w:pPr>
+      <w:rPr>
+        <w:rFonts w:ascii="Symbol" w:hAnsi="Symbol" w:cs="Symbol" w:hint="default"/>
+      </w:rPr>
+    </w:lvl>
+    <w:lvl w:ilvl="7">
+      <w:start w:val="1"/>
+      <w:numFmt w:val="bullet"/>
+      <w:lvlText w:val=""/>
+      <w:lvlJc w:val="start"/>
+      <w:pPr>
+        <w:tabs>
+          <w:tab w:val="num" w:pos="5672"/>
+        </w:tabs>
+        <w:ind w:start="5672" w:hanging="283"/>
+      </w:pPr>
+      <w:rPr>
+        <w:rFonts w:ascii="Symbol" w:hAnsi="Symbol" w:cs="Symbol" w:hint="default"/>
+      </w:rPr>
+    </w:lvl>
+    <w:lvl w:ilvl="8">
+      <w:start w:val="1"/>
+      <w:numFmt w:val="bullet"/>
+      <w:lvlText w:val=""/>
+      <w:lvlJc w:val="start"/>
+      <w:pPr>
+        <w:tabs>
+          <w:tab w:val="num" w:pos="6381"/>
+        </w:tabs>
+        <w:ind w:start="6381" w:hanging="283"/>
+      </w:pPr>
+      <w:rPr>
+        <w:rFonts w:ascii="Symbol" w:hAnsi="Symbol" w:cs="Symbol" w:hint="default"/>
+      </w:rPr>
+    </w:lvl>
+  </w:abstractNum>
+  <w:abstractNum w:abstractNumId="25">
+    <w:lvl w:ilvl="0">
+      <w:start w:val="1"/>
+      <w:numFmt w:val="bullet"/>
+      <w:lvlText w:val=""/>
+      <w:lvlJc w:val="start"/>
+      <w:pPr>
+        <w:tabs>
+          <w:tab w:val="num" w:pos="709"/>
+        </w:tabs>
+        <w:ind w:start="709" w:hanging="283"/>
+      </w:pPr>
+      <w:rPr>
+        <w:rFonts w:ascii="Symbol" w:hAnsi="Symbol" w:cs="Symbol" w:hint="default"/>
+      </w:rPr>
+    </w:lvl>
+    <w:lvl w:ilvl="1">
+      <w:start w:val="1"/>
+      <w:numFmt w:val="bullet"/>
+      <w:lvlText w:val=""/>
+      <w:lvlJc w:val="start"/>
+      <w:pPr>
+        <w:tabs>
+          <w:tab w:val="num" w:pos="1418"/>
+        </w:tabs>
+        <w:ind w:start="1418" w:hanging="283"/>
+      </w:pPr>
+      <w:rPr>
+        <w:rFonts w:ascii="Symbol" w:hAnsi="Symbol" w:cs="Symbol" w:hint="default"/>
+      </w:rPr>
+    </w:lvl>
+    <w:lvl w:ilvl="2">
+      <w:start w:val="1"/>
+      <w:numFmt w:val="bullet"/>
+      <w:lvlText w:val=""/>
+      <w:lvlJc w:val="start"/>
+      <w:pPr>
+        <w:tabs>
+          <w:tab w:val="num" w:pos="2127"/>
+        </w:tabs>
+        <w:ind w:start="2127" w:hanging="283"/>
+      </w:pPr>
+      <w:rPr>
+        <w:rFonts w:ascii="Symbol" w:hAnsi="Symbol" w:cs="Symbol" w:hint="default"/>
+      </w:rPr>
+    </w:lvl>
+    <w:lvl w:ilvl="3">
+      <w:start w:val="1"/>
+      <w:numFmt w:val="bullet"/>
+      <w:lvlText w:val=""/>
+      <w:lvlJc w:val="start"/>
+      <w:pPr>
+        <w:tabs>
+          <w:tab w:val="num" w:pos="2836"/>
+        </w:tabs>
+        <w:ind w:start="2836" w:hanging="283"/>
+      </w:pPr>
+      <w:rPr>
+        <w:rFonts w:ascii="Symbol" w:hAnsi="Symbol" w:cs="Symbol" w:hint="default"/>
+      </w:rPr>
+    </w:lvl>
+    <w:lvl w:ilvl="4">
+      <w:start w:val="1"/>
+      <w:numFmt w:val="bullet"/>
+      <w:lvlText w:val=""/>
+      <w:lvlJc w:val="start"/>
+      <w:pPr>
+        <w:tabs>
+          <w:tab w:val="num" w:pos="3545"/>
+        </w:tabs>
+        <w:ind w:start="3545" w:hanging="283"/>
+      </w:pPr>
+      <w:rPr>
+        <w:rFonts w:ascii="Symbol" w:hAnsi="Symbol" w:cs="Symbol" w:hint="default"/>
+      </w:rPr>
+    </w:lvl>
+    <w:lvl w:ilvl="5">
+      <w:start w:val="1"/>
+      <w:numFmt w:val="bullet"/>
+      <w:lvlText w:val=""/>
+      <w:lvlJc w:val="start"/>
+      <w:pPr>
+        <w:tabs>
+          <w:tab w:val="num" w:pos="4254"/>
+        </w:tabs>
+        <w:ind w:start="4254" w:hanging="283"/>
+      </w:pPr>
+      <w:rPr>
+        <w:rFonts w:ascii="Symbol" w:hAnsi="Symbol" w:cs="Symbol" w:hint="default"/>
+      </w:rPr>
+    </w:lvl>
+    <w:lvl w:ilvl="6">
+      <w:start w:val="1"/>
+      <w:numFmt w:val="bullet"/>
+      <w:lvlText w:val=""/>
+      <w:lvlJc w:val="start"/>
+      <w:pPr>
+        <w:tabs>
+          <w:tab w:val="num" w:pos="4963"/>
+        </w:tabs>
+        <w:ind w:start="4963" w:hanging="283"/>
+      </w:pPr>
+      <w:rPr>
+        <w:rFonts w:ascii="Symbol" w:hAnsi="Symbol" w:cs="Symbol" w:hint="default"/>
+      </w:rPr>
+    </w:lvl>
+    <w:lvl w:ilvl="7">
+      <w:start w:val="1"/>
+      <w:numFmt w:val="bullet"/>
+      <w:lvlText w:val=""/>
+      <w:lvlJc w:val="start"/>
+      <w:pPr>
+        <w:tabs>
+          <w:tab w:val="num" w:pos="5672"/>
+        </w:tabs>
+        <w:ind w:start="5672" w:hanging="283"/>
+      </w:pPr>
+      <w:rPr>
+        <w:rFonts w:ascii="Symbol" w:hAnsi="Symbol" w:cs="Symbol" w:hint="default"/>
+      </w:rPr>
+    </w:lvl>
+    <w:lvl w:ilvl="8">
+      <w:start w:val="1"/>
+      <w:numFmt w:val="bullet"/>
+      <w:lvlText w:val=""/>
+      <w:lvlJc w:val="start"/>
+      <w:pPr>
+        <w:tabs>
+          <w:tab w:val="num" w:pos="6381"/>
+        </w:tabs>
+        <w:ind w:start="6381" w:hanging="283"/>
+      </w:pPr>
+      <w:rPr>
+        <w:rFonts w:ascii="Symbol" w:hAnsi="Symbol" w:cs="Symbol" w:hint="default"/>
+      </w:rPr>
+    </w:lvl>
+  </w:abstractNum>
+  <w:abstractNum w:abstractNumId="26">
+    <w:lvl w:ilvl="0">
+      <w:start w:val="1"/>
       <w:numFmt w:val="none"/>
       <w:suff w:val="nothing"/>
       <w:lvlText w:val=""/>
@@ -7700,6 +8863,7 @@
     <w:lvl w:ilvl="3">
       <w:start w:val="1"/>
       <w:numFmt w:val="none"/>
+      <w:pStyle w:val="Heading4"/>
       <w:suff w:val="nothing"/>
       <w:lvlText w:val=""/>
       <w:lvlJc w:val="start"/>
@@ -7844,6 +9008,15 @@
   </w:num>
   <w:num w:numId="23">
     <w:abstractNumId w:val="23"/>
+  </w:num>
+  <w:num w:numId="24">
+    <w:abstractNumId w:val="24"/>
+  </w:num>
+  <w:num w:numId="25">
+    <w:abstractNumId w:val="25"/>
+  </w:num>
+  <w:num w:numId="26">
+    <w:abstractNumId w:val="26"/>
   </w:num>
 </w:numbering>
 </file>
@@ -8325,6 +9498,23 @@
       <w:color w:themeColor="accent1" w:themeShade="7f" w:val="1F3763"/>
     </w:rPr>
   </w:style>
+  <w:style w:type="paragraph" w:styleId="Heading4">
+    <w:name w:val="heading 4"/>
+    <w:basedOn w:val="Heading"/>
+    <w:next w:val="BodyText"/>
+    <w:qFormat/>
+    <w:pPr>
+      <w:spacing w:before="120" w:after="120"/>
+      <w:outlineLvl w:val="3"/>
+    </w:pPr>
+    <w:rPr>
+      <w:rFonts w:ascii="DejaVu Serif" w:hAnsi="DejaVu Serif" w:eastAsia="DejaVu Sans" w:cs="DejaVu Sans"/>
+      <w:b/>
+      <w:bCs/>
+      <w:sz w:val="24"/>
+      <w:szCs w:val="24"/>
+    </w:rPr>
+  </w:style>
   <w:style w:type="character" w:styleId="DefaultParagraphFont" w:default="1">
     <w:name w:val="Default Paragraph Font"/>
     <w:uiPriority w:val="1"/>
@@ -8425,8 +9615,8 @@
     <w:qFormat/>
     <w:rPr/>
   </w:style>
-  <w:style w:type="character" w:styleId="Bullets">
-    <w:name w:val="Bullets"/>
+  <w:style w:type="character" w:styleId="Bulletsuser">
+    <w:name w:val="Bullets (user)"/>
     <w:qFormat/>
     <w:rPr>
       <w:rFonts w:ascii="OpenSymbol" w:hAnsi="OpenSymbol" w:eastAsia="OpenSymbol" w:cs="OpenSymbol"/>
@@ -8437,6 +9627,13 @@
     <w:qFormat/>
     <w:rPr>
       <w:rFonts w:ascii="DejaVu Sans Mono" w:hAnsi="DejaVu Sans Mono" w:eastAsia="DejaVu Sans Mono" w:cs="DejaVu Sans Mono"/>
+    </w:rPr>
+  </w:style>
+  <w:style w:type="character" w:styleId="Bullets">
+    <w:name w:val="Bullets"/>
+    <w:qFormat/>
+    <w:rPr>
+      <w:rFonts w:ascii="OpenSymbol" w:hAnsi="OpenSymbol" w:eastAsia="OpenSymbol" w:cs="OpenSymbol"/>
     </w:rPr>
   </w:style>
   <w:style w:type="paragraph" w:styleId="Heading">
@@ -8752,6 +9949,13 @@
       <w:lang w:val="en-US"/>
     </w:rPr>
   </w:style>
+  <w:style w:type="paragraph" w:styleId="FrameContentsuser">
+    <w:name w:val="Frame Contents (user)"/>
+    <w:basedOn w:val="Normal"/>
+    <w:qFormat/>
+    <w:pPr/>
+    <w:rPr/>
+  </w:style>
   <w:style w:type="paragraph" w:styleId="FrameContents">
     <w:name w:val="Frame Contents"/>
     <w:basedOn w:val="Normal"/>
@@ -8759,12 +9963,22 @@
     <w:pPr/>
     <w:rPr/>
   </w:style>
-  <w:style w:type="paragraph" w:styleId="FrameContentsuser">
-    <w:name w:val="Frame Contents (user)"/>
+  <w:style w:type="paragraph" w:styleId="HorizontalLine">
+    <w:name w:val="Horizontal Line"/>
     <w:basedOn w:val="Normal"/>
+    <w:next w:val="BodyText"/>
     <w:qFormat/>
-    <w:pPr/>
-    <w:rPr/>
+    <w:pPr>
+      <w:suppressLineNumbers/>
+      <w:pBdr>
+        <w:bottom w:val="double" w:sz="2" w:space="0" w:color="808080"/>
+      </w:pBdr>
+      <w:spacing w:before="0" w:after="283"/>
+    </w:pPr>
+    <w:rPr>
+      <w:sz w:val="12"/>
+      <w:szCs w:val="12"/>
+    </w:rPr>
   </w:style>
   <w:style w:type="numbering" w:styleId="NoList" w:default="1">
     <w:name w:val="No List"/>

--- a/Deliverable.docx
+++ b/Deliverable.docx
@@ -5136,7 +5136,52 @@
       </w:pPr>
       <w:r>
         <w:rPr/>
-        <w:t>[Create the interaction diagrams (2 sequence) for 2 relevant scenarios]</w:t>
+        <w:drawing>
+          <wp:anchor distT="0" distB="0" distL="0" distR="0" simplePos="0" relativeHeight="8" behindDoc="0" locked="0" layoutInCell="0" allowOverlap="1">
+            <wp:simplePos x="0" y="0"/>
+            <wp:positionH relativeFrom="column">
+              <wp:align>center</wp:align>
+            </wp:positionH>
+            <wp:positionV relativeFrom="paragraph">
+              <wp:posOffset>635</wp:posOffset>
+            </wp:positionV>
+            <wp:extent cx="5274310" cy="3126740"/>
+            <wp:effectExtent l="0" t="0" r="0" b="0"/>
+            <wp:wrapSquare wrapText="largest"/>
+            <wp:docPr id="6" name="Image5"/>
+            <wp:cNvGraphicFramePr>
+              <a:graphicFrameLocks xmlns:a="http://schemas.openxmlformats.org/drawingml/2006/main" noChangeAspect="1"/>
+            </wp:cNvGraphicFramePr>
+            <a:graphic xmlns:a="http://schemas.openxmlformats.org/drawingml/2006/main">
+              <a:graphicData uri="http://schemas.openxmlformats.org/drawingml/2006/picture">
+                <pic:pic xmlns:pic="http://schemas.openxmlformats.org/drawingml/2006/picture">
+                  <pic:nvPicPr>
+                    <pic:cNvPr id="6" name="Image5"/>
+                    <pic:cNvPicPr>
+                      <a:picLocks noChangeAspect="1" noChangeArrowheads="1"/>
+                    </pic:cNvPicPr>
+                  </pic:nvPicPr>
+                  <pic:blipFill>
+                    <a:blip r:embed="rId7"/>
+                    <a:stretch>
+                      <a:fillRect/>
+                    </a:stretch>
+                  </pic:blipFill>
+                  <pic:spPr bwMode="auto">
+                    <a:xfrm>
+                      <a:off x="0" y="0"/>
+                      <a:ext cx="5274310" cy="3126740"/>
+                    </a:xfrm>
+                    <a:prstGeom prst="rect">
+                      <a:avLst/>
+                    </a:prstGeom>
+                    <a:noFill/>
+                  </pic:spPr>
+                </pic:pic>
+              </a:graphicData>
+            </a:graphic>
+          </wp:anchor>
+        </w:drawing>
       </w:r>
     </w:p>
     <w:p>
@@ -5150,6 +5195,65 @@
         <w:rPr>
           <w:lang w:val="en-US"/>
         </w:rPr>
+        <w:drawing>
+          <wp:anchor distT="0" distB="0" distL="0" distR="0" simplePos="0" relativeHeight="9" behindDoc="0" locked="0" layoutInCell="0" allowOverlap="1">
+            <wp:simplePos x="0" y="0"/>
+            <wp:positionH relativeFrom="column">
+              <wp:align>center</wp:align>
+            </wp:positionH>
+            <wp:positionV relativeFrom="paragraph">
+              <wp:posOffset>635</wp:posOffset>
+            </wp:positionV>
+            <wp:extent cx="5731510" cy="2555875"/>
+            <wp:effectExtent l="0" t="0" r="0" b="0"/>
+            <wp:wrapSquare wrapText="largest"/>
+            <wp:docPr id="7" name="Image6"/>
+            <wp:cNvGraphicFramePr>
+              <a:graphicFrameLocks xmlns:a="http://schemas.openxmlformats.org/drawingml/2006/main" noChangeAspect="1"/>
+            </wp:cNvGraphicFramePr>
+            <a:graphic xmlns:a="http://schemas.openxmlformats.org/drawingml/2006/main">
+              <a:graphicData uri="http://schemas.openxmlformats.org/drawingml/2006/picture">
+                <pic:pic xmlns:pic="http://schemas.openxmlformats.org/drawingml/2006/picture">
+                  <pic:nvPicPr>
+                    <pic:cNvPr id="7" name="Image6"/>
+                    <pic:cNvPicPr>
+                      <a:picLocks noChangeAspect="1" noChangeArrowheads="1"/>
+                    </pic:cNvPicPr>
+                  </pic:nvPicPr>
+                  <pic:blipFill>
+                    <a:blip r:embed="rId8"/>
+                    <a:stretch>
+                      <a:fillRect/>
+                    </a:stretch>
+                  </pic:blipFill>
+                  <pic:spPr bwMode="auto">
+                    <a:xfrm>
+                      <a:off x="0" y="0"/>
+                      <a:ext cx="5731510" cy="2555875"/>
+                    </a:xfrm>
+                    <a:prstGeom prst="rect">
+                      <a:avLst/>
+                    </a:prstGeom>
+                    <a:noFill/>
+                  </pic:spPr>
+                </pic:pic>
+              </a:graphicData>
+            </a:graphic>
+          </wp:anchor>
+        </w:drawing>
+      </w:r>
+    </w:p>
+    <w:p>
+      <w:pPr>
+        <w:pStyle w:val="Normal"/>
+        <w:rPr>
+          <w:lang w:val="en-US"/>
+        </w:rPr>
+      </w:pPr>
+      <w:r>
+        <w:rPr>
+          <w:lang w:val="en-US"/>
+        </w:rPr>
       </w:r>
     </w:p>
     <w:p>
@@ -5179,6 +5283,12 @@
         <w:rPr/>
         <w:t>[Create the UML class diagram; apply GoF patterns and motivate your choice]</w:t>
       </w:r>
+      <w:r>
+        <w:rPr>
+          <w:i w:val="false"/>
+        </w:rPr>
+        <w:tab/>
+      </w:r>
     </w:p>
     <w:p>
       <w:pPr>
@@ -5369,12 +5479,12 @@
       </w:r>
     </w:p>
     <w:sectPr>
-      <w:headerReference w:type="even" r:id="rId7"/>
-      <w:headerReference w:type="default" r:id="rId8"/>
-      <w:headerReference w:type="first" r:id="rId9"/>
-      <w:footerReference w:type="even" r:id="rId10"/>
-      <w:footerReference w:type="default" r:id="rId11"/>
-      <w:footerReference w:type="first" r:id="rId12"/>
+      <w:headerReference w:type="even" r:id="rId9"/>
+      <w:headerReference w:type="default" r:id="rId10"/>
+      <w:headerReference w:type="first" r:id="rId11"/>
+      <w:footerReference w:type="even" r:id="rId12"/>
+      <w:footerReference w:type="default" r:id="rId13"/>
+      <w:footerReference w:type="first" r:id="rId14"/>
       <w:type w:val="nextPage"/>
       <w:pgSz w:w="11906" w:h="16838"/>
       <w:pgMar w:left="1440" w:right="1440" w:gutter="0" w:header="708" w:top="1440" w:footer="708" w:bottom="1440"/>
@@ -5411,7 +5521,7 @@
               <wp:extent cx="14605" cy="14605"/>
               <wp:effectExtent l="0" t="0" r="0" b="0"/>
               <wp:wrapNone/>
-              <wp:docPr id="6" name="Frame1"/>
+              <wp:docPr id="8" name="Frame1"/>
               <a:graphic xmlns:a="http://schemas.openxmlformats.org/drawingml/2006/main">
                 <a:graphicData uri="http://schemas.microsoft.com/office/word/2010/wordprocessingShape">
                   <wps:wsp>
@@ -8863,7 +8973,6 @@
     <w:lvl w:ilvl="3">
       <w:start w:val="1"/>
       <w:numFmt w:val="none"/>
-      <w:pStyle w:val="Heading4"/>
       <w:suff w:val="nothing"/>
       <w:lvlText w:val=""/>
       <w:lvlJc w:val="start"/>
@@ -9615,8 +9724,8 @@
     <w:qFormat/>
     <w:rPr/>
   </w:style>
-  <w:style w:type="character" w:styleId="Bulletsuser">
-    <w:name w:val="Bullets (user)"/>
+  <w:style w:type="character" w:styleId="Bullets">
+    <w:name w:val="Bullets"/>
     <w:qFormat/>
     <w:rPr>
       <w:rFonts w:ascii="OpenSymbol" w:hAnsi="OpenSymbol" w:eastAsia="OpenSymbol" w:cs="OpenSymbol"/>
@@ -9629,8 +9738,8 @@
       <w:rFonts w:ascii="DejaVu Sans Mono" w:hAnsi="DejaVu Sans Mono" w:eastAsia="DejaVu Sans Mono" w:cs="DejaVu Sans Mono"/>
     </w:rPr>
   </w:style>
-  <w:style w:type="character" w:styleId="Bullets">
-    <w:name w:val="Bullets"/>
+  <w:style w:type="character" w:styleId="Bulletsuser">
+    <w:name w:val="Bullets (user)"/>
     <w:qFormat/>
     <w:rPr>
       <w:rFonts w:ascii="OpenSymbol" w:hAnsi="OpenSymbol" w:eastAsia="OpenSymbol" w:cs="OpenSymbol"/>
@@ -9949,15 +10058,15 @@
       <w:lang w:val="en-US"/>
     </w:rPr>
   </w:style>
-  <w:style w:type="paragraph" w:styleId="FrameContentsuser">
-    <w:name w:val="Frame Contents (user)"/>
+  <w:style w:type="paragraph" w:styleId="FrameContents">
+    <w:name w:val="Frame Contents"/>
     <w:basedOn w:val="Normal"/>
     <w:qFormat/>
     <w:pPr/>
     <w:rPr/>
   </w:style>
-  <w:style w:type="paragraph" w:styleId="FrameContents">
-    <w:name w:val="Frame Contents"/>
+  <w:style w:type="paragraph" w:styleId="FrameContentsuser">
+    <w:name w:val="Frame Contents (user)"/>
     <w:basedOn w:val="Normal"/>
     <w:qFormat/>
     <w:pPr/>

--- a/Deliverable.docx
+++ b/Deliverable.docx
@@ -5326,7 +5326,52 @@
       </w:pPr>
       <w:r>
         <w:rPr/>
-        <w:t>[Create the data model for the system.]</w:t>
+        <w:drawing>
+          <wp:anchor distT="0" distB="0" distL="0" distR="0" simplePos="0" relativeHeight="10" behindDoc="0" locked="0" layoutInCell="0" allowOverlap="1">
+            <wp:simplePos x="0" y="0"/>
+            <wp:positionH relativeFrom="column">
+              <wp:align>center</wp:align>
+            </wp:positionH>
+            <wp:positionV relativeFrom="paragraph">
+              <wp:posOffset>635</wp:posOffset>
+            </wp:positionV>
+            <wp:extent cx="5274310" cy="5462270"/>
+            <wp:effectExtent l="0" t="0" r="0" b="0"/>
+            <wp:wrapSquare wrapText="largest"/>
+            <wp:docPr id="8" name="Image7"/>
+            <wp:cNvGraphicFramePr>
+              <a:graphicFrameLocks xmlns:a="http://schemas.openxmlformats.org/drawingml/2006/main" noChangeAspect="1"/>
+            </wp:cNvGraphicFramePr>
+            <a:graphic xmlns:a="http://schemas.openxmlformats.org/drawingml/2006/main">
+              <a:graphicData uri="http://schemas.openxmlformats.org/drawingml/2006/picture">
+                <pic:pic xmlns:pic="http://schemas.openxmlformats.org/drawingml/2006/picture">
+                  <pic:nvPicPr>
+                    <pic:cNvPr id="8" name="Image7"/>
+                    <pic:cNvPicPr>
+                      <a:picLocks noChangeAspect="1" noChangeArrowheads="1"/>
+                    </pic:cNvPicPr>
+                  </pic:nvPicPr>
+                  <pic:blipFill>
+                    <a:blip r:embed="rId9"/>
+                    <a:stretch>
+                      <a:fillRect/>
+                    </a:stretch>
+                  </pic:blipFill>
+                  <pic:spPr bwMode="auto">
+                    <a:xfrm>
+                      <a:off x="0" y="0"/>
+                      <a:ext cx="5274310" cy="5462270"/>
+                    </a:xfrm>
+                    <a:prstGeom prst="rect">
+                      <a:avLst/>
+                    </a:prstGeom>
+                    <a:noFill/>
+                  </pic:spPr>
+                </pic:pic>
+              </a:graphicData>
+            </a:graphic>
+          </wp:anchor>
+        </w:drawing>
       </w:r>
     </w:p>
     <w:p>
@@ -5479,12 +5524,12 @@
       </w:r>
     </w:p>
     <w:sectPr>
-      <w:headerReference w:type="even" r:id="rId9"/>
-      <w:headerReference w:type="default" r:id="rId10"/>
-      <w:headerReference w:type="first" r:id="rId11"/>
-      <w:footerReference w:type="even" r:id="rId12"/>
-      <w:footerReference w:type="default" r:id="rId13"/>
-      <w:footerReference w:type="first" r:id="rId14"/>
+      <w:headerReference w:type="even" r:id="rId10"/>
+      <w:headerReference w:type="default" r:id="rId11"/>
+      <w:headerReference w:type="first" r:id="rId12"/>
+      <w:footerReference w:type="even" r:id="rId13"/>
+      <w:footerReference w:type="default" r:id="rId14"/>
+      <w:footerReference w:type="first" r:id="rId15"/>
       <w:type w:val="nextPage"/>
       <w:pgSz w:w="11906" w:h="16838"/>
       <w:pgMar w:left="1440" w:right="1440" w:gutter="0" w:header="708" w:top="1440" w:footer="708" w:bottom="1440"/>
@@ -5521,7 +5566,7 @@
               <wp:extent cx="14605" cy="14605"/>
               <wp:effectExtent l="0" t="0" r="0" b="0"/>
               <wp:wrapNone/>
-              <wp:docPr id="8" name="Frame1"/>
+              <wp:docPr id="9" name="Frame1"/>
               <a:graphic xmlns:a="http://schemas.openxmlformats.org/drawingml/2006/main">
                 <a:graphicData uri="http://schemas.microsoft.com/office/word/2010/wordprocessingShape">
                   <wps:wsp>

--- a/Deliverable.docx
+++ b/Deliverable.docx
@@ -3127,7 +3127,15 @@
       </w:r>
       <w:r>
         <w:rPr/>
-        <w:t xml:space="preserve"> The worker arrives at the site and changes the issue state to </w:t>
+        <w:t xml:space="preserve"> The worke</w:t>
+      </w:r>
+      <w:r>
+        <w:rPr/>
+        <w:t>獩湕畡桴牯穩摥</w:t>
+      </w:r>
+      <w:r>
+        <w:rPr/>
+        <w:t xml:space="preserve">dr arrives at the site and changes the issue state to </w:t>
       </w:r>
       <w:r>
         <w:rPr>
@@ -5135,7 +5143,9 @@
         </w:rPr>
       </w:pPr>
       <w:r>
-        <w:rPr/>
+        <w:rPr>
+          <w:i w:val="false"/>
+        </w:rPr>
         <w:drawing>
           <wp:anchor distT="0" distB="0" distL="0" distR="0" simplePos="0" relativeHeight="8" behindDoc="0" locked="0" layoutInCell="0" allowOverlap="1">
             <wp:simplePos x="0" y="0"/>
@@ -5274,20 +5284,239 @@
     </w:p>
     <w:p>
       <w:pPr>
-        <w:pStyle w:val="InfoBlue"/>
+        <w:pStyle w:val="Normal"/>
+        <w:rPr>
+          <w:lang w:val="en-US"/>
+        </w:rPr>
+      </w:pPr>
+      <w:r>
+        <w:rPr>
+          <w:lang w:val="en-US"/>
+        </w:rPr>
+        <w:drawing>
+          <wp:anchor distT="0" distB="0" distL="0" distR="0" simplePos="0" relativeHeight="11" behindDoc="0" locked="0" layoutInCell="0" allowOverlap="1">
+            <wp:simplePos x="0" y="0"/>
+            <wp:positionH relativeFrom="column">
+              <wp:posOffset>-789305</wp:posOffset>
+            </wp:positionH>
+            <wp:positionV relativeFrom="paragraph">
+              <wp:posOffset>65405</wp:posOffset>
+            </wp:positionV>
+            <wp:extent cx="7435215" cy="5077460"/>
+            <wp:effectExtent l="0" t="0" r="0" b="0"/>
+            <wp:wrapSquare wrapText="largest"/>
+            <wp:docPr id="8" name="Image8"/>
+            <wp:cNvGraphicFramePr>
+              <a:graphicFrameLocks xmlns:a="http://schemas.openxmlformats.org/drawingml/2006/main" noChangeAspect="1"/>
+            </wp:cNvGraphicFramePr>
+            <a:graphic xmlns:a="http://schemas.openxmlformats.org/drawingml/2006/main">
+              <a:graphicData uri="http://schemas.openxmlformats.org/drawingml/2006/picture">
+                <pic:pic xmlns:pic="http://schemas.openxmlformats.org/drawingml/2006/picture">
+                  <pic:nvPicPr>
+                    <pic:cNvPr id="8" name="Image8"/>
+                    <pic:cNvPicPr>
+                      <a:picLocks noChangeAspect="1" noChangeArrowheads="1"/>
+                    </pic:cNvPicPr>
+                  </pic:nvPicPr>
+                  <pic:blipFill>
+                    <a:blip r:embed="rId9"/>
+                    <a:stretch>
+                      <a:fillRect/>
+                    </a:stretch>
+                  </pic:blipFill>
+                  <pic:spPr bwMode="auto">
+                    <a:xfrm>
+                      <a:off x="0" y="0"/>
+                      <a:ext cx="7435215" cy="5077460"/>
+                    </a:xfrm>
+                    <a:prstGeom prst="rect">
+                      <a:avLst/>
+                    </a:prstGeom>
+                    <a:noFill/>
+                  </pic:spPr>
+                </pic:pic>
+              </a:graphicData>
+            </a:graphic>
+          </wp:anchor>
+        </w:drawing>
+      </w:r>
+    </w:p>
+    <w:p>
+      <w:pPr>
+        <w:pStyle w:val="BodyText"/>
         <w:rPr>
           <w:i w:val="false"/>
         </w:rPr>
       </w:pPr>
       <w:r>
-        <w:rPr/>
-        <w:t>[Create the UML class diagram; apply GoF patterns and motivate your choice]</w:t>
-      </w:r>
-      <w:r>
-        <w:rPr>
+        <w:rPr>
+          <w:b/>
           <w:i w:val="false"/>
         </w:rPr>
-        <w:tab/>
+        <w:t>Design Patterns &amp; Architectural Choices</w:t>
+      </w:r>
+    </w:p>
+    <w:p>
+      <w:pPr>
+        <w:pStyle w:val="BodyText"/>
+        <w:numPr>
+          <w:ilvl w:val="0"/>
+          <w:numId w:val="29"/>
+        </w:numPr>
+        <w:tabs>
+          <w:tab w:val="clear" w:pos="720"/>
+          <w:tab w:val="left" w:pos="0" w:leader="none"/>
+        </w:tabs>
+        <w:ind w:hanging="283" w:start="709"/>
+        <w:rPr/>
+      </w:pPr>
+      <w:r>
+        <w:rPr>
+          <w:b/>
+        </w:rPr>
+        <w:t>Facade Pattern:</w:t>
+      </w:r>
+      <w:r>
+        <w:rPr/>
+        <w:t xml:space="preserve"> The </w:t>
+      </w:r>
+      <w:r>
+        <w:rPr>
+          <w:rStyle w:val="SourceText"/>
+        </w:rPr>
+        <w:t>IssueService</w:t>
+      </w:r>
+      <w:r>
+        <w:rPr/>
+        <w:t xml:space="preserve"> was explicitly designed as a Facade to shield the REST Controllers from the complexity of the domain model. By aggregating six distinct repositories and external services (including email dispatch and rating persistence), the Facade allows the controllers to trigger complex, multi-table transactions via simple, single-method calls.</w:t>
+      </w:r>
+    </w:p>
+    <w:p>
+      <w:pPr>
+        <w:pStyle w:val="BodyText"/>
+        <w:numPr>
+          <w:ilvl w:val="0"/>
+          <w:numId w:val="29"/>
+        </w:numPr>
+        <w:tabs>
+          <w:tab w:val="clear" w:pos="720"/>
+          <w:tab w:val="left" w:pos="0" w:leader="none"/>
+        </w:tabs>
+        <w:ind w:hanging="283" w:start="709"/>
+        <w:rPr/>
+      </w:pPr>
+      <w:r>
+        <w:rPr>
+          <w:b/>
+        </w:rPr>
+        <w:t>Static Factory Method Pattern:</w:t>
+      </w:r>
+      <w:r>
+        <w:rPr/>
+        <w:t xml:space="preserve"> To manage data conversions between the database layer and the API layer, the system utilizes custom Factory Methods (e.g., </w:t>
+      </w:r>
+      <w:r>
+        <w:rPr>
+          <w:rStyle w:val="SourceText"/>
+        </w:rPr>
+        <w:t>IssueResponse.fromEntity()</w:t>
+      </w:r>
+      <w:r>
+        <w:rPr/>
+        <w:t>). By encapsulating the complex object-mapping and null-checking logic within the DTO itself, the Service layer remains clean and strictly adheres to the Single Responsibility Principle.</w:t>
+      </w:r>
+    </w:p>
+    <w:p>
+      <w:pPr>
+        <w:pStyle w:val="BodyText"/>
+        <w:numPr>
+          <w:ilvl w:val="0"/>
+          <w:numId w:val="29"/>
+        </w:numPr>
+        <w:tabs>
+          <w:tab w:val="clear" w:pos="720"/>
+          <w:tab w:val="left" w:pos="0" w:leader="none"/>
+        </w:tabs>
+        <w:ind w:hanging="283" w:start="709"/>
+        <w:rPr/>
+      </w:pPr>
+      <w:r>
+        <w:rPr>
+          <w:b/>
+        </w:rPr>
+        <w:t>State Machine Pattern:</w:t>
+      </w:r>
+      <w:r>
+        <w:rPr/>
+        <w:t xml:space="preserve"> The system implements a strict state-transition model governed by the </w:t>
+      </w:r>
+      <w:r>
+        <w:rPr>
+          <w:rStyle w:val="SourceText"/>
+        </w:rPr>
+        <w:t>IssueStatus</w:t>
+      </w:r>
+      <w:r>
+        <w:rPr/>
+        <w:t xml:space="preserve"> enumeration. The business logic actively enforces valid lifecycle transitions (BACKLOG → ASSIGNED → IN_PROGRESS → FINISHED). This pattern ensures that worker actions and citizen feedback mechanisms are contextually locked or unlocked depending on the exact state of the entity, preventing invalid workflows.</w:t>
+      </w:r>
+    </w:p>
+    <w:p>
+      <w:pPr>
+        <w:pStyle w:val="BodyText"/>
+        <w:numPr>
+          <w:ilvl w:val="0"/>
+          <w:numId w:val="29"/>
+        </w:numPr>
+        <w:tabs>
+          <w:tab w:val="clear" w:pos="720"/>
+          <w:tab w:val="left" w:pos="0" w:leader="none"/>
+        </w:tabs>
+        <w:ind w:hanging="283" w:start="709"/>
+        <w:rPr/>
+      </w:pPr>
+      <w:r>
+        <w:rPr>
+          <w:b/>
+        </w:rPr>
+        <w:t>Data Transfer Object (DTO) Pattern:</w:t>
+      </w:r>
+      <w:r>
+        <w:rPr/>
+        <w:t xml:space="preserve"> To prevent over-fetching and secure internal database models, the system uses custom DTOs (</w:t>
+      </w:r>
+      <w:r>
+        <w:rPr>
+          <w:rStyle w:val="SourceText"/>
+        </w:rPr>
+        <w:t>ReportRequest</w:t>
+      </w:r>
+      <w:r>
+        <w:rPr/>
+        <w:t xml:space="preserve">, </w:t>
+      </w:r>
+      <w:r>
+        <w:rPr>
+          <w:rStyle w:val="SourceText"/>
+        </w:rPr>
+        <w:t>IssueResponse</w:t>
+      </w:r>
+      <w:r>
+        <w:rPr/>
+        <w:t>). This ensures the API only receives and transmits the exact data required by the React frontend, mitigating the risk of mass-assignment vulnerabilities.</w:t>
+      </w:r>
+    </w:p>
+    <w:p>
+      <w:pPr>
+        <w:pStyle w:val="BodyText"/>
+        <w:rPr>
+          <w:i w:val="false"/>
+        </w:rPr>
+      </w:pPr>
+      <w:r>
+        <w:rPr>
+          <w:i w:val="false"/>
+        </w:rPr>
       </w:r>
     </w:p>
     <w:p>
@@ -5338,7 +5567,7 @@
             <wp:extent cx="5274310" cy="5462270"/>
             <wp:effectExtent l="0" t="0" r="0" b="0"/>
             <wp:wrapSquare wrapText="largest"/>
-            <wp:docPr id="8" name="Image7"/>
+            <wp:docPr id="9" name="Image7"/>
             <wp:cNvGraphicFramePr>
               <a:graphicFrameLocks xmlns:a="http://schemas.openxmlformats.org/drawingml/2006/main" noChangeAspect="1"/>
             </wp:cNvGraphicFramePr>
@@ -5346,13 +5575,13 @@
               <a:graphicData uri="http://schemas.openxmlformats.org/drawingml/2006/picture">
                 <pic:pic xmlns:pic="http://schemas.openxmlformats.org/drawingml/2006/picture">
                   <pic:nvPicPr>
-                    <pic:cNvPr id="8" name="Image7"/>
+                    <pic:cNvPr id="9" name="Image7"/>
                     <pic:cNvPicPr>
                       <a:picLocks noChangeAspect="1" noChangeArrowheads="1"/>
                     </pic:cNvPicPr>
                   </pic:nvPicPr>
                   <pic:blipFill>
-                    <a:blip r:embed="rId9"/>
+                    <a:blip r:embed="rId10"/>
                     <a:stretch>
                       <a:fillRect/>
                     </a:stretch>
@@ -5405,12 +5634,451 @@
     </w:p>
     <w:p>
       <w:pPr>
-        <w:pStyle w:val="InfoBlue"/>
-        <w:rPr/>
-      </w:pPr>
-      <w:r>
-        <w:rPr/>
-        <w:t>[Describe the testing methides and some test cases.]</w:t>
+        <w:pStyle w:val="BlockQuotationuser"/>
+        <w:spacing w:before="0" w:after="120"/>
+        <w:rPr>
+          <w:lang w:val="en-US"/>
+        </w:rPr>
+      </w:pPr>
+      <w:r>
+        <w:rPr>
+          <w:b/>
+          <w:lang w:val="en-US"/>
+        </w:rPr>
+        <w:t>1. Unit Testing (Business Logic Isolation)</w:t>
+      </w:r>
+      <w:r>
+        <w:rPr>
+          <w:lang w:val="en-US"/>
+        </w:rPr>
+        <w:t xml:space="preserve"> The </w:t>
+      </w:r>
+      <w:r>
+        <w:rPr>
+          <w:rStyle w:val="SourceText"/>
+          <w:lang w:val="en-US"/>
+        </w:rPr>
+        <w:t>IssueService</w:t>
+      </w:r>
+      <w:r>
+        <w:rPr>
+          <w:lang w:val="en-US"/>
+        </w:rPr>
+        <w:t xml:space="preserve"> was tested in strict isolation using Mockito to mock database repositories. This ensured that core business rules were mathematically proven without the overhead of a live database. Key test cases included:</w:t>
+      </w:r>
+    </w:p>
+    <w:p>
+      <w:pPr>
+        <w:pStyle w:val="BlockQuotationuser"/>
+        <w:numPr>
+          <w:ilvl w:val="0"/>
+          <w:numId w:val="26"/>
+        </w:numPr>
+        <w:tabs>
+          <w:tab w:val="clear" w:pos="720"/>
+          <w:tab w:val="left" w:pos="0" w:leader="none"/>
+        </w:tabs>
+        <w:spacing w:before="0" w:after="120"/>
+        <w:ind w:hanging="283" w:start="1276" w:end="567"/>
+        <w:rPr/>
+      </w:pPr>
+      <w:r>
+        <w:rPr>
+          <w:b/>
+        </w:rPr>
+        <w:t>Validation Rules:</w:t>
+      </w:r>
+      <w:r>
+        <w:rPr/>
+        <w:t xml:space="preserve"> Verified that the system throws an </w:t>
+      </w:r>
+      <w:r>
+        <w:rPr>
+          <w:rStyle w:val="SourceText"/>
+        </w:rPr>
+        <w:t>IllegalArgumentException</w:t>
+      </w:r>
+      <w:r>
+        <w:rPr/>
+        <w:t xml:space="preserve"> if an issue is submitted without valid geographical coordinates or an address.</w:t>
+      </w:r>
+    </w:p>
+    <w:p>
+      <w:pPr>
+        <w:pStyle w:val="BlockQuotationuser"/>
+        <w:numPr>
+          <w:ilvl w:val="0"/>
+          <w:numId w:val="26"/>
+        </w:numPr>
+        <w:tabs>
+          <w:tab w:val="clear" w:pos="720"/>
+          <w:tab w:val="left" w:pos="0" w:leader="none"/>
+        </w:tabs>
+        <w:spacing w:before="0" w:after="120"/>
+        <w:ind w:hanging="283" w:start="1276" w:end="567"/>
+        <w:rPr/>
+      </w:pPr>
+      <w:r>
+        <w:rPr>
+          <w:b/>
+        </w:rPr>
+        <w:t>State Machine Integrity:</w:t>
+      </w:r>
+      <w:r>
+        <w:rPr/>
+        <w:t xml:space="preserve"> Verified that a citizen cannot submit a resolution rating if the issue is still in the </w:t>
+      </w:r>
+      <w:r>
+        <w:rPr>
+          <w:rStyle w:val="SourceText"/>
+        </w:rPr>
+        <w:t>IN_PROGRESS</w:t>
+      </w:r>
+      <w:r>
+        <w:rPr/>
+        <w:t xml:space="preserve"> state.</w:t>
+      </w:r>
+    </w:p>
+    <w:p>
+      <w:pPr>
+        <w:pStyle w:val="BlockQuotationuser"/>
+        <w:numPr>
+          <w:ilvl w:val="0"/>
+          <w:numId w:val="26"/>
+        </w:numPr>
+        <w:tabs>
+          <w:tab w:val="clear" w:pos="720"/>
+          <w:tab w:val="left" w:pos="0" w:leader="none"/>
+        </w:tabs>
+        <w:spacing w:before="0" w:after="120"/>
+        <w:ind w:hanging="283" w:start="1276" w:end="567"/>
+        <w:rPr/>
+      </w:pPr>
+      <w:r>
+        <w:rPr>
+          <w:b/>
+        </w:rPr>
+        <w:t>Security &amp; IDOR Prevention:</w:t>
+      </w:r>
+      <w:r>
+        <w:rPr/>
+        <w:t xml:space="preserve"> Verified that if a malicious actor attempts to submit a rating for an issue they did not report, the system successfully blocks the transaction and throws an "Unauthorized" exception.</w:t>
+      </w:r>
+    </w:p>
+    <w:p>
+      <w:pPr>
+        <w:pStyle w:val="BlockQuotationuser"/>
+        <w:spacing w:before="0" w:after="120"/>
+        <w:rPr/>
+      </w:pPr>
+      <w:r>
+        <w:rPr>
+          <w:b/>
+        </w:rPr>
+        <w:t>2. Integration Testing (Full-Stack &amp; Security)</w:t>
+      </w:r>
+      <w:r>
+        <w:rPr/>
+        <w:t xml:space="preserve"> To verify the communication between the REST Controllers, the Spring Security filter chain, and the database, integration tests were executed using </w:t>
+      </w:r>
+      <w:r>
+        <w:rPr>
+          <w:rStyle w:val="SourceText"/>
+        </w:rPr>
+        <w:t>@SpringBootTest</w:t>
+      </w:r>
+      <w:r>
+        <w:rPr/>
+        <w:t xml:space="preserve"> and </w:t>
+      </w:r>
+      <w:r>
+        <w:rPr>
+          <w:rStyle w:val="SourceText"/>
+        </w:rPr>
+        <w:t>MockMvc</w:t>
+      </w:r>
+      <w:r>
+        <w:rPr/>
+        <w:t xml:space="preserve"> against an ephemeral H2 in-memory database.</w:t>
+      </w:r>
+    </w:p>
+    <w:p>
+      <w:pPr>
+        <w:pStyle w:val="BlockQuotationuser"/>
+        <w:numPr>
+          <w:ilvl w:val="0"/>
+          <w:numId w:val="27"/>
+        </w:numPr>
+        <w:tabs>
+          <w:tab w:val="clear" w:pos="720"/>
+          <w:tab w:val="left" w:pos="0" w:leader="none"/>
+        </w:tabs>
+        <w:spacing w:before="0" w:after="120"/>
+        <w:ind w:hanging="283" w:start="1276" w:end="567"/>
+        <w:rPr/>
+      </w:pPr>
+      <w:r>
+        <w:rPr>
+          <w:b/>
+        </w:rPr>
+        <w:t>RBAC Authorization (</w:t>
+      </w:r>
+      <w:r>
+        <w:rPr>
+          <w:rStyle w:val="SourceText"/>
+          <w:b/>
+        </w:rPr>
+        <w:t>WorkerControllerIntegrationTest</w:t>
+      </w:r>
+      <w:r>
+        <w:rPr>
+          <w:b/>
+        </w:rPr>
+        <w:t>):</w:t>
+      </w:r>
+      <w:r>
+        <w:rPr/>
+        <w:t xml:space="preserve"> Verified that HTTP GET requests to administrative endpoints return a </w:t>
+      </w:r>
+      <w:r>
+        <w:rPr>
+          <w:rStyle w:val="SourceText"/>
+        </w:rPr>
+        <w:t>200 OK</w:t>
+      </w:r>
+      <w:r>
+        <w:rPr/>
+        <w:t xml:space="preserve"> when accessed by an authenticated user with the </w:t>
+      </w:r>
+      <w:r>
+        <w:rPr>
+          <w:rStyle w:val="SourceText"/>
+        </w:rPr>
+        <w:t>CITY_WORKER</w:t>
+      </w:r>
+      <w:r>
+        <w:rPr/>
+        <w:t xml:space="preserve"> authority.</w:t>
+      </w:r>
+    </w:p>
+    <w:p>
+      <w:pPr>
+        <w:pStyle w:val="BlockQuotationuser"/>
+        <w:numPr>
+          <w:ilvl w:val="0"/>
+          <w:numId w:val="27"/>
+        </w:numPr>
+        <w:tabs>
+          <w:tab w:val="clear" w:pos="720"/>
+          <w:tab w:val="left" w:pos="0" w:leader="none"/>
+        </w:tabs>
+        <w:spacing w:before="0" w:after="120"/>
+        <w:ind w:hanging="283" w:start="1276" w:end="567"/>
+        <w:rPr/>
+      </w:pPr>
+      <w:r>
+        <w:rPr>
+          <w:b/>
+        </w:rPr>
+        <w:t>Authentication Enforcement:</w:t>
+      </w:r>
+      <w:r>
+        <w:rPr/>
+        <w:t xml:space="preserve"> Verified that the exact same endpoint strictly returns a </w:t>
+      </w:r>
+      <w:r>
+        <w:rPr>
+          <w:rStyle w:val="SourceText"/>
+        </w:rPr>
+        <w:t>403 Forbidden</w:t>
+      </w:r>
+      <w:r>
+        <w:rPr/>
+        <w:t xml:space="preserve"> response when accessed by an unauthenticated or anonymous user, proving the API boundaries are secure.</w:t>
+      </w:r>
+    </w:p>
+    <w:p>
+      <w:pPr>
+        <w:pStyle w:val="HorizontalLine"/>
+        <w:spacing w:before="0" w:after="120"/>
+        <w:rPr>
+          <w:sz w:val="24"/>
+          <w:szCs w:val="24"/>
+        </w:rPr>
+      </w:pPr>
+      <w:r>
+        <w:rPr>
+          <w:sz w:val="24"/>
+          <w:szCs w:val="24"/>
+        </w:rPr>
+      </w:r>
+    </w:p>
+    <w:p>
+      <w:pPr>
+        <w:pStyle w:val="BodyText"/>
+        <w:rPr>
+          <w:lang w:val="en-US"/>
+        </w:rPr>
+      </w:pPr>
+      <w:r>
+        <w:rPr>
+          <w:lang w:val="en-US"/>
+        </w:rPr>
+      </w:r>
+    </w:p>
+    <w:p>
+      <w:pPr>
+        <w:pStyle w:val="Heading1"/>
+        <w:rPr>
+          <w:lang w:val="en-US"/>
+        </w:rPr>
+      </w:pPr>
+      <w:bookmarkStart w:id="52" w:name="_Toc193372774"/>
+      <w:r>
+        <w:rPr>
+          <w:lang w:val="en-US"/>
+        </w:rPr>
+        <w:t>Future Improvements</w:t>
+      </w:r>
+      <w:bookmarkEnd w:id="52"/>
+    </w:p>
+    <w:p>
+      <w:pPr>
+        <w:pStyle w:val="BodyText"/>
+        <w:numPr>
+          <w:ilvl w:val="0"/>
+          <w:numId w:val="28"/>
+        </w:numPr>
+        <w:tabs>
+          <w:tab w:val="clear" w:pos="720"/>
+          <w:tab w:val="left" w:pos="0" w:leader="none"/>
+        </w:tabs>
+        <w:ind w:hanging="283" w:start="709"/>
+        <w:rPr/>
+      </w:pPr>
+      <w:r>
+        <w:rPr>
+          <w:b/>
+        </w:rPr>
+        <w:t>Worker SLA &amp; Estimation Tracking:</w:t>
+      </w:r>
+      <w:r>
+        <w:rPr/>
+        <w:t xml:space="preserve"> Implementing the frontend UI and backend tracking for City Workers to input an "Estimated Completion Time" when claiming a task from the backlog. This will allow the system to calculate the delta against the actual </w:t>
+      </w:r>
+      <w:r>
+        <w:rPr>
+          <w:rStyle w:val="SourceText"/>
+        </w:rPr>
+        <w:t>resolved_at</w:t>
+      </w:r>
+      <w:r>
+        <w:rPr/>
+        <w:t xml:space="preserve"> timestamp to generate worker efficiency metrics.</w:t>
+      </w:r>
+    </w:p>
+    <w:p>
+      <w:pPr>
+        <w:pStyle w:val="BodyText"/>
+        <w:numPr>
+          <w:ilvl w:val="0"/>
+          <w:numId w:val="28"/>
+        </w:numPr>
+        <w:tabs>
+          <w:tab w:val="clear" w:pos="720"/>
+          <w:tab w:val="left" w:pos="0" w:leader="none"/>
+        </w:tabs>
+        <w:ind w:hanging="283" w:start="709"/>
+        <w:rPr/>
+      </w:pPr>
+      <w:r>
+        <w:rPr>
+          <w:b/>
+        </w:rPr>
+        <w:t>Advanced Media Attachments:</w:t>
+      </w:r>
+      <w:r>
+        <w:rPr/>
+        <w:t xml:space="preserve"> Expanding the data model to include a dedicated </w:t>
+      </w:r>
+      <w:r>
+        <w:rPr>
+          <w:rStyle w:val="SourceText"/>
+        </w:rPr>
+        <w:t>media_attachments</w:t>
+      </w:r>
+      <w:r>
+        <w:rPr/>
+        <w:t xml:space="preserve"> table. This will transition the system from storing a single URL string to supporting multiple high-resolution photos and videos per report, ideally utilizing a cloud storage bucket (</w:t>
+      </w:r>
+    </w:p>
+    <w:p>
+      <w:pPr>
+        <w:pStyle w:val="BodyText"/>
+        <w:numPr>
+          <w:ilvl w:val="0"/>
+          <w:numId w:val="28"/>
+        </w:numPr>
+        <w:tabs>
+          <w:tab w:val="clear" w:pos="720"/>
+          <w:tab w:val="left" w:pos="0" w:leader="none"/>
+        </w:tabs>
+        <w:ind w:hanging="283" w:start="709"/>
+        <w:rPr/>
+      </w:pPr>
+      <w:r>
+        <w:rPr>
+          <w:b/>
+        </w:rPr>
+        <w:t>Status Audit Logging:</w:t>
+      </w:r>
+      <w:r>
+        <w:rPr/>
+        <w:t xml:space="preserve"> Implementing a trigger-based </w:t>
+      </w:r>
+      <w:r>
+        <w:rPr>
+          <w:rStyle w:val="SourceText"/>
+        </w:rPr>
+        <w:t>status_audit_logs</w:t>
+      </w:r>
+      <w:r>
+        <w:rPr/>
+        <w:t xml:space="preserve"> table. This will maintain an immutable, timestamped history of exactly when a ticket transitioned through the state machine (BACKLOG → ASSIGNED → IN_PROGRESS → FINISHED) and by whom, which is critical for municipal legal compliance and dispute resolution.</w:t>
+      </w:r>
+    </w:p>
+    <w:p>
+      <w:pPr>
+        <w:pStyle w:val="BodyText"/>
+        <w:numPr>
+          <w:ilvl w:val="0"/>
+          <w:numId w:val="28"/>
+        </w:numPr>
+        <w:tabs>
+          <w:tab w:val="clear" w:pos="720"/>
+          <w:tab w:val="left" w:pos="0" w:leader="none"/>
+        </w:tabs>
+        <w:ind w:hanging="283" w:start="709"/>
+        <w:rPr/>
+      </w:pPr>
+      <w:r>
+        <w:rPr>
+          <w:b/>
+        </w:rPr>
+        <w:t>Real-Time Notifications:</w:t>
+      </w:r>
+      <w:r>
+        <w:rPr/>
+        <w:t xml:space="preserve"> Upgrading the asynchronous email notification system to include real-time WebSockets, allowing citizens to receive instant push notifications on their dashboard the moment a city worker marks their reported issue as resolve</w:t>
+      </w:r>
+    </w:p>
+    <w:p>
+      <w:pPr>
+        <w:pStyle w:val="BodyText"/>
+        <w:rPr/>
+      </w:pPr>
+      <w:r>
+        <w:rPr/>
       </w:r>
     </w:p>
     <w:p>
@@ -5433,24 +6101,14 @@
           <w:lang w:val="en-US"/>
         </w:rPr>
       </w:pPr>
-      <w:bookmarkStart w:id="52" w:name="_Toc193372774"/>
-      <w:r>
-        <w:rPr>
-          <w:lang w:val="en-US"/>
-        </w:rPr>
-        <w:t>Future Improvements</w:t>
-      </w:r>
-      <w:bookmarkEnd w:id="52"/>
-    </w:p>
-    <w:p>
-      <w:pPr>
-        <w:pStyle w:val="InfoBlue"/>
-        <w:rPr/>
-      </w:pPr>
-      <w:r>
-        <w:rPr/>
-        <w:t>[Present some features that apply to the application scope.]</w:t>
-      </w:r>
+      <w:bookmarkStart w:id="53" w:name="_Toc193372775"/>
+      <w:r>
+        <w:rPr>
+          <w:lang w:val="en-US"/>
+        </w:rPr>
+        <w:t>Conclusion</w:t>
+      </w:r>
+      <w:bookmarkEnd w:id="53"/>
     </w:p>
     <w:p>
       <w:pPr>
@@ -5463,6 +6121,7 @@
         <w:rPr>
           <w:lang w:val="en-US"/>
         </w:rPr>
+        <w:t>The "Fix My Street" platform successfully demonstrates the integration of a modern React.js frontend with a robust Java Spring Boot backend. By implementing strict Role-Based Access Control (RBAC), a geospatial issue-tracking system, and a controlled state machine, the application meets the core requirements of a scalable civic engagement tool. The deliberate application of enterprise design patterns—such as the Facade, Static Factory Method, and Data Transfer Objects—ensures that the system is secure, maintainable, and protected against over-fetching. Ultimately, the project bridges the communication gap between citizens and municipal workers, providing a highly automated and efficient workflow for urban maintenance.</w:t>
       </w:r>
     </w:p>
     <w:p>
@@ -5472,35 +6131,6 @@
           <w:lang w:val="en-US"/>
         </w:rPr>
       </w:pPr>
-      <w:bookmarkStart w:id="53" w:name="_Toc193372775"/>
-      <w:r>
-        <w:rPr>
-          <w:lang w:val="en-US"/>
-        </w:rPr>
-        <w:t>Conclusion</w:t>
-      </w:r>
-      <w:bookmarkEnd w:id="53"/>
-    </w:p>
-    <w:p>
-      <w:pPr>
-        <w:pStyle w:val="Normal"/>
-        <w:rPr>
-          <w:lang w:val="en-US"/>
-        </w:rPr>
-      </w:pPr>
-      <w:r>
-        <w:rPr>
-          <w:lang w:val="en-US"/>
-        </w:rPr>
-      </w:r>
-    </w:p>
-    <w:p>
-      <w:pPr>
-        <w:pStyle w:val="Heading1"/>
-        <w:rPr>
-          <w:lang w:val="en-US"/>
-        </w:rPr>
-      </w:pPr>
       <w:bookmarkStart w:id="54" w:name="_Toc193372776"/>
       <w:r>
         <w:rPr>
@@ -5512,7 +6142,124 @@
     </w:p>
     <w:p>
       <w:pPr>
-        <w:pStyle w:val="Normal"/>
+        <w:pStyle w:val="BodyText"/>
+        <w:numPr>
+          <w:ilvl w:val="0"/>
+          <w:numId w:val="32"/>
+        </w:numPr>
+        <w:rPr>
+          <w:lang w:val="en-US"/>
+        </w:rPr>
+      </w:pPr>
+      <w:hyperlink r:id="rId11" w:tgtFrame="_blank">
+        <w:r>
+          <w:rPr>
+            <w:lang w:val="en-US"/>
+          </w:rPr>
+          <w:t xml:space="preserve">Spring Framework Contributors. (2024). </w:t>
+        </w:r>
+      </w:hyperlink>
+      <w:r>
+        <w:rPr>
+          <w:i/>
+          <w:lang w:val="en-US"/>
+        </w:rPr>
+        <w:t>Spring Boot Reference Documentation</w:t>
+      </w:r>
+      <w:r>
+        <w:rPr>
+          <w:lang w:val="en-US"/>
+        </w:rPr>
+        <w:t xml:space="preserve">. Retrieved from </w:t>
+      </w:r>
+      <w:hyperlink r:id="rId12" w:tgtFrame="_blank">
+        <w:r>
+          <w:rPr>
+            <w:rStyle w:val="Hyperlink"/>
+            <w:lang w:val="en-US"/>
+          </w:rPr>
+          <w:t>https://spring.io/projects/spring-boot</w:t>
+        </w:r>
+      </w:hyperlink>
+    </w:p>
+    <w:p>
+      <w:pPr>
+        <w:pStyle w:val="BodyText"/>
+        <w:numPr>
+          <w:ilvl w:val="0"/>
+          <w:numId w:val="30"/>
+        </w:numPr>
+        <w:tabs>
+          <w:tab w:val="clear" w:pos="720"/>
+          <w:tab w:val="left" w:pos="0" w:leader="none"/>
+        </w:tabs>
+        <w:ind w:hanging="283" w:start="720"/>
+        <w:rPr/>
+      </w:pPr>
+      <w:r>
+        <w:rPr/>
+        <w:t xml:space="preserve">Meta Platforms, Inc. (2024). </w:t>
+      </w:r>
+      <w:r>
+        <w:rPr>
+          <w:i/>
+        </w:rPr>
+        <w:t>React Documentation</w:t>
+      </w:r>
+      <w:r>
+        <w:rPr/>
+        <w:t xml:space="preserve">. Retrieved from </w:t>
+      </w:r>
+      <w:hyperlink r:id="rId14" w:tgtFrame="_blank">
+        <w:r>
+          <w:rPr>
+            <w:rStyle w:val="Hyperlink"/>
+          </w:rPr>
+          <w:t>https://react.dev/</w:t>
+        </w:r>
+      </w:hyperlink>
+    </w:p>
+    <w:p>
+      <w:pPr>
+        <w:pStyle w:val="BodyText"/>
+        <w:numPr>
+          <w:ilvl w:val="0"/>
+          <w:numId w:val="31"/>
+        </w:numPr>
+        <w:tabs>
+          <w:tab w:val="clear" w:pos="720"/>
+          <w:tab w:val="left" w:pos="0" w:leader="none"/>
+        </w:tabs>
+        <w:ind w:hanging="283" w:start="720"/>
+        <w:rPr/>
+      </w:pPr>
+      <w:r>
+        <w:rPr/>
+        <w:t xml:space="preserve">Leaflet. (2024). </w:t>
+      </w:r>
+      <w:r>
+        <w:rPr>
+          <w:i/>
+        </w:rPr>
+        <w:t>Leaflet: an open-source JavaScript library for mobile-friendly interactive maps</w:t>
+      </w:r>
+      <w:r>
+        <w:rPr/>
+        <w:t xml:space="preserve">. Retrieved from </w:t>
+      </w:r>
+      <w:hyperlink r:id="rId15" w:tgtFrame="_blank">
+        <w:r>
+          <w:rPr>
+            <w:rStyle w:val="Hyperlink"/>
+          </w:rPr>
+          <w:t>https://leafletjs.com/</w:t>
+        </w:r>
+      </w:hyperlink>
+    </w:p>
+    <w:p>
+      <w:pPr>
+        <w:pStyle w:val="BodyText"/>
+        <w:spacing w:before="0" w:after="120"/>
         <w:rPr>
           <w:lang w:val="en-US"/>
         </w:rPr>
@@ -5524,12 +6271,12 @@
       </w:r>
     </w:p>
     <w:sectPr>
-      <w:headerReference w:type="even" r:id="rId10"/>
-      <w:headerReference w:type="default" r:id="rId11"/>
-      <w:headerReference w:type="first" r:id="rId12"/>
-      <w:footerReference w:type="even" r:id="rId13"/>
-      <w:footerReference w:type="default" r:id="rId14"/>
-      <w:footerReference w:type="first" r:id="rId15"/>
+      <w:headerReference w:type="even" r:id="rId16"/>
+      <w:headerReference w:type="default" r:id="rId17"/>
+      <w:headerReference w:type="first" r:id="rId18"/>
+      <w:footerReference w:type="even" r:id="rId19"/>
+      <w:footerReference w:type="default" r:id="rId20"/>
+      <w:footerReference w:type="first" r:id="rId21"/>
       <w:type w:val="nextPage"/>
       <w:pgSz w:w="11906" w:h="16838"/>
       <w:pgMar w:left="1440" w:right="1440" w:gutter="0" w:header="708" w:top="1440" w:footer="708" w:bottom="1440"/>
@@ -5566,7 +6313,7 @@
               <wp:extent cx="14605" cy="14605"/>
               <wp:effectExtent l="0" t="0" r="0" b="0"/>
               <wp:wrapNone/>
-              <wp:docPr id="9" name="Frame1"/>
+              <wp:docPr id="10" name="Frame1"/>
               <a:graphic xmlns:a="http://schemas.openxmlformats.org/drawingml/2006/main">
                 <a:graphicData uri="http://schemas.microsoft.com/office/word/2010/wordprocessingShape">
                   <wps:wsp>
@@ -8978,6 +9725,899 @@
   <w:abstractNum w:abstractNumId="26">
     <w:lvl w:ilvl="0">
       <w:start w:val="1"/>
+      <w:numFmt w:val="bullet"/>
+      <w:lvlText w:val=""/>
+      <w:lvlJc w:val="start"/>
+      <w:pPr>
+        <w:tabs>
+          <w:tab w:val="num" w:pos="709"/>
+        </w:tabs>
+        <w:ind w:start="709" w:hanging="283"/>
+      </w:pPr>
+      <w:rPr>
+        <w:rFonts w:ascii="Symbol" w:hAnsi="Symbol" w:cs="Symbol" w:hint="default"/>
+      </w:rPr>
+    </w:lvl>
+    <w:lvl w:ilvl="1">
+      <w:start w:val="1"/>
+      <w:numFmt w:val="bullet"/>
+      <w:lvlText w:val=""/>
+      <w:lvlJc w:val="start"/>
+      <w:pPr>
+        <w:tabs>
+          <w:tab w:val="num" w:pos="1418"/>
+        </w:tabs>
+        <w:ind w:start="1418" w:hanging="283"/>
+      </w:pPr>
+      <w:rPr>
+        <w:rFonts w:ascii="Symbol" w:hAnsi="Symbol" w:cs="Symbol" w:hint="default"/>
+      </w:rPr>
+    </w:lvl>
+    <w:lvl w:ilvl="2">
+      <w:start w:val="1"/>
+      <w:numFmt w:val="bullet"/>
+      <w:lvlText w:val=""/>
+      <w:lvlJc w:val="start"/>
+      <w:pPr>
+        <w:tabs>
+          <w:tab w:val="num" w:pos="2127"/>
+        </w:tabs>
+        <w:ind w:start="2127" w:hanging="283"/>
+      </w:pPr>
+      <w:rPr>
+        <w:rFonts w:ascii="Symbol" w:hAnsi="Symbol" w:cs="Symbol" w:hint="default"/>
+      </w:rPr>
+    </w:lvl>
+    <w:lvl w:ilvl="3">
+      <w:start w:val="1"/>
+      <w:numFmt w:val="bullet"/>
+      <w:lvlText w:val=""/>
+      <w:lvlJc w:val="start"/>
+      <w:pPr>
+        <w:tabs>
+          <w:tab w:val="num" w:pos="2836"/>
+        </w:tabs>
+        <w:ind w:start="2836" w:hanging="283"/>
+      </w:pPr>
+      <w:rPr>
+        <w:rFonts w:ascii="Symbol" w:hAnsi="Symbol" w:cs="Symbol" w:hint="default"/>
+      </w:rPr>
+    </w:lvl>
+    <w:lvl w:ilvl="4">
+      <w:start w:val="1"/>
+      <w:numFmt w:val="bullet"/>
+      <w:lvlText w:val=""/>
+      <w:lvlJc w:val="start"/>
+      <w:pPr>
+        <w:tabs>
+          <w:tab w:val="num" w:pos="3545"/>
+        </w:tabs>
+        <w:ind w:start="3545" w:hanging="283"/>
+      </w:pPr>
+      <w:rPr>
+        <w:rFonts w:ascii="Symbol" w:hAnsi="Symbol" w:cs="Symbol" w:hint="default"/>
+      </w:rPr>
+    </w:lvl>
+    <w:lvl w:ilvl="5">
+      <w:start w:val="1"/>
+      <w:numFmt w:val="bullet"/>
+      <w:lvlText w:val=""/>
+      <w:lvlJc w:val="start"/>
+      <w:pPr>
+        <w:tabs>
+          <w:tab w:val="num" w:pos="4254"/>
+        </w:tabs>
+        <w:ind w:start="4254" w:hanging="283"/>
+      </w:pPr>
+      <w:rPr>
+        <w:rFonts w:ascii="Symbol" w:hAnsi="Symbol" w:cs="Symbol" w:hint="default"/>
+      </w:rPr>
+    </w:lvl>
+    <w:lvl w:ilvl="6">
+      <w:start w:val="1"/>
+      <w:numFmt w:val="bullet"/>
+      <w:lvlText w:val=""/>
+      <w:lvlJc w:val="start"/>
+      <w:pPr>
+        <w:tabs>
+          <w:tab w:val="num" w:pos="4963"/>
+        </w:tabs>
+        <w:ind w:start="4963" w:hanging="283"/>
+      </w:pPr>
+      <w:rPr>
+        <w:rFonts w:ascii="Symbol" w:hAnsi="Symbol" w:cs="Symbol" w:hint="default"/>
+      </w:rPr>
+    </w:lvl>
+    <w:lvl w:ilvl="7">
+      <w:start w:val="1"/>
+      <w:numFmt w:val="bullet"/>
+      <w:lvlText w:val=""/>
+      <w:lvlJc w:val="start"/>
+      <w:pPr>
+        <w:tabs>
+          <w:tab w:val="num" w:pos="5672"/>
+        </w:tabs>
+        <w:ind w:start="5672" w:hanging="283"/>
+      </w:pPr>
+      <w:rPr>
+        <w:rFonts w:ascii="Symbol" w:hAnsi="Symbol" w:cs="Symbol" w:hint="default"/>
+      </w:rPr>
+    </w:lvl>
+    <w:lvl w:ilvl="8">
+      <w:start w:val="1"/>
+      <w:numFmt w:val="bullet"/>
+      <w:lvlText w:val=""/>
+      <w:lvlJc w:val="start"/>
+      <w:pPr>
+        <w:tabs>
+          <w:tab w:val="num" w:pos="6381"/>
+        </w:tabs>
+        <w:ind w:start="6381" w:hanging="283"/>
+      </w:pPr>
+      <w:rPr>
+        <w:rFonts w:ascii="Symbol" w:hAnsi="Symbol" w:cs="Symbol" w:hint="default"/>
+      </w:rPr>
+    </w:lvl>
+  </w:abstractNum>
+  <w:abstractNum w:abstractNumId="27">
+    <w:lvl w:ilvl="0">
+      <w:start w:val="1"/>
+      <w:numFmt w:val="bullet"/>
+      <w:lvlText w:val=""/>
+      <w:lvlJc w:val="start"/>
+      <w:pPr>
+        <w:tabs>
+          <w:tab w:val="num" w:pos="709"/>
+        </w:tabs>
+        <w:ind w:start="709" w:hanging="283"/>
+      </w:pPr>
+      <w:rPr>
+        <w:rFonts w:ascii="Symbol" w:hAnsi="Symbol" w:cs="Symbol" w:hint="default"/>
+      </w:rPr>
+    </w:lvl>
+    <w:lvl w:ilvl="1">
+      <w:start w:val="1"/>
+      <w:numFmt w:val="bullet"/>
+      <w:lvlText w:val=""/>
+      <w:lvlJc w:val="start"/>
+      <w:pPr>
+        <w:tabs>
+          <w:tab w:val="num" w:pos="1418"/>
+        </w:tabs>
+        <w:ind w:start="1418" w:hanging="283"/>
+      </w:pPr>
+      <w:rPr>
+        <w:rFonts w:ascii="Symbol" w:hAnsi="Symbol" w:cs="Symbol" w:hint="default"/>
+      </w:rPr>
+    </w:lvl>
+    <w:lvl w:ilvl="2">
+      <w:start w:val="1"/>
+      <w:numFmt w:val="bullet"/>
+      <w:lvlText w:val=""/>
+      <w:lvlJc w:val="start"/>
+      <w:pPr>
+        <w:tabs>
+          <w:tab w:val="num" w:pos="2127"/>
+        </w:tabs>
+        <w:ind w:start="2127" w:hanging="283"/>
+      </w:pPr>
+      <w:rPr>
+        <w:rFonts w:ascii="Symbol" w:hAnsi="Symbol" w:cs="Symbol" w:hint="default"/>
+      </w:rPr>
+    </w:lvl>
+    <w:lvl w:ilvl="3">
+      <w:start w:val="1"/>
+      <w:numFmt w:val="bullet"/>
+      <w:lvlText w:val=""/>
+      <w:lvlJc w:val="start"/>
+      <w:pPr>
+        <w:tabs>
+          <w:tab w:val="num" w:pos="2836"/>
+        </w:tabs>
+        <w:ind w:start="2836" w:hanging="283"/>
+      </w:pPr>
+      <w:rPr>
+        <w:rFonts w:ascii="Symbol" w:hAnsi="Symbol" w:cs="Symbol" w:hint="default"/>
+      </w:rPr>
+    </w:lvl>
+    <w:lvl w:ilvl="4">
+      <w:start w:val="1"/>
+      <w:numFmt w:val="bullet"/>
+      <w:lvlText w:val=""/>
+      <w:lvlJc w:val="start"/>
+      <w:pPr>
+        <w:tabs>
+          <w:tab w:val="num" w:pos="3545"/>
+        </w:tabs>
+        <w:ind w:start="3545" w:hanging="283"/>
+      </w:pPr>
+      <w:rPr>
+        <w:rFonts w:ascii="Symbol" w:hAnsi="Symbol" w:cs="Symbol" w:hint="default"/>
+      </w:rPr>
+    </w:lvl>
+    <w:lvl w:ilvl="5">
+      <w:start w:val="1"/>
+      <w:numFmt w:val="bullet"/>
+      <w:lvlText w:val=""/>
+      <w:lvlJc w:val="start"/>
+      <w:pPr>
+        <w:tabs>
+          <w:tab w:val="num" w:pos="4254"/>
+        </w:tabs>
+        <w:ind w:start="4254" w:hanging="283"/>
+      </w:pPr>
+      <w:rPr>
+        <w:rFonts w:ascii="Symbol" w:hAnsi="Symbol" w:cs="Symbol" w:hint="default"/>
+      </w:rPr>
+    </w:lvl>
+    <w:lvl w:ilvl="6">
+      <w:start w:val="1"/>
+      <w:numFmt w:val="bullet"/>
+      <w:lvlText w:val=""/>
+      <w:lvlJc w:val="start"/>
+      <w:pPr>
+        <w:tabs>
+          <w:tab w:val="num" w:pos="4963"/>
+        </w:tabs>
+        <w:ind w:start="4963" w:hanging="283"/>
+      </w:pPr>
+      <w:rPr>
+        <w:rFonts w:ascii="Symbol" w:hAnsi="Symbol" w:cs="Symbol" w:hint="default"/>
+      </w:rPr>
+    </w:lvl>
+    <w:lvl w:ilvl="7">
+      <w:start w:val="1"/>
+      <w:numFmt w:val="bullet"/>
+      <w:lvlText w:val=""/>
+      <w:lvlJc w:val="start"/>
+      <w:pPr>
+        <w:tabs>
+          <w:tab w:val="num" w:pos="5672"/>
+        </w:tabs>
+        <w:ind w:start="5672" w:hanging="283"/>
+      </w:pPr>
+      <w:rPr>
+        <w:rFonts w:ascii="Symbol" w:hAnsi="Symbol" w:cs="Symbol" w:hint="default"/>
+      </w:rPr>
+    </w:lvl>
+    <w:lvl w:ilvl="8">
+      <w:start w:val="1"/>
+      <w:numFmt w:val="bullet"/>
+      <w:lvlText w:val=""/>
+      <w:lvlJc w:val="start"/>
+      <w:pPr>
+        <w:tabs>
+          <w:tab w:val="num" w:pos="6381"/>
+        </w:tabs>
+        <w:ind w:start="6381" w:hanging="283"/>
+      </w:pPr>
+      <w:rPr>
+        <w:rFonts w:ascii="Symbol" w:hAnsi="Symbol" w:cs="Symbol" w:hint="default"/>
+      </w:rPr>
+    </w:lvl>
+  </w:abstractNum>
+  <w:abstractNum w:abstractNumId="28">
+    <w:lvl w:ilvl="0">
+      <w:start w:val="1"/>
+      <w:numFmt w:val="decimal"/>
+      <w:lvlText w:val="%1."/>
+      <w:lvlJc w:val="start"/>
+      <w:pPr>
+        <w:tabs>
+          <w:tab w:val="num" w:pos="709"/>
+        </w:tabs>
+        <w:ind w:start="709" w:hanging="283"/>
+      </w:pPr>
+      <w:rPr/>
+    </w:lvl>
+    <w:lvl w:ilvl="1">
+      <w:start w:val="1"/>
+      <w:numFmt w:val="decimal"/>
+      <w:lvlText w:val="%2."/>
+      <w:lvlJc w:val="start"/>
+      <w:pPr>
+        <w:tabs>
+          <w:tab w:val="num" w:pos="1418"/>
+        </w:tabs>
+        <w:ind w:start="1418" w:hanging="283"/>
+      </w:pPr>
+      <w:rPr/>
+    </w:lvl>
+    <w:lvl w:ilvl="2">
+      <w:start w:val="1"/>
+      <w:numFmt w:val="decimal"/>
+      <w:lvlText w:val="%3."/>
+      <w:lvlJc w:val="start"/>
+      <w:pPr>
+        <w:tabs>
+          <w:tab w:val="num" w:pos="2127"/>
+        </w:tabs>
+        <w:ind w:start="2127" w:hanging="283"/>
+      </w:pPr>
+      <w:rPr/>
+    </w:lvl>
+    <w:lvl w:ilvl="3">
+      <w:start w:val="1"/>
+      <w:numFmt w:val="decimal"/>
+      <w:lvlText w:val="%4."/>
+      <w:lvlJc w:val="start"/>
+      <w:pPr>
+        <w:tabs>
+          <w:tab w:val="num" w:pos="2836"/>
+        </w:tabs>
+        <w:ind w:start="2836" w:hanging="283"/>
+      </w:pPr>
+      <w:rPr/>
+    </w:lvl>
+    <w:lvl w:ilvl="4">
+      <w:start w:val="1"/>
+      <w:numFmt w:val="decimal"/>
+      <w:lvlText w:val="%5."/>
+      <w:lvlJc w:val="start"/>
+      <w:pPr>
+        <w:tabs>
+          <w:tab w:val="num" w:pos="3545"/>
+        </w:tabs>
+        <w:ind w:start="3545" w:hanging="283"/>
+      </w:pPr>
+      <w:rPr/>
+    </w:lvl>
+    <w:lvl w:ilvl="5">
+      <w:start w:val="1"/>
+      <w:numFmt w:val="decimal"/>
+      <w:lvlText w:val="%6."/>
+      <w:lvlJc w:val="start"/>
+      <w:pPr>
+        <w:tabs>
+          <w:tab w:val="num" w:pos="4254"/>
+        </w:tabs>
+        <w:ind w:start="4254" w:hanging="283"/>
+      </w:pPr>
+      <w:rPr/>
+    </w:lvl>
+    <w:lvl w:ilvl="6">
+      <w:start w:val="1"/>
+      <w:numFmt w:val="decimal"/>
+      <w:lvlText w:val="%7."/>
+      <w:lvlJc w:val="start"/>
+      <w:pPr>
+        <w:tabs>
+          <w:tab w:val="num" w:pos="4963"/>
+        </w:tabs>
+        <w:ind w:start="4963" w:hanging="283"/>
+      </w:pPr>
+      <w:rPr/>
+    </w:lvl>
+    <w:lvl w:ilvl="7">
+      <w:start w:val="1"/>
+      <w:numFmt w:val="decimal"/>
+      <w:lvlText w:val="%8."/>
+      <w:lvlJc w:val="start"/>
+      <w:pPr>
+        <w:tabs>
+          <w:tab w:val="num" w:pos="5672"/>
+        </w:tabs>
+        <w:ind w:start="5672" w:hanging="283"/>
+      </w:pPr>
+      <w:rPr/>
+    </w:lvl>
+    <w:lvl w:ilvl="8">
+      <w:start w:val="1"/>
+      <w:numFmt w:val="decimal"/>
+      <w:lvlText w:val="%9."/>
+      <w:lvlJc w:val="start"/>
+      <w:pPr>
+        <w:tabs>
+          <w:tab w:val="num" w:pos="6381"/>
+        </w:tabs>
+        <w:ind w:start="6381" w:hanging="283"/>
+      </w:pPr>
+      <w:rPr/>
+    </w:lvl>
+  </w:abstractNum>
+  <w:abstractNum w:abstractNumId="29">
+    <w:lvl w:ilvl="0">
+      <w:start w:val="1"/>
+      <w:numFmt w:val="bullet"/>
+      <w:lvlText w:val=""/>
+      <w:lvlJc w:val="start"/>
+      <w:pPr>
+        <w:tabs>
+          <w:tab w:val="num" w:pos="709"/>
+        </w:tabs>
+        <w:ind w:start="709" w:hanging="283"/>
+      </w:pPr>
+      <w:rPr>
+        <w:rFonts w:ascii="Symbol" w:hAnsi="Symbol" w:cs="Symbol" w:hint="default"/>
+      </w:rPr>
+    </w:lvl>
+    <w:lvl w:ilvl="1">
+      <w:start w:val="1"/>
+      <w:numFmt w:val="bullet"/>
+      <w:lvlText w:val=""/>
+      <w:lvlJc w:val="start"/>
+      <w:pPr>
+        <w:tabs>
+          <w:tab w:val="num" w:pos="1418"/>
+        </w:tabs>
+        <w:ind w:start="1418" w:hanging="283"/>
+      </w:pPr>
+      <w:rPr>
+        <w:rFonts w:ascii="Symbol" w:hAnsi="Symbol" w:cs="Symbol" w:hint="default"/>
+      </w:rPr>
+    </w:lvl>
+    <w:lvl w:ilvl="2">
+      <w:start w:val="1"/>
+      <w:numFmt w:val="bullet"/>
+      <w:lvlText w:val=""/>
+      <w:lvlJc w:val="start"/>
+      <w:pPr>
+        <w:tabs>
+          <w:tab w:val="num" w:pos="2127"/>
+        </w:tabs>
+        <w:ind w:start="2127" w:hanging="283"/>
+      </w:pPr>
+      <w:rPr>
+        <w:rFonts w:ascii="Symbol" w:hAnsi="Symbol" w:cs="Symbol" w:hint="default"/>
+      </w:rPr>
+    </w:lvl>
+    <w:lvl w:ilvl="3">
+      <w:start w:val="1"/>
+      <w:numFmt w:val="bullet"/>
+      <w:lvlText w:val=""/>
+      <w:lvlJc w:val="start"/>
+      <w:pPr>
+        <w:tabs>
+          <w:tab w:val="num" w:pos="2836"/>
+        </w:tabs>
+        <w:ind w:start="2836" w:hanging="283"/>
+      </w:pPr>
+      <w:rPr>
+        <w:rFonts w:ascii="Symbol" w:hAnsi="Symbol" w:cs="Symbol" w:hint="default"/>
+      </w:rPr>
+    </w:lvl>
+    <w:lvl w:ilvl="4">
+      <w:start w:val="1"/>
+      <w:numFmt w:val="bullet"/>
+      <w:lvlText w:val=""/>
+      <w:lvlJc w:val="start"/>
+      <w:pPr>
+        <w:tabs>
+          <w:tab w:val="num" w:pos="3545"/>
+        </w:tabs>
+        <w:ind w:start="3545" w:hanging="283"/>
+      </w:pPr>
+      <w:rPr>
+        <w:rFonts w:ascii="Symbol" w:hAnsi="Symbol" w:cs="Symbol" w:hint="default"/>
+      </w:rPr>
+    </w:lvl>
+    <w:lvl w:ilvl="5">
+      <w:start w:val="1"/>
+      <w:numFmt w:val="bullet"/>
+      <w:lvlText w:val=""/>
+      <w:lvlJc w:val="start"/>
+      <w:pPr>
+        <w:tabs>
+          <w:tab w:val="num" w:pos="4254"/>
+        </w:tabs>
+        <w:ind w:start="4254" w:hanging="283"/>
+      </w:pPr>
+      <w:rPr>
+        <w:rFonts w:ascii="Symbol" w:hAnsi="Symbol" w:cs="Symbol" w:hint="default"/>
+      </w:rPr>
+    </w:lvl>
+    <w:lvl w:ilvl="6">
+      <w:start w:val="1"/>
+      <w:numFmt w:val="bullet"/>
+      <w:lvlText w:val=""/>
+      <w:lvlJc w:val="start"/>
+      <w:pPr>
+        <w:tabs>
+          <w:tab w:val="num" w:pos="4963"/>
+        </w:tabs>
+        <w:ind w:start="4963" w:hanging="283"/>
+      </w:pPr>
+      <w:rPr>
+        <w:rFonts w:ascii="Symbol" w:hAnsi="Symbol" w:cs="Symbol" w:hint="default"/>
+      </w:rPr>
+    </w:lvl>
+    <w:lvl w:ilvl="7">
+      <w:start w:val="1"/>
+      <w:numFmt w:val="bullet"/>
+      <w:lvlText w:val=""/>
+      <w:lvlJc w:val="start"/>
+      <w:pPr>
+        <w:tabs>
+          <w:tab w:val="num" w:pos="5672"/>
+        </w:tabs>
+        <w:ind w:start="5672" w:hanging="283"/>
+      </w:pPr>
+      <w:rPr>
+        <w:rFonts w:ascii="Symbol" w:hAnsi="Symbol" w:cs="Symbol" w:hint="default"/>
+      </w:rPr>
+    </w:lvl>
+    <w:lvl w:ilvl="8">
+      <w:start w:val="1"/>
+      <w:numFmt w:val="bullet"/>
+      <w:lvlText w:val=""/>
+      <w:lvlJc w:val="start"/>
+      <w:pPr>
+        <w:tabs>
+          <w:tab w:val="num" w:pos="6381"/>
+        </w:tabs>
+        <w:ind w:start="6381" w:hanging="283"/>
+      </w:pPr>
+      <w:rPr>
+        <w:rFonts w:ascii="Symbol" w:hAnsi="Symbol" w:cs="Symbol" w:hint="default"/>
+      </w:rPr>
+    </w:lvl>
+  </w:abstractNum>
+  <w:abstractNum w:abstractNumId="30">
+    <w:lvl w:ilvl="0">
+      <w:start w:val="1"/>
+      <w:numFmt w:val="bullet"/>
+      <w:lvlText w:val=""/>
+      <w:lvlJc w:val="start"/>
+      <w:pPr>
+        <w:tabs>
+          <w:tab w:val="num" w:pos="720"/>
+        </w:tabs>
+        <w:ind w:start="720" w:hanging="283"/>
+      </w:pPr>
+      <w:rPr>
+        <w:rFonts w:ascii="Symbol" w:hAnsi="Symbol" w:cs="Symbol" w:hint="default"/>
+      </w:rPr>
+    </w:lvl>
+    <w:lvl w:ilvl="1">
+      <w:start w:val="1"/>
+      <w:numFmt w:val="decimal"/>
+      <w:lvlText w:val="%2."/>
+      <w:lvlJc w:val="start"/>
+      <w:pPr>
+        <w:tabs>
+          <w:tab w:val="num" w:pos="1080"/>
+        </w:tabs>
+        <w:ind w:start="1080" w:hanging="360"/>
+      </w:pPr>
+    </w:lvl>
+    <w:lvl w:ilvl="2">
+      <w:start w:val="1"/>
+      <w:numFmt w:val="decimal"/>
+      <w:lvlText w:val="%3."/>
+      <w:lvlJc w:val="start"/>
+      <w:pPr>
+        <w:tabs>
+          <w:tab w:val="num" w:pos="1440"/>
+        </w:tabs>
+        <w:ind w:start="1440" w:hanging="360"/>
+      </w:pPr>
+    </w:lvl>
+    <w:lvl w:ilvl="3">
+      <w:start w:val="1"/>
+      <w:numFmt w:val="decimal"/>
+      <w:lvlText w:val="%4."/>
+      <w:lvlJc w:val="start"/>
+      <w:pPr>
+        <w:tabs>
+          <w:tab w:val="num" w:pos="1800"/>
+        </w:tabs>
+        <w:ind w:start="1800" w:hanging="360"/>
+      </w:pPr>
+    </w:lvl>
+    <w:lvl w:ilvl="4">
+      <w:start w:val="1"/>
+      <w:numFmt w:val="decimal"/>
+      <w:lvlText w:val="%5."/>
+      <w:lvlJc w:val="start"/>
+      <w:pPr>
+        <w:tabs>
+          <w:tab w:val="num" w:pos="2160"/>
+        </w:tabs>
+        <w:ind w:start="2160" w:hanging="360"/>
+      </w:pPr>
+    </w:lvl>
+    <w:lvl w:ilvl="5">
+      <w:start w:val="1"/>
+      <w:numFmt w:val="decimal"/>
+      <w:lvlText w:val="%6."/>
+      <w:lvlJc w:val="start"/>
+      <w:pPr>
+        <w:tabs>
+          <w:tab w:val="num" w:pos="2520"/>
+        </w:tabs>
+        <w:ind w:start="2520" w:hanging="360"/>
+      </w:pPr>
+    </w:lvl>
+    <w:lvl w:ilvl="6">
+      <w:start w:val="1"/>
+      <w:numFmt w:val="decimal"/>
+      <w:lvlText w:val="%7."/>
+      <w:lvlJc w:val="start"/>
+      <w:pPr>
+        <w:tabs>
+          <w:tab w:val="num" w:pos="2880"/>
+        </w:tabs>
+        <w:ind w:start="2880" w:hanging="360"/>
+      </w:pPr>
+    </w:lvl>
+    <w:lvl w:ilvl="7">
+      <w:start w:val="1"/>
+      <w:numFmt w:val="decimal"/>
+      <w:lvlText w:val="%8."/>
+      <w:lvlJc w:val="start"/>
+      <w:pPr>
+        <w:tabs>
+          <w:tab w:val="num" w:pos="3240"/>
+        </w:tabs>
+        <w:ind w:start="3240" w:hanging="360"/>
+      </w:pPr>
+    </w:lvl>
+    <w:lvl w:ilvl="8">
+      <w:start w:val="1"/>
+      <w:numFmt w:val="decimal"/>
+      <w:lvlText w:val="%9."/>
+      <w:lvlJc w:val="start"/>
+      <w:pPr>
+        <w:tabs>
+          <w:tab w:val="num" w:pos="3600"/>
+        </w:tabs>
+        <w:ind w:start="3600" w:hanging="360"/>
+      </w:pPr>
+    </w:lvl>
+  </w:abstractNum>
+  <w:abstractNum w:abstractNumId="31">
+    <w:lvl w:ilvl="0">
+      <w:start w:val="1"/>
+      <w:numFmt w:val="bullet"/>
+      <w:lvlText w:val=""/>
+      <w:lvlJc w:val="start"/>
+      <w:pPr>
+        <w:tabs>
+          <w:tab w:val="num" w:pos="720"/>
+        </w:tabs>
+        <w:ind w:start="720" w:hanging="283"/>
+      </w:pPr>
+      <w:rPr>
+        <w:rFonts w:ascii="Symbol" w:hAnsi="Symbol" w:cs="Symbol" w:hint="default"/>
+      </w:rPr>
+    </w:lvl>
+    <w:lvl w:ilvl="1">
+      <w:start w:val="1"/>
+      <w:numFmt w:val="decimal"/>
+      <w:lvlText w:val="%2."/>
+      <w:lvlJc w:val="start"/>
+      <w:pPr>
+        <w:tabs>
+          <w:tab w:val="num" w:pos="1080"/>
+        </w:tabs>
+        <w:ind w:start="1080" w:hanging="360"/>
+      </w:pPr>
+    </w:lvl>
+    <w:lvl w:ilvl="2">
+      <w:start w:val="1"/>
+      <w:numFmt w:val="decimal"/>
+      <w:lvlText w:val="%3."/>
+      <w:lvlJc w:val="start"/>
+      <w:pPr>
+        <w:tabs>
+          <w:tab w:val="num" w:pos="1440"/>
+        </w:tabs>
+        <w:ind w:start="1440" w:hanging="360"/>
+      </w:pPr>
+    </w:lvl>
+    <w:lvl w:ilvl="3">
+      <w:start w:val="1"/>
+      <w:numFmt w:val="decimal"/>
+      <w:lvlText w:val="%4."/>
+      <w:lvlJc w:val="start"/>
+      <w:pPr>
+        <w:tabs>
+          <w:tab w:val="num" w:pos="1800"/>
+        </w:tabs>
+        <w:ind w:start="1800" w:hanging="360"/>
+      </w:pPr>
+    </w:lvl>
+    <w:lvl w:ilvl="4">
+      <w:start w:val="1"/>
+      <w:numFmt w:val="decimal"/>
+      <w:lvlText w:val="%5."/>
+      <w:lvlJc w:val="start"/>
+      <w:pPr>
+        <w:tabs>
+          <w:tab w:val="num" w:pos="2160"/>
+        </w:tabs>
+        <w:ind w:start="2160" w:hanging="360"/>
+      </w:pPr>
+    </w:lvl>
+    <w:lvl w:ilvl="5">
+      <w:start w:val="1"/>
+      <w:numFmt w:val="decimal"/>
+      <w:lvlText w:val="%6."/>
+      <w:lvlJc w:val="start"/>
+      <w:pPr>
+        <w:tabs>
+          <w:tab w:val="num" w:pos="2520"/>
+        </w:tabs>
+        <w:ind w:start="2520" w:hanging="360"/>
+      </w:pPr>
+    </w:lvl>
+    <w:lvl w:ilvl="6">
+      <w:start w:val="1"/>
+      <w:numFmt w:val="decimal"/>
+      <w:lvlText w:val="%7."/>
+      <w:lvlJc w:val="start"/>
+      <w:pPr>
+        <w:tabs>
+          <w:tab w:val="num" w:pos="2880"/>
+        </w:tabs>
+        <w:ind w:start="2880" w:hanging="360"/>
+      </w:pPr>
+    </w:lvl>
+    <w:lvl w:ilvl="7">
+      <w:start w:val="1"/>
+      <w:numFmt w:val="decimal"/>
+      <w:lvlText w:val="%8."/>
+      <w:lvlJc w:val="start"/>
+      <w:pPr>
+        <w:tabs>
+          <w:tab w:val="num" w:pos="3240"/>
+        </w:tabs>
+        <w:ind w:start="3240" w:hanging="360"/>
+      </w:pPr>
+    </w:lvl>
+    <w:lvl w:ilvl="8">
+      <w:start w:val="1"/>
+      <w:numFmt w:val="decimal"/>
+      <w:lvlText w:val="%9."/>
+      <w:lvlJc w:val="start"/>
+      <w:pPr>
+        <w:tabs>
+          <w:tab w:val="num" w:pos="3600"/>
+        </w:tabs>
+        <w:ind w:start="3600" w:hanging="360"/>
+      </w:pPr>
+    </w:lvl>
+  </w:abstractNum>
+  <w:abstractNum w:abstractNumId="32">
+    <w:lvl w:ilvl="0">
+      <w:start w:val="1"/>
+      <w:numFmt w:val="bullet"/>
+      <w:lvlText w:val=""/>
+      <w:lvlJc w:val="start"/>
+      <w:pPr>
+        <w:tabs>
+          <w:tab w:val="num" w:pos="720"/>
+        </w:tabs>
+        <w:ind w:start="720" w:hanging="360"/>
+      </w:pPr>
+      <w:rPr>
+        <w:rFonts w:ascii="Symbol" w:hAnsi="Symbol" w:cs="Symbol" w:hint="default"/>
+      </w:rPr>
+    </w:lvl>
+    <w:lvl w:ilvl="1">
+      <w:start w:val="1"/>
+      <w:numFmt w:val="bullet"/>
+      <w:lvlText w:val="◦"/>
+      <w:lvlJc w:val="start"/>
+      <w:pPr>
+        <w:tabs>
+          <w:tab w:val="num" w:pos="1080"/>
+        </w:tabs>
+        <w:ind w:start="1080" w:hanging="360"/>
+      </w:pPr>
+      <w:rPr>
+        <w:rFonts w:ascii="OpenSymbol" w:hAnsi="OpenSymbol" w:cs="OpenSymbol" w:hint="default"/>
+      </w:rPr>
+    </w:lvl>
+    <w:lvl w:ilvl="2">
+      <w:start w:val="1"/>
+      <w:numFmt w:val="bullet"/>
+      <w:lvlText w:val="▪"/>
+      <w:lvlJc w:val="start"/>
+      <w:pPr>
+        <w:tabs>
+          <w:tab w:val="num" w:pos="1440"/>
+        </w:tabs>
+        <w:ind w:start="1440" w:hanging="360"/>
+      </w:pPr>
+      <w:rPr>
+        <w:rFonts w:ascii="OpenSymbol" w:hAnsi="OpenSymbol" w:cs="OpenSymbol" w:hint="default"/>
+      </w:rPr>
+    </w:lvl>
+    <w:lvl w:ilvl="3">
+      <w:start w:val="1"/>
+      <w:numFmt w:val="bullet"/>
+      <w:lvlText w:val=""/>
+      <w:lvlJc w:val="start"/>
+      <w:pPr>
+        <w:tabs>
+          <w:tab w:val="num" w:pos="1800"/>
+        </w:tabs>
+        <w:ind w:start="1800" w:hanging="360"/>
+      </w:pPr>
+      <w:rPr>
+        <w:rFonts w:ascii="Symbol" w:hAnsi="Symbol" w:cs="Symbol" w:hint="default"/>
+      </w:rPr>
+    </w:lvl>
+    <w:lvl w:ilvl="4">
+      <w:start w:val="1"/>
+      <w:numFmt w:val="bullet"/>
+      <w:lvlText w:val="◦"/>
+      <w:lvlJc w:val="start"/>
+      <w:pPr>
+        <w:tabs>
+          <w:tab w:val="num" w:pos="2160"/>
+        </w:tabs>
+        <w:ind w:start="2160" w:hanging="360"/>
+      </w:pPr>
+      <w:rPr>
+        <w:rFonts w:ascii="OpenSymbol" w:hAnsi="OpenSymbol" w:cs="OpenSymbol" w:hint="default"/>
+      </w:rPr>
+    </w:lvl>
+    <w:lvl w:ilvl="5">
+      <w:start w:val="1"/>
+      <w:numFmt w:val="bullet"/>
+      <w:lvlText w:val="▪"/>
+      <w:lvlJc w:val="start"/>
+      <w:pPr>
+        <w:tabs>
+          <w:tab w:val="num" w:pos="2520"/>
+        </w:tabs>
+        <w:ind w:start="2520" w:hanging="360"/>
+      </w:pPr>
+      <w:rPr>
+        <w:rFonts w:ascii="OpenSymbol" w:hAnsi="OpenSymbol" w:cs="OpenSymbol" w:hint="default"/>
+      </w:rPr>
+    </w:lvl>
+    <w:lvl w:ilvl="6">
+      <w:start w:val="1"/>
+      <w:numFmt w:val="bullet"/>
+      <w:lvlText w:val=""/>
+      <w:lvlJc w:val="start"/>
+      <w:pPr>
+        <w:tabs>
+          <w:tab w:val="num" w:pos="2880"/>
+        </w:tabs>
+        <w:ind w:start="2880" w:hanging="360"/>
+      </w:pPr>
+      <w:rPr>
+        <w:rFonts w:ascii="Symbol" w:hAnsi="Symbol" w:cs="Symbol" w:hint="default"/>
+      </w:rPr>
+    </w:lvl>
+    <w:lvl w:ilvl="7">
+      <w:start w:val="1"/>
+      <w:numFmt w:val="bullet"/>
+      <w:lvlText w:val="◦"/>
+      <w:lvlJc w:val="start"/>
+      <w:pPr>
+        <w:tabs>
+          <w:tab w:val="num" w:pos="3240"/>
+        </w:tabs>
+        <w:ind w:start="3240" w:hanging="360"/>
+      </w:pPr>
+      <w:rPr>
+        <w:rFonts w:ascii="OpenSymbol" w:hAnsi="OpenSymbol" w:cs="OpenSymbol" w:hint="default"/>
+      </w:rPr>
+    </w:lvl>
+    <w:lvl w:ilvl="8">
+      <w:start w:val="1"/>
+      <w:numFmt w:val="bullet"/>
+      <w:lvlText w:val="▪"/>
+      <w:lvlJc w:val="start"/>
+      <w:pPr>
+        <w:tabs>
+          <w:tab w:val="num" w:pos="3600"/>
+        </w:tabs>
+        <w:ind w:start="3600" w:hanging="360"/>
+      </w:pPr>
+      <w:rPr>
+        <w:rFonts w:ascii="OpenSymbol" w:hAnsi="OpenSymbol" w:cs="OpenSymbol" w:hint="default"/>
+      </w:rPr>
+    </w:lvl>
+  </w:abstractNum>
+  <w:abstractNum w:abstractNumId="33">
+    <w:lvl w:ilvl="0">
+      <w:start w:val="1"/>
       <w:numFmt w:val="none"/>
       <w:suff w:val="nothing"/>
       <w:lvlText w:val=""/>
@@ -9171,6 +10811,27 @@
   </w:num>
   <w:num w:numId="26">
     <w:abstractNumId w:val="26"/>
+  </w:num>
+  <w:num w:numId="27">
+    <w:abstractNumId w:val="27"/>
+  </w:num>
+  <w:num w:numId="28">
+    <w:abstractNumId w:val="28"/>
+  </w:num>
+  <w:num w:numId="29">
+    <w:abstractNumId w:val="29"/>
+  </w:num>
+  <w:num w:numId="30">
+    <w:abstractNumId w:val="30"/>
+  </w:num>
+  <w:num w:numId="31">
+    <w:abstractNumId w:val="31"/>
+  </w:num>
+  <w:num w:numId="32">
+    <w:abstractNumId w:val="32"/>
+  </w:num>
+  <w:num w:numId="33">
+    <w:abstractNumId w:val="33"/>
   </w:num>
 </w:numbering>
 </file>
@@ -9790,6 +11451,11 @@
       <w:rFonts w:ascii="OpenSymbol" w:hAnsi="OpenSymbol" w:eastAsia="OpenSymbol" w:cs="OpenSymbol"/>
     </w:rPr>
   </w:style>
+  <w:style w:type="character" w:styleId="NumberingSymbols">
+    <w:name w:val="Numbering Symbols"/>
+    <w:qFormat/>
+    <w:rPr/>
+  </w:style>
   <w:style w:type="paragraph" w:styleId="Heading">
     <w:name w:val="Heading"/>
     <w:basedOn w:val="Normal"/>
@@ -10133,6 +11799,16 @@
       <w:sz w:val="12"/>
       <w:szCs w:val="12"/>
     </w:rPr>
+  </w:style>
+  <w:style w:type="paragraph" w:styleId="BlockQuotationuser">
+    <w:name w:val="Block Quotation (user)"/>
+    <w:basedOn w:val="Normal"/>
+    <w:qFormat/>
+    <w:pPr>
+      <w:spacing w:before="0" w:after="283"/>
+      <w:ind w:hanging="0" w:start="567" w:end="567"/>
+    </w:pPr>
+    <w:rPr/>
   </w:style>
   <w:style w:type="numbering" w:styleId="NoList" w:default="1">
     <w:name w:val="No List"/>

--- a/Deliverable.docx
+++ b/Deliverable.docx
@@ -6009,7 +6009,7 @@
       </w:r>
       <w:r>
         <w:rPr/>
-        <w:t xml:space="preserve"> table. This will transition the system from storing a single URL string to supporting multiple high-resolution photos and videos per report, ideally utilizing a cloud storage bucket (</w:t>
+        <w:t xml:space="preserve"> table. This will transition the system from storing a single URL string to supporting multiple high-resolution photos and videos per report, ideally utilizing a cloud storage bucket.</w:t>
       </w:r>
     </w:p>
     <w:p>
@@ -6070,6 +6070,10 @@
       <w:r>
         <w:rPr/>
         <w:t xml:space="preserve"> Upgrading the asynchronous email notification system to include real-time WebSockets, allowing citizens to receive instant push notifications on their dashboard the moment a city worker marks their reported issue as resolve</w:t>
+      </w:r>
+      <w:r>
+        <w:rPr/>
+        <w:t>d.</w:t>
       </w:r>
     </w:p>
     <w:p>
@@ -6210,7 +6214,7 @@
         <w:rPr/>
         <w:t xml:space="preserve">. Retrieved from </w:t>
       </w:r>
-      <w:hyperlink r:id="rId14" w:tgtFrame="_blank">
+      <w:hyperlink r:id="rId13" w:tgtFrame="_blank">
         <w:r>
           <w:rPr>
             <w:rStyle w:val="Hyperlink"/>
@@ -6247,7 +6251,7 @@
         <w:rPr/>
         <w:t xml:space="preserve">. Retrieved from </w:t>
       </w:r>
-      <w:hyperlink r:id="rId15" w:tgtFrame="_blank">
+      <w:hyperlink r:id="rId14" w:tgtFrame="_blank">
         <w:r>
           <w:rPr>
             <w:rStyle w:val="Hyperlink"/>
@@ -6271,12 +6275,12 @@
       </w:r>
     </w:p>
     <w:sectPr>
-      <w:headerReference w:type="even" r:id="rId16"/>
-      <w:headerReference w:type="default" r:id="rId17"/>
-      <w:headerReference w:type="first" r:id="rId18"/>
-      <w:footerReference w:type="even" r:id="rId19"/>
-      <w:footerReference w:type="default" r:id="rId20"/>
-      <w:footerReference w:type="first" r:id="rId21"/>
+      <w:headerReference w:type="even" r:id="rId15"/>
+      <w:headerReference w:type="default" r:id="rId16"/>
+      <w:headerReference w:type="first" r:id="rId17"/>
+      <w:footerReference w:type="even" r:id="rId18"/>
+      <w:footerReference w:type="default" r:id="rId19"/>
+      <w:footerReference w:type="first" r:id="rId20"/>
       <w:type w:val="nextPage"/>
       <w:pgSz w:w="11906" w:h="16838"/>
       <w:pgMar w:left="1440" w:right="1440" w:gutter="0" w:header="708" w:top="1440" w:footer="708" w:bottom="1440"/>
